--- a/Files/GrowNear_Relatorio.docx
+++ b/Files/GrowNear_Relatorio.docx
@@ -1,6 +1,6 @@
 
 <file path=word/document.xml><?xml version="1.0" encoding="utf-8"?>
-<w:document xmlns:wpc="http://schemas.microsoft.com/office/word/2010/wordprocessingCanvas" xmlns:cx="http://schemas.microsoft.com/office/drawing/2014/chartex" xmlns:cx1="http://schemas.microsoft.com/office/drawing/2015/9/8/chartex" xmlns:cx2="http://schemas.microsoft.com/office/drawing/2015/10/21/chartex" xmlns:cx3="http://schemas.microsoft.com/office/drawing/2016/5/9/chartex" xmlns:cx4="http://schemas.microsoft.com/office/drawing/2016/5/10/chartex" xmlns:cx5="http://schemas.microsoft.com/office/drawing/2016/5/11/chartex" xmlns:cx6="http://schemas.microsoft.com/office/drawing/2016/5/12/chartex" xmlns:cx7="http://schemas.microsoft.com/office/drawing/2016/5/13/chartex" xmlns:cx8="http://schemas.microsoft.com/office/drawing/2016/5/14/chartex" xmlns:mc="http://schemas.openxmlformats.org/markup-compatibility/2006" xmlns:m="http://schemas.openxmlformats.org/officeDocument/2006/math" xmlns:aink="http://schemas.microsoft.com/office/drawing/2016/ink" xmlns:am3d="http://schemas.microsoft.com/office/drawing/2017/model3d" xmlns:oel="http://schemas.microsoft.com/office/2019/extlst" xmlns:r="http://schemas.openxmlformats.org/officeDocument/2006/relationships" xmlns:wp14="http://schemas.microsoft.com/office/word/2010/wordprocessingDrawing" xmlns:wp="http://schemas.openxmlformats.org/drawingml/2006/wordprocessingDrawing" xmlns:wpg="http://schemas.microsoft.com/office/word/2010/wordprocessingGroup" xmlns:wpi="http://schemas.microsoft.com/office/word/2010/wordprocessingInk" xmlns:wps="http://schemas.microsoft.com/office/word/2010/wordprocessingShape" xmlns:o="urn:schemas-microsoft-com:office:office" xmlns:v="urn:schemas-microsoft-com:vml" xmlns:w10="urn:schemas-microsoft-com:office:word" xmlns:w="http://schemas.openxmlformats.org/wordprocessingml/2006/main" xmlns:w14="http://schemas.microsoft.com/office/word/2010/wordml" xmlns:w15="http://schemas.microsoft.com/office/word/2012/wordml" xmlns:w16cex="http://schemas.microsoft.com/office/word/2018/wordml/cex" xmlns:w16cid="http://schemas.microsoft.com/office/word/2016/wordml/cid" xmlns:w16="http://schemas.microsoft.com/office/word/2018/wordml" xmlns:w16sdtdh="http://schemas.microsoft.com/office/word/2020/wordml/sdtdatahash" xmlns:w16sdtfl="http://schemas.microsoft.com/office/word/2024/wordml/sdtformatlock" xmlns:w16se="http://schemas.microsoft.com/office/word/2015/wordml/symex" xmlns:w16du="http://schemas.microsoft.com/office/word/2023/wordml/word16du" xmlns:wne="http://schemas.microsoft.com/office/word/2006/wordml" mc:Ignorable="w14 w15 w16se w16cid w16 w16cex w16sdtdh w16sdtfl w16du wp14">
+<w:document xmlns:wpc="http://schemas.microsoft.com/office/word/2010/wordprocessingCanvas" xmlns:cx="http://schemas.microsoft.com/office/drawing/2014/chartex" xmlns:cx1="http://schemas.microsoft.com/office/drawing/2015/9/8/chartex" xmlns:cx2="http://schemas.microsoft.com/office/drawing/2015/10/21/chartex" xmlns:cx3="http://schemas.microsoft.com/office/drawing/2016/5/9/chartex" xmlns:cx4="http://schemas.microsoft.com/office/drawing/2016/5/10/chartex" xmlns:cx5="http://schemas.microsoft.com/office/drawing/2016/5/11/chartex" xmlns:cx6="http://schemas.microsoft.com/office/drawing/2016/5/12/chartex" xmlns:cx7="http://schemas.microsoft.com/office/drawing/2016/5/13/chartex" xmlns:cx8="http://schemas.microsoft.com/office/drawing/2016/5/14/chartex" xmlns:mc="http://schemas.openxmlformats.org/markup-compatibility/2006" xmlns:aink="http://schemas.microsoft.com/office/drawing/2016/ink" xmlns:am3d="http://schemas.microsoft.com/office/drawing/2017/model3d" xmlns:o="urn:schemas-microsoft-com:office:office" xmlns:oel="http://schemas.microsoft.com/office/2019/extlst" xmlns:r="http://schemas.openxmlformats.org/officeDocument/2006/relationships" xmlns:m="http://schemas.openxmlformats.org/officeDocument/2006/math" xmlns:v="urn:schemas-microsoft-com:vml" xmlns:wp14="http://schemas.microsoft.com/office/word/2010/wordprocessingDrawing" xmlns:wp="http://schemas.openxmlformats.org/drawingml/2006/wordprocessingDrawing" xmlns:w10="urn:schemas-microsoft-com:office:word" xmlns:w="http://schemas.openxmlformats.org/wordprocessingml/2006/main" xmlns:w14="http://schemas.microsoft.com/office/word/2010/wordml" xmlns:w15="http://schemas.microsoft.com/office/word/2012/wordml" xmlns:w16cex="http://schemas.microsoft.com/office/word/2018/wordml/cex" xmlns:w16cid="http://schemas.microsoft.com/office/word/2016/wordml/cid" xmlns:w16="http://schemas.microsoft.com/office/word/2018/wordml" xmlns:w16du="http://schemas.microsoft.com/office/word/2023/wordml/word16du" xmlns:w16sdtdh="http://schemas.microsoft.com/office/word/2020/wordml/sdtdatahash" xmlns:w16sdtfl="http://schemas.microsoft.com/office/word/2024/wordml/sdtformatlock" xmlns:w16se="http://schemas.microsoft.com/office/word/2015/wordml/symex" xmlns:wpg="http://schemas.microsoft.com/office/word/2010/wordprocessingGroup" xmlns:wpi="http://schemas.microsoft.com/office/word/2010/wordprocessingInk" xmlns:wne="http://schemas.microsoft.com/office/word/2006/wordml" xmlns:wps="http://schemas.microsoft.com/office/word/2010/wordprocessingShape" mc:Ignorable="w14 w15 w16se w16cid w16 w16cex w16sdtdh w16sdtfl w16du wp14">
   <w:body>
     <w:p>
       <w:pPr>
@@ -104,7 +104,6 @@
           <w14:ligatures w14:val="none"/>
         </w:rPr>
       </w:pPr>
-      <w:proofErr w:type="spellStart"/>
       <w:r>
         <w:rPr>
           <w:rFonts w:eastAsia="Times New Roman" w:cs="Noto Sans"/>
@@ -118,7 +117,6 @@
         </w:rPr>
         <w:t>GrowNear</w:t>
       </w:r>
-      <w:proofErr w:type="spellEnd"/>
     </w:p>
     <w:p>
       <w:pPr>
@@ -585,7 +583,6 @@
           <w:lang w:val="pt-PT"/>
         </w:rPr>
       </w:pPr>
-      <w:proofErr w:type="spellStart"/>
       <w:r>
         <w:rPr>
           <w:rFonts w:cs="Noto Sans"/>
@@ -593,17 +590,7 @@
           <w:szCs w:val="28"/>
           <w:lang w:val="pt-PT"/>
         </w:rPr>
-        <w:t>Who</w:t>
-      </w:r>
-      <w:proofErr w:type="spellEnd"/>
-      <w:r>
-        <w:rPr>
-          <w:rFonts w:cs="Noto Sans"/>
-          <w:sz w:val="28"/>
-          <w:szCs w:val="28"/>
-          <w:lang w:val="pt-PT"/>
-        </w:rPr>
-        <w:t>:</w:t>
+        <w:t>Who:</w:t>
       </w:r>
       <w:r>
         <w:rPr>
@@ -809,14 +796,11 @@
         <w:jc w:val="center"/>
       </w:pPr>
       <w:r>
-        <w:rPr>
-          <w:noProof/>
-        </w:rPr>
         <w:drawing>
-          <wp:inline distT="0" distB="0" distL="0" distR="0" wp14:anchorId="3939DD89" wp14:editId="1B3B1BB8">
-            <wp:extent cx="5640149" cy="2839085"/>
+          <wp:inline distT="0" distB="0" distL="0" distR="0" wp14:anchorId="43838A23" wp14:editId="19FBE564">
+            <wp:extent cx="5943600" cy="2942590"/>
             <wp:effectExtent l="0" t="0" r="0" b="0"/>
-            <wp:docPr id="517450613" name="Graphic 5"/>
+            <wp:docPr id="604790606" name="Picture 1"/>
             <wp:cNvGraphicFramePr>
               <a:graphicFrameLocks xmlns:a="http://schemas.openxmlformats.org/drawingml/2006/main" noChangeAspect="1"/>
             </wp:cNvGraphicFramePr>
@@ -824,38 +808,23 @@
               <a:graphicData uri="http://schemas.openxmlformats.org/drawingml/2006/picture">
                 <pic:pic xmlns:pic="http://schemas.openxmlformats.org/drawingml/2006/picture">
                   <pic:nvPicPr>
-                    <pic:cNvPr id="517450613" name="Graphic 517450613"/>
+                    <pic:cNvPr id="604790606" name=""/>
                     <pic:cNvPicPr/>
                   </pic:nvPicPr>
-                  <pic:blipFill rotWithShape="1">
-                    <a:blip r:embed="rId8">
-                      <a:extLst>
-                        <a:ext uri="{96DAC541-7B7A-43D3-8B79-37D633B846F1}">
-                          <asvg:svgBlip xmlns:asvg="http://schemas.microsoft.com/office/drawing/2016/SVG/main" r:embed="rId9"/>
-                        </a:ext>
-                      </a:extLst>
-                    </a:blip>
-                    <a:srcRect l="3133" t="3083" r="1933" b="29311"/>
+                  <pic:blipFill>
+                    <a:blip r:embed="rId8"/>
                     <a:stretch>
                       <a:fillRect/>
                     </a:stretch>
                   </pic:blipFill>
-                  <pic:spPr bwMode="auto">
+                  <pic:spPr>
                     <a:xfrm>
                       <a:off x="0" y="0"/>
-                      <a:ext cx="5642519" cy="2840278"/>
+                      <a:ext cx="5943600" cy="2942590"/>
                     </a:xfrm>
                     <a:prstGeom prst="rect">
                       <a:avLst/>
                     </a:prstGeom>
-                    <a:ln>
-                      <a:noFill/>
-                    </a:ln>
-                    <a:extLst>
-                      <a:ext uri="{53640926-AAD7-44D8-BBD7-CCE9431645EC}">
-                        <a14:shadowObscured xmlns:a14="http://schemas.microsoft.com/office/drawing/2010/main"/>
-                      </a:ext>
-                    </a:extLst>
                   </pic:spPr>
                 </pic:pic>
               </a:graphicData>
@@ -915,7 +884,7 @@
           <w:noProof/>
         </w:rPr>
         <w:drawing>
-          <wp:inline distT="0" distB="0" distL="0" distR="0" wp14:anchorId="77CF8721" wp14:editId="11833D0B">
+          <wp:inline distT="0" distB="0" distL="0" distR="0" wp14:anchorId="77CF8721" wp14:editId="6F9BE6B8">
             <wp:extent cx="5000878" cy="3722337"/>
             <wp:effectExtent l="0" t="0" r="3175" b="0"/>
             <wp:docPr id="1395881417" name="Picture 4"/>
@@ -930,7 +899,7 @@
                     <pic:cNvPicPr/>
                   </pic:nvPicPr>
                   <pic:blipFill rotWithShape="1">
-                    <a:blip r:embed="rId10" cstate="print">
+                    <a:blip r:embed="rId9" cstate="print">
                       <a:extLst>
                         <a:ext uri="{28A0092B-C50C-407E-A947-70E740481C1C}">
                           <a14:useLocalDpi xmlns:a14="http://schemas.microsoft.com/office/drawing/2010/main" val="0"/>
@@ -1112,33 +1081,7 @@
           <w:lang w:val="pt-PT"/>
           <w14:ligatures w14:val="none"/>
         </w:rPr>
-        <w:t xml:space="preserve">Identificar os segmentos de compradores com maior interesse em comprar produtos locais a pequenos produtores através de uma app como a </w:t>
-      </w:r>
-      <w:proofErr w:type="spellStart"/>
-      <w:r>
-        <w:rPr>
-          <w:rFonts w:eastAsia="Times New Roman" w:cs="Noto Sans"/>
-          <w:b/>
-          <w:bCs/>
-          <w:kern w:val="0"/>
-          <w:bdr w:val="none" w:sz="0" w:space="0" w:color="auto" w:frame="1"/>
-          <w:lang w:val="pt-PT"/>
-          <w14:ligatures w14:val="none"/>
-        </w:rPr>
-        <w:t>GrowNear</w:t>
-      </w:r>
-      <w:proofErr w:type="spellEnd"/>
-      <w:r>
-        <w:rPr>
-          <w:rFonts w:eastAsia="Times New Roman" w:cs="Noto Sans"/>
-          <w:b/>
-          <w:bCs/>
-          <w:kern w:val="0"/>
-          <w:bdr w:val="none" w:sz="0" w:space="0" w:color="auto" w:frame="1"/>
-          <w:lang w:val="pt-PT"/>
-          <w14:ligatures w14:val="none"/>
-        </w:rPr>
-        <w:t>, e as condições em que o fariam.</w:t>
+        <w:t>Identificar os segmentos de compradores com maior interesse em comprar produtos locais a pequenos produtores através de uma app como a GrowNear, e as condições em que o fariam.</w:t>
       </w:r>
     </w:p>
     <w:p>
@@ -1592,27 +1535,7 @@
                 <w:lang w:val="pt-PT"/>
                 <w14:ligatures w14:val="none"/>
               </w:rPr>
-              <w:t xml:space="preserve">Caracterizar os hábitos atuais de compra de frutas e legumes frescos (local, frequência, gasto, canais já usados, acesso </w:t>
-            </w:r>
-            <w:proofErr w:type="gramStart"/>
-            <w:r>
-              <w:rPr>
-                <w:rFonts w:eastAsia="Times New Roman" w:cs="Noto Sans"/>
-                <w:kern w:val="0"/>
-                <w:lang w:val="pt-PT"/>
-                <w14:ligatures w14:val="none"/>
-              </w:rPr>
-              <w:t>a</w:t>
-            </w:r>
-            <w:proofErr w:type="gramEnd"/>
-            <w:r>
-              <w:rPr>
-                <w:rFonts w:eastAsia="Times New Roman" w:cs="Noto Sans"/>
-                <w:kern w:val="0"/>
-                <w:lang w:val="pt-PT"/>
-                <w14:ligatures w14:val="none"/>
-              </w:rPr>
-              <w:t xml:space="preserve"> horta própria)</w:t>
+              <w:t>Caracterizar os hábitos atuais de compra de frutas e legumes frescos (local, frequência, gasto, canais já usados, acesso a horta própria)</w:t>
             </w:r>
           </w:p>
         </w:tc>
@@ -2364,6 +2287,7 @@
           <w:kern w:val="0"/>
           <w:sz w:val="36"/>
           <w:szCs w:val="36"/>
+          <w:lang w:val="pt-PT"/>
           <w14:ligatures w14:val="none"/>
         </w:rPr>
       </w:pPr>
@@ -2394,7 +2318,7 @@
           <w14:ligatures w14:val="none"/>
         </w:rPr>
         <w:lastRenderedPageBreak/>
-        <w:t>3. F</w:t>
+        <w:t xml:space="preserve">3. </w:t>
       </w:r>
       <w:proofErr w:type="spellStart"/>
       <w:r>
@@ -2407,7 +2331,7 @@
           <w:szCs w:val="36"/>
           <w14:ligatures w14:val="none"/>
         </w:rPr>
-        <w:t>icha</w:t>
+        <w:t>Ficha</w:t>
       </w:r>
       <w:proofErr w:type="spellEnd"/>
       <w:r>
@@ -3316,27 +3240,7 @@
                 <w:lang w:val="pt-PT"/>
                 <w14:ligatures w14:val="none"/>
               </w:rPr>
-              <w:t xml:space="preserve">Excel com as respostas em bruto, exportado do Google </w:t>
-            </w:r>
-            <w:proofErr w:type="spellStart"/>
-            <w:r>
-              <w:rPr>
-                <w:rFonts w:eastAsia="Times New Roman" w:cs="Noto Sans"/>
-                <w:kern w:val="0"/>
-                <w:lang w:val="pt-PT"/>
-                <w14:ligatures w14:val="none"/>
-              </w:rPr>
-              <w:t>Forms</w:t>
-            </w:r>
-            <w:proofErr w:type="spellEnd"/>
-            <w:r>
-              <w:rPr>
-                <w:rFonts w:eastAsia="Times New Roman" w:cs="Noto Sans"/>
-                <w:kern w:val="0"/>
-                <w:lang w:val="pt-PT"/>
-                <w14:ligatures w14:val="none"/>
-              </w:rPr>
-              <w:t xml:space="preserve"> sem tratamento</w:t>
+              <w:t>Excel com as respostas em bruto, exportado do Google Forms sem tratamento</w:t>
             </w:r>
           </w:p>
         </w:tc>
@@ -4029,27 +3933,7 @@
                 <w:lang w:val="pt-PT"/>
                 <w14:ligatures w14:val="none"/>
               </w:rPr>
-              <w:t xml:space="preserve">Quem tem acesso </w:t>
-            </w:r>
-            <w:proofErr w:type="gramStart"/>
-            <w:r>
-              <w:rPr>
-                <w:rFonts w:eastAsia="Times New Roman" w:cs="Noto Sans"/>
-                <w:kern w:val="0"/>
-                <w:lang w:val="pt-PT"/>
-                <w14:ligatures w14:val="none"/>
-              </w:rPr>
-              <w:t>a</w:t>
-            </w:r>
-            <w:proofErr w:type="gramEnd"/>
-            <w:r>
-              <w:rPr>
-                <w:rFonts w:eastAsia="Times New Roman" w:cs="Noto Sans"/>
-                <w:kern w:val="0"/>
-                <w:lang w:val="pt-PT"/>
-                <w14:ligatures w14:val="none"/>
-              </w:rPr>
-              <w:t xml:space="preserve"> horta própria ou de familiares tem menor interesse</w:t>
+              <w:t>Quem tem acesso a horta própria ou de familiares tem menor interesse</w:t>
             </w:r>
           </w:p>
         </w:tc>
@@ -5557,27 +5441,7 @@
                 <w:lang w:val="pt-PT"/>
                 <w14:ligatures w14:val="none"/>
               </w:rPr>
-              <w:t xml:space="preserve">Todas as perguntas são fechadas. Não usar a opção "Outra…" do Google </w:t>
-            </w:r>
-            <w:proofErr w:type="spellStart"/>
-            <w:r>
-              <w:rPr>
-                <w:rFonts w:eastAsia="Times New Roman" w:cs="Noto Sans"/>
-                <w:kern w:val="0"/>
-                <w:lang w:val="pt-PT"/>
-                <w14:ligatures w14:val="none"/>
-              </w:rPr>
-              <w:t>Forms</w:t>
-            </w:r>
-            <w:proofErr w:type="spellEnd"/>
-            <w:r>
-              <w:rPr>
-                <w:rFonts w:eastAsia="Times New Roman" w:cs="Noto Sans"/>
-                <w:kern w:val="0"/>
-                <w:lang w:val="pt-PT"/>
-                <w14:ligatures w14:val="none"/>
-              </w:rPr>
-              <w:t xml:space="preserve">, porque abre um campo de texto. </w:t>
+              <w:t xml:space="preserve">Todas as perguntas são fechadas. Não usar a opção "Outra…" do Google Forms, porque abre um campo de texto. </w:t>
             </w:r>
             <w:r>
               <w:rPr>
@@ -6055,6 +5919,7 @@
           <w:kern w:val="0"/>
           <w:sz w:val="36"/>
           <w:szCs w:val="36"/>
+          <w:lang w:val="pt-PT"/>
           <w14:ligatures w14:val="none"/>
         </w:rPr>
       </w:pPr>
@@ -6784,27 +6649,7 @@
                 <w:lang w:val="pt-PT"/>
                 <w14:ligatures w14:val="none"/>
               </w:rPr>
-              <w:t xml:space="preserve">Escolha única, </w:t>
-            </w:r>
-            <w:proofErr w:type="gramStart"/>
-            <w:r>
-              <w:rPr>
-                <w:rFonts w:eastAsia="Times New Roman" w:cs="Noto Sans"/>
-                <w:kern w:val="0"/>
-                <w:lang w:val="pt-PT"/>
-                <w14:ligatures w14:val="none"/>
-              </w:rPr>
-              <w:t>Sim/Não</w:t>
-            </w:r>
-            <w:proofErr w:type="gramEnd"/>
-            <w:r>
-              <w:rPr>
-                <w:rFonts w:eastAsia="Times New Roman" w:cs="Noto Sans"/>
-                <w:kern w:val="0"/>
-                <w:lang w:val="pt-PT"/>
-                <w14:ligatures w14:val="none"/>
-              </w:rPr>
-              <w:t>, escala</w:t>
+              <w:t>Escolha única, Sim/Não, escala</w:t>
             </w:r>
           </w:p>
         </w:tc>
@@ -7474,27 +7319,7 @@
                 <w:lang w:val="pt-PT"/>
                 <w14:ligatures w14:val="none"/>
               </w:rPr>
-              <w:t xml:space="preserve">Escolha única, </w:t>
-            </w:r>
-            <w:proofErr w:type="gramStart"/>
-            <w:r>
-              <w:rPr>
-                <w:rFonts w:eastAsia="Times New Roman" w:cs="Noto Sans"/>
-                <w:kern w:val="0"/>
-                <w:lang w:val="pt-PT"/>
-                <w14:ligatures w14:val="none"/>
-              </w:rPr>
-              <w:t>Sim/Não</w:t>
-            </w:r>
-            <w:proofErr w:type="gramEnd"/>
-            <w:r>
-              <w:rPr>
-                <w:rFonts w:eastAsia="Times New Roman" w:cs="Noto Sans"/>
-                <w:kern w:val="0"/>
-                <w:lang w:val="pt-PT"/>
-                <w14:ligatures w14:val="none"/>
-              </w:rPr>
-              <w:t>, escala</w:t>
+              <w:t>Escolha única, Sim/Não, escala</w:t>
             </w:r>
           </w:p>
         </w:tc>
@@ -9894,47 +9719,7 @@
                 <w:lang w:val="pt-PT"/>
                 <w14:ligatures w14:val="none"/>
               </w:rPr>
-              <w:t xml:space="preserve">Linhas: Mercado municipal ou feira · Cabaz de produtores (subscrição ou encomenda) · Anúncios ou grupos online (OLX, Facebook, WhatsApp) · App contra o desperdício (ex.: Too </w:t>
-            </w:r>
-            <w:proofErr w:type="spellStart"/>
-            <w:r>
-              <w:rPr>
-                <w:rFonts w:eastAsia="Times New Roman" w:cs="Noto Sans"/>
-                <w:kern w:val="0"/>
-                <w:lang w:val="pt-PT"/>
-                <w14:ligatures w14:val="none"/>
-              </w:rPr>
-              <w:t>Good</w:t>
-            </w:r>
-            <w:proofErr w:type="spellEnd"/>
-            <w:r>
-              <w:rPr>
-                <w:rFonts w:eastAsia="Times New Roman" w:cs="Noto Sans"/>
-                <w:kern w:val="0"/>
-                <w:lang w:val="pt-PT"/>
-                <w14:ligatures w14:val="none"/>
-              </w:rPr>
-              <w:t xml:space="preserve"> To </w:t>
-            </w:r>
-            <w:proofErr w:type="spellStart"/>
-            <w:r>
-              <w:rPr>
-                <w:rFonts w:eastAsia="Times New Roman" w:cs="Noto Sans"/>
-                <w:kern w:val="0"/>
-                <w:lang w:val="pt-PT"/>
-                <w14:ligatures w14:val="none"/>
-              </w:rPr>
-              <w:t>Go</w:t>
-            </w:r>
-            <w:proofErr w:type="spellEnd"/>
-            <w:r>
-              <w:rPr>
-                <w:rFonts w:eastAsia="Times New Roman" w:cs="Noto Sans"/>
-                <w:kern w:val="0"/>
-                <w:lang w:val="pt-PT"/>
-                <w14:ligatures w14:val="none"/>
-              </w:rPr>
-              <w:t>) · Loja de produtos biológicos</w:t>
+              <w:t>Linhas: Mercado municipal ou feira · Cabaz de produtores (subscrição ou encomenda) · Anúncios ou grupos online (OLX, Facebook, WhatsApp) · App contra o desperdício (ex.: Too Good To Go) · Loja de produtos biológicos</w:t>
             </w:r>
           </w:p>
         </w:tc>
@@ -10887,7 +10672,6 @@
         </w:rPr>
         <w:t>A </w:t>
       </w:r>
-      <w:proofErr w:type="spellStart"/>
       <w:r>
         <w:rPr>
           <w:rFonts w:eastAsia="Times New Roman" w:cs="Noto Sans"/>
@@ -10900,7 +10684,6 @@
         </w:rPr>
         <w:t>GrowNear</w:t>
       </w:r>
-      <w:proofErr w:type="spellEnd"/>
       <w:r>
         <w:rPr>
           <w:rFonts w:eastAsia="Times New Roman" w:cs="Noto Sans"/>
@@ -12358,27 +12141,7 @@
                 <w:lang w:val="pt-PT"/>
                 <w14:ligatures w14:val="none"/>
               </w:rPr>
-              <w:t xml:space="preserve">Na app, no momento da reserva · Ao produtor, na recolha (dinheiro ou MB </w:t>
-            </w:r>
-            <w:proofErr w:type="spellStart"/>
-            <w:r>
-              <w:rPr>
-                <w:rFonts w:eastAsia="Times New Roman" w:cs="Noto Sans"/>
-                <w:kern w:val="0"/>
-                <w:lang w:val="pt-PT"/>
-                <w14:ligatures w14:val="none"/>
-              </w:rPr>
-              <w:t>Way</w:t>
-            </w:r>
-            <w:proofErr w:type="spellEnd"/>
-            <w:r>
-              <w:rPr>
-                <w:rFonts w:eastAsia="Times New Roman" w:cs="Noto Sans"/>
-                <w:kern w:val="0"/>
-                <w:lang w:val="pt-PT"/>
-                <w14:ligatures w14:val="none"/>
-              </w:rPr>
-              <w:t>) · É-me indiferente</w:t>
+              <w:t>Na app, no momento da reserva · Ao produtor, na recolha (dinheiro ou MB Way) · É-me indiferente</w:t>
             </w:r>
           </w:p>
         </w:tc>
@@ -13048,27 +12811,7 @@
           <w:lang w:val="pt-PT"/>
           <w14:ligatures w14:val="none"/>
         </w:rPr>
-        <w:t xml:space="preserve">Na </w:t>
-      </w:r>
-      <w:proofErr w:type="spellStart"/>
-      <w:r>
-        <w:rPr>
-          <w:rFonts w:eastAsia="Times New Roman" w:cs="Noto Sans"/>
-          <w:kern w:val="0"/>
-          <w:lang w:val="pt-PT"/>
-          <w14:ligatures w14:val="none"/>
-        </w:rPr>
-        <w:t>GrowNear</w:t>
-      </w:r>
-      <w:proofErr w:type="spellEnd"/>
-      <w:r>
-        <w:rPr>
-          <w:rFonts w:eastAsia="Times New Roman" w:cs="Noto Sans"/>
-          <w:kern w:val="0"/>
-          <w:lang w:val="pt-PT"/>
-          <w14:ligatures w14:val="none"/>
-        </w:rPr>
-        <w:t xml:space="preserve"> só estão disponíveis os produtos que os produtores da sua zona têm naquele momento. Por exemplo, não haverá tomate no inverno nem laranjas no verão.</w:t>
+        <w:t>Na GrowNear só estão disponíveis os produtos que os produtores da sua zona têm naquele momento. Por exemplo, não haverá tomate no inverno nem laranjas no verão.</w:t>
       </w:r>
     </w:p>
     <w:p>
@@ -14001,27 +13744,7 @@
                 <w:lang w:val="pt-PT"/>
                 <w14:ligatures w14:val="none"/>
               </w:rPr>
-              <w:t xml:space="preserve">Qual o seu grau de interesse em usar uma app como a </w:t>
-            </w:r>
-            <w:proofErr w:type="spellStart"/>
-            <w:r>
-              <w:rPr>
-                <w:rFonts w:eastAsia="Times New Roman" w:cs="Noto Sans"/>
-                <w:kern w:val="0"/>
-                <w:lang w:val="pt-PT"/>
-                <w14:ligatures w14:val="none"/>
-              </w:rPr>
-              <w:t>GrowNear</w:t>
-            </w:r>
-            <w:proofErr w:type="spellEnd"/>
-            <w:r>
-              <w:rPr>
-                <w:rFonts w:eastAsia="Times New Roman" w:cs="Noto Sans"/>
-                <w:kern w:val="0"/>
-                <w:lang w:val="pt-PT"/>
-                <w14:ligatures w14:val="none"/>
-              </w:rPr>
-              <w:t xml:space="preserve">? </w:t>
+              <w:t xml:space="preserve">Qual o seu grau de interesse em usar uma app como a GrowNear? </w:t>
             </w:r>
             <w:r>
               <w:rPr>
@@ -14744,6 +14467,7 @@
           <w:kern w:val="0"/>
           <w:sz w:val="27"/>
           <w:szCs w:val="27"/>
+          <w:lang w:val="pt-PT"/>
           <w14:ligatures w14:val="none"/>
         </w:rPr>
       </w:pPr>
@@ -16314,6 +16038,7 @@
           <w:kern w:val="0"/>
           <w:sz w:val="36"/>
           <w:szCs w:val="36"/>
+          <w:lang w:val="pt-PT"/>
           <w14:ligatures w14:val="none"/>
         </w:rPr>
       </w:pPr>
@@ -16325,6 +16050,7 @@
           <w:kern w:val="0"/>
           <w:sz w:val="36"/>
           <w:szCs w:val="36"/>
+          <w:lang w:val="pt-PT"/>
           <w14:ligatures w14:val="none"/>
         </w:rPr>
         <w:br w:type="page"/>
@@ -16353,7 +16079,7 @@
           <w14:ligatures w14:val="none"/>
         </w:rPr>
         <w:lastRenderedPageBreak/>
-        <w:t>4. C</w:t>
+        <w:t xml:space="preserve">4. </w:t>
       </w:r>
       <w:proofErr w:type="spellStart"/>
       <w:r>
@@ -16366,7 +16092,7 @@
           <w:szCs w:val="36"/>
           <w14:ligatures w14:val="none"/>
         </w:rPr>
-        <w:t>obertura</w:t>
+        <w:t>Cobertura</w:t>
       </w:r>
       <w:proofErr w:type="spellEnd"/>
       <w:r>
@@ -18957,27 +18683,7 @@
                 <w:lang w:val="pt-PT"/>
                 <w14:ligatures w14:val="none"/>
               </w:rPr>
-              <w:t xml:space="preserve">Na análise, agrupar (por exemplo 18 a 34, 35 a 54, 55 ou mais; </w:t>
-            </w:r>
-            <w:proofErr w:type="gramStart"/>
-            <w:r>
-              <w:rPr>
-                <w:rFonts w:eastAsia="Times New Roman" w:cs="Noto Sans"/>
-                <w:kern w:val="0"/>
-                <w:lang w:val="pt-PT"/>
-                <w14:ligatures w14:val="none"/>
-              </w:rPr>
-              <w:t>Norte</w:t>
-            </w:r>
-            <w:proofErr w:type="gramEnd"/>
-            <w:r>
-              <w:rPr>
-                <w:rFonts w:eastAsia="Times New Roman" w:cs="Noto Sans"/>
-                <w:kern w:val="0"/>
-                <w:lang w:val="pt-PT"/>
-                <w14:ligatures w14:val="none"/>
-              </w:rPr>
-              <w:t xml:space="preserve"> contra restantes)</w:t>
+              <w:t>Na análise, agrupar (por exemplo 18 a 34, 35 a 54, 55 ou mais; Norte contra restantes)</w:t>
             </w:r>
           </w:p>
         </w:tc>
@@ -19323,6 +19029,7 @@
           <w:kern w:val="0"/>
           <w:sz w:val="36"/>
           <w:szCs w:val="36"/>
+          <w:lang w:val="pt-PT"/>
           <w14:ligatures w14:val="none"/>
         </w:rPr>
       </w:pPr>
@@ -19352,7 +19059,7 @@
           <w:szCs w:val="36"/>
           <w14:ligatures w14:val="none"/>
         </w:rPr>
-        <w:t>6. C</w:t>
+        <w:t xml:space="preserve">6. </w:t>
       </w:r>
       <w:proofErr w:type="spellStart"/>
       <w:r>
@@ -19365,7 +19072,7 @@
           <w:szCs w:val="36"/>
           <w14:ligatures w14:val="none"/>
         </w:rPr>
-        <w:t>onfiguração</w:t>
+        <w:t>Configuração</w:t>
       </w:r>
       <w:proofErr w:type="spellEnd"/>
       <w:r>
@@ -19556,27 +19263,7 @@
                 <w:lang w:val="pt-PT"/>
                 <w14:ligatures w14:val="none"/>
               </w:rPr>
-              <w:t xml:space="preserve">Uma secção do </w:t>
-            </w:r>
-            <w:proofErr w:type="spellStart"/>
-            <w:r>
-              <w:rPr>
-                <w:rFonts w:eastAsia="Times New Roman" w:cs="Noto Sans"/>
-                <w:kern w:val="0"/>
-                <w:lang w:val="pt-PT"/>
-                <w14:ligatures w14:val="none"/>
-              </w:rPr>
-              <w:t>Forms</w:t>
-            </w:r>
-            <w:proofErr w:type="spellEnd"/>
-            <w:r>
-              <w:rPr>
-                <w:rFonts w:eastAsia="Times New Roman" w:cs="Noto Sans"/>
-                <w:kern w:val="0"/>
-                <w:lang w:val="pt-PT"/>
-                <w14:ligatures w14:val="none"/>
-              </w:rPr>
-              <w:t xml:space="preserve"> por cada secção acima (0 a 7), com o texto de introdução na descrição</w:t>
+              <w:t>Uma secção do Forms por cada secção acima (0 a 7), com o texto de introdução na descrição</w:t>
             </w:r>
           </w:p>
         </w:tc>
@@ -19891,6 +19578,7 @@
               <w:rPr>
                 <w:rFonts w:eastAsia="Times New Roman" w:cs="Noto Sans"/>
                 <w:kern w:val="0"/>
+                <w:lang w:val="pt-PT"/>
                 <w14:ligatures w14:val="none"/>
               </w:rPr>
             </w:pPr>
@@ -20263,57 +19951,18 @@
               <w:rPr>
                 <w:rFonts w:eastAsia="Times New Roman" w:cs="Noto Sans"/>
                 <w:kern w:val="0"/>
-                <w14:ligatures w14:val="none"/>
-              </w:rPr>
-            </w:pPr>
-            <w:r>
-              <w:rPr>
-                <w:rFonts w:eastAsia="Times New Roman" w:cs="Noto Sans"/>
-                <w:kern w:val="0"/>
-                <w:lang w:val="pt-PT"/>
-                <w14:ligatures w14:val="none"/>
-              </w:rPr>
-              <w:t xml:space="preserve">Separador Respostas → "Ligar ao </w:t>
-            </w:r>
-            <w:proofErr w:type="spellStart"/>
-            <w:r>
-              <w:rPr>
-                <w:rFonts w:eastAsia="Times New Roman" w:cs="Noto Sans"/>
-                <w:kern w:val="0"/>
-                <w:lang w:val="pt-PT"/>
-                <w14:ligatures w14:val="none"/>
-              </w:rPr>
-              <w:t>Sheets</w:t>
-            </w:r>
-            <w:proofErr w:type="spellEnd"/>
-            <w:r>
-              <w:rPr>
-                <w:rFonts w:eastAsia="Times New Roman" w:cs="Noto Sans"/>
-                <w:kern w:val="0"/>
-                <w:lang w:val="pt-PT"/>
-                <w14:ligatures w14:val="none"/>
-              </w:rPr>
-              <w:t>" → Ficheiro → Transferir → Microsoft Excel (.</w:t>
-            </w:r>
-            <w:proofErr w:type="spellStart"/>
-            <w:r>
-              <w:rPr>
-                <w:rFonts w:eastAsia="Times New Roman" w:cs="Noto Sans"/>
-                <w:kern w:val="0"/>
-                <w:lang w:val="pt-PT"/>
-                <w14:ligatures w14:val="none"/>
-              </w:rPr>
-              <w:t>xlsx</w:t>
-            </w:r>
-            <w:proofErr w:type="spellEnd"/>
-            <w:r>
-              <w:rPr>
-                <w:rFonts w:eastAsia="Times New Roman" w:cs="Noto Sans"/>
-                <w:kern w:val="0"/>
-                <w:lang w:val="pt-PT"/>
-                <w14:ligatures w14:val="none"/>
-              </w:rPr>
-              <w:t>).</w:t>
+                <w:lang w:val="pt-PT"/>
+                <w14:ligatures w14:val="none"/>
+              </w:rPr>
+            </w:pPr>
+            <w:r>
+              <w:rPr>
+                <w:rFonts w:eastAsia="Times New Roman" w:cs="Noto Sans"/>
+                <w:kern w:val="0"/>
+                <w:lang w:val="pt-PT"/>
+                <w14:ligatures w14:val="none"/>
+              </w:rPr>
+              <w:t>Separador Respostas → "Ligar ao Sheets" → Ficheiro → Transferir → Microsoft Excel (.xlsx).</w:t>
             </w:r>
           </w:p>
         </w:tc>
@@ -20327,9 +19976,9 @@
       </w:pPr>
     </w:p>
     <w:sectPr>
-      <w:footerReference w:type="even" r:id="rId11"/>
-      <w:footerReference w:type="default" r:id="rId12"/>
-      <w:footerReference w:type="first" r:id="rId13"/>
+      <w:footerReference w:type="even" r:id="rId10"/>
+      <w:footerReference w:type="default" r:id="rId11"/>
+      <w:footerReference w:type="first" r:id="rId12"/>
       <w:pgSz w:w="12240" w:h="15840"/>
       <w:pgMar w:top="1440" w:right="1440" w:bottom="1440" w:left="1440" w:header="720" w:footer="720" w:gutter="0"/>
       <w:cols w:space="720"/>
@@ -20340,7 +19989,7 @@
 </file>
 
 <file path=word/endnotes.xml><?xml version="1.0" encoding="utf-8"?>
-<w:endnotes xmlns:wpc="http://schemas.microsoft.com/office/word/2010/wordprocessingCanvas" xmlns:cx="http://schemas.microsoft.com/office/drawing/2014/chartex" xmlns:cx1="http://schemas.microsoft.com/office/drawing/2015/9/8/chartex" xmlns:cx2="http://schemas.microsoft.com/office/drawing/2015/10/21/chartex" xmlns:cx3="http://schemas.microsoft.com/office/drawing/2016/5/9/chartex" xmlns:cx4="http://schemas.microsoft.com/office/drawing/2016/5/10/chartex" xmlns:cx5="http://schemas.microsoft.com/office/drawing/2016/5/11/chartex" xmlns:cx6="http://schemas.microsoft.com/office/drawing/2016/5/12/chartex" xmlns:cx7="http://schemas.microsoft.com/office/drawing/2016/5/13/chartex" xmlns:cx8="http://schemas.microsoft.com/office/drawing/2016/5/14/chartex" xmlns:mc="http://schemas.openxmlformats.org/markup-compatibility/2006" xmlns:m="http://schemas.openxmlformats.org/officeDocument/2006/math" xmlns:aink="http://schemas.microsoft.com/office/drawing/2016/ink" xmlns:am3d="http://schemas.microsoft.com/office/drawing/2017/model3d" xmlns:oel="http://schemas.microsoft.com/office/2019/extlst" xmlns:r="http://schemas.openxmlformats.org/officeDocument/2006/relationships" xmlns:wp14="http://schemas.microsoft.com/office/word/2010/wordprocessingDrawing" xmlns:wp="http://schemas.openxmlformats.org/drawingml/2006/wordprocessingDrawing" xmlns:wpg="http://schemas.microsoft.com/office/word/2010/wordprocessingGroup" xmlns:wpi="http://schemas.microsoft.com/office/word/2010/wordprocessingInk" xmlns:wps="http://schemas.microsoft.com/office/word/2010/wordprocessingShape" xmlns:o="urn:schemas-microsoft-com:office:office" xmlns:v="urn:schemas-microsoft-com:vml" xmlns:w10="urn:schemas-microsoft-com:office:word" xmlns:w="http://schemas.openxmlformats.org/wordprocessingml/2006/main" xmlns:w14="http://schemas.microsoft.com/office/word/2010/wordml" xmlns:w15="http://schemas.microsoft.com/office/word/2012/wordml" xmlns:w16cex="http://schemas.microsoft.com/office/word/2018/wordml/cex" xmlns:w16cid="http://schemas.microsoft.com/office/word/2016/wordml/cid" xmlns:w16="http://schemas.microsoft.com/office/word/2018/wordml" xmlns:w16sdtdh="http://schemas.microsoft.com/office/word/2020/wordml/sdtdatahash" xmlns:w16sdtfl="http://schemas.microsoft.com/office/word/2024/wordml/sdtformatlock" xmlns:w16se="http://schemas.microsoft.com/office/word/2015/wordml/symex" xmlns:w16du="http://schemas.microsoft.com/office/word/2023/wordml/word16du" xmlns:wne="http://schemas.microsoft.com/office/word/2006/wordml" mc:Ignorable="w14 w15 w16se w16cid w16 w16cex w16sdtdh w16sdtfl w16du wp14">
+<w:endnotes xmlns:wpc="http://schemas.microsoft.com/office/word/2010/wordprocessingCanvas" xmlns:cx="http://schemas.microsoft.com/office/drawing/2014/chartex" xmlns:cx1="http://schemas.microsoft.com/office/drawing/2015/9/8/chartex" xmlns:cx2="http://schemas.microsoft.com/office/drawing/2015/10/21/chartex" xmlns:cx3="http://schemas.microsoft.com/office/drawing/2016/5/9/chartex" xmlns:cx4="http://schemas.microsoft.com/office/drawing/2016/5/10/chartex" xmlns:cx5="http://schemas.microsoft.com/office/drawing/2016/5/11/chartex" xmlns:cx6="http://schemas.microsoft.com/office/drawing/2016/5/12/chartex" xmlns:cx7="http://schemas.microsoft.com/office/drawing/2016/5/13/chartex" xmlns:cx8="http://schemas.microsoft.com/office/drawing/2016/5/14/chartex" xmlns:mc="http://schemas.openxmlformats.org/markup-compatibility/2006" xmlns:aink="http://schemas.microsoft.com/office/drawing/2016/ink" xmlns:am3d="http://schemas.microsoft.com/office/drawing/2017/model3d" xmlns:o="urn:schemas-microsoft-com:office:office" xmlns:oel="http://schemas.microsoft.com/office/2019/extlst" xmlns:r="http://schemas.openxmlformats.org/officeDocument/2006/relationships" xmlns:m="http://schemas.openxmlformats.org/officeDocument/2006/math" xmlns:v="urn:schemas-microsoft-com:vml" xmlns:wp14="http://schemas.microsoft.com/office/word/2010/wordprocessingDrawing" xmlns:wp="http://schemas.openxmlformats.org/drawingml/2006/wordprocessingDrawing" xmlns:w10="urn:schemas-microsoft-com:office:word" xmlns:w="http://schemas.openxmlformats.org/wordprocessingml/2006/main" xmlns:w14="http://schemas.microsoft.com/office/word/2010/wordml" xmlns:w15="http://schemas.microsoft.com/office/word/2012/wordml" xmlns:w16cex="http://schemas.microsoft.com/office/word/2018/wordml/cex" xmlns:w16cid="http://schemas.microsoft.com/office/word/2016/wordml/cid" xmlns:w16="http://schemas.microsoft.com/office/word/2018/wordml" xmlns:w16du="http://schemas.microsoft.com/office/word/2023/wordml/word16du" xmlns:w16sdtdh="http://schemas.microsoft.com/office/word/2020/wordml/sdtdatahash" xmlns:w16sdtfl="http://schemas.microsoft.com/office/word/2024/wordml/sdtformatlock" xmlns:w16se="http://schemas.microsoft.com/office/word/2015/wordml/symex" xmlns:wpg="http://schemas.microsoft.com/office/word/2010/wordprocessingGroup" xmlns:wpi="http://schemas.microsoft.com/office/word/2010/wordprocessingInk" xmlns:wne="http://schemas.microsoft.com/office/word/2006/wordml" xmlns:wps="http://schemas.microsoft.com/office/word/2010/wordprocessingShape" mc:Ignorable="w14 w15 w16se w16cid w16 w16cex w16sdtdh w16sdtfl w16du wp14">
   <w:endnote w:type="separator" w:id="-1">
     <w:p>
       <w:pPr>
@@ -20365,7 +20014,7 @@
 </file>
 
 <file path=word/footer1.xml><?xml version="1.0" encoding="utf-8"?>
-<w:ftr xmlns:wpc="http://schemas.microsoft.com/office/word/2010/wordprocessingCanvas" xmlns:cx="http://schemas.microsoft.com/office/drawing/2014/chartex" xmlns:cx1="http://schemas.microsoft.com/office/drawing/2015/9/8/chartex" xmlns:cx2="http://schemas.microsoft.com/office/drawing/2015/10/21/chartex" xmlns:cx3="http://schemas.microsoft.com/office/drawing/2016/5/9/chartex" xmlns:cx4="http://schemas.microsoft.com/office/drawing/2016/5/10/chartex" xmlns:cx5="http://schemas.microsoft.com/office/drawing/2016/5/11/chartex" xmlns:cx6="http://schemas.microsoft.com/office/drawing/2016/5/12/chartex" xmlns:cx7="http://schemas.microsoft.com/office/drawing/2016/5/13/chartex" xmlns:cx8="http://schemas.microsoft.com/office/drawing/2016/5/14/chartex" xmlns:mc="http://schemas.openxmlformats.org/markup-compatibility/2006" xmlns:m="http://schemas.openxmlformats.org/officeDocument/2006/math" xmlns:aink="http://schemas.microsoft.com/office/drawing/2016/ink" xmlns:am3d="http://schemas.microsoft.com/office/drawing/2017/model3d" xmlns:oel="http://schemas.microsoft.com/office/2019/extlst" xmlns:r="http://schemas.openxmlformats.org/officeDocument/2006/relationships" xmlns:wp14="http://schemas.microsoft.com/office/word/2010/wordprocessingDrawing" xmlns:wp="http://schemas.openxmlformats.org/drawingml/2006/wordprocessingDrawing" xmlns:wpg="http://schemas.microsoft.com/office/word/2010/wordprocessingGroup" xmlns:wpi="http://schemas.microsoft.com/office/word/2010/wordprocessingInk" xmlns:wps="http://schemas.microsoft.com/office/word/2010/wordprocessingShape" xmlns:o="urn:schemas-microsoft-com:office:office" xmlns:v="urn:schemas-microsoft-com:vml" xmlns:w10="urn:schemas-microsoft-com:office:word" xmlns:w="http://schemas.openxmlformats.org/wordprocessingml/2006/main" xmlns:w14="http://schemas.microsoft.com/office/word/2010/wordml" xmlns:w15="http://schemas.microsoft.com/office/word/2012/wordml" xmlns:w16cex="http://schemas.microsoft.com/office/word/2018/wordml/cex" xmlns:w16cid="http://schemas.microsoft.com/office/word/2016/wordml/cid" xmlns:w16="http://schemas.microsoft.com/office/word/2018/wordml" xmlns:w16sdtdh="http://schemas.microsoft.com/office/word/2020/wordml/sdtdatahash" xmlns:w16sdtfl="http://schemas.microsoft.com/office/word/2024/wordml/sdtformatlock" xmlns:w16se="http://schemas.microsoft.com/office/word/2015/wordml/symex" xmlns:w16du="http://schemas.microsoft.com/office/word/2023/wordml/word16du" xmlns:wne="http://schemas.microsoft.com/office/word/2006/wordml" mc:Ignorable="w14 w15 w16se w16cid w16 w16cex w16sdtdh w16sdtfl w16du wp14">
+<w:ftr xmlns:wpc="http://schemas.microsoft.com/office/word/2010/wordprocessingCanvas" xmlns:cx="http://schemas.microsoft.com/office/drawing/2014/chartex" xmlns:cx1="http://schemas.microsoft.com/office/drawing/2015/9/8/chartex" xmlns:cx2="http://schemas.microsoft.com/office/drawing/2015/10/21/chartex" xmlns:cx3="http://schemas.microsoft.com/office/drawing/2016/5/9/chartex" xmlns:cx4="http://schemas.microsoft.com/office/drawing/2016/5/10/chartex" xmlns:cx5="http://schemas.microsoft.com/office/drawing/2016/5/11/chartex" xmlns:cx6="http://schemas.microsoft.com/office/drawing/2016/5/12/chartex" xmlns:cx7="http://schemas.microsoft.com/office/drawing/2016/5/13/chartex" xmlns:cx8="http://schemas.microsoft.com/office/drawing/2016/5/14/chartex" xmlns:mc="http://schemas.openxmlformats.org/markup-compatibility/2006" xmlns:aink="http://schemas.microsoft.com/office/drawing/2016/ink" xmlns:am3d="http://schemas.microsoft.com/office/drawing/2017/model3d" xmlns:o="urn:schemas-microsoft-com:office:office" xmlns:oel="http://schemas.microsoft.com/office/2019/extlst" xmlns:r="http://schemas.openxmlformats.org/officeDocument/2006/relationships" xmlns:m="http://schemas.openxmlformats.org/officeDocument/2006/math" xmlns:v="urn:schemas-microsoft-com:vml" xmlns:wp14="http://schemas.microsoft.com/office/word/2010/wordprocessingDrawing" xmlns:wp="http://schemas.openxmlformats.org/drawingml/2006/wordprocessingDrawing" xmlns:w10="urn:schemas-microsoft-com:office:word" xmlns:w="http://schemas.openxmlformats.org/wordprocessingml/2006/main" xmlns:w14="http://schemas.microsoft.com/office/word/2010/wordml" xmlns:w15="http://schemas.microsoft.com/office/word/2012/wordml" xmlns:w16cex="http://schemas.microsoft.com/office/word/2018/wordml/cex" xmlns:w16cid="http://schemas.microsoft.com/office/word/2016/wordml/cid" xmlns:w16="http://schemas.microsoft.com/office/word/2018/wordml" xmlns:w16du="http://schemas.microsoft.com/office/word/2023/wordml/word16du" xmlns:w16sdtdh="http://schemas.microsoft.com/office/word/2020/wordml/sdtdatahash" xmlns:w16sdtfl="http://schemas.microsoft.com/office/word/2024/wordml/sdtformatlock" xmlns:w16se="http://schemas.microsoft.com/office/word/2015/wordml/symex" xmlns:wpg="http://schemas.microsoft.com/office/word/2010/wordprocessingGroup" xmlns:wpi="http://schemas.microsoft.com/office/word/2010/wordprocessingInk" xmlns:wne="http://schemas.microsoft.com/office/word/2006/wordml" xmlns:wps="http://schemas.microsoft.com/office/word/2010/wordprocessingShape" mc:Ignorable="w14 w15 w16se w16cid w16 w16cex w16sdtdh w16sdtfl w16du wp14">
   <w:p>
     <w:pPr>
       <w:pStyle w:val="Footer"/>
@@ -20375,7 +20024,7 @@
 </file>
 
 <file path=word/footer2.xml><?xml version="1.0" encoding="utf-8"?>
-<w:ftr xmlns:wpc="http://schemas.microsoft.com/office/word/2010/wordprocessingCanvas" xmlns:cx="http://schemas.microsoft.com/office/drawing/2014/chartex" xmlns:cx1="http://schemas.microsoft.com/office/drawing/2015/9/8/chartex" xmlns:cx2="http://schemas.microsoft.com/office/drawing/2015/10/21/chartex" xmlns:cx3="http://schemas.microsoft.com/office/drawing/2016/5/9/chartex" xmlns:cx4="http://schemas.microsoft.com/office/drawing/2016/5/10/chartex" xmlns:cx5="http://schemas.microsoft.com/office/drawing/2016/5/11/chartex" xmlns:cx6="http://schemas.microsoft.com/office/drawing/2016/5/12/chartex" xmlns:cx7="http://schemas.microsoft.com/office/drawing/2016/5/13/chartex" xmlns:cx8="http://schemas.microsoft.com/office/drawing/2016/5/14/chartex" xmlns:mc="http://schemas.openxmlformats.org/markup-compatibility/2006" xmlns:m="http://schemas.openxmlformats.org/officeDocument/2006/math" xmlns:aink="http://schemas.microsoft.com/office/drawing/2016/ink" xmlns:am3d="http://schemas.microsoft.com/office/drawing/2017/model3d" xmlns:oel="http://schemas.microsoft.com/office/2019/extlst" xmlns:r="http://schemas.openxmlformats.org/officeDocument/2006/relationships" xmlns:wp14="http://schemas.microsoft.com/office/word/2010/wordprocessingDrawing" xmlns:wp="http://schemas.openxmlformats.org/drawingml/2006/wordprocessingDrawing" xmlns:wpg="http://schemas.microsoft.com/office/word/2010/wordprocessingGroup" xmlns:wpi="http://schemas.microsoft.com/office/word/2010/wordprocessingInk" xmlns:wps="http://schemas.microsoft.com/office/word/2010/wordprocessingShape" xmlns:o="urn:schemas-microsoft-com:office:office" xmlns:v="urn:schemas-microsoft-com:vml" xmlns:w10="urn:schemas-microsoft-com:office:word" xmlns:w="http://schemas.openxmlformats.org/wordprocessingml/2006/main" xmlns:w14="http://schemas.microsoft.com/office/word/2010/wordml" xmlns:w15="http://schemas.microsoft.com/office/word/2012/wordml" xmlns:w16cex="http://schemas.microsoft.com/office/word/2018/wordml/cex" xmlns:w16cid="http://schemas.microsoft.com/office/word/2016/wordml/cid" xmlns:w16="http://schemas.microsoft.com/office/word/2018/wordml" xmlns:w16sdtdh="http://schemas.microsoft.com/office/word/2020/wordml/sdtdatahash" xmlns:w16sdtfl="http://schemas.microsoft.com/office/word/2024/wordml/sdtformatlock" xmlns:w16se="http://schemas.microsoft.com/office/word/2015/wordml/symex" xmlns:w16du="http://schemas.microsoft.com/office/word/2023/wordml/word16du" xmlns:wne="http://schemas.microsoft.com/office/word/2006/wordml" mc:Ignorable="w14 w15 w16se w16cid w16 w16cex w16sdtdh w16sdtfl w16du wp14">
+<w:ftr xmlns:wpc="http://schemas.microsoft.com/office/word/2010/wordprocessingCanvas" xmlns:cx="http://schemas.microsoft.com/office/drawing/2014/chartex" xmlns:cx1="http://schemas.microsoft.com/office/drawing/2015/9/8/chartex" xmlns:cx2="http://schemas.microsoft.com/office/drawing/2015/10/21/chartex" xmlns:cx3="http://schemas.microsoft.com/office/drawing/2016/5/9/chartex" xmlns:cx4="http://schemas.microsoft.com/office/drawing/2016/5/10/chartex" xmlns:cx5="http://schemas.microsoft.com/office/drawing/2016/5/11/chartex" xmlns:cx6="http://schemas.microsoft.com/office/drawing/2016/5/12/chartex" xmlns:cx7="http://schemas.microsoft.com/office/drawing/2016/5/13/chartex" xmlns:cx8="http://schemas.microsoft.com/office/drawing/2016/5/14/chartex" xmlns:mc="http://schemas.openxmlformats.org/markup-compatibility/2006" xmlns:aink="http://schemas.microsoft.com/office/drawing/2016/ink" xmlns:am3d="http://schemas.microsoft.com/office/drawing/2017/model3d" xmlns:o="urn:schemas-microsoft-com:office:office" xmlns:oel="http://schemas.microsoft.com/office/2019/extlst" xmlns:r="http://schemas.openxmlformats.org/officeDocument/2006/relationships" xmlns:m="http://schemas.openxmlformats.org/officeDocument/2006/math" xmlns:v="urn:schemas-microsoft-com:vml" xmlns:wp14="http://schemas.microsoft.com/office/word/2010/wordprocessingDrawing" xmlns:wp="http://schemas.openxmlformats.org/drawingml/2006/wordprocessingDrawing" xmlns:w10="urn:schemas-microsoft-com:office:word" xmlns:w="http://schemas.openxmlformats.org/wordprocessingml/2006/main" xmlns:w14="http://schemas.microsoft.com/office/word/2010/wordml" xmlns:w15="http://schemas.microsoft.com/office/word/2012/wordml" xmlns:w16cex="http://schemas.microsoft.com/office/word/2018/wordml/cex" xmlns:w16cid="http://schemas.microsoft.com/office/word/2016/wordml/cid" xmlns:w16="http://schemas.microsoft.com/office/word/2018/wordml" xmlns:w16du="http://schemas.microsoft.com/office/word/2023/wordml/word16du" xmlns:w16sdtdh="http://schemas.microsoft.com/office/word/2020/wordml/sdtdatahash" xmlns:w16sdtfl="http://schemas.microsoft.com/office/word/2024/wordml/sdtformatlock" xmlns:w16se="http://schemas.microsoft.com/office/word/2015/wordml/symex" xmlns:wpg="http://schemas.microsoft.com/office/word/2010/wordprocessingGroup" xmlns:wpi="http://schemas.microsoft.com/office/word/2010/wordprocessingInk" xmlns:wne="http://schemas.microsoft.com/office/word/2006/wordml" xmlns:wps="http://schemas.microsoft.com/office/word/2010/wordprocessingShape" mc:Ignorable="w14 w15 w16se w16cid w16 w16cex w16sdtdh w16sdtfl w16du wp14">
   <w:p>
     <w:pPr>
       <w:pStyle w:val="Footer"/>
@@ -20385,7 +20034,7 @@
 </file>
 
 <file path=word/footer3.xml><?xml version="1.0" encoding="utf-8"?>
-<w:ftr xmlns:wpc="http://schemas.microsoft.com/office/word/2010/wordprocessingCanvas" xmlns:cx="http://schemas.microsoft.com/office/drawing/2014/chartex" xmlns:cx1="http://schemas.microsoft.com/office/drawing/2015/9/8/chartex" xmlns:cx2="http://schemas.microsoft.com/office/drawing/2015/10/21/chartex" xmlns:cx3="http://schemas.microsoft.com/office/drawing/2016/5/9/chartex" xmlns:cx4="http://schemas.microsoft.com/office/drawing/2016/5/10/chartex" xmlns:cx5="http://schemas.microsoft.com/office/drawing/2016/5/11/chartex" xmlns:cx6="http://schemas.microsoft.com/office/drawing/2016/5/12/chartex" xmlns:cx7="http://schemas.microsoft.com/office/drawing/2016/5/13/chartex" xmlns:cx8="http://schemas.microsoft.com/office/drawing/2016/5/14/chartex" xmlns:mc="http://schemas.openxmlformats.org/markup-compatibility/2006" xmlns:m="http://schemas.openxmlformats.org/officeDocument/2006/math" xmlns:aink="http://schemas.microsoft.com/office/drawing/2016/ink" xmlns:am3d="http://schemas.microsoft.com/office/drawing/2017/model3d" xmlns:oel="http://schemas.microsoft.com/office/2019/extlst" xmlns:r="http://schemas.openxmlformats.org/officeDocument/2006/relationships" xmlns:wp14="http://schemas.microsoft.com/office/word/2010/wordprocessingDrawing" xmlns:wp="http://schemas.openxmlformats.org/drawingml/2006/wordprocessingDrawing" xmlns:wpg="http://schemas.microsoft.com/office/word/2010/wordprocessingGroup" xmlns:wpi="http://schemas.microsoft.com/office/word/2010/wordprocessingInk" xmlns:wps="http://schemas.microsoft.com/office/word/2010/wordprocessingShape" xmlns:o="urn:schemas-microsoft-com:office:office" xmlns:v="urn:schemas-microsoft-com:vml" xmlns:w10="urn:schemas-microsoft-com:office:word" xmlns:w="http://schemas.openxmlformats.org/wordprocessingml/2006/main" xmlns:w14="http://schemas.microsoft.com/office/word/2010/wordml" xmlns:w15="http://schemas.microsoft.com/office/word/2012/wordml" xmlns:w16cex="http://schemas.microsoft.com/office/word/2018/wordml/cex" xmlns:w16cid="http://schemas.microsoft.com/office/word/2016/wordml/cid" xmlns:w16="http://schemas.microsoft.com/office/word/2018/wordml" xmlns:w16sdtdh="http://schemas.microsoft.com/office/word/2020/wordml/sdtdatahash" xmlns:w16sdtfl="http://schemas.microsoft.com/office/word/2024/wordml/sdtformatlock" xmlns:w16se="http://schemas.microsoft.com/office/word/2015/wordml/symex" xmlns:w16du="http://schemas.microsoft.com/office/word/2023/wordml/word16du" xmlns:wne="http://schemas.microsoft.com/office/word/2006/wordml" mc:Ignorable="w14 w15 w16se w16cid w16 w16cex w16sdtdh w16sdtfl w16du wp14">
+<w:ftr xmlns:wpc="http://schemas.microsoft.com/office/word/2010/wordprocessingCanvas" xmlns:cx="http://schemas.microsoft.com/office/drawing/2014/chartex" xmlns:cx1="http://schemas.microsoft.com/office/drawing/2015/9/8/chartex" xmlns:cx2="http://schemas.microsoft.com/office/drawing/2015/10/21/chartex" xmlns:cx3="http://schemas.microsoft.com/office/drawing/2016/5/9/chartex" xmlns:cx4="http://schemas.microsoft.com/office/drawing/2016/5/10/chartex" xmlns:cx5="http://schemas.microsoft.com/office/drawing/2016/5/11/chartex" xmlns:cx6="http://schemas.microsoft.com/office/drawing/2016/5/12/chartex" xmlns:cx7="http://schemas.microsoft.com/office/drawing/2016/5/13/chartex" xmlns:cx8="http://schemas.microsoft.com/office/drawing/2016/5/14/chartex" xmlns:mc="http://schemas.openxmlformats.org/markup-compatibility/2006" xmlns:aink="http://schemas.microsoft.com/office/drawing/2016/ink" xmlns:am3d="http://schemas.microsoft.com/office/drawing/2017/model3d" xmlns:o="urn:schemas-microsoft-com:office:office" xmlns:oel="http://schemas.microsoft.com/office/2019/extlst" xmlns:r="http://schemas.openxmlformats.org/officeDocument/2006/relationships" xmlns:m="http://schemas.openxmlformats.org/officeDocument/2006/math" xmlns:v="urn:schemas-microsoft-com:vml" xmlns:wp14="http://schemas.microsoft.com/office/word/2010/wordprocessingDrawing" xmlns:wp="http://schemas.openxmlformats.org/drawingml/2006/wordprocessingDrawing" xmlns:w10="urn:schemas-microsoft-com:office:word" xmlns:w="http://schemas.openxmlformats.org/wordprocessingml/2006/main" xmlns:w14="http://schemas.microsoft.com/office/word/2010/wordml" xmlns:w15="http://schemas.microsoft.com/office/word/2012/wordml" xmlns:w16cex="http://schemas.microsoft.com/office/word/2018/wordml/cex" xmlns:w16cid="http://schemas.microsoft.com/office/word/2016/wordml/cid" xmlns:w16="http://schemas.microsoft.com/office/word/2018/wordml" xmlns:w16du="http://schemas.microsoft.com/office/word/2023/wordml/word16du" xmlns:w16sdtdh="http://schemas.microsoft.com/office/word/2020/wordml/sdtdatahash" xmlns:w16sdtfl="http://schemas.microsoft.com/office/word/2024/wordml/sdtformatlock" xmlns:w16se="http://schemas.microsoft.com/office/word/2015/wordml/symex" xmlns:wpg="http://schemas.microsoft.com/office/word/2010/wordprocessingGroup" xmlns:wpi="http://schemas.microsoft.com/office/word/2010/wordprocessingInk" xmlns:wne="http://schemas.microsoft.com/office/word/2006/wordml" xmlns:wps="http://schemas.microsoft.com/office/word/2010/wordprocessingShape" mc:Ignorable="w14 w15 w16se w16cid w16 w16cex w16sdtdh w16sdtfl w16du wp14">
   <w:p>
     <w:pPr>
       <w:pStyle w:val="Footer"/>
@@ -20395,7 +20044,7 @@
 </file>
 
 <file path=word/footnotes.xml><?xml version="1.0" encoding="utf-8"?>
-<w:footnotes xmlns:wpc="http://schemas.microsoft.com/office/word/2010/wordprocessingCanvas" xmlns:cx="http://schemas.microsoft.com/office/drawing/2014/chartex" xmlns:cx1="http://schemas.microsoft.com/office/drawing/2015/9/8/chartex" xmlns:cx2="http://schemas.microsoft.com/office/drawing/2015/10/21/chartex" xmlns:cx3="http://schemas.microsoft.com/office/drawing/2016/5/9/chartex" xmlns:cx4="http://schemas.microsoft.com/office/drawing/2016/5/10/chartex" xmlns:cx5="http://schemas.microsoft.com/office/drawing/2016/5/11/chartex" xmlns:cx6="http://schemas.microsoft.com/office/drawing/2016/5/12/chartex" xmlns:cx7="http://schemas.microsoft.com/office/drawing/2016/5/13/chartex" xmlns:cx8="http://schemas.microsoft.com/office/drawing/2016/5/14/chartex" xmlns:mc="http://schemas.openxmlformats.org/markup-compatibility/2006" xmlns:m="http://schemas.openxmlformats.org/officeDocument/2006/math" xmlns:aink="http://schemas.microsoft.com/office/drawing/2016/ink" xmlns:am3d="http://schemas.microsoft.com/office/drawing/2017/model3d" xmlns:oel="http://schemas.microsoft.com/office/2019/extlst" xmlns:r="http://schemas.openxmlformats.org/officeDocument/2006/relationships" xmlns:wp14="http://schemas.microsoft.com/office/word/2010/wordprocessingDrawing" xmlns:wp="http://schemas.openxmlformats.org/drawingml/2006/wordprocessingDrawing" xmlns:wpg="http://schemas.microsoft.com/office/word/2010/wordprocessingGroup" xmlns:wpi="http://schemas.microsoft.com/office/word/2010/wordprocessingInk" xmlns:wps="http://schemas.microsoft.com/office/word/2010/wordprocessingShape" xmlns:o="urn:schemas-microsoft-com:office:office" xmlns:v="urn:schemas-microsoft-com:vml" xmlns:w10="urn:schemas-microsoft-com:office:word" xmlns:w="http://schemas.openxmlformats.org/wordprocessingml/2006/main" xmlns:w14="http://schemas.microsoft.com/office/word/2010/wordml" xmlns:w15="http://schemas.microsoft.com/office/word/2012/wordml" xmlns:w16cex="http://schemas.microsoft.com/office/word/2018/wordml/cex" xmlns:w16cid="http://schemas.microsoft.com/office/word/2016/wordml/cid" xmlns:w16="http://schemas.microsoft.com/office/word/2018/wordml" xmlns:w16sdtdh="http://schemas.microsoft.com/office/word/2020/wordml/sdtdatahash" xmlns:w16sdtfl="http://schemas.microsoft.com/office/word/2024/wordml/sdtformatlock" xmlns:w16se="http://schemas.microsoft.com/office/word/2015/wordml/symex" xmlns:w16du="http://schemas.microsoft.com/office/word/2023/wordml/word16du" xmlns:wne="http://schemas.microsoft.com/office/word/2006/wordml" mc:Ignorable="w14 w15 w16se w16cid w16 w16cex w16sdtdh w16sdtfl w16du wp14">
+<w:footnotes xmlns:wpc="http://schemas.microsoft.com/office/word/2010/wordprocessingCanvas" xmlns:cx="http://schemas.microsoft.com/office/drawing/2014/chartex" xmlns:cx1="http://schemas.microsoft.com/office/drawing/2015/9/8/chartex" xmlns:cx2="http://schemas.microsoft.com/office/drawing/2015/10/21/chartex" xmlns:cx3="http://schemas.microsoft.com/office/drawing/2016/5/9/chartex" xmlns:cx4="http://schemas.microsoft.com/office/drawing/2016/5/10/chartex" xmlns:cx5="http://schemas.microsoft.com/office/drawing/2016/5/11/chartex" xmlns:cx6="http://schemas.microsoft.com/office/drawing/2016/5/12/chartex" xmlns:cx7="http://schemas.microsoft.com/office/drawing/2016/5/13/chartex" xmlns:cx8="http://schemas.microsoft.com/office/drawing/2016/5/14/chartex" xmlns:mc="http://schemas.openxmlformats.org/markup-compatibility/2006" xmlns:aink="http://schemas.microsoft.com/office/drawing/2016/ink" xmlns:am3d="http://schemas.microsoft.com/office/drawing/2017/model3d" xmlns:o="urn:schemas-microsoft-com:office:office" xmlns:oel="http://schemas.microsoft.com/office/2019/extlst" xmlns:r="http://schemas.openxmlformats.org/officeDocument/2006/relationships" xmlns:m="http://schemas.openxmlformats.org/officeDocument/2006/math" xmlns:v="urn:schemas-microsoft-com:vml" xmlns:wp14="http://schemas.microsoft.com/office/word/2010/wordprocessingDrawing" xmlns:wp="http://schemas.openxmlformats.org/drawingml/2006/wordprocessingDrawing" xmlns:w10="urn:schemas-microsoft-com:office:word" xmlns:w="http://schemas.openxmlformats.org/wordprocessingml/2006/main" xmlns:w14="http://schemas.microsoft.com/office/word/2010/wordml" xmlns:w15="http://schemas.microsoft.com/office/word/2012/wordml" xmlns:w16cex="http://schemas.microsoft.com/office/word/2018/wordml/cex" xmlns:w16cid="http://schemas.microsoft.com/office/word/2016/wordml/cid" xmlns:w16="http://schemas.microsoft.com/office/word/2018/wordml" xmlns:w16du="http://schemas.microsoft.com/office/word/2023/wordml/word16du" xmlns:w16sdtdh="http://schemas.microsoft.com/office/word/2020/wordml/sdtdatahash" xmlns:w16sdtfl="http://schemas.microsoft.com/office/word/2024/wordml/sdtformatlock" xmlns:w16se="http://schemas.microsoft.com/office/word/2015/wordml/symex" xmlns:wpg="http://schemas.microsoft.com/office/word/2010/wordprocessingGroup" xmlns:wpi="http://schemas.microsoft.com/office/word/2010/wordprocessingInk" xmlns:wne="http://schemas.microsoft.com/office/word/2006/wordml" xmlns:wps="http://schemas.microsoft.com/office/word/2010/wordprocessingShape" mc:Ignorable="w14 w15 w16se w16cid w16 w16cex w16sdtdh w16sdtfl w16du wp14">
   <w:footnote w:type="separator" w:id="-1">
     <w:p>
       <w:pPr>
@@ -20420,7 +20069,7 @@
 </file>
 
 <file path=word/numbering.xml><?xml version="1.0" encoding="utf-8"?>
-<w:numbering xmlns:wpc="http://schemas.microsoft.com/office/word/2010/wordprocessingCanvas" xmlns:cx="http://schemas.microsoft.com/office/drawing/2014/chartex" xmlns:cx1="http://schemas.microsoft.com/office/drawing/2015/9/8/chartex" xmlns:cx2="http://schemas.microsoft.com/office/drawing/2015/10/21/chartex" xmlns:cx3="http://schemas.microsoft.com/office/drawing/2016/5/9/chartex" xmlns:cx4="http://schemas.microsoft.com/office/drawing/2016/5/10/chartex" xmlns:cx5="http://schemas.microsoft.com/office/drawing/2016/5/11/chartex" xmlns:cx6="http://schemas.microsoft.com/office/drawing/2016/5/12/chartex" xmlns:cx7="http://schemas.microsoft.com/office/drawing/2016/5/13/chartex" xmlns:cx8="http://schemas.microsoft.com/office/drawing/2016/5/14/chartex" xmlns:mc="http://schemas.openxmlformats.org/markup-compatibility/2006" xmlns:m="http://schemas.openxmlformats.org/officeDocument/2006/math" xmlns:aink="http://schemas.microsoft.com/office/drawing/2016/ink" xmlns:am3d="http://schemas.microsoft.com/office/drawing/2017/model3d" xmlns:oel="http://schemas.microsoft.com/office/2019/extlst" xmlns:r="http://schemas.openxmlformats.org/officeDocument/2006/relationships" xmlns:wp14="http://schemas.microsoft.com/office/word/2010/wordprocessingDrawing" xmlns:wp="http://schemas.openxmlformats.org/drawingml/2006/wordprocessingDrawing" xmlns:wpg="http://schemas.microsoft.com/office/word/2010/wordprocessingGroup" xmlns:wpi="http://schemas.microsoft.com/office/word/2010/wordprocessingInk" xmlns:wps="http://schemas.microsoft.com/office/word/2010/wordprocessingShape" xmlns:o="urn:schemas-microsoft-com:office:office" xmlns:v="urn:schemas-microsoft-com:vml" xmlns:w10="urn:schemas-microsoft-com:office:word" xmlns:w="http://schemas.openxmlformats.org/wordprocessingml/2006/main" xmlns:w14="http://schemas.microsoft.com/office/word/2010/wordml" xmlns:w15="http://schemas.microsoft.com/office/word/2012/wordml" xmlns:w16cex="http://schemas.microsoft.com/office/word/2018/wordml/cex" xmlns:w16cid="http://schemas.microsoft.com/office/word/2016/wordml/cid" xmlns:w16="http://schemas.microsoft.com/office/word/2018/wordml" xmlns:w16sdtdh="http://schemas.microsoft.com/office/word/2020/wordml/sdtdatahash" xmlns:w16sdtfl="http://schemas.microsoft.com/office/word/2024/wordml/sdtformatlock" xmlns:w16se="http://schemas.microsoft.com/office/word/2015/wordml/symex" xmlns:w16du="http://schemas.microsoft.com/office/word/2023/wordml/word16du" xmlns:wne="http://schemas.microsoft.com/office/word/2006/wordml" mc:Ignorable="w14 w15 w16se w16cid w16 w16cex w16sdtdh w16sdtfl w16du wp14">
+<w:numbering xmlns:wpc="http://schemas.microsoft.com/office/word/2010/wordprocessingCanvas" xmlns:cx="http://schemas.microsoft.com/office/drawing/2014/chartex" xmlns:cx1="http://schemas.microsoft.com/office/drawing/2015/9/8/chartex" xmlns:cx2="http://schemas.microsoft.com/office/drawing/2015/10/21/chartex" xmlns:cx3="http://schemas.microsoft.com/office/drawing/2016/5/9/chartex" xmlns:cx4="http://schemas.microsoft.com/office/drawing/2016/5/10/chartex" xmlns:cx5="http://schemas.microsoft.com/office/drawing/2016/5/11/chartex" xmlns:cx6="http://schemas.microsoft.com/office/drawing/2016/5/12/chartex" xmlns:cx7="http://schemas.microsoft.com/office/drawing/2016/5/13/chartex" xmlns:cx8="http://schemas.microsoft.com/office/drawing/2016/5/14/chartex" xmlns:mc="http://schemas.openxmlformats.org/markup-compatibility/2006" xmlns:aink="http://schemas.microsoft.com/office/drawing/2016/ink" xmlns:am3d="http://schemas.microsoft.com/office/drawing/2017/model3d" xmlns:o="urn:schemas-microsoft-com:office:office" xmlns:oel="http://schemas.microsoft.com/office/2019/extlst" xmlns:r="http://schemas.openxmlformats.org/officeDocument/2006/relationships" xmlns:m="http://schemas.openxmlformats.org/officeDocument/2006/math" xmlns:v="urn:schemas-microsoft-com:vml" xmlns:wp14="http://schemas.microsoft.com/office/word/2010/wordprocessingDrawing" xmlns:wp="http://schemas.openxmlformats.org/drawingml/2006/wordprocessingDrawing" xmlns:w10="urn:schemas-microsoft-com:office:word" xmlns:w="http://schemas.openxmlformats.org/wordprocessingml/2006/main" xmlns:w14="http://schemas.microsoft.com/office/word/2010/wordml" xmlns:w15="http://schemas.microsoft.com/office/word/2012/wordml" xmlns:w16cex="http://schemas.microsoft.com/office/word/2018/wordml/cex" xmlns:w16cid="http://schemas.microsoft.com/office/word/2016/wordml/cid" xmlns:w16="http://schemas.microsoft.com/office/word/2018/wordml" xmlns:w16du="http://schemas.microsoft.com/office/word/2023/wordml/word16du" xmlns:w16sdtdh="http://schemas.microsoft.com/office/word/2020/wordml/sdtdatahash" xmlns:w16sdtfl="http://schemas.microsoft.com/office/word/2024/wordml/sdtformatlock" xmlns:w16se="http://schemas.microsoft.com/office/word/2015/wordml/symex" xmlns:wpg="http://schemas.microsoft.com/office/word/2010/wordprocessingGroup" xmlns:wpi="http://schemas.microsoft.com/office/word/2010/wordprocessingInk" xmlns:wne="http://schemas.microsoft.com/office/word/2006/wordml" xmlns:wps="http://schemas.microsoft.com/office/word/2010/wordprocessingShape" mc:Ignorable="w14 w15 w16se w16cid w16 w16cex w16sdtdh w16sdtfl w16du wp14">
   <w:abstractNum w:abstractNumId="0" w15:restartNumberingAfterBreak="0">
     <w:nsid w:val="0C6D747B"/>
     <w:multiLevelType w:val="hybridMultilevel"/>
@@ -21272,7 +20921,7 @@
 </file>
 
 <file path=word/styles.xml><?xml version="1.0" encoding="utf-8"?>
-<w:styles xmlns:mc="http://schemas.openxmlformats.org/markup-compatibility/2006" xmlns:r="http://schemas.openxmlformats.org/officeDocument/2006/relationships" xmlns:w="http://schemas.openxmlformats.org/wordprocessingml/2006/main" xmlns:w14="http://schemas.microsoft.com/office/word/2010/wordml" xmlns:w15="http://schemas.microsoft.com/office/word/2012/wordml" xmlns:w16cex="http://schemas.microsoft.com/office/word/2018/wordml/cex" xmlns:w16cid="http://schemas.microsoft.com/office/word/2016/wordml/cid" xmlns:w16="http://schemas.microsoft.com/office/word/2018/wordml" xmlns:w16sdtdh="http://schemas.microsoft.com/office/word/2020/wordml/sdtdatahash" xmlns:w16sdtfl="http://schemas.microsoft.com/office/word/2024/wordml/sdtformatlock" xmlns:w16se="http://schemas.microsoft.com/office/word/2015/wordml/symex" xmlns:w16du="http://schemas.microsoft.com/office/word/2023/wordml/word16du" mc:Ignorable="w14 w15 w16se w16cid w16 w16cex w16sdtdh w16sdtfl w16du">
+<w:styles xmlns:mc="http://schemas.openxmlformats.org/markup-compatibility/2006" xmlns:r="http://schemas.openxmlformats.org/officeDocument/2006/relationships" xmlns:w="http://schemas.openxmlformats.org/wordprocessingml/2006/main" xmlns:w14="http://schemas.microsoft.com/office/word/2010/wordml" xmlns:w15="http://schemas.microsoft.com/office/word/2012/wordml" xmlns:w16cex="http://schemas.microsoft.com/office/word/2018/wordml/cex" xmlns:w16cid="http://schemas.microsoft.com/office/word/2016/wordml/cid" xmlns:w16="http://schemas.microsoft.com/office/word/2018/wordml" xmlns:w16du="http://schemas.microsoft.com/office/word/2023/wordml/word16du" xmlns:w16sdtdh="http://schemas.microsoft.com/office/word/2020/wordml/sdtdatahash" xmlns:w16sdtfl="http://schemas.microsoft.com/office/word/2024/wordml/sdtformatlock" xmlns:w16se="http://schemas.microsoft.com/office/word/2015/wordml/symex" mc:Ignorable="w14 w15 w16se w16cid w16 w16cex w16sdtdh w16sdtfl w16du">
   <w:docDefaults>
     <w:rPrDefault>
       <w:rPr>

--- a/Files/GrowNear_Relatorio.docx
+++ b/Files/GrowNear_Relatorio.docx
@@ -209,6 +209,288 @@
     </w:p>
     <w:p>
       <w:pPr>
+        <w:spacing w:after="0" w:line="240" w:lineRule="auto"/>
+        <w:textAlignment w:val="baseline"/>
+        <w:rPr>
+          <w:rFonts w:eastAsia="Times New Roman" w:cs="Noto Sans"/>
+          <w:kern w:val="0"/>
+          <w:sz w:val="28"/>
+          <w:szCs w:val="28"/>
+          <w:lang w:val="pt-PT"/>
+          <w14:ligatures w14:val="none"/>
+        </w:rPr>
+      </w:pPr>
+    </w:p>
+    <w:p>
+      <w:pPr>
+        <w:spacing w:after="0" w:line="240" w:lineRule="auto"/>
+        <w:textAlignment w:val="baseline"/>
+        <w:rPr>
+          <w:rFonts w:eastAsia="Times New Roman" w:cs="Noto Sans"/>
+          <w:kern w:val="0"/>
+          <w:sz w:val="28"/>
+          <w:szCs w:val="28"/>
+          <w:lang w:val="pt-PT"/>
+          <w14:ligatures w14:val="none"/>
+        </w:rPr>
+      </w:pPr>
+    </w:p>
+    <w:p>
+      <w:pPr>
+        <w:spacing w:before="0" w:after="40"/>
+        <w:jc w:val="center"/>
+        <w:textAlignment w:val="baseline"/>
+        <w:rPr>
+          <w:rFonts w:eastAsia="Times New Roman" w:cs="Noto Sans"/>
+          <w:b/>
+          <w:bCs/>
+          <w:kern w:val="36"/>
+          <w:sz w:val="28"/>
+          <w:szCs w:val="28"/>
+          <w:lang w:val="pt-PT"/>
+          <w14:ligatures w14:val="none"/>
+        </w:rPr>
+      </w:pPr>
+      <w:r>
+        <w:rPr>
+          <w:rFonts w:eastAsia="Times New Roman" w:cs="Noto Sans"/>
+          <w:b/>
+          <w:bCs/>
+          <w:kern w:val="36"/>
+          <w:sz w:val="24"/>
+          <w:szCs w:val="24"/>
+          <w:lang w:val="pt-PT"/>
+          <w14:ligatures w14:val="none"/>
+        </w:rPr>
+        <w:t xml:space="preserve">Empreendedorismo e Inovação (INOVEL)</w:t>
+      </w:r>
+    </w:p>
+    <w:p>
+      <w:pPr>
+        <w:spacing w:before="0" w:after="40"/>
+        <w:jc w:val="center"/>
+        <w:textAlignment w:val="baseline"/>
+        <w:rPr>
+          <w:rFonts w:eastAsia="Times New Roman" w:cs="Noto Sans"/>
+          <w:b/>
+          <w:bCs/>
+          <w:kern w:val="36"/>
+          <w:sz w:val="28"/>
+          <w:szCs w:val="28"/>
+          <w:lang w:val="pt-PT"/>
+          <w14:ligatures w14:val="none"/>
+        </w:rPr>
+      </w:pPr>
+      <w:r>
+        <w:rPr>
+          <w:rFonts w:eastAsia="Times New Roman" w:cs="Noto Sans"/>
+          <w:kern w:val="36"/>
+          <w:sz w:val="24"/>
+          <w:szCs w:val="24"/>
+          <w:lang w:val="pt-PT"/>
+          <w14:ligatures w14:val="none"/>
+        </w:rPr>
+        <w:t xml:space="preserve">Instituto Superior de Engenharia do Porto · 2025/2026</w:t>
+      </w:r>
+    </w:p>
+    <w:p>
+      <w:pPr>
+        <w:spacing w:after="0" w:line="240" w:lineRule="auto"/>
+        <w:textAlignment w:val="baseline"/>
+        <w:rPr>
+          <w:rFonts w:eastAsia="Times New Roman" w:cs="Noto Sans"/>
+          <w:kern w:val="0"/>
+          <w:sz w:val="28"/>
+          <w:szCs w:val="28"/>
+          <w:lang w:val="pt-PT"/>
+          <w14:ligatures w14:val="none"/>
+        </w:rPr>
+      </w:pPr>
+    </w:p>
+    <w:p>
+      <w:pPr>
+        <w:spacing w:before="0" w:after="40"/>
+        <w:jc w:val="center"/>
+        <w:textAlignment w:val="baseline"/>
+        <w:rPr>
+          <w:rFonts w:eastAsia="Times New Roman" w:cs="Noto Sans"/>
+          <w:b/>
+          <w:bCs/>
+          <w:kern w:val="36"/>
+          <w:sz w:val="28"/>
+          <w:szCs w:val="28"/>
+          <w:lang w:val="pt-PT"/>
+          <w14:ligatures w14:val="none"/>
+        </w:rPr>
+      </w:pPr>
+      <w:r>
+        <w:rPr>
+          <w:rFonts w:eastAsia="Times New Roman" w:cs="Noto Sans"/>
+          <w:b/>
+          <w:bCs/>
+          <w:kern w:val="36"/>
+          <w:sz w:val="24"/>
+          <w:szCs w:val="24"/>
+          <w:lang w:val="pt-PT"/>
+          <w14:ligatures w14:val="none"/>
+        </w:rPr>
+        <w:t xml:space="preserve">Grupo</w:t>
+      </w:r>
+    </w:p>
+    <w:p>
+      <w:pPr>
+        <w:spacing w:before="0" w:after="40"/>
+        <w:jc w:val="center"/>
+        <w:textAlignment w:val="baseline"/>
+        <w:rPr>
+          <w:rFonts w:eastAsia="Times New Roman" w:cs="Noto Sans"/>
+          <w:b/>
+          <w:bCs/>
+          <w:kern w:val="36"/>
+          <w:sz w:val="28"/>
+          <w:szCs w:val="28"/>
+          <w:lang w:val="pt-PT"/>
+          <w14:ligatures w14:val="none"/>
+        </w:rPr>
+      </w:pPr>
+      <w:r>
+        <w:rPr>
+          <w:rFonts w:eastAsia="Times New Roman" w:cs="Noto Sans"/>
+          <w:kern w:val="36"/>
+          <w:sz w:val="24"/>
+          <w:szCs w:val="24"/>
+          <w:lang w:val="pt-PT"/>
+          <w14:ligatures w14:val="none"/>
+        </w:rPr>
+        <w:t xml:space="preserve">Bruno Lopes – 1240441</w:t>
+      </w:r>
+    </w:p>
+    <w:p>
+      <w:pPr>
+        <w:spacing w:before="0" w:after="40"/>
+        <w:jc w:val="center"/>
+        <w:textAlignment w:val="baseline"/>
+        <w:rPr>
+          <w:rFonts w:eastAsia="Times New Roman" w:cs="Noto Sans"/>
+          <w:b/>
+          <w:bCs/>
+          <w:kern w:val="36"/>
+          <w:sz w:val="28"/>
+          <w:szCs w:val="28"/>
+          <w:lang w:val="pt-PT"/>
+          <w14:ligatures w14:val="none"/>
+        </w:rPr>
+      </w:pPr>
+      <w:r>
+        <w:rPr>
+          <w:rFonts w:eastAsia="Times New Roman" w:cs="Noto Sans"/>
+          <w:kern w:val="36"/>
+          <w:sz w:val="24"/>
+          <w:szCs w:val="24"/>
+          <w:lang w:val="pt-PT"/>
+          <w14:ligatures w14:val="none"/>
+        </w:rPr>
+        <w:t xml:space="preserve">Tiago Teixeira – 1240493</w:t>
+      </w:r>
+    </w:p>
+    <w:p>
+      <w:pPr>
+        <w:spacing w:before="0" w:after="40"/>
+        <w:jc w:val="center"/>
+        <w:textAlignment w:val="baseline"/>
+        <w:rPr>
+          <w:rFonts w:eastAsia="Times New Roman" w:cs="Noto Sans"/>
+          <w:b/>
+          <w:bCs/>
+          <w:kern w:val="36"/>
+          <w:sz w:val="28"/>
+          <w:szCs w:val="28"/>
+          <w:lang w:val="pt-PT"/>
+          <w14:ligatures w14:val="none"/>
+        </w:rPr>
+      </w:pPr>
+      <w:r>
+        <w:rPr>
+          <w:rFonts w:eastAsia="Times New Roman" w:cs="Noto Sans"/>
+          <w:kern w:val="36"/>
+          <w:sz w:val="24"/>
+          <w:szCs w:val="24"/>
+          <w:lang w:val="pt-PT"/>
+          <w14:ligatures w14:val="none"/>
+        </w:rPr>
+        <w:t xml:space="preserve">Francisco Peixoto – 1211648</w:t>
+      </w:r>
+    </w:p>
+    <w:p>
+      <w:pPr>
+        <w:spacing w:before="0" w:after="40"/>
+        <w:jc w:val="center"/>
+        <w:textAlignment w:val="baseline"/>
+        <w:rPr>
+          <w:rFonts w:eastAsia="Times New Roman" w:cs="Noto Sans"/>
+          <w:b/>
+          <w:bCs/>
+          <w:kern w:val="36"/>
+          <w:sz w:val="28"/>
+          <w:szCs w:val="28"/>
+          <w:lang w:val="pt-PT"/>
+          <w14:ligatures w14:val="none"/>
+        </w:rPr>
+      </w:pPr>
+      <w:r>
+        <w:rPr>
+          <w:rFonts w:eastAsia="Times New Roman" w:cs="Noto Sans"/>
+          <w:kern w:val="36"/>
+          <w:sz w:val="24"/>
+          <w:szCs w:val="24"/>
+          <w:lang w:val="pt-PT"/>
+          <w14:ligatures w14:val="none"/>
+        </w:rPr>
+        <w:t xml:space="preserve">António Guerra – 1190409</w:t>
+      </w:r>
+    </w:p>
+    <w:p>
+      <w:pPr>
+        <w:spacing w:before="0" w:after="40"/>
+        <w:jc w:val="center"/>
+        <w:textAlignment w:val="baseline"/>
+        <w:rPr>
+          <w:rFonts w:eastAsia="Times New Roman" w:cs="Noto Sans"/>
+          <w:b/>
+          <w:bCs/>
+          <w:kern w:val="36"/>
+          <w:sz w:val="28"/>
+          <w:szCs w:val="28"/>
+          <w:lang w:val="pt-PT"/>
+          <w14:ligatures w14:val="none"/>
+        </w:rPr>
+      </w:pPr>
+      <w:r>
+        <w:rPr>
+          <w:rFonts w:eastAsia="Times New Roman" w:cs="Noto Sans"/>
+          <w:kern w:val="36"/>
+          <w:sz w:val="24"/>
+          <w:szCs w:val="24"/>
+          <w:lang w:val="pt-PT"/>
+          <w14:ligatures w14:val="none"/>
+        </w:rPr>
+        <w:t xml:space="preserve">Luis </w:t>
+      </w:r>
+      <w:r>
+        <w:rPr>
+          <w:rFonts w:eastAsia="Times New Roman" w:cs="Noto Sans"/>
+          <w:kern w:val="36"/>
+          <w:highlight w:val="yellow"/>
+          <w:sz w:val="24"/>
+          <w:szCs w:val="24"/>
+          <w:lang w:val="pt-PT"/>
+          <w14:ligatures w14:val="none"/>
+        </w:rPr>
+        <w:t xml:space="preserve">[apelido] – [n.º]</w:t>
+      </w:r>
+    </w:p>
+    <w:p>
+      <w:pPr>
         <w:rPr>
           <w:rFonts w:eastAsia="Times New Roman" w:cs="Noto Sans"/>
           <w:b/>
@@ -262,6 +544,290 @@
           <w:lang w:val="pt-PT"/>
           <w14:ligatures w14:val="none"/>
         </w:rPr>
+        <w:t xml:space="preserve">Ideia de negócio</w:t>
+      </w:r>
+    </w:p>
+    <w:p>
+      <w:pPr>
+        <w:spacing w:after="0" w:line="240" w:lineRule="auto"/>
+        <w:textAlignment w:val="baseline"/>
+        <w:rPr>
+          <w:rFonts w:eastAsia="Times New Roman" w:cs="Noto Sans"/>
+          <w:kern w:val="0"/>
+          <w:sz w:val="28"/>
+          <w:szCs w:val="28"/>
+          <w:lang w:val="pt-PT"/>
+          <w14:ligatures w14:val="none"/>
+        </w:rPr>
+      </w:pPr>
+    </w:p>
+    <w:p>
+      <w:pPr>
+        <w:spacing w:after="0" w:line="240" w:lineRule="auto"/>
+        <w:textAlignment w:val="baseline"/>
+        <w:rPr>
+          <w:rFonts w:eastAsia="Times New Roman" w:cs="Noto Sans"/>
+          <w:kern w:val="0"/>
+          <w:sz w:val="28"/>
+          <w:szCs w:val="28"/>
+          <w:bdr w:val="none" w:sz="0" w:space="0" w:color="auto" w:frame="1"/>
+          <w:lang w:val="pt-PT"/>
+          <w14:ligatures w14:val="none"/>
+        </w:rPr>
+      </w:pPr>
+      <w:r>
+        <w:rPr>
+          <w:rFonts w:eastAsia="Times New Roman" w:cs="Noto Sans"/>
+          <w:b/>
+          <w:bCs/>
+          <w:kern w:val="0"/>
+          <w:sz w:val="28"/>
+          <w:szCs w:val="28"/>
+          <w:lang w:val="pt-PT"/>
+          <w14:ligatures w14:val="none"/>
+        </w:rPr>
+        <w:t xml:space="preserve">O problema. </w:t>
+      </w:r>
+      <w:r>
+        <w:rPr>
+          <w:rFonts w:eastAsia="Times New Roman" w:cs="Noto Sans"/>
+          <w:kern w:val="0"/>
+          <w:sz w:val="28"/>
+          <w:szCs w:val="28"/>
+          <w:lang w:val="pt-PT"/>
+          <w14:ligatures w14:val="none"/>
+        </w:rPr>
+        <w:t xml:space="preserve">Muitas famílias com horta, pomar, galinheiro ou colmeias produzem mais do que consomem. Como são pequenas quantidades, não compensa ir a uma feira ou montar uma banca, e o excedente acaba oferecido, esquecido ou no lixo. Ao mesmo tempo, há vizinhos que procuram produtos frescos e de origem conhecida e não sabem que estão a poucos minutos de casa.</w:t>
+      </w:r>
+    </w:p>
+    <w:p>
+      <w:pPr>
+        <w:spacing w:after="0" w:line="240" w:lineRule="auto"/>
+        <w:textAlignment w:val="baseline"/>
+        <w:rPr>
+          <w:rFonts w:eastAsia="Times New Roman" w:cs="Noto Sans"/>
+          <w:kern w:val="0"/>
+          <w:sz w:val="28"/>
+          <w:szCs w:val="28"/>
+          <w:lang w:val="pt-PT"/>
+          <w14:ligatures w14:val="none"/>
+        </w:rPr>
+      </w:pPr>
+    </w:p>
+    <w:p>
+      <w:pPr>
+        <w:spacing w:after="0" w:line="240" w:lineRule="auto"/>
+        <w:textAlignment w:val="baseline"/>
+        <w:rPr>
+          <w:rFonts w:eastAsia="Times New Roman" w:cs="Noto Sans"/>
+          <w:kern w:val="0"/>
+          <w:sz w:val="28"/>
+          <w:szCs w:val="28"/>
+          <w:bdr w:val="none" w:sz="0" w:space="0" w:color="auto" w:frame="1"/>
+          <w:lang w:val="pt-PT"/>
+          <w14:ligatures w14:val="none"/>
+        </w:rPr>
+      </w:pPr>
+      <w:r>
+        <w:rPr>
+          <w:rFonts w:eastAsia="Times New Roman" w:cs="Noto Sans"/>
+          <w:b/>
+          <w:bCs/>
+          <w:kern w:val="0"/>
+          <w:sz w:val="28"/>
+          <w:szCs w:val="28"/>
+          <w:lang w:val="pt-PT"/>
+          <w14:ligatures w14:val="none"/>
+        </w:rPr>
+        <w:t xml:space="preserve">A solução. </w:t>
+      </w:r>
+      <w:r>
+        <w:rPr>
+          <w:rFonts w:eastAsia="Times New Roman" w:cs="Noto Sans"/>
+          <w:kern w:val="0"/>
+          <w:sz w:val="28"/>
+          <w:szCs w:val="28"/>
+          <w:lang w:val="pt-PT"/>
+          <w14:ligatures w14:val="none"/>
+        </w:rPr>
+        <w:t xml:space="preserve">A GrowNear é uma app marketplace que liga estes pequenos produtores não profissionais a compradores da mesma zona. O produtor anuncia o que tem; o comprador vê num mapa o que está disponível perto de si, reserva na app e recolhe em casa do produtor ou num ponto de recolha (um café ou uma mercearia). Não há entrega ao domicílio.</w:t>
+      </w:r>
+    </w:p>
+    <w:p>
+      <w:pPr>
+        <w:spacing w:after="0" w:line="240" w:lineRule="auto"/>
+        <w:textAlignment w:val="baseline"/>
+        <w:rPr>
+          <w:rFonts w:eastAsia="Times New Roman" w:cs="Noto Sans"/>
+          <w:kern w:val="0"/>
+          <w:sz w:val="28"/>
+          <w:szCs w:val="28"/>
+          <w:lang w:val="pt-PT"/>
+          <w14:ligatures w14:val="none"/>
+        </w:rPr>
+      </w:pPr>
+    </w:p>
+    <w:p>
+      <w:pPr>
+        <w:spacing w:after="0" w:line="240" w:lineRule="auto"/>
+        <w:textAlignment w:val="baseline"/>
+        <w:rPr>
+          <w:rFonts w:eastAsia="Times New Roman" w:cs="Noto Sans"/>
+          <w:kern w:val="0"/>
+          <w:sz w:val="28"/>
+          <w:szCs w:val="28"/>
+          <w:bdr w:val="none" w:sz="0" w:space="0" w:color="auto" w:frame="1"/>
+          <w:lang w:val="pt-PT"/>
+          <w14:ligatures w14:val="none"/>
+        </w:rPr>
+      </w:pPr>
+      <w:r>
+        <w:rPr>
+          <w:rFonts w:eastAsia="Times New Roman" w:cs="Noto Sans"/>
+          <w:b/>
+          <w:bCs/>
+          <w:kern w:val="0"/>
+          <w:sz w:val="28"/>
+          <w:szCs w:val="28"/>
+          <w:lang w:val="pt-PT"/>
+          <w14:ligatures w14:val="none"/>
+        </w:rPr>
+        <w:t xml:space="preserve">Como ganha dinheiro. </w:t>
+      </w:r>
+      <w:r>
+        <w:rPr>
+          <w:rFonts w:eastAsia="Times New Roman" w:cs="Noto Sans"/>
+          <w:kern w:val="0"/>
+          <w:sz w:val="28"/>
+          <w:szCs w:val="28"/>
+          <w:lang w:val="pt-PT"/>
+          <w14:ligatures w14:val="none"/>
+        </w:rPr>
+        <w:t xml:space="preserve">Vender é grátis. O comprador paga uma taxa de serviço de 0,50 € + 5 % em cada compra paga na app (1,00 € numa encomenda de 10 €), que garante o reembolso se o produto não corresponder ao anunciado.</w:t>
+      </w:r>
+    </w:p>
+    <w:p>
+      <w:pPr>
+        <w:spacing w:after="0" w:line="240" w:lineRule="auto"/>
+        <w:textAlignment w:val="baseline"/>
+        <w:rPr>
+          <w:rFonts w:eastAsia="Times New Roman" w:cs="Noto Sans"/>
+          <w:kern w:val="0"/>
+          <w:sz w:val="28"/>
+          <w:szCs w:val="28"/>
+          <w:lang w:val="pt-PT"/>
+          <w14:ligatures w14:val="none"/>
+        </w:rPr>
+      </w:pPr>
+    </w:p>
+    <w:p>
+      <w:pPr>
+        <w:spacing w:after="0" w:line="240" w:lineRule="auto"/>
+        <w:textAlignment w:val="baseline"/>
+        <w:rPr>
+          <w:rFonts w:eastAsia="Times New Roman" w:cs="Noto Sans"/>
+          <w:kern w:val="0"/>
+          <w:sz w:val="28"/>
+          <w:szCs w:val="28"/>
+          <w:bdr w:val="none" w:sz="0" w:space="0" w:color="auto" w:frame="1"/>
+          <w:lang w:val="pt-PT"/>
+          <w14:ligatures w14:val="none"/>
+        </w:rPr>
+      </w:pPr>
+      <w:r>
+        <w:rPr>
+          <w:rFonts w:eastAsia="Times New Roman" w:cs="Noto Sans"/>
+          <w:b/>
+          <w:bCs/>
+          <w:kern w:val="0"/>
+          <w:sz w:val="28"/>
+          <w:szCs w:val="28"/>
+          <w:lang w:val="pt-PT"/>
+          <w14:ligatures w14:val="none"/>
+        </w:rPr>
+        <w:t xml:space="preserve">O que a distingue. </w:t>
+      </w:r>
+      <w:r>
+        <w:rPr>
+          <w:rFonts w:eastAsia="Times New Roman" w:cs="Noto Sans"/>
+          <w:kern w:val="0"/>
+          <w:sz w:val="28"/>
+          <w:szCs w:val="28"/>
+          <w:lang w:val="pt-PT"/>
+          <w14:ligatures w14:val="none"/>
+        </w:rPr>
+        <w:t xml:space="preserve">Ao contrário das feiras, das lojas de produtos biológicos e dos grupos de anúncios online, a GrowNear foca-se nos excedentes de quem não vive da produção: sem burocracia nem intermediários, com descoberta por mapa, avaliações entre vizinhos e alertas "avisem-me" para os produtos da época.</w:t>
+      </w:r>
+    </w:p>
+    <w:p>
+      <w:pPr>
+        <w:spacing w:after="0" w:line="240" w:lineRule="auto"/>
+        <w:textAlignment w:val="baseline"/>
+        <w:rPr>
+          <w:rFonts w:eastAsia="Times New Roman" w:cs="Noto Sans"/>
+          <w:kern w:val="0"/>
+          <w:sz w:val="28"/>
+          <w:szCs w:val="28"/>
+          <w:lang w:val="pt-PT"/>
+          <w14:ligatures w14:val="none"/>
+        </w:rPr>
+      </w:pPr>
+    </w:p>
+    <w:p>
+      <w:pPr>
+        <w:rPr>
+          <w:rFonts w:eastAsia="Times New Roman" w:cs="Noto Sans"/>
+          <w:b/>
+          <w:bCs/>
+          <w:kern w:val="36"/>
+          <w:sz w:val="48"/>
+          <w:szCs w:val="48"/>
+          <w:lang w:val="pt-PT"/>
+          <w14:ligatures w14:val="none"/>
+        </w:rPr>
+      </w:pPr>
+      <w:r>
+        <w:rPr>
+          <w:rFonts w:eastAsia="Times New Roman" w:cs="Noto Sans"/>
+          <w:b/>
+          <w:bCs/>
+          <w:kern w:val="36"/>
+          <w:sz w:val="48"/>
+          <w:szCs w:val="48"/>
+          <w:lang w:val="pt-PT"/>
+          <w14:ligatures w14:val="none"/>
+        </w:rPr>
+        <w:br w:type="page"/>
+      </w:r>
+    </w:p>
+    <w:p>
+      <w:pPr>
+        <w:spacing w:before="120" w:after="120" w:line="330" w:lineRule="atLeast"/>
+        <w:jc w:val="center"/>
+        <w:textAlignment w:val="baseline"/>
+        <w:outlineLvl w:val="0"/>
+        <w:rPr>
+          <w:rFonts w:eastAsia="Times New Roman" w:cs="Noto Sans"/>
+          <w:b/>
+          <w:bCs/>
+          <w:kern w:val="36"/>
+          <w:sz w:val="36"/>
+          <w:szCs w:val="36"/>
+          <w:lang w:val="pt-PT"/>
+          <w14:ligatures w14:val="none"/>
+        </w:rPr>
+      </w:pPr>
+      <w:r>
+        <w:rPr>
+          <w:rFonts w:eastAsia="Times New Roman" w:cs="Noto Sans"/>
+          <w:b/>
+          <w:bCs/>
+          <w:kern w:val="36"/>
+          <w:sz w:val="36"/>
+          <w:szCs w:val="36"/>
+          <w:lang w:val="pt-PT"/>
+          <w14:ligatures w14:val="none"/>
+        </w:rPr>
         <w:lastRenderedPageBreak/>
         <w:t>Missão e Visão</w:t>
       </w:r>
@@ -539,11 +1105,13 @@
       <w:r>
         <w:rPr>
           <w:rFonts w:cs="Noto Sans"/>
+          <w:b/>
+          <w:bCs/>
           <w:sz w:val="28"/>
           <w:szCs w:val="28"/>
           <w:lang w:val="pt-PT"/>
         </w:rPr>
-        <w:t>For:</w:t>
+        <w:t xml:space="preserve">Para </w:t>
       </w:r>
       <w:r>
         <w:rPr>
@@ -552,16 +1120,47 @@
           <w:szCs w:val="28"/>
           <w:lang w:val="pt-PT"/>
         </w:rPr>
-        <w:t xml:space="preserve"> </w:t>
+        <w:t xml:space="preserve">pequenos produtores não profissionais com excedentes da horta, do pomar, do galinheiro ou das colmeias, e compradores da zona que procuram produtos locais frescos,</w:t>
       </w:r>
-      <w:r>
+    </w:p>
+    <w:p>
+      <w:pPr>
         <w:rPr>
           <w:rFonts w:cs="Noto Sans"/>
           <w:sz w:val="28"/>
           <w:szCs w:val="28"/>
           <w:lang w:val="pt-PT"/>
         </w:rPr>
-        <w:t>Pequenos Produtores, compradores locais.</w:t>
+      </w:pPr>
+    </w:p>
+    <w:p>
+      <w:pPr>
+        <w:rPr>
+          <w:rFonts w:cs="Noto Sans"/>
+          <w:sz w:val="28"/>
+          <w:szCs w:val="28"/>
+          <w:lang w:val="pt-PT"/>
+        </w:rPr>
+      </w:pPr>
+      <w:r>
+        <w:rPr>
+          <w:rFonts w:cs="Noto Sans"/>
+          <w:b/>
+          <w:bCs/>
+          <w:sz w:val="28"/>
+          <w:szCs w:val="28"/>
+          <w:lang w:val="pt-PT"/>
+        </w:rPr>
+        <w:t xml:space="preserve">Que </w:t>
+      </w:r>
+      <w:r>
+        <w:rPr>
+          <w:rFonts w:cs="Noto Sans"/>
+          <w:sz w:val="28"/>
+          <w:szCs w:val="28"/>
+          <w:lang w:val="pt-PT"/>
+        </w:rPr>
+        <w:t xml:space="preserve">têm dificuldade em escoar pequenas quantidades sem burocracia nem intermediários (produtores), ou querem produtos frescos e naturais, de origem conhecida, perto de casa (compradores),</w:t>
       </w:r>
     </w:p>
     <w:p>
@@ -580,9 +1179,19 @@
           <w:rFonts w:cs="Noto Sans"/>
           <w:sz w:val="28"/>
           <w:szCs w:val="28"/>
+        </w:rPr>
+      </w:pPr>
+      <w:r>
+        <w:rPr>
+          <w:rFonts w:cs="Noto Sans"/>
+          <w:b/>
+          <w:bCs/>
+          <w:sz w:val="28"/>
+          <w:szCs w:val="28"/>
           <w:lang w:val="pt-PT"/>
         </w:rPr>
-      </w:pPr>
+        <w:t xml:space="preserve">A </w:t>
+      </w:r>
       <w:r>
         <w:rPr>
           <w:rFonts w:cs="Noto Sans"/>
@@ -590,7 +1199,36 @@
           <w:szCs w:val="28"/>
           <w:lang w:val="pt-PT"/>
         </w:rPr>
-        <w:t>Who:</w:t>
+        <w:t xml:space="preserve">GrowNear é uma app marketplace local, com descoberta por mapa,</w:t>
+      </w:r>
+    </w:p>
+    <w:p>
+      <w:pPr>
+        <w:rPr>
+          <w:rFonts w:cs="Noto Sans"/>
+          <w:sz w:val="28"/>
+          <w:szCs w:val="28"/>
+        </w:rPr>
+      </w:pPr>
+    </w:p>
+    <w:p>
+      <w:pPr>
+        <w:rPr>
+          <w:rFonts w:cs="Noto Sans"/>
+          <w:sz w:val="28"/>
+          <w:szCs w:val="28"/>
+        </w:rPr>
+      </w:pPr>
+      <w:r>
+        <w:rPr>
+          <w:rFonts w:cs="Noto Sans"/>
+          <w:b/>
+          <w:bCs/>
+          <w:sz w:val="28"/>
+          <w:szCs w:val="28"/>
+          <w:lang w:val="pt-PT"/>
+        </w:rPr>
+        <w:t xml:space="preserve">Que </w:t>
       </w:r>
       <w:r>
         <w:rPr>
@@ -599,7 +1237,41 @@
           <w:szCs w:val="28"/>
           <w:lang w:val="pt-PT"/>
         </w:rPr>
-        <w:t xml:space="preserve"> P</w:t>
+        <w:t xml:space="preserve">liga vizinhos: o comprador encontra o que há perto, reserva e paga na app, e recolhe em casa do produtor ou num ponto de recolha.</w:t>
+      </w:r>
+    </w:p>
+    <w:p>
+      <w:pPr>
+        <w:spacing w:after="0" w:line="240" w:lineRule="auto"/>
+        <w:textAlignment w:val="baseline"/>
+        <w:rPr>
+          <w:rFonts w:eastAsia="Times New Roman" w:cs="Noto Sans"/>
+          <w:kern w:val="0"/>
+          <w:sz w:val="28"/>
+          <w:szCs w:val="28"/>
+          <w:lang w:val="pt-PT"/>
+          <w14:ligatures w14:val="none"/>
+        </w:rPr>
+      </w:pPr>
+    </w:p>
+    <w:p>
+      <w:pPr>
+        <w:rPr>
+          <w:rFonts w:cs="Noto Sans"/>
+          <w:sz w:val="28"/>
+          <w:szCs w:val="28"/>
+        </w:rPr>
+      </w:pPr>
+      <w:r>
+        <w:rPr>
+          <w:rFonts w:cs="Noto Sans"/>
+          <w:b/>
+          <w:bCs/>
+          <w:sz w:val="28"/>
+          <w:szCs w:val="28"/>
+          <w:lang w:val="pt-PT"/>
+        </w:rPr>
+        <w:t xml:space="preserve">Ao contrário de </w:t>
       </w:r>
       <w:r>
         <w:rPr>
@@ -608,7 +1280,7 @@
           <w:szCs w:val="28"/>
           <w:lang w:val="pt-PT"/>
         </w:rPr>
-        <w:t>ara produtores locais com dificuldade em escoar produto &amp; para compradores locais interessados e produtos biológicos.</w:t>
+        <w:t xml:space="preserve">feiras e mercados, lojas de produtos biológicos e anúncios online genéricos,</w:t>
       </w:r>
     </w:p>
     <w:p>
@@ -617,7 +1289,6 @@
           <w:rFonts w:cs="Noto Sans"/>
           <w:sz w:val="28"/>
           <w:szCs w:val="28"/>
-          <w:lang w:val="pt-PT"/>
         </w:rPr>
       </w:pPr>
     </w:p>
@@ -632,122 +1303,22 @@
       <w:r>
         <w:rPr>
           <w:rFonts w:cs="Noto Sans"/>
+          <w:b/>
+          <w:bCs/>
           <w:sz w:val="28"/>
           <w:szCs w:val="28"/>
-        </w:rPr>
-        <w:t>The:</w:t>
+          <w:lang w:val="pt-PT"/>
+        </w:rPr>
+        <w:t xml:space="preserve">A nossa solução: </w:t>
       </w:r>
       <w:r>
         <w:rPr>
           <w:rFonts w:cs="Noto Sans"/>
           <w:sz w:val="28"/>
           <w:szCs w:val="28"/>
-        </w:rPr>
-        <w:t xml:space="preserve"> </w:t>
-      </w:r>
-      <w:r>
-        <w:rPr>
-          <w:rFonts w:cs="Noto Sans"/>
-          <w:sz w:val="28"/>
-          <w:szCs w:val="28"/>
-        </w:rPr>
-        <w:t xml:space="preserve">The </w:t>
-      </w:r>
-      <w:proofErr w:type="spellStart"/>
-      <w:r>
-        <w:rPr>
-          <w:rFonts w:cs="Noto Sans"/>
-          <w:sz w:val="28"/>
-          <w:szCs w:val="28"/>
-        </w:rPr>
-        <w:t>GrowNear</w:t>
-      </w:r>
-      <w:proofErr w:type="spellEnd"/>
-      <w:r>
-        <w:rPr>
-          <w:rFonts w:cs="Noto Sans"/>
-          <w:sz w:val="28"/>
-          <w:szCs w:val="28"/>
-        </w:rPr>
-        <w:t xml:space="preserve"> is a marketplace app. </w:t>
-      </w:r>
-    </w:p>
-    <w:p>
-      <w:pPr>
-        <w:rPr>
-          <w:rFonts w:cs="Noto Sans"/>
-          <w:sz w:val="28"/>
-          <w:szCs w:val="28"/>
-        </w:rPr>
-      </w:pPr>
-    </w:p>
-    <w:p>
-      <w:pPr>
-        <w:rPr>
-          <w:rFonts w:cs="Noto Sans"/>
-          <w:sz w:val="28"/>
-          <w:szCs w:val="28"/>
-        </w:rPr>
-      </w:pPr>
-      <w:r>
-        <w:rPr>
-          <w:rFonts w:cs="Noto Sans"/>
-          <w:sz w:val="28"/>
-          <w:szCs w:val="28"/>
-        </w:rPr>
-        <w:t>That: Connects producers and buyers of local goods. Unlike: Farmers markets, generic shops.</w:t>
-      </w:r>
-    </w:p>
-    <w:p>
-      <w:pPr>
-        <w:rPr>
-          <w:rFonts w:cs="Noto Sans"/>
-          <w:sz w:val="28"/>
-          <w:szCs w:val="28"/>
-        </w:rPr>
-      </w:pPr>
-    </w:p>
-    <w:p>
-      <w:pPr>
-        <w:rPr>
-          <w:rFonts w:cs="Noto Sans"/>
-          <w:sz w:val="28"/>
-          <w:szCs w:val="28"/>
-        </w:rPr>
-      </w:pPr>
-      <w:r>
-        <w:rPr>
-          <w:rFonts w:cs="Noto Sans"/>
-          <w:sz w:val="28"/>
-          <w:szCs w:val="28"/>
-        </w:rPr>
-        <w:t>Our Solution:</w:t>
-      </w:r>
-      <w:r>
-        <w:rPr>
-          <w:rFonts w:cs="Noto Sans"/>
-          <w:sz w:val="28"/>
-          <w:szCs w:val="28"/>
-        </w:rPr>
-        <w:t xml:space="preserve"> </w:t>
-      </w:r>
-      <w:proofErr w:type="spellStart"/>
-      <w:r>
-        <w:rPr>
-          <w:rFonts w:cs="Noto Sans"/>
-          <w:sz w:val="28"/>
-          <w:szCs w:val="28"/>
-        </w:rPr>
-        <w:t>GrowNear</w:t>
-      </w:r>
-      <w:proofErr w:type="spellEnd"/>
-      <w:r>
-        <w:rPr>
-          <w:rFonts w:cs="Noto Sans"/>
-          <w:sz w:val="28"/>
-          <w:szCs w:val="28"/>
-        </w:rPr>
-        <w:t xml:space="preserve"> focuses on the surplus of non-professional producers, with no bureaucracy or intermediaries, map-based discovery, "notify me" alerts and optional in-app payment, so buyers pay less than at organic shops and know exactly where their food comes from.</w:t>
+          <w:lang w:val="pt-PT"/>
+        </w:rPr>
+        <w:t xml:space="preserve">a GrowNear foca-se nos excedentes de produtores não profissionais, sem burocracia nem intermediários, com descoberta por mapa, alertas "avisem-me" e pagamento opcional na app, para que o comprador pague menos do que numa loja de produtos biológicos e saiba exatamente de onde vem o que come.</w:t>
       </w:r>
     </w:p>
     <w:p>
@@ -5643,7 +6214,7 @@
                 <w:lang w:val="pt-PT"/>
                 <w14:ligatures w14:val="none"/>
               </w:rPr>
-              <w:t>Cada pergunta pede uma só resposta ("o principal", "o mais importante"). Onde interessam várias opções, usa-se uma grelha Sim/Não</w:t>
+              <w:t xml:space="preserve">Cada pergunta pede uma só resposta ("o principal", "mais provavelmente"). Onde interessam várias opções, usa-se uma grelha Sim/Não</w:t>
             </w:r>
           </w:p>
         </w:tc>
@@ -5805,7 +6376,7 @@
                 <w:lang w:val="pt-PT"/>
                 <w14:ligatures w14:val="none"/>
               </w:rPr>
-              <w:t>Todos respondem a tudo. P2, P24, P26 e P30 permitem separar perfis na análise, sem excluir ninguém na recolha</w:t>
+              <w:t xml:space="preserve">Todos respondem a tudo. P2, P23, P25 e P29 permitem separar perfis na análise, sem excluir ninguém na recolha</w:t>
             </w:r>
           </w:p>
         </w:tc>
@@ -6787,108 +7358,80 @@
                 <w:kern w:val="0"/>
                 <w14:ligatures w14:val="none"/>
               </w:rPr>
-              <w:t>P8 a P9</w:t>
-            </w:r>
-          </w:p>
-        </w:tc>
-        <w:tc>
-          <w:tcPr>
-            <w:tcW w:w="0" w:type="auto"/>
-            <w:tcBorders>
-              <w:top w:val="single" w:sz="6" w:space="0" w:color="auto"/>
-              <w:left w:val="single" w:sz="6" w:space="0" w:color="auto"/>
-              <w:bottom w:val="single" w:sz="6" w:space="0" w:color="auto"/>
-              <w:right w:val="single" w:sz="6" w:space="0" w:color="auto"/>
-            </w:tcBorders>
-            <w:tcMar>
-              <w:top w:w="60" w:type="dxa"/>
-              <w:left w:w="120" w:type="dxa"/>
-              <w:bottom w:w="60" w:type="dxa"/>
-              <w:right w:w="120" w:type="dxa"/>
-            </w:tcMar>
-            <w:hideMark/>
-          </w:tcPr>
-          <w:p>
-            <w:pPr>
-              <w:spacing w:after="0" w:line="240" w:lineRule="auto"/>
-              <w:rPr>
-                <w:rFonts w:eastAsia="Times New Roman" w:cs="Noto Sans"/>
-                <w:kern w:val="0"/>
-                <w14:ligatures w14:val="none"/>
-              </w:rPr>
-            </w:pPr>
-            <w:r>
-              <w:rPr>
-                <w:rFonts w:eastAsia="Times New Roman" w:cs="Noto Sans"/>
-                <w:kern w:val="0"/>
-                <w14:ligatures w14:val="none"/>
-              </w:rPr>
-              <w:t>2</w:t>
-            </w:r>
-          </w:p>
-        </w:tc>
-        <w:tc>
-          <w:tcPr>
-            <w:tcW w:w="0" w:type="auto"/>
-            <w:tcBorders>
-              <w:top w:val="single" w:sz="6" w:space="0" w:color="auto"/>
-              <w:left w:val="single" w:sz="6" w:space="0" w:color="auto"/>
-              <w:bottom w:val="single" w:sz="6" w:space="0" w:color="auto"/>
-              <w:right w:val="single" w:sz="6" w:space="0" w:color="auto"/>
-            </w:tcBorders>
-            <w:tcMar>
-              <w:top w:w="60" w:type="dxa"/>
-              <w:left w:w="120" w:type="dxa"/>
-              <w:bottom w:w="60" w:type="dxa"/>
-              <w:right w:w="120" w:type="dxa"/>
-            </w:tcMar>
-            <w:hideMark/>
-          </w:tcPr>
-          <w:p>
-            <w:pPr>
-              <w:spacing w:after="0" w:line="240" w:lineRule="auto"/>
-              <w:rPr>
-                <w:rFonts w:eastAsia="Times New Roman" w:cs="Noto Sans"/>
-                <w:kern w:val="0"/>
-                <w14:ligatures w14:val="none"/>
-              </w:rPr>
-            </w:pPr>
-            <w:r>
-              <w:rPr>
-                <w:rFonts w:eastAsia="Times New Roman" w:cs="Noto Sans"/>
-                <w:kern w:val="0"/>
-                <w14:ligatures w14:val="none"/>
-              </w:rPr>
-              <w:t xml:space="preserve">Escala 1 a 5, </w:t>
-            </w:r>
-            <w:proofErr w:type="spellStart"/>
-            <w:r>
-              <w:rPr>
-                <w:rFonts w:eastAsia="Times New Roman" w:cs="Noto Sans"/>
-                <w:kern w:val="0"/>
-                <w14:ligatures w14:val="none"/>
-              </w:rPr>
-              <w:t>escolha</w:t>
-            </w:r>
-            <w:proofErr w:type="spellEnd"/>
-            <w:r>
-              <w:rPr>
-                <w:rFonts w:eastAsia="Times New Roman" w:cs="Noto Sans"/>
-                <w:kern w:val="0"/>
-                <w14:ligatures w14:val="none"/>
-              </w:rPr>
-              <w:t xml:space="preserve"> </w:t>
-            </w:r>
-            <w:proofErr w:type="spellStart"/>
-            <w:r>
-              <w:rPr>
-                <w:rFonts w:eastAsia="Times New Roman" w:cs="Noto Sans"/>
-                <w:kern w:val="0"/>
-                <w14:ligatures w14:val="none"/>
-              </w:rPr>
-              <w:t>única</w:t>
-            </w:r>
-            <w:proofErr w:type="spellEnd"/>
+              <w:t xml:space="preserve">P8</w:t>
+            </w:r>
+          </w:p>
+        </w:tc>
+        <w:tc>
+          <w:tcPr>
+            <w:tcW w:w="0" w:type="auto"/>
+            <w:tcBorders>
+              <w:top w:val="single" w:sz="6" w:space="0" w:color="auto"/>
+              <w:left w:val="single" w:sz="6" w:space="0" w:color="auto"/>
+              <w:bottom w:val="single" w:sz="6" w:space="0" w:color="auto"/>
+              <w:right w:val="single" w:sz="6" w:space="0" w:color="auto"/>
+            </w:tcBorders>
+            <w:tcMar>
+              <w:top w:w="60" w:type="dxa"/>
+              <w:left w:w="120" w:type="dxa"/>
+              <w:bottom w:w="60" w:type="dxa"/>
+              <w:right w:w="120" w:type="dxa"/>
+            </w:tcMar>
+            <w:hideMark/>
+          </w:tcPr>
+          <w:p>
+            <w:pPr>
+              <w:spacing w:after="0" w:line="240" w:lineRule="auto"/>
+              <w:rPr>
+                <w:rFonts w:eastAsia="Times New Roman" w:cs="Noto Sans"/>
+                <w:kern w:val="0"/>
+                <w14:ligatures w14:val="none"/>
+              </w:rPr>
+            </w:pPr>
+            <w:r>
+              <w:rPr>
+                <w:rFonts w:eastAsia="Times New Roman" w:cs="Noto Sans"/>
+                <w:kern w:val="0"/>
+                <w14:ligatures w14:val="none"/>
+              </w:rPr>
+              <w:t xml:space="preserve">1</w:t>
+            </w:r>
+          </w:p>
+        </w:tc>
+        <w:tc>
+          <w:tcPr>
+            <w:tcW w:w="0" w:type="auto"/>
+            <w:tcBorders>
+              <w:top w:val="single" w:sz="6" w:space="0" w:color="auto"/>
+              <w:left w:val="single" w:sz="6" w:space="0" w:color="auto"/>
+              <w:bottom w:val="single" w:sz="6" w:space="0" w:color="auto"/>
+              <w:right w:val="single" w:sz="6" w:space="0" w:color="auto"/>
+            </w:tcBorders>
+            <w:tcMar>
+              <w:top w:w="60" w:type="dxa"/>
+              <w:left w:w="120" w:type="dxa"/>
+              <w:bottom w:w="60" w:type="dxa"/>
+              <w:right w:w="120" w:type="dxa"/>
+            </w:tcMar>
+            <w:hideMark/>
+          </w:tcPr>
+          <w:p>
+            <w:pPr>
+              <w:spacing w:after="0" w:line="240" w:lineRule="auto"/>
+              <w:rPr>
+                <w:rFonts w:eastAsia="Times New Roman" w:cs="Noto Sans"/>
+                <w:kern w:val="0"/>
+                <w14:ligatures w14:val="none"/>
+              </w:rPr>
+            </w:pPr>
+            <w:r>
+              <w:rPr>
+                <w:rFonts w:eastAsia="Times New Roman" w:cs="Noto Sans"/>
+                <w:kern w:val="0"/>
+                <w14:ligatures w14:val="none"/>
+              </w:rPr>
+              <w:t xml:space="preserve">Escala 1 a 5</w:t>
+            </w:r>
           </w:p>
         </w:tc>
       </w:tr>
@@ -7025,7 +7568,7 @@
                 <w:kern w:val="0"/>
                 <w14:ligatures w14:val="none"/>
               </w:rPr>
-              <w:t>P10 a P12</w:t>
+              <w:t xml:space="preserve">P9 a P11</w:t>
             </w:r>
           </w:p>
         </w:tc>
@@ -7245,7 +7788,7 @@
                 <w:kern w:val="0"/>
                 <w14:ligatures w14:val="none"/>
               </w:rPr>
-              <w:t>P13 a P17</w:t>
+              <w:t xml:space="preserve">P12 a P16</w:t>
             </w:r>
           </w:p>
         </w:tc>
@@ -7457,7 +8000,7 @@
                 <w:kern w:val="0"/>
                 <w14:ligatures w14:val="none"/>
               </w:rPr>
-              <w:t>P18 a P19</w:t>
+              <w:t xml:space="preserve">P17 a P18</w:t>
             </w:r>
           </w:p>
         </w:tc>
@@ -7686,7 +8229,7 @@
                 <w:kern w:val="0"/>
                 <w14:ligatures w14:val="none"/>
               </w:rPr>
-              <w:t>P20 a P23</w:t>
+              <w:t xml:space="preserve">P19 a P22</w:t>
             </w:r>
           </w:p>
         </w:tc>
@@ -7906,7 +8449,7 @@
                 <w:kern w:val="0"/>
                 <w14:ligatures w14:val="none"/>
               </w:rPr>
-              <w:t>P24 a P30</w:t>
+              <w:t xml:space="preserve">P23 a P29</w:t>
             </w:r>
           </w:p>
         </w:tc>
@@ -8130,13 +8673,10 @@
             <w:r>
               <w:rPr>
                 <w:rFonts w:eastAsia="Times New Roman" w:cs="Noto Sans"/>
-                <w:b/>
-                <w:bCs/>
-                <w:kern w:val="0"/>
-                <w:bdr w:val="none" w:sz="0" w:space="0" w:color="auto" w:frame="1"/>
-                <w14:ligatures w14:val="none"/>
-              </w:rPr>
-              <w:t>30</w:t>
+                <w:kern w:val="0"/>
+                <w14:ligatures w14:val="none"/>
+              </w:rPr>
+              <w:t xml:space="preserve">29</w:t>
             </w:r>
           </w:p>
         </w:tc>
@@ -8363,7 +8903,7 @@
           <w:lang w:val="pt-PT"/>
           <w14:ligatures w14:val="none"/>
         </w:rPr>
-        <w:t>Somos estudantes do ISEP e estamos a desenvolver um projeto na unidade curricular de Empreendedorismo e Inovação. Este questionário é sobre hábitos de compra de frutas, legumes e outros produtos locais. É anónimo, demora cerca de 6 minutos e as respostas são usadas apenas para fins académicos. Não há respostas certas ou erradas.</w:t>
+        <w:t xml:space="preserve">Olá! Somos a GrowNear e queremos aproximar quem produz de quem compra. Para criarmos algo realmente útil, queremos conhecer os seus hábitos de compra de frutas, legumes e outros produtos locais. O questionário é anónimo e demora cerca de 6 minutos. As respostas são usadas apenas neste estudo de mercado. Não há respostas certas ou erradas: só queremos saber como compra hoje. Obrigado pela ajuda!</w:t>
       </w:r>
     </w:p>
     <w:p>
@@ -10384,197 +10924,6 @@
           </w:p>
         </w:tc>
       </w:tr>
-      <w:tr>
-        <w:tc>
-          <w:tcPr>
-            <w:tcW w:w="0" w:type="auto"/>
-            <w:tcBorders>
-              <w:top w:val="single" w:sz="6" w:space="0" w:color="auto"/>
-              <w:left w:val="single" w:sz="6" w:space="0" w:color="auto"/>
-              <w:bottom w:val="single" w:sz="6" w:space="0" w:color="auto"/>
-              <w:right w:val="single" w:sz="6" w:space="0" w:color="auto"/>
-            </w:tcBorders>
-            <w:tcMar>
-              <w:top w:w="60" w:type="dxa"/>
-              <w:left w:w="120" w:type="dxa"/>
-              <w:bottom w:w="60" w:type="dxa"/>
-              <w:right w:w="120" w:type="dxa"/>
-            </w:tcMar>
-            <w:hideMark/>
-          </w:tcPr>
-          <w:p>
-            <w:pPr>
-              <w:spacing w:after="0" w:line="240" w:lineRule="auto"/>
-              <w:rPr>
-                <w:rFonts w:eastAsia="Times New Roman" w:cs="Noto Sans"/>
-                <w:kern w:val="0"/>
-                <w14:ligatures w14:val="none"/>
-              </w:rPr>
-            </w:pPr>
-            <w:r>
-              <w:rPr>
-                <w:rFonts w:eastAsia="Times New Roman" w:cs="Noto Sans"/>
-                <w:kern w:val="0"/>
-                <w14:ligatures w14:val="none"/>
-              </w:rPr>
-              <w:t>P9</w:t>
-            </w:r>
-          </w:p>
-        </w:tc>
-        <w:tc>
-          <w:tcPr>
-            <w:tcW w:w="0" w:type="auto"/>
-            <w:tcBorders>
-              <w:top w:val="single" w:sz="6" w:space="0" w:color="auto"/>
-              <w:left w:val="single" w:sz="6" w:space="0" w:color="auto"/>
-              <w:bottom w:val="single" w:sz="6" w:space="0" w:color="auto"/>
-              <w:right w:val="single" w:sz="6" w:space="0" w:color="auto"/>
-            </w:tcBorders>
-            <w:tcMar>
-              <w:top w:w="60" w:type="dxa"/>
-              <w:left w:w="120" w:type="dxa"/>
-              <w:bottom w:w="60" w:type="dxa"/>
-              <w:right w:w="120" w:type="dxa"/>
-            </w:tcMar>
-            <w:hideMark/>
-          </w:tcPr>
-          <w:p>
-            <w:pPr>
-              <w:spacing w:after="0" w:line="240" w:lineRule="auto"/>
-              <w:rPr>
-                <w:rFonts w:eastAsia="Times New Roman" w:cs="Noto Sans"/>
-                <w:kern w:val="0"/>
-                <w:lang w:val="pt-PT"/>
-                <w14:ligatures w14:val="none"/>
-              </w:rPr>
-            </w:pPr>
-            <w:r>
-              <w:rPr>
-                <w:rFonts w:eastAsia="Times New Roman" w:cs="Noto Sans"/>
-                <w:kern w:val="0"/>
-                <w:lang w:val="pt-PT"/>
-                <w14:ligatures w14:val="none"/>
-              </w:rPr>
-              <w:t>Destes fatores, qual é o </w:t>
-            </w:r>
-            <w:r>
-              <w:rPr>
-                <w:rFonts w:eastAsia="Times New Roman" w:cs="Noto Sans"/>
-                <w:b/>
-                <w:bCs/>
-                <w:kern w:val="0"/>
-                <w:bdr w:val="none" w:sz="0" w:space="0" w:color="auto" w:frame="1"/>
-                <w:lang w:val="pt-PT"/>
-                <w14:ligatures w14:val="none"/>
-              </w:rPr>
-              <w:t>mais importante</w:t>
-            </w:r>
-            <w:r>
-              <w:rPr>
-                <w:rFonts w:eastAsia="Times New Roman" w:cs="Noto Sans"/>
-                <w:kern w:val="0"/>
-                <w:lang w:val="pt-PT"/>
-                <w14:ligatures w14:val="none"/>
-              </w:rPr>
-              <w:t> para si?</w:t>
-            </w:r>
-          </w:p>
-        </w:tc>
-        <w:tc>
-          <w:tcPr>
-            <w:tcW w:w="0" w:type="auto"/>
-            <w:tcBorders>
-              <w:top w:val="single" w:sz="6" w:space="0" w:color="auto"/>
-              <w:left w:val="single" w:sz="6" w:space="0" w:color="auto"/>
-              <w:bottom w:val="single" w:sz="6" w:space="0" w:color="auto"/>
-              <w:right w:val="single" w:sz="6" w:space="0" w:color="auto"/>
-            </w:tcBorders>
-            <w:tcMar>
-              <w:top w:w="60" w:type="dxa"/>
-              <w:left w:w="120" w:type="dxa"/>
-              <w:bottom w:w="60" w:type="dxa"/>
-              <w:right w:w="120" w:type="dxa"/>
-            </w:tcMar>
-            <w:hideMark/>
-          </w:tcPr>
-          <w:p>
-            <w:pPr>
-              <w:spacing w:after="0" w:line="240" w:lineRule="auto"/>
-              <w:rPr>
-                <w:rFonts w:eastAsia="Times New Roman" w:cs="Noto Sans"/>
-                <w:kern w:val="0"/>
-                <w14:ligatures w14:val="none"/>
-              </w:rPr>
-            </w:pPr>
-            <w:proofErr w:type="spellStart"/>
-            <w:r>
-              <w:rPr>
-                <w:rFonts w:eastAsia="Times New Roman" w:cs="Noto Sans"/>
-                <w:kern w:val="0"/>
-                <w14:ligatures w14:val="none"/>
-              </w:rPr>
-              <w:t>Escolha</w:t>
-            </w:r>
-            <w:proofErr w:type="spellEnd"/>
-            <w:r>
-              <w:rPr>
-                <w:rFonts w:eastAsia="Times New Roman" w:cs="Noto Sans"/>
-                <w:kern w:val="0"/>
-                <w14:ligatures w14:val="none"/>
-              </w:rPr>
-              <w:t xml:space="preserve"> </w:t>
-            </w:r>
-            <w:proofErr w:type="spellStart"/>
-            <w:r>
-              <w:rPr>
-                <w:rFonts w:eastAsia="Times New Roman" w:cs="Noto Sans"/>
-                <w:kern w:val="0"/>
-                <w14:ligatures w14:val="none"/>
-              </w:rPr>
-              <w:t>única</w:t>
-            </w:r>
-            <w:proofErr w:type="spellEnd"/>
-          </w:p>
-        </w:tc>
-        <w:tc>
-          <w:tcPr>
-            <w:tcW w:w="0" w:type="auto"/>
-            <w:tcBorders>
-              <w:top w:val="single" w:sz="6" w:space="0" w:color="auto"/>
-              <w:left w:val="single" w:sz="6" w:space="0" w:color="auto"/>
-              <w:bottom w:val="single" w:sz="6" w:space="0" w:color="auto"/>
-              <w:right w:val="single" w:sz="6" w:space="0" w:color="auto"/>
-            </w:tcBorders>
-            <w:tcMar>
-              <w:top w:w="60" w:type="dxa"/>
-              <w:left w:w="120" w:type="dxa"/>
-              <w:bottom w:w="60" w:type="dxa"/>
-              <w:right w:w="120" w:type="dxa"/>
-            </w:tcMar>
-            <w:hideMark/>
-          </w:tcPr>
-          <w:p>
-            <w:pPr>
-              <w:spacing w:after="0" w:line="240" w:lineRule="auto"/>
-              <w:rPr>
-                <w:rFonts w:eastAsia="Times New Roman" w:cs="Noto Sans"/>
-                <w:kern w:val="0"/>
-                <w:lang w:val="pt-PT"/>
-                <w14:ligatures w14:val="none"/>
-              </w:rPr>
-            </w:pPr>
-            <w:r>
-              <w:rPr>
-                <w:rFonts w:eastAsia="Times New Roman" w:cs="Noto Sans"/>
-                <w:kern w:val="0"/>
-                <w:lang w:val="pt-PT"/>
-                <w14:ligatures w14:val="none"/>
-              </w:rPr>
-              <w:t>Os mesmos 8 fatores de P8</w:t>
-            </w:r>
-          </w:p>
-        </w:tc>
-      </w:tr>
     </w:tbl>
     <w:p>
       <w:pPr>
@@ -10667,121 +11016,9 @@
         <w:rPr>
           <w:rFonts w:eastAsia="Times New Roman" w:cs="Noto Sans"/>
           <w:kern w:val="0"/>
-          <w:lang w:val="pt-PT"/>
           <w14:ligatures w14:val="none"/>
         </w:rPr>
-        <w:t>A </w:t>
-      </w:r>
-      <w:r>
-        <w:rPr>
-          <w:rFonts w:eastAsia="Times New Roman" w:cs="Noto Sans"/>
-          <w:b/>
-          <w:bCs/>
-          <w:kern w:val="0"/>
-          <w:bdr w:val="none" w:sz="0" w:space="0" w:color="auto" w:frame="1"/>
-          <w:lang w:val="pt-PT"/>
-          <w14:ligatures w14:val="none"/>
-        </w:rPr>
-        <w:t>GrowNear</w:t>
-      </w:r>
-      <w:r>
-        <w:rPr>
-          <w:rFonts w:eastAsia="Times New Roman" w:cs="Noto Sans"/>
-          <w:kern w:val="0"/>
-          <w:lang w:val="pt-PT"/>
-          <w14:ligatures w14:val="none"/>
-        </w:rPr>
-        <w:t xml:space="preserve"> é uma app em projeto que liga pequenos produtores com excedentes da horta, do pomar ou do galinheiro a quem quer comprar produtos locais. O comprador vê num mapa o que está disponível perto de si, reserva na app e vai buscar a encomenda a casa do produtor ou a um ponto de recolha (por exemplo, um café ou uma mercearia). </w:t>
-      </w:r>
-      <w:proofErr w:type="spellStart"/>
-      <w:r>
-        <w:rPr>
-          <w:rFonts w:eastAsia="Times New Roman" w:cs="Noto Sans"/>
-          <w:kern w:val="0"/>
-          <w14:ligatures w14:val="none"/>
-        </w:rPr>
-        <w:t>Não</w:t>
-      </w:r>
-      <w:proofErr w:type="spellEnd"/>
-      <w:r>
-        <w:rPr>
-          <w:rFonts w:eastAsia="Times New Roman" w:cs="Noto Sans"/>
-          <w:kern w:val="0"/>
-          <w14:ligatures w14:val="none"/>
-        </w:rPr>
-        <w:t xml:space="preserve"> </w:t>
-      </w:r>
-      <w:proofErr w:type="spellStart"/>
-      <w:r>
-        <w:rPr>
-          <w:rFonts w:eastAsia="Times New Roman" w:cs="Noto Sans"/>
-          <w:kern w:val="0"/>
-          <w14:ligatures w14:val="none"/>
-        </w:rPr>
-        <w:t>há</w:t>
-      </w:r>
-      <w:proofErr w:type="spellEnd"/>
-      <w:r>
-        <w:rPr>
-          <w:rFonts w:eastAsia="Times New Roman" w:cs="Noto Sans"/>
-          <w:kern w:val="0"/>
-          <w14:ligatures w14:val="none"/>
-        </w:rPr>
-        <w:t xml:space="preserve"> </w:t>
-      </w:r>
-      <w:proofErr w:type="spellStart"/>
-      <w:r>
-        <w:rPr>
-          <w:rFonts w:eastAsia="Times New Roman" w:cs="Noto Sans"/>
-          <w:kern w:val="0"/>
-          <w14:ligatures w14:val="none"/>
-        </w:rPr>
-        <w:t>entrega</w:t>
-      </w:r>
-      <w:proofErr w:type="spellEnd"/>
-      <w:r>
-        <w:rPr>
-          <w:rFonts w:eastAsia="Times New Roman" w:cs="Noto Sans"/>
-          <w:kern w:val="0"/>
-          <w14:ligatures w14:val="none"/>
-        </w:rPr>
-        <w:t xml:space="preserve"> </w:t>
-      </w:r>
-      <w:proofErr w:type="spellStart"/>
-      <w:r>
-        <w:rPr>
-          <w:rFonts w:eastAsia="Times New Roman" w:cs="Noto Sans"/>
-          <w:kern w:val="0"/>
-          <w14:ligatures w14:val="none"/>
-        </w:rPr>
-        <w:t>ao</w:t>
-      </w:r>
-      <w:proofErr w:type="spellEnd"/>
-      <w:r>
-        <w:rPr>
-          <w:rFonts w:eastAsia="Times New Roman" w:cs="Noto Sans"/>
-          <w:kern w:val="0"/>
-          <w14:ligatures w14:val="none"/>
-        </w:rPr>
-        <w:t xml:space="preserve"> </w:t>
-      </w:r>
-      <w:proofErr w:type="spellStart"/>
-      <w:r>
-        <w:rPr>
-          <w:rFonts w:eastAsia="Times New Roman" w:cs="Noto Sans"/>
-          <w:kern w:val="0"/>
-          <w14:ligatures w14:val="none"/>
-        </w:rPr>
-        <w:t>domicílio</w:t>
-      </w:r>
-      <w:proofErr w:type="spellEnd"/>
-      <w:r>
-        <w:rPr>
-          <w:rFonts w:eastAsia="Times New Roman" w:cs="Noto Sans"/>
-          <w:kern w:val="0"/>
-          <w14:ligatures w14:val="none"/>
-        </w:rPr>
-        <w:t>.</w:t>
+        <w:t xml:space="preserve">Chegou a altura de lhe apresentarmos a GrowNear: a app que estamos a desenvolver para ligar pequenos produtores com excedentes da horta, do pomar ou do galinheiro a quem quer comprar produtos locais. O comprador vê num mapa o que está disponível perto de si, reserva na app e vai buscar a encomenda a casa do produtor ou a um ponto de recolha (por exemplo, um café ou uma mercearia). Não há entrega ao domicílio.</w:t>
       </w:r>
     </w:p>
     <w:p>
@@ -11019,7 +11256,7 @@
                 <w:kern w:val="0"/>
                 <w14:ligatures w14:val="none"/>
               </w:rPr>
-              <w:t>P10</w:t>
+              <w:t xml:space="preserve">P9</w:t>
             </w:r>
           </w:p>
         </w:tc>
@@ -11210,7 +11447,7 @@
                 <w:kern w:val="0"/>
                 <w14:ligatures w14:val="none"/>
               </w:rPr>
-              <w:t>P11</w:t>
+              <w:t xml:space="preserve">P10</w:t>
             </w:r>
           </w:p>
         </w:tc>
@@ -11380,7 +11617,7 @@
                 <w:kern w:val="0"/>
                 <w14:ligatures w14:val="none"/>
               </w:rPr>
-              <w:t>P12</w:t>
+              <w:t xml:space="preserve">P11</w:t>
             </w:r>
           </w:p>
         </w:tc>
@@ -11784,7 +12021,7 @@
                 <w:kern w:val="0"/>
                 <w14:ligatures w14:val="none"/>
               </w:rPr>
-              <w:t>P13</w:t>
+              <w:t xml:space="preserve">P12</w:t>
             </w:r>
           </w:p>
         </w:tc>
@@ -11975,7 +12212,7 @@
                 <w:kern w:val="0"/>
                 <w14:ligatures w14:val="none"/>
               </w:rPr>
-              <w:t>P14</w:t>
+              <w:t xml:space="preserve">P13</w:t>
             </w:r>
           </w:p>
         </w:tc>
@@ -12179,7 +12416,7 @@
                 <w:kern w:val="0"/>
                 <w14:ligatures w14:val="none"/>
               </w:rPr>
-              <w:t>P15</w:t>
+              <w:t xml:space="preserve">P14</w:t>
             </w:r>
           </w:p>
         </w:tc>
@@ -12357,7 +12594,7 @@
                 <w:kern w:val="0"/>
                 <w14:ligatures w14:val="none"/>
               </w:rPr>
-              <w:t>P16</w:t>
+              <w:t xml:space="preserve">P15</w:t>
             </w:r>
           </w:p>
         </w:tc>
@@ -12586,8 +12823,7 @@
                 <w:kern w:val="0"/>
                 <w14:ligatures w14:val="none"/>
               </w:rPr>
-              <w:lastRenderedPageBreak/>
-              <w:t>P17</w:t>
+              <w:t xml:space="preserve">P16</w:t>
             </w:r>
           </w:p>
         </w:tc>
@@ -13049,7 +13285,7 @@
                 <w:kern w:val="0"/>
                 <w14:ligatures w14:val="none"/>
               </w:rPr>
-              <w:t>P18</w:t>
+              <w:t xml:space="preserve">P17</w:t>
             </w:r>
           </w:p>
         </w:tc>
@@ -13278,7 +13514,7 @@
                 <w:kern w:val="0"/>
                 <w14:ligatures w14:val="none"/>
               </w:rPr>
-              <w:t>P19</w:t>
+              <w:t xml:space="preserve">P18</w:t>
             </w:r>
           </w:p>
         </w:tc>
@@ -13707,7 +13943,7 @@
                 <w:kern w:val="0"/>
                 <w14:ligatures w14:val="none"/>
               </w:rPr>
-              <w:t>P20</w:t>
+              <w:t xml:space="preserve">P19</w:t>
             </w:r>
           </w:p>
         </w:tc>
@@ -13916,7 +14152,7 @@
                 <w:kern w:val="0"/>
                 <w14:ligatures w14:val="none"/>
               </w:rPr>
-              <w:t>P21</w:t>
+              <w:t xml:space="preserve">P20</w:t>
             </w:r>
           </w:p>
         </w:tc>
@@ -14125,8 +14361,7 @@
                 <w:kern w:val="0"/>
                 <w14:ligatures w14:val="none"/>
               </w:rPr>
-              <w:lastRenderedPageBreak/>
-              <w:t>P22</w:t>
+              <w:t xml:space="preserve">P21</w:t>
             </w:r>
           </w:p>
         </w:tc>
@@ -14296,7 +14531,7 @@
                 <w:kern w:val="0"/>
                 <w14:ligatures w14:val="none"/>
               </w:rPr>
-              <w:t>P23</w:t>
+              <w:t xml:space="preserve">P22</w:t>
             </w:r>
           </w:p>
         </w:tc>
@@ -14763,7 +14998,7 @@
                 <w:kern w:val="0"/>
                 <w14:ligatures w14:val="none"/>
               </w:rPr>
-              <w:t>P24</w:t>
+              <w:t xml:space="preserve">P23</w:t>
             </w:r>
           </w:p>
         </w:tc>
@@ -14967,7 +15202,7 @@
                 <w:kern w:val="0"/>
                 <w14:ligatures w14:val="none"/>
               </w:rPr>
-              <w:t>P25</w:t>
+              <w:t xml:space="preserve">P24</w:t>
             </w:r>
           </w:p>
         </w:tc>
@@ -15171,7 +15406,7 @@
                 <w:kern w:val="0"/>
                 <w14:ligatures w14:val="none"/>
               </w:rPr>
-              <w:t>P26</w:t>
+              <w:t xml:space="preserve">P25</w:t>
             </w:r>
           </w:p>
         </w:tc>
@@ -15317,7 +15552,7 @@
                 <w:lang w:val="pt-PT"/>
                 <w14:ligatures w14:val="none"/>
               </w:rPr>
-              <w:t>Norte · Centro · Área Metropolitana de Lisboa · Alentejo · Algarve · Açores · Madeira · Resido fora de Portugal</w:t>
+              <w:t xml:space="preserve">Área Metropolitana do Porto · Norte (exceto Área Metropolitana do Porto) · Centro · Área Metropolitana de Lisboa · Alentejo · Algarve · Açores · Madeira · Resido fora de Portugal</w:t>
             </w:r>
           </w:p>
         </w:tc>
@@ -15355,7 +15590,7 @@
                 <w:kern w:val="0"/>
                 <w14:ligatures w14:val="none"/>
               </w:rPr>
-              <w:t>P27</w:t>
+              <w:t xml:space="preserve">P26</w:t>
             </w:r>
           </w:p>
         </w:tc>
@@ -15525,7 +15760,7 @@
                 <w:kern w:val="0"/>
                 <w14:ligatures w14:val="none"/>
               </w:rPr>
-              <w:t>P28</w:t>
+              <w:t xml:space="preserve">P27</w:t>
             </w:r>
           </w:p>
         </w:tc>
@@ -15721,7 +15956,7 @@
                 <w:kern w:val="0"/>
                 <w14:ligatures w14:val="none"/>
               </w:rPr>
-              <w:t>P29</w:t>
+              <w:t xml:space="preserve">P28</w:t>
             </w:r>
           </w:p>
         </w:tc>
@@ -15891,7 +16126,7 @@
                 <w:kern w:val="0"/>
                 <w14:ligatures w14:val="none"/>
               </w:rPr>
-              <w:t>P30</w:t>
+              <w:t xml:space="preserve">P29</w:t>
             </w:r>
           </w:p>
         </w:tc>
@@ -16359,7 +16594,7 @@
                 <w:kern w:val="0"/>
                 <w14:ligatures w14:val="none"/>
               </w:rPr>
-              <w:t>P24 a P30</w:t>
+              <w:t xml:space="preserve">P23 a P29</w:t>
             </w:r>
           </w:p>
         </w:tc>
@@ -16583,45 +16818,45 @@
                 <w:kern w:val="0"/>
                 <w14:ligatures w14:val="none"/>
               </w:rPr>
-              <w:t>P20 a P23</w:t>
-            </w:r>
-          </w:p>
-        </w:tc>
-        <w:tc>
-          <w:tcPr>
-            <w:tcW w:w="0" w:type="auto"/>
-            <w:tcBorders>
-              <w:top w:val="single" w:sz="6" w:space="0" w:color="auto"/>
-              <w:left w:val="single" w:sz="6" w:space="0" w:color="auto"/>
-              <w:bottom w:val="single" w:sz="6" w:space="0" w:color="auto"/>
-              <w:right w:val="single" w:sz="6" w:space="0" w:color="auto"/>
-            </w:tcBorders>
-            <w:tcMar>
-              <w:top w:w="60" w:type="dxa"/>
-              <w:left w:w="120" w:type="dxa"/>
-              <w:bottom w:w="60" w:type="dxa"/>
-              <w:right w:w="120" w:type="dxa"/>
-            </w:tcMar>
-            <w:hideMark/>
-          </w:tcPr>
-          <w:p>
-            <w:pPr>
-              <w:spacing w:after="0" w:line="240" w:lineRule="auto"/>
-              <w:rPr>
-                <w:rFonts w:eastAsia="Times New Roman" w:cs="Noto Sans"/>
-                <w:kern w:val="0"/>
-                <w:lang w:val="pt-PT"/>
-                <w14:ligatures w14:val="none"/>
-              </w:rPr>
-            </w:pPr>
-            <w:r>
-              <w:rPr>
-                <w:rFonts w:eastAsia="Times New Roman" w:cs="Noto Sans"/>
-                <w:kern w:val="0"/>
-                <w:lang w:val="pt-PT"/>
-                <w14:ligatures w14:val="none"/>
-              </w:rPr>
-              <w:t>Média de P20 e P21; % com 4 ou 5</w:t>
+              <w:t xml:space="preserve">P19 a P22</w:t>
+            </w:r>
+          </w:p>
+        </w:tc>
+        <w:tc>
+          <w:tcPr>
+            <w:tcW w:w="0" w:type="auto"/>
+            <w:tcBorders>
+              <w:top w:val="single" w:sz="6" w:space="0" w:color="auto"/>
+              <w:left w:val="single" w:sz="6" w:space="0" w:color="auto"/>
+              <w:bottom w:val="single" w:sz="6" w:space="0" w:color="auto"/>
+              <w:right w:val="single" w:sz="6" w:space="0" w:color="auto"/>
+            </w:tcBorders>
+            <w:tcMar>
+              <w:top w:w="60" w:type="dxa"/>
+              <w:left w:w="120" w:type="dxa"/>
+              <w:bottom w:w="60" w:type="dxa"/>
+              <w:right w:w="120" w:type="dxa"/>
+            </w:tcMar>
+            <w:hideMark/>
+          </w:tcPr>
+          <w:p>
+            <w:pPr>
+              <w:spacing w:after="0" w:line="240" w:lineRule="auto"/>
+              <w:rPr>
+                <w:rFonts w:eastAsia="Times New Roman" w:cs="Noto Sans"/>
+                <w:kern w:val="0"/>
+                <w:lang w:val="pt-PT"/>
+                <w14:ligatures w14:val="none"/>
+              </w:rPr>
+            </w:pPr>
+            <w:r>
+              <w:rPr>
+                <w:rFonts w:eastAsia="Times New Roman" w:cs="Noto Sans"/>
+                <w:kern w:val="0"/>
+                <w:lang w:val="pt-PT"/>
+                <w14:ligatures w14:val="none"/>
+              </w:rPr>
+              <w:t xml:space="preserve">Média de P19 e P20; % com 4 ou 5</w:t>
             </w:r>
           </w:p>
         </w:tc>
@@ -16705,7 +16940,7 @@
                 <w:kern w:val="0"/>
                 <w14:ligatures w14:val="none"/>
               </w:rPr>
-              <w:t>P10 a P12</w:t>
+              <w:t xml:space="preserve">P9 a P11</w:t>
             </w:r>
           </w:p>
         </w:tc>
@@ -16827,45 +17062,45 @@
                 <w:kern w:val="0"/>
                 <w14:ligatures w14:val="none"/>
               </w:rPr>
-              <w:t>P8 a P9</w:t>
-            </w:r>
-          </w:p>
-        </w:tc>
-        <w:tc>
-          <w:tcPr>
-            <w:tcW w:w="0" w:type="auto"/>
-            <w:tcBorders>
-              <w:top w:val="single" w:sz="6" w:space="0" w:color="auto"/>
-              <w:left w:val="single" w:sz="6" w:space="0" w:color="auto"/>
-              <w:bottom w:val="single" w:sz="6" w:space="0" w:color="auto"/>
-              <w:right w:val="single" w:sz="6" w:space="0" w:color="auto"/>
-            </w:tcBorders>
-            <w:tcMar>
-              <w:top w:w="60" w:type="dxa"/>
-              <w:left w:w="120" w:type="dxa"/>
-              <w:bottom w:w="60" w:type="dxa"/>
-              <w:right w:w="120" w:type="dxa"/>
-            </w:tcMar>
-            <w:hideMark/>
-          </w:tcPr>
-          <w:p>
-            <w:pPr>
-              <w:spacing w:after="0" w:line="240" w:lineRule="auto"/>
-              <w:rPr>
-                <w:rFonts w:eastAsia="Times New Roman" w:cs="Noto Sans"/>
-                <w:kern w:val="0"/>
-                <w:lang w:val="pt-PT"/>
-                <w14:ligatures w14:val="none"/>
-              </w:rPr>
-            </w:pPr>
-            <w:r>
-              <w:rPr>
-                <w:rFonts w:eastAsia="Times New Roman" w:cs="Noto Sans"/>
-                <w:kern w:val="0"/>
-                <w:lang w:val="pt-PT"/>
-                <w14:ligatures w14:val="none"/>
-              </w:rPr>
-              <w:t>Ranking das médias (P8) e fator mais escolhido (P9)</w:t>
+              <w:t xml:space="preserve">P8</w:t>
+            </w:r>
+          </w:p>
+        </w:tc>
+        <w:tc>
+          <w:tcPr>
+            <w:tcW w:w="0" w:type="auto"/>
+            <w:tcBorders>
+              <w:top w:val="single" w:sz="6" w:space="0" w:color="auto"/>
+              <w:left w:val="single" w:sz="6" w:space="0" w:color="auto"/>
+              <w:bottom w:val="single" w:sz="6" w:space="0" w:color="auto"/>
+              <w:right w:val="single" w:sz="6" w:space="0" w:color="auto"/>
+            </w:tcBorders>
+            <w:tcMar>
+              <w:top w:w="60" w:type="dxa"/>
+              <w:left w:w="120" w:type="dxa"/>
+              <w:bottom w:w="60" w:type="dxa"/>
+              <w:right w:w="120" w:type="dxa"/>
+            </w:tcMar>
+            <w:hideMark/>
+          </w:tcPr>
+          <w:p>
+            <w:pPr>
+              <w:spacing w:after="0" w:line="240" w:lineRule="auto"/>
+              <w:rPr>
+                <w:rFonts w:eastAsia="Times New Roman" w:cs="Noto Sans"/>
+                <w:kern w:val="0"/>
+                <w:lang w:val="pt-PT"/>
+                <w14:ligatures w14:val="none"/>
+              </w:rPr>
+            </w:pPr>
+            <w:r>
+              <w:rPr>
+                <w:rFonts w:eastAsia="Times New Roman" w:cs="Noto Sans"/>
+                <w:kern w:val="0"/>
+                <w:lang w:val="pt-PT"/>
+                <w14:ligatures w14:val="none"/>
+              </w:rPr>
+              <w:t xml:space="preserve">Ranking das médias (P8)</w:t>
             </w:r>
           </w:p>
         </w:tc>
@@ -16949,45 +17184,45 @@
                 <w:kern w:val="0"/>
                 <w14:ligatures w14:val="none"/>
               </w:rPr>
-              <w:t>P13 a P17</w:t>
-            </w:r>
-          </w:p>
-        </w:tc>
-        <w:tc>
-          <w:tcPr>
-            <w:tcW w:w="0" w:type="auto"/>
-            <w:tcBorders>
-              <w:top w:val="single" w:sz="6" w:space="0" w:color="auto"/>
-              <w:left w:val="single" w:sz="6" w:space="0" w:color="auto"/>
-              <w:bottom w:val="single" w:sz="6" w:space="0" w:color="auto"/>
-              <w:right w:val="single" w:sz="6" w:space="0" w:color="auto"/>
-            </w:tcBorders>
-            <w:tcMar>
-              <w:top w:w="60" w:type="dxa"/>
-              <w:left w:w="120" w:type="dxa"/>
-              <w:bottom w:w="60" w:type="dxa"/>
-              <w:right w:w="120" w:type="dxa"/>
-            </w:tcMar>
-            <w:hideMark/>
-          </w:tcPr>
-          <w:p>
-            <w:pPr>
-              <w:spacing w:after="0" w:line="240" w:lineRule="auto"/>
-              <w:rPr>
-                <w:rFonts w:eastAsia="Times New Roman" w:cs="Noto Sans"/>
-                <w:kern w:val="0"/>
-                <w:lang w:val="pt-PT"/>
-                <w14:ligatures w14:val="none"/>
-              </w:rPr>
-            </w:pPr>
-            <w:r>
-              <w:rPr>
-                <w:rFonts w:eastAsia="Times New Roman" w:cs="Noto Sans"/>
-                <w:kern w:val="0"/>
-                <w:lang w:val="pt-PT"/>
-                <w14:ligatures w14:val="none"/>
-              </w:rPr>
-              <w:t>% que aceita a taxa (P15); valor modal por encomenda (P13)</w:t>
+              <w:t xml:space="preserve">P12 a P16</w:t>
+            </w:r>
+          </w:p>
+        </w:tc>
+        <w:tc>
+          <w:tcPr>
+            <w:tcW w:w="0" w:type="auto"/>
+            <w:tcBorders>
+              <w:top w:val="single" w:sz="6" w:space="0" w:color="auto"/>
+              <w:left w:val="single" w:sz="6" w:space="0" w:color="auto"/>
+              <w:bottom w:val="single" w:sz="6" w:space="0" w:color="auto"/>
+              <w:right w:val="single" w:sz="6" w:space="0" w:color="auto"/>
+            </w:tcBorders>
+            <w:tcMar>
+              <w:top w:w="60" w:type="dxa"/>
+              <w:left w:w="120" w:type="dxa"/>
+              <w:bottom w:w="60" w:type="dxa"/>
+              <w:right w:w="120" w:type="dxa"/>
+            </w:tcMar>
+            <w:hideMark/>
+          </w:tcPr>
+          <w:p>
+            <w:pPr>
+              <w:spacing w:after="0" w:line="240" w:lineRule="auto"/>
+              <w:rPr>
+                <w:rFonts w:eastAsia="Times New Roman" w:cs="Noto Sans"/>
+                <w:kern w:val="0"/>
+                <w:lang w:val="pt-PT"/>
+                <w14:ligatures w14:val="none"/>
+              </w:rPr>
+            </w:pPr>
+            <w:r>
+              <w:rPr>
+                <w:rFonts w:eastAsia="Times New Roman" w:cs="Noto Sans"/>
+                <w:kern w:val="0"/>
+                <w:lang w:val="pt-PT"/>
+                <w14:ligatures w14:val="none"/>
+              </w:rPr>
+              <w:t xml:space="preserve">% que aceita a taxa (P14); valor modal por encomenda (P12)</w:t>
             </w:r>
           </w:p>
         </w:tc>
@@ -17073,7 +17308,7 @@
                 <w:lang w:val="pt-PT"/>
                 <w14:ligatures w14:val="none"/>
               </w:rPr>
-              <w:t>P20 a P22 cruzadas com P1 a P5 e P24 a P30</w:t>
+              <w:t xml:space="preserve">P19 a P21 cruzadas com P1 a P5 e P23 a P29</w:t>
             </w:r>
           </w:p>
         </w:tc>
@@ -17239,45 +17474,45 @@
                 <w:kern w:val="0"/>
                 <w14:ligatures w14:val="none"/>
               </w:rPr>
-              <w:t>P18 a P19</w:t>
-            </w:r>
-          </w:p>
-        </w:tc>
-        <w:tc>
-          <w:tcPr>
-            <w:tcW w:w="0" w:type="auto"/>
-            <w:tcBorders>
-              <w:top w:val="single" w:sz="6" w:space="0" w:color="auto"/>
-              <w:left w:val="single" w:sz="6" w:space="0" w:color="auto"/>
-              <w:bottom w:val="single" w:sz="6" w:space="0" w:color="auto"/>
-              <w:right w:val="single" w:sz="6" w:space="0" w:color="auto"/>
-            </w:tcBorders>
-            <w:tcMar>
-              <w:top w:w="60" w:type="dxa"/>
-              <w:left w:w="120" w:type="dxa"/>
-              <w:bottom w:w="60" w:type="dxa"/>
-              <w:right w:w="120" w:type="dxa"/>
-            </w:tcMar>
-            <w:hideMark/>
-          </w:tcPr>
-          <w:p>
-            <w:pPr>
-              <w:spacing w:after="0" w:line="240" w:lineRule="auto"/>
-              <w:rPr>
-                <w:rFonts w:eastAsia="Times New Roman" w:cs="Noto Sans"/>
-                <w:kern w:val="0"/>
-                <w:lang w:val="pt-PT"/>
-                <w14:ligatures w14:val="none"/>
-              </w:rPr>
-            </w:pPr>
-            <w:r>
-              <w:rPr>
-                <w:rFonts w:eastAsia="Times New Roman" w:cs="Noto Sans"/>
-                <w:kern w:val="0"/>
-                <w:lang w:val="pt-PT"/>
-                <w14:ligatures w14:val="none"/>
-              </w:rPr>
-              <w:t>Média de aceitação; % que abandonaria (P19)</w:t>
+              <w:t xml:space="preserve">P17 a P18</w:t>
+            </w:r>
+          </w:p>
+        </w:tc>
+        <w:tc>
+          <w:tcPr>
+            <w:tcW w:w="0" w:type="auto"/>
+            <w:tcBorders>
+              <w:top w:val="single" w:sz="6" w:space="0" w:color="auto"/>
+              <w:left w:val="single" w:sz="6" w:space="0" w:color="auto"/>
+              <w:bottom w:val="single" w:sz="6" w:space="0" w:color="auto"/>
+              <w:right w:val="single" w:sz="6" w:space="0" w:color="auto"/>
+            </w:tcBorders>
+            <w:tcMar>
+              <w:top w:w="60" w:type="dxa"/>
+              <w:left w:w="120" w:type="dxa"/>
+              <w:bottom w:w="60" w:type="dxa"/>
+              <w:right w:w="120" w:type="dxa"/>
+            </w:tcMar>
+            <w:hideMark/>
+          </w:tcPr>
+          <w:p>
+            <w:pPr>
+              <w:spacing w:after="0" w:line="240" w:lineRule="auto"/>
+              <w:rPr>
+                <w:rFonts w:eastAsia="Times New Roman" w:cs="Noto Sans"/>
+                <w:kern w:val="0"/>
+                <w:lang w:val="pt-PT"/>
+                <w14:ligatures w14:val="none"/>
+              </w:rPr>
+            </w:pPr>
+            <w:r>
+              <w:rPr>
+                <w:rFonts w:eastAsia="Times New Roman" w:cs="Noto Sans"/>
+                <w:kern w:val="0"/>
+                <w:lang w:val="pt-PT"/>
+                <w14:ligatures w14:val="none"/>
+              </w:rPr>
+              <w:t xml:space="preserve">Média de aceitação; % que abandonaria (P18)</w:t>
             </w:r>
           </w:p>
         </w:tc>
@@ -17327,7 +17562,7 @@
           <w:lang w:val="pt-PT"/>
           <w14:ligatures w14:val="none"/>
         </w:rPr>
-        <w:t>5. Decisões e riscos a discutir em grupo</w:t>
+        <w:t xml:space="preserve">5. Limitações e riscos</w:t>
       </w:r>
     </w:p>
     <w:tbl>
@@ -17667,93 +17902,10 @@
               <w:rPr>
                 <w:rFonts w:eastAsia="Times New Roman" w:cs="Noto Sans"/>
                 <w:kern w:val="0"/>
-                <w:lang w:val="pt-PT"/>
-                <w14:ligatures w14:val="none"/>
-              </w:rPr>
-              <w:t xml:space="preserve">As opções "Menos de 18" (P24), "Resido fora de Portugal" (P26), "Nunca" (P2) e "Não costumo fazer as compras" (P30) permitem identificá-los. O Excel bruto entrega-se com todos; no R2 decide-se se entram na análise. </w:t>
-            </w:r>
-            <w:proofErr w:type="spellStart"/>
-            <w:r>
-              <w:rPr>
-                <w:rFonts w:eastAsia="Times New Roman" w:cs="Noto Sans"/>
-                <w:kern w:val="0"/>
-                <w14:ligatures w14:val="none"/>
-              </w:rPr>
-              <w:t>Convém</w:t>
-            </w:r>
-            <w:proofErr w:type="spellEnd"/>
-            <w:r>
-              <w:rPr>
-                <w:rFonts w:eastAsia="Times New Roman" w:cs="Noto Sans"/>
-                <w:kern w:val="0"/>
-                <w14:ligatures w14:val="none"/>
-              </w:rPr>
-              <w:t xml:space="preserve"> </w:t>
-            </w:r>
-            <w:proofErr w:type="spellStart"/>
-            <w:r>
-              <w:rPr>
-                <w:rFonts w:eastAsia="Times New Roman" w:cs="Noto Sans"/>
-                <w:kern w:val="0"/>
-                <w14:ligatures w14:val="none"/>
-              </w:rPr>
-              <w:t>recolher</w:t>
-            </w:r>
-            <w:proofErr w:type="spellEnd"/>
-            <w:r>
-              <w:rPr>
-                <w:rFonts w:eastAsia="Times New Roman" w:cs="Noto Sans"/>
-                <w:kern w:val="0"/>
-                <w14:ligatures w14:val="none"/>
-              </w:rPr>
-              <w:t xml:space="preserve"> 110 a 120 </w:t>
-            </w:r>
-            <w:proofErr w:type="spellStart"/>
-            <w:r>
-              <w:rPr>
-                <w:rFonts w:eastAsia="Times New Roman" w:cs="Noto Sans"/>
-                <w:kern w:val="0"/>
-                <w14:ligatures w14:val="none"/>
-              </w:rPr>
-              <w:t>respostas</w:t>
-            </w:r>
-            <w:proofErr w:type="spellEnd"/>
-            <w:r>
-              <w:rPr>
-                <w:rFonts w:eastAsia="Times New Roman" w:cs="Noto Sans"/>
-                <w:kern w:val="0"/>
-                <w14:ligatures w14:val="none"/>
-              </w:rPr>
-              <w:t xml:space="preserve"> para </w:t>
-            </w:r>
-            <w:proofErr w:type="spellStart"/>
-            <w:r>
-              <w:rPr>
-                <w:rFonts w:eastAsia="Times New Roman" w:cs="Noto Sans"/>
-                <w:kern w:val="0"/>
-                <w14:ligatures w14:val="none"/>
-              </w:rPr>
-              <w:t>garantir</w:t>
-            </w:r>
-            <w:proofErr w:type="spellEnd"/>
-            <w:r>
-              <w:rPr>
-                <w:rFonts w:eastAsia="Times New Roman" w:cs="Noto Sans"/>
-                <w:kern w:val="0"/>
-                <w14:ligatures w14:val="none"/>
-              </w:rPr>
-              <w:t xml:space="preserve"> 100 </w:t>
-            </w:r>
-            <w:proofErr w:type="spellStart"/>
-            <w:r>
-              <w:rPr>
-                <w:rFonts w:eastAsia="Times New Roman" w:cs="Noto Sans"/>
-                <w:kern w:val="0"/>
-                <w14:ligatures w14:val="none"/>
-              </w:rPr>
-              <w:t>válidas</w:t>
-            </w:r>
-            <w:proofErr w:type="spellEnd"/>
+                <w14:ligatures w14:val="none"/>
+              </w:rPr>
+              <w:t xml:space="preserve">As opções "Menos de 18" (P23), "Resido fora de Portugal" (P25), "Nunca" (P2) e "Não costumo fazer as compras" (P29) permitem identificá-los. O Excel bruto entrega-se com todos; no R2 decide-se se entram na análise. Convém recolher 110 a 120 respostas para garantir 100 válidas</w:t>
+            </w:r>
           </w:p>
         </w:tc>
       </w:tr>
@@ -17828,7 +17980,7 @@
                 <w:lang w:val="pt-PT"/>
                 <w14:ligatures w14:val="none"/>
               </w:rPr>
-              <w:t>P15 testa um só preço</w:t>
+              <w:t xml:space="preserve">P14 testa um só preço</w:t>
             </w:r>
           </w:p>
         </w:tc>
@@ -17904,25 +18056,7 @@
                 <w:lang w:val="pt-PT"/>
                 <w14:ligatures w14:val="none"/>
               </w:rPr>
-              <w:t>Suficiente para o R1. A taxa corresponde à proposta de 0,50 € + 5 %, ainda por decidir. Se a taxa</w:t>
-            </w:r>
-            <w:r>
-              <w:rPr>
-                <w:rFonts w:eastAsia="Times New Roman" w:cs="Noto Sans"/>
-                <w:kern w:val="0"/>
-                <w:lang w:val="pt-PT"/>
-                <w14:ligatures w14:val="none"/>
-              </w:rPr>
-              <w:t xml:space="preserve"> mudar</w:t>
-            </w:r>
-            <w:r>
-              <w:rPr>
-                <w:rFonts w:eastAsia="Times New Roman" w:cs="Noto Sans"/>
-                <w:kern w:val="0"/>
-                <w:lang w:val="pt-PT"/>
-                <w14:ligatures w14:val="none"/>
-              </w:rPr>
-              <w:t>, muda o valor na pergunta</w:t>
+              <w:t xml:space="preserve">Suficiente para o R1. A taxa corresponde à proposta de 0,50 € + 5 %, decidida pelo grupo. Se a taxa mudar, muda o valor na pergunta</w:t>
             </w:r>
           </w:p>
         </w:tc>
@@ -17996,36 +18130,8 @@
                 <w:kern w:val="0"/>
                 <w14:ligatures w14:val="none"/>
               </w:rPr>
-              <w:t xml:space="preserve">P16, </w:t>
-            </w:r>
-            <w:proofErr w:type="spellStart"/>
-            <w:r>
-              <w:rPr>
-                <w:rFonts w:eastAsia="Times New Roman" w:cs="Noto Sans"/>
-                <w:kern w:val="0"/>
-                <w14:ligatures w14:val="none"/>
-              </w:rPr>
-              <w:t>terceira</w:t>
-            </w:r>
-            <w:proofErr w:type="spellEnd"/>
-            <w:r>
-              <w:rPr>
-                <w:rFonts w:eastAsia="Times New Roman" w:cs="Noto Sans"/>
-                <w:kern w:val="0"/>
-                <w14:ligatures w14:val="none"/>
-              </w:rPr>
-              <w:t xml:space="preserve"> </w:t>
-            </w:r>
-            <w:proofErr w:type="spellStart"/>
-            <w:r>
-              <w:rPr>
-                <w:rFonts w:eastAsia="Times New Roman" w:cs="Noto Sans"/>
-                <w:kern w:val="0"/>
-                <w14:ligatures w14:val="none"/>
-              </w:rPr>
-              <w:t>afirmação</w:t>
-            </w:r>
-            <w:proofErr w:type="spellEnd"/>
+              <w:t xml:space="preserve">P15, terceira afirmação</w:t>
+            </w:r>
           </w:p>
         </w:tc>
         <w:tc>
@@ -18251,7 +18357,7 @@
                 <w:lang w:val="pt-PT"/>
                 <w14:ligatures w14:val="none"/>
               </w:rPr>
-              <w:t>P20 a P22 sobrestimam o uso real</w:t>
+              <w:t xml:space="preserve">P19 a P21 sobrestimam o uso real</w:t>
             </w:r>
           </w:p>
         </w:tc>
@@ -18357,6 +18463,42 @@
                 <w14:ligatures w14:val="none"/>
               </w:rPr>
             </w:pPr>
+            <w:r>
+              <w:rPr>
+                <w:rFonts w:eastAsia="Times New Roman" w:cs="Noto Sans"/>
+                <w:kern w:val="0"/>
+                <w14:ligatures w14:val="none"/>
+              </w:rPr>
+              <w:t xml:space="preserve">Duração de 29 perguntas</w:t>
+            </w:r>
+          </w:p>
+        </w:tc>
+        <w:tc>
+          <w:tcPr>
+            <w:tcW w:w="0" w:type="auto"/>
+            <w:tcBorders>
+              <w:top w:val="single" w:sz="6" w:space="0" w:color="auto"/>
+              <w:left w:val="single" w:sz="6" w:space="0" w:color="auto"/>
+              <w:bottom w:val="single" w:sz="6" w:space="0" w:color="auto"/>
+              <w:right w:val="single" w:sz="6" w:space="0" w:color="auto"/>
+            </w:tcBorders>
+            <w:tcMar>
+              <w:top w:w="60" w:type="dxa"/>
+              <w:left w:w="120" w:type="dxa"/>
+              <w:bottom w:w="60" w:type="dxa"/>
+              <w:right w:w="120" w:type="dxa"/>
+            </w:tcMar>
+            <w:hideMark/>
+          </w:tcPr>
+          <w:p>
+            <w:pPr>
+              <w:spacing w:after="0" w:line="240" w:lineRule="auto"/>
+              <w:rPr>
+                <w:rFonts w:eastAsia="Times New Roman" w:cs="Noto Sans"/>
+                <w:kern w:val="0"/>
+                <w14:ligatures w14:val="none"/>
+              </w:rPr>
+            </w:pPr>
             <w:proofErr w:type="spellStart"/>
             <w:r>
               <w:rPr>
@@ -18364,7 +18506,7 @@
                 <w:kern w:val="0"/>
                 <w14:ligatures w14:val="none"/>
               </w:rPr>
-              <w:t>Duração</w:t>
+              <w:t>Abandono</w:t>
             </w:r>
             <w:proofErr w:type="spellEnd"/>
             <w:r>
@@ -18373,7 +18515,7 @@
                 <w:kern w:val="0"/>
                 <w14:ligatures w14:val="none"/>
               </w:rPr>
-              <w:t xml:space="preserve"> de 30 </w:t>
+              <w:t xml:space="preserve"> a </w:t>
             </w:r>
             <w:proofErr w:type="spellStart"/>
             <w:r>
@@ -18382,7 +18524,7 @@
                 <w:kern w:val="0"/>
                 <w14:ligatures w14:val="none"/>
               </w:rPr>
-              <w:t>perguntas</w:t>
+              <w:t>meio</w:t>
             </w:r>
             <w:proofErr w:type="spellEnd"/>
           </w:p>
@@ -18410,110 +18552,18 @@
               <w:rPr>
                 <w:rFonts w:eastAsia="Times New Roman" w:cs="Noto Sans"/>
                 <w:kern w:val="0"/>
-                <w14:ligatures w14:val="none"/>
-              </w:rPr>
-            </w:pPr>
-            <w:proofErr w:type="spellStart"/>
-            <w:r>
-              <w:rPr>
-                <w:rFonts w:eastAsia="Times New Roman" w:cs="Noto Sans"/>
-                <w:kern w:val="0"/>
-                <w14:ligatures w14:val="none"/>
-              </w:rPr>
-              <w:t>Abandono</w:t>
-            </w:r>
-            <w:proofErr w:type="spellEnd"/>
-            <w:r>
-              <w:rPr>
-                <w:rFonts w:eastAsia="Times New Roman" w:cs="Noto Sans"/>
-                <w:kern w:val="0"/>
-                <w14:ligatures w14:val="none"/>
-              </w:rPr>
-              <w:t xml:space="preserve"> a </w:t>
-            </w:r>
-            <w:proofErr w:type="spellStart"/>
-            <w:r>
-              <w:rPr>
-                <w:rFonts w:eastAsia="Times New Roman" w:cs="Noto Sans"/>
-                <w:kern w:val="0"/>
-                <w14:ligatures w14:val="none"/>
-              </w:rPr>
-              <w:t>meio</w:t>
-            </w:r>
-            <w:proofErr w:type="spellEnd"/>
-          </w:p>
-        </w:tc>
-        <w:tc>
-          <w:tcPr>
-            <w:tcW w:w="0" w:type="auto"/>
-            <w:tcBorders>
-              <w:top w:val="single" w:sz="6" w:space="0" w:color="auto"/>
-              <w:left w:val="single" w:sz="6" w:space="0" w:color="auto"/>
-              <w:bottom w:val="single" w:sz="6" w:space="0" w:color="auto"/>
-              <w:right w:val="single" w:sz="6" w:space="0" w:color="auto"/>
-            </w:tcBorders>
-            <w:tcMar>
-              <w:top w:w="60" w:type="dxa"/>
-              <w:left w:w="120" w:type="dxa"/>
-              <w:bottom w:w="60" w:type="dxa"/>
-              <w:right w:w="120" w:type="dxa"/>
-            </w:tcMar>
-            <w:hideMark/>
-          </w:tcPr>
-          <w:p>
-            <w:pPr>
-              <w:spacing w:after="0" w:line="240" w:lineRule="auto"/>
-              <w:rPr>
-                <w:rFonts w:eastAsia="Times New Roman" w:cs="Noto Sans"/>
-                <w:kern w:val="0"/>
-                <w:lang w:val="pt-PT"/>
-                <w14:ligatures w14:val="none"/>
-              </w:rPr>
-            </w:pPr>
-            <w:r>
-              <w:rPr>
-                <w:rFonts w:eastAsia="Times New Roman" w:cs="Noto Sans"/>
-                <w:kern w:val="0"/>
-                <w:lang w:val="pt-PT"/>
-                <w14:ligatures w14:val="none"/>
-              </w:rPr>
-              <w:t xml:space="preserve">Se for preciso </w:t>
-            </w:r>
-            <w:r>
-              <w:rPr>
-                <w:rFonts w:eastAsia="Times New Roman" w:cs="Noto Sans"/>
-                <w:kern w:val="0"/>
-                <w:lang w:val="pt-PT"/>
-                <w14:ligatures w14:val="none"/>
-              </w:rPr>
-              <w:t>remover perguntas, segue-se a</w:t>
-            </w:r>
-            <w:r>
-              <w:rPr>
-                <w:rFonts w:eastAsia="Times New Roman" w:cs="Noto Sans"/>
-                <w:kern w:val="0"/>
-                <w:lang w:val="pt-PT"/>
-                <w14:ligatures w14:val="none"/>
-              </w:rPr>
-              <w:t xml:space="preserve"> ordem</w:t>
-            </w:r>
-            <w:r>
-              <w:rPr>
-                <w:rFonts w:eastAsia="Times New Roman" w:cs="Noto Sans"/>
-                <w:kern w:val="0"/>
-                <w:lang w:val="pt-PT"/>
-                <w14:ligatures w14:val="none"/>
-              </w:rPr>
-              <w:t xml:space="preserve"> de importância</w:t>
-            </w:r>
-            <w:r>
-              <w:rPr>
-                <w:rFonts w:eastAsia="Times New Roman" w:cs="Noto Sans"/>
-                <w:kern w:val="0"/>
-                <w:lang w:val="pt-PT"/>
-                <w14:ligatures w14:val="none"/>
-              </w:rPr>
-              <w:t>: P25, P12, P7, P17</w:t>
+                <w:lang w:val="pt-PT"/>
+                <w14:ligatures w14:val="none"/>
+              </w:rPr>
+            </w:pPr>
+            <w:r>
+              <w:rPr>
+                <w:rFonts w:eastAsia="Times New Roman" w:cs="Noto Sans"/>
+                <w:kern w:val="0"/>
+                <w:lang w:val="pt-PT"/>
+                <w14:ligatures w14:val="none"/>
+              </w:rPr>
+              <w:t xml:space="preserve">Se for preciso remover perguntas, segue-se a ordem de importância: P24, P11, P7, P16</w:t>
             </w:r>
           </w:p>
         </w:tc>
@@ -18645,7 +18695,7 @@
                 <w:lang w:val="pt-PT"/>
                 <w14:ligatures w14:val="none"/>
               </w:rPr>
-              <w:t>Com 100 respostas, 7 faixas etárias ou 8 regiões não dão 30 por grupo</w:t>
+              <w:t xml:space="preserve">Com 100 respostas, 7 faixas etárias ou 9 regiões não dão 30 por grupo</w:t>
             </w:r>
           </w:p>
         </w:tc>
@@ -18843,7 +18893,7 @@
                 <w:lang w:val="pt-PT"/>
                 <w14:ligatures w14:val="none"/>
               </w:rPr>
-              <w:t>Omitida de propósito: é sensível e aumenta o abandono. P3 e P29 servem de aproximação</w:t>
+              <w:t xml:space="preserve">Omitida de propósito: é sensível e aumenta o abandono. P3 e P28 servem de aproximação</w:t>
             </w:r>
           </w:p>
         </w:tc>
@@ -19417,7 +19467,7 @@
                 <w:lang w:val="pt-PT"/>
                 <w14:ligatures w14:val="none"/>
               </w:rPr>
-              <w:t>P20 e P21: "Escala linear" de 1 a 5 com legendas nos extremos. P7, P8, P16 e P18: "Grelha de escolha múltipla" com colunas 1, 2, 3, 4, 5 (só o número, para o Excel ficar numérico) e a legenda no enunciado</w:t>
+              <w:t xml:space="preserve">P19 e P20: "Escala linear" de 1 a 5 com legendas nos extremos. P7, P8, P15 e P17: "Grelha de escolha múltipla" com colunas 1, 2, 3, 4, 5 (só o número, para o Excel ficar numérico) e a legenda no enunciado</w:t>
             </w:r>
           </w:p>
         </w:tc>
@@ -19685,7 +19735,7 @@
                 <w:lang w:val="pt-PT"/>
                 <w14:ligatures w14:val="none"/>
               </w:rPr>
-              <w:t>Ativar "Ordenar linhas aleatoriamente" em P8 e P16, para reduzir o efeito de ordem</w:t>
+              <w:t xml:space="preserve">Ativar "Ordenar linhas aleatoriamente" em P8 e P15, para reduzir o efeito de ordem</w:t>
             </w:r>
           </w:p>
         </w:tc>

--- a/Files/GrowNear_Relatorio.docx
+++ b/Files/GrowNear_Relatorio.docx
@@ -1743,7 +1743,7 @@
           <w:noProof/>
         </w:rPr>
         <w:drawing>
-          <wp:inline distT="0" distB="0" distL="0" distR="0" wp14:anchorId="77CF8721" wp14:editId="69B2DF3B">
+          <wp:inline distT="0" distB="0" distL="0" distR="0" wp14:anchorId="77CF8721" wp14:editId="565D2910">
             <wp:extent cx="5000878" cy="3722337"/>
             <wp:effectExtent l="0" t="0" r="3175" b="0"/>
             <wp:docPr id="1395881417" name="Picture 4"/>
@@ -1875,7 +1875,6 @@
     <w:p>
       <w:pPr>
         <w:spacing w:before="120" w:after="120" w:line="330" w:lineRule="atLeast"/>
-        <w:jc w:val="center"/>
         <w:textAlignment w:val="baseline"/>
         <w:outlineLvl w:val="0"/>
         <w:rPr>
@@ -5605,11 +5604,10 @@
         <w:tblLook w:val="04A0" w:firstRow="1" w:lastRow="0" w:firstColumn="1" w:lastColumn="0" w:noHBand="0" w:noVBand="1"/>
       </w:tblPr>
       <w:tblGrid>
-        <w:gridCol w:w="2508"/>
-        <w:gridCol w:w="1162"/>
-        <w:gridCol w:w="2066"/>
+        <w:gridCol w:w="2774"/>
+        <w:gridCol w:w="2291"/>
         <w:gridCol w:w="597"/>
-        <w:gridCol w:w="3011"/>
+        <w:gridCol w:w="3527"/>
       </w:tblGrid>
       <w:tr>
         <w:trPr>
@@ -5706,7 +5704,7 @@
                 <w:kern w:val="0"/>
                 <w14:ligatures w14:val="none"/>
               </w:rPr>
-              <w:t>Objetivo</w:t>
+              <w:t>Perguntas</w:t>
             </w:r>
             <w:proofErr w:type="spellEnd"/>
           </w:p>
@@ -5740,7 +5738,7 @@
                 <w14:ligatures w14:val="none"/>
               </w:rPr>
             </w:pPr>
-            <w:proofErr w:type="spellStart"/>
+            <w:proofErr w:type="gramStart"/>
             <w:r>
               <w:rPr>
                 <w:rFonts w:eastAsia="Times New Roman" w:cs="Noto Sans"/>
@@ -5749,9 +5747,9 @@
                 <w:kern w:val="0"/>
                 <w14:ligatures w14:val="none"/>
               </w:rPr>
-              <w:t>Perguntas</w:t>
-            </w:r>
-            <w:proofErr w:type="spellEnd"/>
+              <w:t>N.º</w:t>
+            </w:r>
+            <w:proofErr w:type="gramEnd"/>
           </w:p>
         </w:tc>
         <w:tc>
@@ -5783,7 +5781,6 @@
                 <w14:ligatures w14:val="none"/>
               </w:rPr>
             </w:pPr>
-            <w:proofErr w:type="gramStart"/>
             <w:r>
               <w:rPr>
                 <w:rFonts w:eastAsia="Times New Roman" w:cs="Noto Sans"/>
@@ -5792,32 +5789,10 @@
                 <w:kern w:val="0"/>
                 <w14:ligatures w14:val="none"/>
               </w:rPr>
-              <w:t>N.º</w:t>
-            </w:r>
-            <w:proofErr w:type="gramEnd"/>
-          </w:p>
-        </w:tc>
-        <w:tc>
-          <w:tcPr>
-            <w:tcW w:w="0" w:type="auto"/>
-            <w:tcBorders>
-              <w:top w:val="single" w:sz="6" w:space="0" w:color="auto"/>
-              <w:left w:val="single" w:sz="6" w:space="0" w:color="auto"/>
-              <w:bottom w:val="single" w:sz="6" w:space="0" w:color="auto"/>
-              <w:right w:val="single" w:sz="6" w:space="0" w:color="auto"/>
-            </w:tcBorders>
-            <w:tcMar>
-              <w:top w:w="60" w:type="dxa"/>
-              <w:left w:w="120" w:type="dxa"/>
-              <w:bottom w:w="60" w:type="dxa"/>
-              <w:right w:w="120" w:type="dxa"/>
-            </w:tcMar>
-            <w:hideMark/>
-          </w:tcPr>
-          <w:p>
-            <w:pPr>
-              <w:spacing w:after="0" w:line="240" w:lineRule="auto"/>
-              <w:jc w:val="center"/>
+              <w:t xml:space="preserve">Tipo </w:t>
+            </w:r>
+            <w:proofErr w:type="spellStart"/>
+            <w:r>
               <w:rPr>
                 <w:rFonts w:eastAsia="Times New Roman" w:cs="Noto Sans"/>
                 <w:b/>
@@ -5825,26 +5800,6 @@
                 <w:kern w:val="0"/>
                 <w14:ligatures w14:val="none"/>
               </w:rPr>
-            </w:pPr>
-            <w:r>
-              <w:rPr>
-                <w:rFonts w:eastAsia="Times New Roman" w:cs="Noto Sans"/>
-                <w:b/>
-                <w:bCs/>
-                <w:kern w:val="0"/>
-                <w14:ligatures w14:val="none"/>
-              </w:rPr>
-              <w:t xml:space="preserve">Tipo </w:t>
-            </w:r>
-            <w:proofErr w:type="spellStart"/>
-            <w:r>
-              <w:rPr>
-                <w:rFonts w:eastAsia="Times New Roman" w:cs="Noto Sans"/>
-                <w:b/>
-                <w:bCs/>
-                <w:kern w:val="0"/>
-                <w14:ligatures w14:val="none"/>
-              </w:rPr>
               <w:t>dominante</w:t>
             </w:r>
             <w:proofErr w:type="spellEnd"/>
@@ -5884,7 +5839,7 @@
                 <w:kern w:val="0"/>
                 <w14:ligatures w14:val="none"/>
               </w:rPr>
-              <w:t xml:space="preserve">0. </w:t>
+              <w:t>0. A</w:t>
             </w:r>
             <w:proofErr w:type="spellStart"/>
             <w:r>
@@ -5893,45 +5848,9 @@
                 <w:kern w:val="0"/>
                 <w14:ligatures w14:val="none"/>
               </w:rPr>
-              <w:t>Apresentação</w:t>
+              <w:t>presentação</w:t>
             </w:r>
             <w:proofErr w:type="spellEnd"/>
-          </w:p>
-        </w:tc>
-        <w:tc>
-          <w:tcPr>
-            <w:tcW w:w="0" w:type="auto"/>
-            <w:tcBorders>
-              <w:top w:val="single" w:sz="6" w:space="0" w:color="auto"/>
-              <w:left w:val="single" w:sz="6" w:space="0" w:color="auto"/>
-              <w:bottom w:val="single" w:sz="6" w:space="0" w:color="auto"/>
-              <w:right w:val="single" w:sz="6" w:space="0" w:color="auto"/>
-            </w:tcBorders>
-            <w:tcMar>
-              <w:top w:w="60" w:type="dxa"/>
-              <w:left w:w="120" w:type="dxa"/>
-              <w:bottom w:w="60" w:type="dxa"/>
-              <w:right w:w="120" w:type="dxa"/>
-            </w:tcMar>
-            <w:hideMark/>
-          </w:tcPr>
-          <w:p>
-            <w:pPr>
-              <w:spacing w:after="0" w:line="240" w:lineRule="auto"/>
-              <w:rPr>
-                <w:rFonts w:eastAsia="Times New Roman" w:cs="Noto Sans"/>
-                <w:kern w:val="0"/>
-                <w14:ligatures w14:val="none"/>
-              </w:rPr>
-            </w:pPr>
-            <w:r>
-              <w:rPr>
-                <w:rFonts w:eastAsia="Times New Roman" w:cs="Noto Sans"/>
-                <w:kern w:val="0"/>
-                <w14:ligatures w14:val="none"/>
-              </w:rPr>
-              <w:t>—</w:t>
-            </w:r>
           </w:p>
         </w:tc>
         <w:tc>
@@ -6096,7 +6015,7 @@
                 <w:kern w:val="0"/>
                 <w14:ligatures w14:val="none"/>
               </w:rPr>
-              <w:t xml:space="preserve">1. </w:t>
+              <w:t>1. H</w:t>
             </w:r>
             <w:proofErr w:type="spellStart"/>
             <w:r>
@@ -6105,7 +6024,7 @@
                 <w:kern w:val="0"/>
                 <w14:ligatures w14:val="none"/>
               </w:rPr>
-              <w:t>Hábitos</w:t>
+              <w:t>ábitos</w:t>
             </w:r>
             <w:proofErr w:type="spellEnd"/>
             <w:r>
@@ -6126,42 +6045,6 @@
               <w:t>compra</w:t>
             </w:r>
             <w:proofErr w:type="spellEnd"/>
-          </w:p>
-        </w:tc>
-        <w:tc>
-          <w:tcPr>
-            <w:tcW w:w="0" w:type="auto"/>
-            <w:tcBorders>
-              <w:top w:val="single" w:sz="6" w:space="0" w:color="auto"/>
-              <w:left w:val="single" w:sz="6" w:space="0" w:color="auto"/>
-              <w:bottom w:val="single" w:sz="6" w:space="0" w:color="auto"/>
-              <w:right w:val="single" w:sz="6" w:space="0" w:color="auto"/>
-            </w:tcBorders>
-            <w:tcMar>
-              <w:top w:w="60" w:type="dxa"/>
-              <w:left w:w="120" w:type="dxa"/>
-              <w:bottom w:w="60" w:type="dxa"/>
-              <w:right w:w="120" w:type="dxa"/>
-            </w:tcMar>
-            <w:hideMark/>
-          </w:tcPr>
-          <w:p>
-            <w:pPr>
-              <w:spacing w:after="0" w:line="240" w:lineRule="auto"/>
-              <w:rPr>
-                <w:rFonts w:eastAsia="Times New Roman" w:cs="Noto Sans"/>
-                <w:kern w:val="0"/>
-                <w14:ligatures w14:val="none"/>
-              </w:rPr>
-            </w:pPr>
-            <w:r>
-              <w:rPr>
-                <w:rFonts w:eastAsia="Times New Roman" w:cs="Noto Sans"/>
-                <w:kern w:val="0"/>
-                <w14:ligatures w14:val="none"/>
-              </w:rPr>
-              <w:t>OE2</w:t>
-            </w:r>
           </w:p>
         </w:tc>
         <w:tc>
@@ -6372,42 +6255,6 @@
                 <w:kern w:val="0"/>
                 <w14:ligatures w14:val="none"/>
               </w:rPr>
-              <w:t>OE5</w:t>
-            </w:r>
-          </w:p>
-        </w:tc>
-        <w:tc>
-          <w:tcPr>
-            <w:tcW w:w="0" w:type="auto"/>
-            <w:tcBorders>
-              <w:top w:val="single" w:sz="6" w:space="0" w:color="auto"/>
-              <w:left w:val="single" w:sz="6" w:space="0" w:color="auto"/>
-              <w:bottom w:val="single" w:sz="6" w:space="0" w:color="auto"/>
-              <w:right w:val="single" w:sz="6" w:space="0" w:color="auto"/>
-            </w:tcBorders>
-            <w:tcMar>
-              <w:top w:w="60" w:type="dxa"/>
-              <w:left w:w="120" w:type="dxa"/>
-              <w:bottom w:w="60" w:type="dxa"/>
-              <w:right w:w="120" w:type="dxa"/>
-            </w:tcMar>
-            <w:hideMark/>
-          </w:tcPr>
-          <w:p>
-            <w:pPr>
-              <w:spacing w:after="0" w:line="240" w:lineRule="auto"/>
-              <w:rPr>
-                <w:rFonts w:eastAsia="Times New Roman" w:cs="Noto Sans"/>
-                <w:kern w:val="0"/>
-                <w14:ligatures w14:val="none"/>
-              </w:rPr>
-            </w:pPr>
-            <w:r>
-              <w:rPr>
-                <w:rFonts w:eastAsia="Times New Roman" w:cs="Noto Sans"/>
-                <w:kern w:val="0"/>
-                <w14:ligatures w14:val="none"/>
-              </w:rPr>
               <w:t>P8</w:t>
             </w:r>
           </w:p>
@@ -6518,7 +6365,7 @@
                 <w:kern w:val="0"/>
                 <w14:ligatures w14:val="none"/>
               </w:rPr>
-              <w:t xml:space="preserve">3. </w:t>
+              <w:t>3. R</w:t>
             </w:r>
             <w:proofErr w:type="spellStart"/>
             <w:r>
@@ -6527,7 +6374,7 @@
                 <w:kern w:val="0"/>
                 <w14:ligatures w14:val="none"/>
               </w:rPr>
-              <w:t>Recolha</w:t>
+              <w:t>ecolha</w:t>
             </w:r>
             <w:proofErr w:type="spellEnd"/>
             <w:r>
@@ -6548,42 +6395,6 @@
               <w:t>deslocação</w:t>
             </w:r>
             <w:proofErr w:type="spellEnd"/>
-          </w:p>
-        </w:tc>
-        <w:tc>
-          <w:tcPr>
-            <w:tcW w:w="0" w:type="auto"/>
-            <w:tcBorders>
-              <w:top w:val="single" w:sz="6" w:space="0" w:color="auto"/>
-              <w:left w:val="single" w:sz="6" w:space="0" w:color="auto"/>
-              <w:bottom w:val="single" w:sz="6" w:space="0" w:color="auto"/>
-              <w:right w:val="single" w:sz="6" w:space="0" w:color="auto"/>
-            </w:tcBorders>
-            <w:tcMar>
-              <w:top w:w="60" w:type="dxa"/>
-              <w:left w:w="120" w:type="dxa"/>
-              <w:bottom w:w="60" w:type="dxa"/>
-              <w:right w:w="120" w:type="dxa"/>
-            </w:tcMar>
-            <w:hideMark/>
-          </w:tcPr>
-          <w:p>
-            <w:pPr>
-              <w:spacing w:after="0" w:line="240" w:lineRule="auto"/>
-              <w:rPr>
-                <w:rFonts w:eastAsia="Times New Roman" w:cs="Noto Sans"/>
-                <w:kern w:val="0"/>
-                <w14:ligatures w14:val="none"/>
-              </w:rPr>
-            </w:pPr>
-            <w:r>
-              <w:rPr>
-                <w:rFonts w:eastAsia="Times New Roman" w:cs="Noto Sans"/>
-                <w:kern w:val="0"/>
-                <w14:ligatures w14:val="none"/>
-              </w:rPr>
-              <w:t>OE4</w:t>
-            </w:r>
           </w:p>
         </w:tc>
         <w:tc>
@@ -6748,7 +6559,7 @@
                 <w:kern w:val="0"/>
                 <w14:ligatures w14:val="none"/>
               </w:rPr>
-              <w:t xml:space="preserve">4. </w:t>
+              <w:t>4. P</w:t>
             </w:r>
             <w:proofErr w:type="spellStart"/>
             <w:r>
@@ -6757,7 +6568,7 @@
                 <w:kern w:val="0"/>
                 <w14:ligatures w14:val="none"/>
               </w:rPr>
-              <w:t>Pagamento</w:t>
+              <w:t>agamento</w:t>
             </w:r>
             <w:proofErr w:type="spellEnd"/>
             <w:r>
@@ -6767,42 +6578,6 @@
                 <w14:ligatures w14:val="none"/>
               </w:rPr>
               <w:t xml:space="preserve"> e taxa</w:t>
-            </w:r>
-          </w:p>
-        </w:tc>
-        <w:tc>
-          <w:tcPr>
-            <w:tcW w:w="0" w:type="auto"/>
-            <w:tcBorders>
-              <w:top w:val="single" w:sz="6" w:space="0" w:color="auto"/>
-              <w:left w:val="single" w:sz="6" w:space="0" w:color="auto"/>
-              <w:bottom w:val="single" w:sz="6" w:space="0" w:color="auto"/>
-              <w:right w:val="single" w:sz="6" w:space="0" w:color="auto"/>
-            </w:tcBorders>
-            <w:tcMar>
-              <w:top w:w="60" w:type="dxa"/>
-              <w:left w:w="120" w:type="dxa"/>
-              <w:bottom w:w="60" w:type="dxa"/>
-              <w:right w:w="120" w:type="dxa"/>
-            </w:tcMar>
-            <w:hideMark/>
-          </w:tcPr>
-          <w:p>
-            <w:pPr>
-              <w:spacing w:after="0" w:line="240" w:lineRule="auto"/>
-              <w:rPr>
-                <w:rFonts w:eastAsia="Times New Roman" w:cs="Noto Sans"/>
-                <w:kern w:val="0"/>
-                <w14:ligatures w14:val="none"/>
-              </w:rPr>
-            </w:pPr>
-            <w:r>
-              <w:rPr>
-                <w:rFonts w:eastAsia="Times New Roman" w:cs="Noto Sans"/>
-                <w:kern w:val="0"/>
-                <w14:ligatures w14:val="none"/>
-              </w:rPr>
-              <w:t>OE6</w:t>
             </w:r>
           </w:p>
         </w:tc>
@@ -7014,42 +6789,6 @@
                 <w:kern w:val="0"/>
                 <w14:ligatures w14:val="none"/>
               </w:rPr>
-              <w:t>OE8</w:t>
-            </w:r>
-          </w:p>
-        </w:tc>
-        <w:tc>
-          <w:tcPr>
-            <w:tcW w:w="0" w:type="auto"/>
-            <w:tcBorders>
-              <w:top w:val="single" w:sz="6" w:space="0" w:color="auto"/>
-              <w:left w:val="single" w:sz="6" w:space="0" w:color="auto"/>
-              <w:bottom w:val="single" w:sz="6" w:space="0" w:color="auto"/>
-              <w:right w:val="single" w:sz="6" w:space="0" w:color="auto"/>
-            </w:tcBorders>
-            <w:tcMar>
-              <w:top w:w="60" w:type="dxa"/>
-              <w:left w:w="120" w:type="dxa"/>
-              <w:bottom w:w="60" w:type="dxa"/>
-              <w:right w:w="120" w:type="dxa"/>
-            </w:tcMar>
-            <w:hideMark/>
-          </w:tcPr>
-          <w:p>
-            <w:pPr>
-              <w:spacing w:after="0" w:line="240" w:lineRule="auto"/>
-              <w:rPr>
-                <w:rFonts w:eastAsia="Times New Roman" w:cs="Noto Sans"/>
-                <w:kern w:val="0"/>
-                <w14:ligatures w14:val="none"/>
-              </w:rPr>
-            </w:pPr>
-            <w:r>
-              <w:rPr>
-                <w:rFonts w:eastAsia="Times New Roman" w:cs="Noto Sans"/>
-                <w:kern w:val="0"/>
-                <w14:ligatures w14:val="none"/>
-              </w:rPr>
               <w:t>P17 a P18</w:t>
             </w:r>
           </w:p>
@@ -7188,7 +6927,6 @@
                 <w:kern w:val="0"/>
                 <w14:ligatures w14:val="none"/>
               </w:rPr>
-              <w:lastRenderedPageBreak/>
               <w:t xml:space="preserve">6. Interesse </w:t>
             </w:r>
             <w:proofErr w:type="spellStart"/>
@@ -7208,42 +6946,6 @@
                 <w14:ligatures w14:val="none"/>
               </w:rPr>
               <w:t xml:space="preserve"> app</w:t>
-            </w:r>
-          </w:p>
-        </w:tc>
-        <w:tc>
-          <w:tcPr>
-            <w:tcW w:w="0" w:type="auto"/>
-            <w:tcBorders>
-              <w:top w:val="single" w:sz="6" w:space="0" w:color="auto"/>
-              <w:left w:val="single" w:sz="6" w:space="0" w:color="auto"/>
-              <w:bottom w:val="single" w:sz="6" w:space="0" w:color="auto"/>
-              <w:right w:val="single" w:sz="6" w:space="0" w:color="auto"/>
-            </w:tcBorders>
-            <w:tcMar>
-              <w:top w:w="60" w:type="dxa"/>
-              <w:left w:w="120" w:type="dxa"/>
-              <w:bottom w:w="60" w:type="dxa"/>
-              <w:right w:w="120" w:type="dxa"/>
-            </w:tcMar>
-            <w:hideMark/>
-          </w:tcPr>
-          <w:p>
-            <w:pPr>
-              <w:spacing w:after="0" w:line="240" w:lineRule="auto"/>
-              <w:rPr>
-                <w:rFonts w:eastAsia="Times New Roman" w:cs="Noto Sans"/>
-                <w:kern w:val="0"/>
-                <w14:ligatures w14:val="none"/>
-              </w:rPr>
-            </w:pPr>
-            <w:r>
-              <w:rPr>
-                <w:rFonts w:eastAsia="Times New Roman" w:cs="Noto Sans"/>
-                <w:kern w:val="0"/>
-                <w14:ligatures w14:val="none"/>
-              </w:rPr>
-              <w:t>OE3</w:t>
             </w:r>
           </w:p>
         </w:tc>
@@ -7417,7 +7119,7 @@
                 <w:kern w:val="0"/>
                 <w14:ligatures w14:val="none"/>
               </w:rPr>
-              <w:t xml:space="preserve">7. </w:t>
+              <w:t>7. P</w:t>
             </w:r>
             <w:proofErr w:type="spellStart"/>
             <w:r>
@@ -7426,7 +7128,7 @@
                 <w:kern w:val="0"/>
                 <w14:ligatures w14:val="none"/>
               </w:rPr>
-              <w:t>Perfil</w:t>
+              <w:t>erfil</w:t>
             </w:r>
             <w:proofErr w:type="spellEnd"/>
           </w:p>
@@ -7463,42 +7165,6 @@
                 <w:kern w:val="0"/>
                 <w14:ligatures w14:val="none"/>
               </w:rPr>
-              <w:t>OE1</w:t>
-            </w:r>
-          </w:p>
-        </w:tc>
-        <w:tc>
-          <w:tcPr>
-            <w:tcW w:w="0" w:type="auto"/>
-            <w:tcBorders>
-              <w:top w:val="single" w:sz="6" w:space="0" w:color="auto"/>
-              <w:left w:val="single" w:sz="6" w:space="0" w:color="auto"/>
-              <w:bottom w:val="single" w:sz="6" w:space="0" w:color="auto"/>
-              <w:right w:val="single" w:sz="6" w:space="0" w:color="auto"/>
-            </w:tcBorders>
-            <w:tcMar>
-              <w:top w:w="60" w:type="dxa"/>
-              <w:left w:w="120" w:type="dxa"/>
-              <w:bottom w:w="60" w:type="dxa"/>
-              <w:right w:w="120" w:type="dxa"/>
-            </w:tcMar>
-            <w:hideMark/>
-          </w:tcPr>
-          <w:p>
-            <w:pPr>
-              <w:spacing w:after="0" w:line="240" w:lineRule="auto"/>
-              <w:rPr>
-                <w:rFonts w:eastAsia="Times New Roman" w:cs="Noto Sans"/>
-                <w:kern w:val="0"/>
-                <w14:ligatures w14:val="none"/>
-              </w:rPr>
-            </w:pPr>
-            <w:r>
-              <w:rPr>
-                <w:rFonts w:eastAsia="Times New Roman" w:cs="Noto Sans"/>
-                <w:kern w:val="0"/>
-                <w14:ligatures w14:val="none"/>
-              </w:rPr>
               <w:t>P23 a P29</w:t>
             </w:r>
           </w:p>
@@ -7591,197 +7257,6 @@
                 <w14:ligatures w14:val="none"/>
               </w:rPr>
               <w:t>única</w:t>
-            </w:r>
-            <w:proofErr w:type="spellEnd"/>
-          </w:p>
-        </w:tc>
-      </w:tr>
-      <w:tr>
-        <w:tc>
-          <w:tcPr>
-            <w:tcW w:w="0" w:type="auto"/>
-            <w:tcBorders>
-              <w:top w:val="single" w:sz="6" w:space="0" w:color="auto"/>
-              <w:left w:val="single" w:sz="6" w:space="0" w:color="auto"/>
-              <w:bottom w:val="single" w:sz="6" w:space="0" w:color="auto"/>
-              <w:right w:val="single" w:sz="6" w:space="0" w:color="auto"/>
-            </w:tcBorders>
-            <w:tcMar>
-              <w:top w:w="60" w:type="dxa"/>
-              <w:left w:w="120" w:type="dxa"/>
-              <w:bottom w:w="60" w:type="dxa"/>
-              <w:right w:w="120" w:type="dxa"/>
-            </w:tcMar>
-            <w:hideMark/>
-          </w:tcPr>
-          <w:p>
-            <w:pPr>
-              <w:spacing w:after="0" w:line="240" w:lineRule="auto"/>
-              <w:rPr>
-                <w:rFonts w:eastAsia="Times New Roman" w:cs="Noto Sans"/>
-                <w:kern w:val="0"/>
-                <w14:ligatures w14:val="none"/>
-              </w:rPr>
-            </w:pPr>
-            <w:r>
-              <w:rPr>
-                <w:rFonts w:eastAsia="Times New Roman" w:cs="Noto Sans"/>
-                <w:b/>
-                <w:bCs/>
-                <w:kern w:val="0"/>
-                <w:bdr w:val="none" w:sz="0" w:space="0" w:color="auto" w:frame="1"/>
-                <w14:ligatures w14:val="none"/>
-              </w:rPr>
-              <w:t>Total</w:t>
-            </w:r>
-          </w:p>
-        </w:tc>
-        <w:tc>
-          <w:tcPr>
-            <w:tcW w:w="0" w:type="auto"/>
-            <w:tcBorders>
-              <w:top w:val="single" w:sz="6" w:space="0" w:color="auto"/>
-              <w:left w:val="single" w:sz="6" w:space="0" w:color="auto"/>
-              <w:bottom w:val="single" w:sz="6" w:space="0" w:color="auto"/>
-              <w:right w:val="single" w:sz="6" w:space="0" w:color="auto"/>
-            </w:tcBorders>
-            <w:tcMar>
-              <w:top w:w="60" w:type="dxa"/>
-              <w:left w:w="120" w:type="dxa"/>
-              <w:bottom w:w="60" w:type="dxa"/>
-              <w:right w:w="120" w:type="dxa"/>
-            </w:tcMar>
-            <w:hideMark/>
-          </w:tcPr>
-          <w:p>
-            <w:pPr>
-              <w:spacing w:after="0" w:line="240" w:lineRule="auto"/>
-              <w:rPr>
-                <w:rFonts w:eastAsia="Times New Roman" w:cs="Noto Sans"/>
-                <w:kern w:val="0"/>
-                <w14:ligatures w14:val="none"/>
-              </w:rPr>
-            </w:pPr>
-          </w:p>
-        </w:tc>
-        <w:tc>
-          <w:tcPr>
-            <w:tcW w:w="0" w:type="auto"/>
-            <w:tcBorders>
-              <w:top w:val="single" w:sz="6" w:space="0" w:color="auto"/>
-              <w:left w:val="single" w:sz="6" w:space="0" w:color="auto"/>
-              <w:bottom w:val="single" w:sz="6" w:space="0" w:color="auto"/>
-              <w:right w:val="single" w:sz="6" w:space="0" w:color="auto"/>
-            </w:tcBorders>
-            <w:tcMar>
-              <w:top w:w="60" w:type="dxa"/>
-              <w:left w:w="120" w:type="dxa"/>
-              <w:bottom w:w="60" w:type="dxa"/>
-              <w:right w:w="120" w:type="dxa"/>
-            </w:tcMar>
-            <w:hideMark/>
-          </w:tcPr>
-          <w:p>
-            <w:pPr>
-              <w:spacing w:after="0" w:line="240" w:lineRule="auto"/>
-              <w:rPr>
-                <w:rFonts w:eastAsia="Times New Roman" w:cs="Times New Roman"/>
-                <w:kern w:val="0"/>
-                <w:sz w:val="20"/>
-                <w:szCs w:val="20"/>
-                <w14:ligatures w14:val="none"/>
-              </w:rPr>
-            </w:pPr>
-          </w:p>
-        </w:tc>
-        <w:tc>
-          <w:tcPr>
-            <w:tcW w:w="0" w:type="auto"/>
-            <w:tcBorders>
-              <w:top w:val="single" w:sz="6" w:space="0" w:color="auto"/>
-              <w:left w:val="single" w:sz="6" w:space="0" w:color="auto"/>
-              <w:bottom w:val="single" w:sz="6" w:space="0" w:color="auto"/>
-              <w:right w:val="single" w:sz="6" w:space="0" w:color="auto"/>
-            </w:tcBorders>
-            <w:tcMar>
-              <w:top w:w="60" w:type="dxa"/>
-              <w:left w:w="120" w:type="dxa"/>
-              <w:bottom w:w="60" w:type="dxa"/>
-              <w:right w:w="120" w:type="dxa"/>
-            </w:tcMar>
-            <w:hideMark/>
-          </w:tcPr>
-          <w:p>
-            <w:pPr>
-              <w:spacing w:after="0" w:line="240" w:lineRule="auto"/>
-              <w:rPr>
-                <w:rFonts w:eastAsia="Times New Roman" w:cs="Noto Sans"/>
-                <w:kern w:val="0"/>
-                <w14:ligatures w14:val="none"/>
-              </w:rPr>
-            </w:pPr>
-            <w:r>
-              <w:rPr>
-                <w:rFonts w:eastAsia="Times New Roman" w:cs="Noto Sans"/>
-                <w:kern w:val="0"/>
-                <w14:ligatures w14:val="none"/>
-              </w:rPr>
-              <w:t>29</w:t>
-            </w:r>
-          </w:p>
-        </w:tc>
-        <w:tc>
-          <w:tcPr>
-            <w:tcW w:w="0" w:type="auto"/>
-            <w:tcBorders>
-              <w:top w:val="single" w:sz="6" w:space="0" w:color="auto"/>
-              <w:left w:val="single" w:sz="6" w:space="0" w:color="auto"/>
-              <w:bottom w:val="single" w:sz="6" w:space="0" w:color="auto"/>
-              <w:right w:val="single" w:sz="6" w:space="0" w:color="auto"/>
-            </w:tcBorders>
-            <w:tcMar>
-              <w:top w:w="60" w:type="dxa"/>
-              <w:left w:w="120" w:type="dxa"/>
-              <w:bottom w:w="60" w:type="dxa"/>
-              <w:right w:w="120" w:type="dxa"/>
-            </w:tcMar>
-            <w:hideMark/>
-          </w:tcPr>
-          <w:p>
-            <w:pPr>
-              <w:spacing w:after="0" w:line="240" w:lineRule="auto"/>
-              <w:rPr>
-                <w:rFonts w:eastAsia="Times New Roman" w:cs="Noto Sans"/>
-                <w:kern w:val="0"/>
-                <w14:ligatures w14:val="none"/>
-              </w:rPr>
-            </w:pPr>
-            <w:proofErr w:type="spellStart"/>
-            <w:r>
-              <w:rPr>
-                <w:rFonts w:eastAsia="Times New Roman" w:cs="Noto Sans"/>
-                <w:kern w:val="0"/>
-                <w14:ligatures w14:val="none"/>
-              </w:rPr>
-              <w:t>Cerca</w:t>
-            </w:r>
-            <w:proofErr w:type="spellEnd"/>
-            <w:r>
-              <w:rPr>
-                <w:rFonts w:eastAsia="Times New Roman" w:cs="Noto Sans"/>
-                <w:kern w:val="0"/>
-                <w14:ligatures w14:val="none"/>
-              </w:rPr>
-              <w:t xml:space="preserve"> de 6 </w:t>
-            </w:r>
-            <w:proofErr w:type="spellStart"/>
-            <w:r>
-              <w:rPr>
-                <w:rFonts w:eastAsia="Times New Roman" w:cs="Noto Sans"/>
-                <w:kern w:val="0"/>
-                <w14:ligatures w14:val="none"/>
-              </w:rPr>
-              <w:t>minutos</w:t>
             </w:r>
             <w:proofErr w:type="spellEnd"/>
           </w:p>
@@ -7856,12 +7331,7 @@
         </w:rPr>
         <w:br w:type="page"/>
       </w:r>
-    </w:p>
-    <w:p>
-      <w:pPr>
-        <w:spacing w:before="240" w:after="120" w:line="330" w:lineRule="atLeast"/>
-        <w:textAlignment w:val="baseline"/>
-        <w:outlineLvl w:val="1"/>
+      <w:r>
         <w:rPr>
           <w:rFonts w:eastAsia="Times New Roman" w:cs="Noto Sans"/>
           <w:b/>
@@ -7872,18 +7342,6 @@
           <w:lang w:val="pt-PT"/>
           <w14:ligatures w14:val="none"/>
         </w:rPr>
-      </w:pPr>
-      <w:r>
-        <w:rPr>
-          <w:rFonts w:eastAsia="Times New Roman" w:cs="Noto Sans"/>
-          <w:b/>
-          <w:bCs/>
-          <w:kern w:val="0"/>
-          <w:sz w:val="36"/>
-          <w:szCs w:val="36"/>
-          <w:lang w:val="pt-PT"/>
-          <w14:ligatures w14:val="none"/>
-        </w:rPr>
         <w:lastRenderedPageBreak/>
         <w:t>3. Perguntas</w:t>
       </w:r>
@@ -7892,23 +7350,6 @@
       <w:pPr>
         <w:spacing w:before="240" w:after="120" w:line="330" w:lineRule="atLeast"/>
         <w:textAlignment w:val="baseline"/>
-        <w:outlineLvl w:val="1"/>
-        <w:rPr>
-          <w:rFonts w:eastAsia="Times New Roman" w:cs="Noto Sans"/>
-          <w:b/>
-          <w:bCs/>
-          <w:kern w:val="0"/>
-          <w:sz w:val="36"/>
-          <w:szCs w:val="36"/>
-          <w:lang w:val="pt-PT"/>
-          <w14:ligatures w14:val="none"/>
-        </w:rPr>
-      </w:pPr>
-    </w:p>
-    <w:p>
-      <w:pPr>
-        <w:spacing w:before="240" w:after="120" w:line="330" w:lineRule="atLeast"/>
-        <w:textAlignment w:val="baseline"/>
         <w:outlineLvl w:val="2"/>
         <w:rPr>
           <w:rFonts w:eastAsia="Times New Roman" w:cs="Noto Sans"/>
@@ -7955,42 +7396,6 @@
         </w:rPr>
         <w:t>Olá! Somos a GrowNear e queremos aproximar quem produz de quem compra. Para criarmos algo realmente útil, queremos conhecer os seus hábitos de compra de frutas, legumes e outros produtos locais. O questionário é anónimo e demora cerca de 6 minutos. As respostas são usadas apenas neste estudo de mercado. Não há respostas certas ou erradas: só queremos saber como compra hoje. Obrigado pela ajuda!</w:t>
       </w:r>
-    </w:p>
-    <w:p>
-      <w:pPr>
-        <w:spacing w:after="120" w:line="240" w:lineRule="auto"/>
-        <w:textAlignment w:val="baseline"/>
-        <w:rPr>
-          <w:rFonts w:eastAsia="Times New Roman" w:cs="Noto Sans"/>
-          <w:kern w:val="0"/>
-          <w:lang w:val="pt-PT"/>
-          <w14:ligatures w14:val="none"/>
-        </w:rPr>
-      </w:pPr>
-    </w:p>
-    <w:p>
-      <w:pPr>
-        <w:spacing w:after="120" w:line="240" w:lineRule="auto"/>
-        <w:textAlignment w:val="baseline"/>
-        <w:rPr>
-          <w:rFonts w:eastAsia="Times New Roman" w:cs="Noto Sans"/>
-          <w:kern w:val="0"/>
-          <w:lang w:val="pt-PT"/>
-          <w14:ligatures w14:val="none"/>
-        </w:rPr>
-      </w:pPr>
-    </w:p>
-    <w:p>
-      <w:pPr>
-        <w:spacing w:after="120" w:line="240" w:lineRule="auto"/>
-        <w:textAlignment w:val="baseline"/>
-        <w:rPr>
-          <w:rFonts w:eastAsia="Times New Roman" w:cs="Noto Sans"/>
-          <w:kern w:val="0"/>
-          <w:lang w:val="pt-PT"/>
-          <w14:ligatures w14:val="none"/>
-        </w:rPr>
-      </w:pPr>
     </w:p>
     <w:p>
       <w:pPr>
@@ -9186,130 +8591,139 @@
                 <w:kern w:val="0"/>
                 <w14:ligatures w14:val="none"/>
               </w:rPr>
+              <w:t>P6</w:t>
+            </w:r>
+          </w:p>
+        </w:tc>
+        <w:tc>
+          <w:tcPr>
+            <w:tcW w:w="0" w:type="auto"/>
+            <w:tcBorders>
+              <w:top w:val="single" w:sz="6" w:space="0" w:color="auto"/>
+              <w:left w:val="single" w:sz="6" w:space="0" w:color="auto"/>
+              <w:bottom w:val="single" w:sz="6" w:space="0" w:color="auto"/>
+              <w:right w:val="single" w:sz="6" w:space="0" w:color="auto"/>
+            </w:tcBorders>
+            <w:tcMar>
+              <w:top w:w="60" w:type="dxa"/>
+              <w:left w:w="120" w:type="dxa"/>
+              <w:bottom w:w="60" w:type="dxa"/>
+              <w:right w:w="120" w:type="dxa"/>
+            </w:tcMar>
+            <w:hideMark/>
+          </w:tcPr>
+          <w:p>
+            <w:pPr>
+              <w:spacing w:after="0" w:line="240" w:lineRule="auto"/>
+              <w:rPr>
+                <w:rFonts w:eastAsia="Times New Roman" w:cs="Noto Sans"/>
+                <w:kern w:val="0"/>
+                <w:lang w:val="pt-PT"/>
+                <w14:ligatures w14:val="none"/>
+              </w:rPr>
+            </w:pPr>
+            <w:r>
+              <w:rPr>
+                <w:rFonts w:eastAsia="Times New Roman" w:cs="Noto Sans"/>
+                <w:kern w:val="0"/>
+                <w:lang w:val="pt-PT"/>
+                <w14:ligatures w14:val="none"/>
+              </w:rPr>
+              <w:t>Nos últimos 12 meses, comprou frutas ou legumes através de cada um destes meios?</w:t>
+            </w:r>
+          </w:p>
+        </w:tc>
+        <w:tc>
+          <w:tcPr>
+            <w:tcW w:w="0" w:type="auto"/>
+            <w:tcBorders>
+              <w:top w:val="single" w:sz="6" w:space="0" w:color="auto"/>
+              <w:left w:val="single" w:sz="6" w:space="0" w:color="auto"/>
+              <w:bottom w:val="single" w:sz="6" w:space="0" w:color="auto"/>
+              <w:right w:val="single" w:sz="6" w:space="0" w:color="auto"/>
+            </w:tcBorders>
+            <w:tcMar>
+              <w:top w:w="60" w:type="dxa"/>
+              <w:left w:w="120" w:type="dxa"/>
+              <w:bottom w:w="60" w:type="dxa"/>
+              <w:right w:w="120" w:type="dxa"/>
+            </w:tcMar>
+            <w:hideMark/>
+          </w:tcPr>
+          <w:p>
+            <w:pPr>
+              <w:spacing w:after="0" w:line="240" w:lineRule="auto"/>
+              <w:rPr>
+                <w:rFonts w:eastAsia="Times New Roman" w:cs="Noto Sans"/>
+                <w:kern w:val="0"/>
+                <w14:ligatures w14:val="none"/>
+              </w:rPr>
+            </w:pPr>
+            <w:r>
+              <w:rPr>
+                <w:rFonts w:eastAsia="Times New Roman" w:cs="Noto Sans"/>
+                <w:kern w:val="0"/>
+                <w14:ligatures w14:val="none"/>
+              </w:rPr>
+              <w:t>Grelha Sim/</w:t>
+            </w:r>
+            <w:proofErr w:type="spellStart"/>
+            <w:r>
+              <w:rPr>
+                <w:rFonts w:eastAsia="Times New Roman" w:cs="Noto Sans"/>
+                <w:kern w:val="0"/>
+                <w14:ligatures w14:val="none"/>
+              </w:rPr>
+              <w:t>Não</w:t>
+            </w:r>
+            <w:proofErr w:type="spellEnd"/>
+          </w:p>
+        </w:tc>
+        <w:tc>
+          <w:tcPr>
+            <w:tcW w:w="0" w:type="auto"/>
+            <w:tcBorders>
+              <w:top w:val="single" w:sz="6" w:space="0" w:color="auto"/>
+              <w:left w:val="single" w:sz="6" w:space="0" w:color="auto"/>
+              <w:bottom w:val="single" w:sz="6" w:space="0" w:color="auto"/>
+              <w:right w:val="single" w:sz="6" w:space="0" w:color="auto"/>
+            </w:tcBorders>
+            <w:tcMar>
+              <w:top w:w="60" w:type="dxa"/>
+              <w:left w:w="120" w:type="dxa"/>
+              <w:bottom w:w="60" w:type="dxa"/>
+              <w:right w:w="120" w:type="dxa"/>
+            </w:tcMar>
+            <w:hideMark/>
+          </w:tcPr>
+          <w:p>
+            <w:pPr>
+              <w:spacing w:after="0" w:line="240" w:lineRule="auto"/>
+              <w:rPr>
+                <w:rFonts w:eastAsia="Times New Roman" w:cs="Noto Sans"/>
+                <w:kern w:val="0"/>
+                <w:lang w:val="pt-PT"/>
+                <w14:ligatures w14:val="none"/>
+              </w:rPr>
+            </w:pPr>
+            <w:r>
+              <w:rPr>
+                <w:rFonts w:eastAsia="Times New Roman" w:cs="Noto Sans"/>
+                <w:kern w:val="0"/>
+                <w:lang w:val="pt-PT"/>
+                <w14:ligatures w14:val="none"/>
+              </w:rPr>
+              <w:t xml:space="preserve">Linhas: Mercado municipal ou feira · Cabaz de produtores (subscrição ou encomenda) · Anúncios ou grupos online (OLX, Facebook, WhatsApp) · App contra o desperdício (ex.: Too </w:t>
+            </w:r>
+            <w:r>
+              <w:rPr>
+                <w:rFonts w:eastAsia="Times New Roman" w:cs="Noto Sans"/>
+                <w:kern w:val="0"/>
+                <w:lang w:val="pt-PT"/>
+                <w14:ligatures w14:val="none"/>
+              </w:rPr>
               <w:lastRenderedPageBreak/>
-              <w:t>P6</w:t>
-            </w:r>
-          </w:p>
-        </w:tc>
-        <w:tc>
-          <w:tcPr>
-            <w:tcW w:w="0" w:type="auto"/>
-            <w:tcBorders>
-              <w:top w:val="single" w:sz="6" w:space="0" w:color="auto"/>
-              <w:left w:val="single" w:sz="6" w:space="0" w:color="auto"/>
-              <w:bottom w:val="single" w:sz="6" w:space="0" w:color="auto"/>
-              <w:right w:val="single" w:sz="6" w:space="0" w:color="auto"/>
-            </w:tcBorders>
-            <w:tcMar>
-              <w:top w:w="60" w:type="dxa"/>
-              <w:left w:w="120" w:type="dxa"/>
-              <w:bottom w:w="60" w:type="dxa"/>
-              <w:right w:w="120" w:type="dxa"/>
-            </w:tcMar>
-            <w:hideMark/>
-          </w:tcPr>
-          <w:p>
-            <w:pPr>
-              <w:spacing w:after="0" w:line="240" w:lineRule="auto"/>
-              <w:rPr>
-                <w:rFonts w:eastAsia="Times New Roman" w:cs="Noto Sans"/>
-                <w:kern w:val="0"/>
-                <w:lang w:val="pt-PT"/>
-                <w14:ligatures w14:val="none"/>
-              </w:rPr>
-            </w:pPr>
-            <w:r>
-              <w:rPr>
-                <w:rFonts w:eastAsia="Times New Roman" w:cs="Noto Sans"/>
-                <w:kern w:val="0"/>
-                <w:lang w:val="pt-PT"/>
-                <w14:ligatures w14:val="none"/>
-              </w:rPr>
-              <w:t>Nos últimos 12 meses, comprou frutas ou legumes através de cada um destes meios?</w:t>
-            </w:r>
-          </w:p>
-        </w:tc>
-        <w:tc>
-          <w:tcPr>
-            <w:tcW w:w="0" w:type="auto"/>
-            <w:tcBorders>
-              <w:top w:val="single" w:sz="6" w:space="0" w:color="auto"/>
-              <w:left w:val="single" w:sz="6" w:space="0" w:color="auto"/>
-              <w:bottom w:val="single" w:sz="6" w:space="0" w:color="auto"/>
-              <w:right w:val="single" w:sz="6" w:space="0" w:color="auto"/>
-            </w:tcBorders>
-            <w:tcMar>
-              <w:top w:w="60" w:type="dxa"/>
-              <w:left w:w="120" w:type="dxa"/>
-              <w:bottom w:w="60" w:type="dxa"/>
-              <w:right w:w="120" w:type="dxa"/>
-            </w:tcMar>
-            <w:hideMark/>
-          </w:tcPr>
-          <w:p>
-            <w:pPr>
-              <w:spacing w:after="0" w:line="240" w:lineRule="auto"/>
-              <w:rPr>
-                <w:rFonts w:eastAsia="Times New Roman" w:cs="Noto Sans"/>
-                <w:kern w:val="0"/>
-                <w14:ligatures w14:val="none"/>
-              </w:rPr>
-            </w:pPr>
-            <w:r>
-              <w:rPr>
-                <w:rFonts w:eastAsia="Times New Roman" w:cs="Noto Sans"/>
-                <w:kern w:val="0"/>
-                <w14:ligatures w14:val="none"/>
-              </w:rPr>
-              <w:t>Grelha Sim/</w:t>
-            </w:r>
-            <w:proofErr w:type="spellStart"/>
-            <w:r>
-              <w:rPr>
-                <w:rFonts w:eastAsia="Times New Roman" w:cs="Noto Sans"/>
-                <w:kern w:val="0"/>
-                <w14:ligatures w14:val="none"/>
-              </w:rPr>
-              <w:t>Não</w:t>
-            </w:r>
-            <w:proofErr w:type="spellEnd"/>
-          </w:p>
-        </w:tc>
-        <w:tc>
-          <w:tcPr>
-            <w:tcW w:w="0" w:type="auto"/>
-            <w:tcBorders>
-              <w:top w:val="single" w:sz="6" w:space="0" w:color="auto"/>
-              <w:left w:val="single" w:sz="6" w:space="0" w:color="auto"/>
-              <w:bottom w:val="single" w:sz="6" w:space="0" w:color="auto"/>
-              <w:right w:val="single" w:sz="6" w:space="0" w:color="auto"/>
-            </w:tcBorders>
-            <w:tcMar>
-              <w:top w:w="60" w:type="dxa"/>
-              <w:left w:w="120" w:type="dxa"/>
-              <w:bottom w:w="60" w:type="dxa"/>
-              <w:right w:w="120" w:type="dxa"/>
-            </w:tcMar>
-            <w:hideMark/>
-          </w:tcPr>
-          <w:p>
-            <w:pPr>
-              <w:spacing w:after="0" w:line="240" w:lineRule="auto"/>
-              <w:rPr>
-                <w:rFonts w:eastAsia="Times New Roman" w:cs="Noto Sans"/>
-                <w:kern w:val="0"/>
-                <w:lang w:val="pt-PT"/>
-                <w14:ligatures w14:val="none"/>
-              </w:rPr>
-            </w:pPr>
-            <w:r>
-              <w:rPr>
-                <w:rFonts w:eastAsia="Times New Roman" w:cs="Noto Sans"/>
-                <w:kern w:val="0"/>
-                <w:lang w:val="pt-PT"/>
-                <w14:ligatures w14:val="none"/>
-              </w:rPr>
-              <w:t>Linhas: Mercado municipal ou feira · Cabaz de produtores (subscrição ou encomenda) · Anúncios ou grupos online (OLX, Facebook, WhatsApp) · App contra o desperdício (ex.: Too Good To Go) · Loja de produtos biológicos</w:t>
+              <w:t>Good To Go) · Loja de produtos biológicos</w:t>
             </w:r>
           </w:p>
         </w:tc>
@@ -9995,19 +9409,6 @@
         <w:outlineLvl w:val="2"/>
         <w:rPr>
           <w:rFonts w:eastAsia="Times New Roman" w:cs="Noto Sans"/>
-          <w:kern w:val="0"/>
-          <w:lang w:val="pt-PT"/>
-          <w14:ligatures w14:val="none"/>
-        </w:rPr>
-      </w:pPr>
-    </w:p>
-    <w:p>
-      <w:pPr>
-        <w:spacing w:before="240" w:after="120" w:line="330" w:lineRule="atLeast"/>
-        <w:textAlignment w:val="baseline"/>
-        <w:outlineLvl w:val="2"/>
-        <w:rPr>
-          <w:rFonts w:eastAsia="Times New Roman" w:cs="Noto Sans"/>
           <w:b/>
           <w:bCs/>
           <w:kern w:val="0"/>
@@ -10252,7 +9653,6 @@
                 <w:kern w:val="0"/>
                 <w14:ligatures w14:val="none"/>
               </w:rPr>
-              <w:lastRenderedPageBreak/>
               <w:t>N.º</w:t>
             </w:r>
             <w:proofErr w:type="gramEnd"/>
@@ -10742,7 +10142,17 @@
                 <w:lang w:val="pt-PT"/>
                 <w14:ligatures w14:val="none"/>
               </w:rPr>
-              <w:t>Em casa do produtor · Num ponto de recolha (café, mercearia) · É-me indiferente · Só compraria com entrega em casa</w:t>
+              <w:t xml:space="preserve">Em casa do produtor · Num ponto de recolha (café, mercearia) · É-me </w:t>
+            </w:r>
+            <w:r>
+              <w:rPr>
+                <w:rFonts w:eastAsia="Times New Roman" w:cs="Noto Sans"/>
+                <w:kern w:val="0"/>
+                <w:lang w:val="pt-PT"/>
+                <w14:ligatures w14:val="none"/>
+              </w:rPr>
+              <w:lastRenderedPageBreak/>
+              <w:t>indiferente · Só compraria com entrega em casa</w:t>
             </w:r>
           </w:p>
         </w:tc>
@@ -11986,7 +11396,6 @@
                 <w:kern w:val="0"/>
                 <w14:ligatures w14:val="none"/>
               </w:rPr>
-              <w:lastRenderedPageBreak/>
               <w:t>P16</w:t>
             </w:r>
           </w:p>
@@ -12158,7 +11567,12 @@
           <w14:ligatures w14:val="none"/>
         </w:rPr>
       </w:pPr>
-      <w:r>
+    </w:p>
+    <w:p>
+      <w:pPr>
+        <w:spacing w:before="240" w:after="120" w:line="330" w:lineRule="atLeast"/>
+        <w:textAlignment w:val="baseline"/>
+        <w:outlineLvl w:val="2"/>
         <w:rPr>
           <w:rFonts w:eastAsia="Times New Roman" w:cs="Noto Sans"/>
           <w:b/>
@@ -12169,6 +11583,19 @@
           <w:lang w:val="pt-PT"/>
           <w14:ligatures w14:val="none"/>
         </w:rPr>
+      </w:pPr>
+      <w:r>
+        <w:rPr>
+          <w:rFonts w:eastAsia="Times New Roman" w:cs="Noto Sans"/>
+          <w:b/>
+          <w:bCs/>
+          <w:kern w:val="0"/>
+          <w:sz w:val="27"/>
+          <w:szCs w:val="27"/>
+          <w:lang w:val="pt-PT"/>
+          <w14:ligatures w14:val="none"/>
+        </w:rPr>
+        <w:lastRenderedPageBreak/>
         <w:t>Secção 5 — Produtos da época (OE8)</w:t>
       </w:r>
     </w:p>
@@ -13525,7 +12952,6 @@
                 <w:kern w:val="0"/>
                 <w14:ligatures w14:val="none"/>
               </w:rPr>
-              <w:lastRenderedPageBreak/>
               <w:t>P21</w:t>
             </w:r>
           </w:p>
@@ -13849,7 +13275,17 @@
                 <w:lang w:val="pt-PT"/>
                 <w14:ligatures w14:val="none"/>
               </w:rPr>
-              <w:t>A deslocação para recolher · Falta de confiança em produtores que não conheço · Pouca variedade ou só produtos da época · O preço dos produtos · A taxa de serviço · Prefiro os locais onde já compro · Não quero instalar mais uma app · Não vejo nenhum obstáculo</w:t>
+              <w:t xml:space="preserve">A deslocação para recolher · Falta de confiança em produtores que não conheço · Pouca variedade ou só produtos da época · O preço dos </w:t>
+            </w:r>
+            <w:r>
+              <w:rPr>
+                <w:rFonts w:eastAsia="Times New Roman" w:cs="Noto Sans"/>
+                <w:kern w:val="0"/>
+                <w:lang w:val="pt-PT"/>
+                <w14:ligatures w14:val="none"/>
+              </w:rPr>
+              <w:lastRenderedPageBreak/>
+              <w:t>produtos · A taxa de serviço · Prefiro os locais onde já compro · Não quero instalar mais uma app · Não vejo nenhum obstáculo</w:t>
             </w:r>
           </w:p>
         </w:tc>
@@ -15329,17 +14765,7 @@
                 <w:lang w:val="pt-PT"/>
                 <w14:ligatures w14:val="none"/>
               </w:rPr>
-              <w:t xml:space="preserve">Qual o seu papel nas compras de </w:t>
-            </w:r>
-            <w:r>
-              <w:rPr>
-                <w:rFonts w:eastAsia="Times New Roman" w:cs="Noto Sans"/>
-                <w:kern w:val="0"/>
-                <w:lang w:val="pt-PT"/>
-                <w14:ligatures w14:val="none"/>
-              </w:rPr>
-              <w:lastRenderedPageBreak/>
-              <w:t>alimentos do agregado?</w:t>
+              <w:t>Qual o seu papel nas compras de alimentos do agregado?</w:t>
             </w:r>
           </w:p>
         </w:tc>
@@ -15376,7 +14802,6 @@
                 <w:kern w:val="0"/>
                 <w14:ligatures w14:val="none"/>
               </w:rPr>
-              <w:lastRenderedPageBreak/>
               <w:t>Escolha</w:t>
             </w:r>
             <w:proofErr w:type="spellEnd"/>

--- a/Files/GrowNear_Relatorio.docx
+++ b/Files/GrowNear_Relatorio.docx
@@ -1,6 +1,6 @@
 
 <file path=word/document.xml><?xml version="1.0" encoding="utf-8"?>
-<w:document xmlns:wpc="http://schemas.microsoft.com/office/word/2010/wordprocessingCanvas" xmlns:cx="http://schemas.microsoft.com/office/drawing/2014/chartex" xmlns:cx1="http://schemas.microsoft.com/office/drawing/2015/9/8/chartex" xmlns:cx2="http://schemas.microsoft.com/office/drawing/2015/10/21/chartex" xmlns:cx3="http://schemas.microsoft.com/office/drawing/2016/5/9/chartex" xmlns:cx4="http://schemas.microsoft.com/office/drawing/2016/5/10/chartex" xmlns:cx5="http://schemas.microsoft.com/office/drawing/2016/5/11/chartex" xmlns:cx6="http://schemas.microsoft.com/office/drawing/2016/5/12/chartex" xmlns:cx7="http://schemas.microsoft.com/office/drawing/2016/5/13/chartex" xmlns:cx8="http://schemas.microsoft.com/office/drawing/2016/5/14/chartex" xmlns:mc="http://schemas.openxmlformats.org/markup-compatibility/2006" xmlns:m="http://schemas.openxmlformats.org/officeDocument/2006/math" xmlns:aink="http://schemas.microsoft.com/office/drawing/2016/ink" xmlns:am3d="http://schemas.microsoft.com/office/drawing/2017/model3d" xmlns:oel="http://schemas.microsoft.com/office/2019/extlst" xmlns:r="http://schemas.openxmlformats.org/officeDocument/2006/relationships" xmlns:wp14="http://schemas.microsoft.com/office/word/2010/wordprocessingDrawing" xmlns:wp="http://schemas.openxmlformats.org/drawingml/2006/wordprocessingDrawing" xmlns:wpg="http://schemas.microsoft.com/office/word/2010/wordprocessingGroup" xmlns:wpi="http://schemas.microsoft.com/office/word/2010/wordprocessingInk" xmlns:wps="http://schemas.microsoft.com/office/word/2010/wordprocessingShape" xmlns:o="urn:schemas-microsoft-com:office:office" xmlns:v="urn:schemas-microsoft-com:vml" xmlns:w10="urn:schemas-microsoft-com:office:word" xmlns:w="http://schemas.openxmlformats.org/wordprocessingml/2006/main" xmlns:w14="http://schemas.microsoft.com/office/word/2010/wordml" xmlns:w15="http://schemas.microsoft.com/office/word/2012/wordml" xmlns:w16cex="http://schemas.microsoft.com/office/word/2018/wordml/cex" xmlns:w16cid="http://schemas.microsoft.com/office/word/2016/wordml/cid" xmlns:w16="http://schemas.microsoft.com/office/word/2018/wordml" xmlns:w16sdtdh="http://schemas.microsoft.com/office/word/2020/wordml/sdtdatahash" xmlns:w16sdtfl="http://schemas.microsoft.com/office/word/2024/wordml/sdtformatlock" xmlns:w16se="http://schemas.microsoft.com/office/word/2015/wordml/symex" xmlns:w16du="http://schemas.microsoft.com/office/word/2023/wordml/word16du" xmlns:wne="http://schemas.microsoft.com/office/word/2006/wordml" mc:Ignorable="w14 w15 w16se w16cid w16 w16cex w16sdtdh w16sdtfl w16du wp14">
+<w:document xmlns:wpc="http://schemas.microsoft.com/office/word/2010/wordprocessingCanvas" xmlns:cx="http://schemas.microsoft.com/office/drawing/2014/chartex" xmlns:cx1="http://schemas.microsoft.com/office/drawing/2015/9/8/chartex" xmlns:cx2="http://schemas.microsoft.com/office/drawing/2015/10/21/chartex" xmlns:cx3="http://schemas.microsoft.com/office/drawing/2016/5/9/chartex" xmlns:cx4="http://schemas.microsoft.com/office/drawing/2016/5/10/chartex" xmlns:cx5="http://schemas.microsoft.com/office/drawing/2016/5/11/chartex" xmlns:cx6="http://schemas.microsoft.com/office/drawing/2016/5/12/chartex" xmlns:cx7="http://schemas.microsoft.com/office/drawing/2016/5/13/chartex" xmlns:cx8="http://schemas.microsoft.com/office/drawing/2016/5/14/chartex" xmlns:mc="http://schemas.openxmlformats.org/markup-compatibility/2006" xmlns:aink="http://schemas.microsoft.com/office/drawing/2016/ink" xmlns:am3d="http://schemas.microsoft.com/office/drawing/2017/model3d" xmlns:o="urn:schemas-microsoft-com:office:office" xmlns:oel="http://schemas.microsoft.com/office/2019/extlst" xmlns:r="http://schemas.openxmlformats.org/officeDocument/2006/relationships" xmlns:m="http://schemas.openxmlformats.org/officeDocument/2006/math" xmlns:v="urn:schemas-microsoft-com:vml" xmlns:wp14="http://schemas.microsoft.com/office/word/2010/wordprocessingDrawing" xmlns:wp="http://schemas.openxmlformats.org/drawingml/2006/wordprocessingDrawing" xmlns:w10="urn:schemas-microsoft-com:office:word" xmlns:w="http://schemas.openxmlformats.org/wordprocessingml/2006/main" xmlns:w14="http://schemas.microsoft.com/office/word/2010/wordml" xmlns:w15="http://schemas.microsoft.com/office/word/2012/wordml" xmlns:w16cex="http://schemas.microsoft.com/office/word/2018/wordml/cex" xmlns:w16cid="http://schemas.microsoft.com/office/word/2016/wordml/cid" xmlns:w16="http://schemas.microsoft.com/office/word/2018/wordml" xmlns:w16du="http://schemas.microsoft.com/office/word/2023/wordml/word16du" xmlns:w16sdtdh="http://schemas.microsoft.com/office/word/2020/wordml/sdtdatahash" xmlns:w16sdtfl="http://schemas.microsoft.com/office/word/2024/wordml/sdtformatlock" xmlns:w16se="http://schemas.microsoft.com/office/word/2015/wordml/symex" xmlns:wpg="http://schemas.microsoft.com/office/word/2010/wordprocessingGroup" xmlns:wpi="http://schemas.microsoft.com/office/word/2010/wordprocessingInk" xmlns:wne="http://schemas.microsoft.com/office/word/2006/wordml" xmlns:wps="http://schemas.microsoft.com/office/word/2010/wordprocessingShape" mc:Ignorable="w14 w15 w16se w16cid w16 w16cex w16sdtdh w16sdtfl w16du wp14">
   <w:body>
     <w:p>
       <w:pPr>
@@ -286,7 +286,34 @@
           <w:lang w:val="pt-PT"/>
           <w14:ligatures w14:val="none"/>
         </w:rPr>
-        <w:t>Instituto Superior de Engenharia do Porto · 2025/2026</w:t>
+        <w:t>Instituto Superior de Engenharia do Porto · 202</w:t>
+      </w:r>
+      <w:r>
+        <w:rPr>
+          <w:rFonts w:eastAsia="Times New Roman" w:cs="Noto Sans"/>
+          <w:kern w:val="36"/>
+          <w:lang w:val="pt-PT"/>
+          <w14:ligatures w14:val="none"/>
+        </w:rPr>
+        <w:t>6</w:t>
+      </w:r>
+      <w:r>
+        <w:rPr>
+          <w:rFonts w:eastAsia="Times New Roman" w:cs="Noto Sans"/>
+          <w:kern w:val="36"/>
+          <w:lang w:val="pt-PT"/>
+          <w14:ligatures w14:val="none"/>
+        </w:rPr>
+        <w:t>/202</w:t>
+      </w:r>
+      <w:r>
+        <w:rPr>
+          <w:rFonts w:eastAsia="Times New Roman" w:cs="Noto Sans"/>
+          <w:kern w:val="36"/>
+          <w:lang w:val="pt-PT"/>
+          <w14:ligatures w14:val="none"/>
+        </w:rPr>
+        <w:t>7</w:t>
       </w:r>
     </w:p>
     <w:p>
@@ -675,31 +702,7 @@
           <w:lang w:val="pt-PT"/>
           <w14:ligatures w14:val="none"/>
         </w:rPr>
-        <w:t xml:space="preserve">A </w:t>
-      </w:r>
-      <w:proofErr w:type="spellStart"/>
-      <w:r>
-        <w:rPr>
-          <w:rFonts w:eastAsia="Times New Roman" w:cs="Noto Sans"/>
-          <w:kern w:val="0"/>
-          <w:sz w:val="28"/>
-          <w:szCs w:val="28"/>
-          <w:lang w:val="pt-PT"/>
-          <w14:ligatures w14:val="none"/>
-        </w:rPr>
-        <w:t>GrowNear</w:t>
-      </w:r>
-      <w:proofErr w:type="spellEnd"/>
-      <w:r>
-        <w:rPr>
-          <w:rFonts w:eastAsia="Times New Roman" w:cs="Noto Sans"/>
-          <w:kern w:val="0"/>
-          <w:sz w:val="28"/>
-          <w:szCs w:val="28"/>
-          <w:lang w:val="pt-PT"/>
-          <w14:ligatures w14:val="none"/>
-        </w:rPr>
-        <w:t xml:space="preserve"> é uma app marketplace que liga estes pequenos produtores não profissionais a compradores da mesma zona. O produtor anuncia o que tem; o comprador vê num mapa o que está disponível perto de si, reserva na app e recolhe em casa do produtor ou num ponto de recolha (um café ou uma mercearia). Não há entrega ao domicílio.</w:t>
+        <w:t>A GrowNear é uma app marketplace que liga estes pequenos produtores não profissionais a compradores da mesma zona. O produtor anuncia o que tem; o comprador vê num mapa o que está disponível perto de si, reserva na app e recolhe em casa do produtor ou num ponto de recolha (um café ou uma mercearia). Não há entrega ao domicílio.</w:t>
       </w:r>
     </w:p>
     <w:p>
@@ -1341,7 +1344,6 @@
           <w:lang w:val="pt-PT"/>
         </w:rPr>
       </w:pPr>
-      <w:proofErr w:type="spellStart"/>
       <w:r>
         <w:rPr>
           <w:rFonts w:cs="Noto Sans"/>
@@ -1353,7 +1355,6 @@
         </w:rPr>
         <w:t>GrowNear</w:t>
       </w:r>
-      <w:proofErr w:type="spellEnd"/>
       <w:r>
         <w:rPr>
           <w:rFonts w:cs="Noto Sans"/>
@@ -1581,27 +1582,7 @@
           <w:szCs w:val="28"/>
           <w:lang w:val="pt-PT"/>
         </w:rPr>
-        <w:t xml:space="preserve"> </w:t>
-      </w:r>
-      <w:proofErr w:type="spellStart"/>
-      <w:r>
-        <w:rPr>
-          <w:rFonts w:cs="Noto Sans"/>
-          <w:sz w:val="28"/>
-          <w:szCs w:val="28"/>
-          <w:lang w:val="pt-PT"/>
-        </w:rPr>
-        <w:t>GrowNear</w:t>
-      </w:r>
-      <w:proofErr w:type="spellEnd"/>
-      <w:r>
-        <w:rPr>
-          <w:rFonts w:cs="Noto Sans"/>
-          <w:sz w:val="28"/>
-          <w:szCs w:val="28"/>
-          <w:lang w:val="pt-PT"/>
-        </w:rPr>
-        <w:t xml:space="preserve"> foca-se nos excedentes de produtores não profissionais, sem burocracia nem intermediários, com descoberta por mapa, alertas "avisem-me" e pagamento opcional na app, para que o comprador pague menos do que numa loja de produtos biológicos e saiba exatamente de onde vem o que come.</w:t>
+        <w:t xml:space="preserve"> GrowNear foca-se nos excedentes de produtores não profissionais, sem burocracia nem intermediários, com descoberta por mapa, alertas "avisem-me" e pagamento opcional na app, para que o comprador pague menos do que numa loja de produtos biológicos e saiba exatamente de onde vem o que come.</w:t>
       </w:r>
     </w:p>
     <w:p>
@@ -1707,7 +1688,6 @@
           <w:szCs w:val="36"/>
         </w:rPr>
       </w:pPr>
-      <w:proofErr w:type="spellStart"/>
       <w:r>
         <w:rPr>
           <w:b/>
@@ -1716,17 +1696,7 @@
           <w:szCs w:val="36"/>
         </w:rPr>
         <w:lastRenderedPageBreak/>
-        <w:t>Análise</w:t>
-      </w:r>
-      <w:proofErr w:type="spellEnd"/>
-      <w:r>
-        <w:rPr>
-          <w:b/>
-          <w:bCs/>
-          <w:sz w:val="36"/>
-          <w:szCs w:val="36"/>
-        </w:rPr>
-        <w:t xml:space="preserve"> SWOT</w:t>
+        <w:t>Análise SWOT</w:t>
       </w:r>
     </w:p>
     <w:p>
@@ -1743,7 +1713,7 @@
           <w:noProof/>
         </w:rPr>
         <w:drawing>
-          <wp:inline distT="0" distB="0" distL="0" distR="0" wp14:anchorId="77CF8721" wp14:editId="565D2910">
+          <wp:inline distT="0" distB="0" distL="0" distR="0" wp14:anchorId="77CF8721" wp14:editId="2CDA7D58">
             <wp:extent cx="5000878" cy="3722337"/>
             <wp:effectExtent l="0" t="0" r="3175" b="0"/>
             <wp:docPr id="1395881417" name="Picture 4"/>
@@ -1979,48 +1949,8 @@
           <w:szCs w:val="36"/>
           <w14:ligatures w14:val="none"/>
         </w:rPr>
-        <w:t xml:space="preserve">2. </w:t>
+        <w:t>2. Objetivos específicos</w:t>
       </w:r>
-      <w:proofErr w:type="spellStart"/>
-      <w:r>
-        <w:rPr>
-          <w:rFonts w:eastAsia="Times New Roman" w:cs="Noto Sans"/>
-          <w:b/>
-          <w:bCs/>
-          <w:kern w:val="0"/>
-          <w:sz w:val="36"/>
-          <w:szCs w:val="36"/>
-          <w14:ligatures w14:val="none"/>
-        </w:rPr>
-        <w:t>Objetivos</w:t>
-      </w:r>
-      <w:proofErr w:type="spellEnd"/>
-      <w:r>
-        <w:rPr>
-          <w:rFonts w:eastAsia="Times New Roman" w:cs="Noto Sans"/>
-          <w:b/>
-          <w:bCs/>
-          <w:kern w:val="0"/>
-          <w:sz w:val="36"/>
-          <w:szCs w:val="36"/>
-          <w14:ligatures w14:val="none"/>
-        </w:rPr>
-        <w:t xml:space="preserve"> </w:t>
-      </w:r>
-      <w:proofErr w:type="spellStart"/>
-      <w:r>
-        <w:rPr>
-          <w:rFonts w:eastAsia="Times New Roman" w:cs="Noto Sans"/>
-          <w:b/>
-          <w:bCs/>
-          <w:kern w:val="0"/>
-          <w:sz w:val="36"/>
-          <w:szCs w:val="36"/>
-          <w14:ligatures w14:val="none"/>
-        </w:rPr>
-        <w:t>específicos</w:t>
-      </w:r>
-      <w:proofErr w:type="spellEnd"/>
     </w:p>
     <w:tbl>
       <w:tblPr>
@@ -2068,7 +1998,6 @@
                 <w14:ligatures w14:val="none"/>
               </w:rPr>
             </w:pPr>
-            <w:proofErr w:type="spellStart"/>
             <w:r>
               <w:rPr>
                 <w:rFonts w:eastAsia="Times New Roman" w:cs="Noto Sans"/>
@@ -2077,69 +2006,46 @@
                 <w:kern w:val="0"/>
                 <w14:ligatures w14:val="none"/>
               </w:rPr>
-              <w:t>Objetivo</w:t>
-            </w:r>
-            <w:proofErr w:type="spellEnd"/>
-            <w:r>
+              <w:t>Objetivo específico</w:t>
+            </w:r>
+          </w:p>
+        </w:tc>
+        <w:tc>
+          <w:tcPr>
+            <w:tcW w:w="0" w:type="auto"/>
+            <w:tcBorders>
+              <w:top w:val="single" w:sz="6" w:space="0" w:color="auto"/>
+              <w:left w:val="single" w:sz="6" w:space="0" w:color="auto"/>
+              <w:bottom w:val="single" w:sz="6" w:space="0" w:color="auto"/>
+              <w:right w:val="single" w:sz="6" w:space="0" w:color="auto"/>
+            </w:tcBorders>
+            <w:tcMar>
+              <w:top w:w="60" w:type="dxa"/>
+              <w:left w:w="120" w:type="dxa"/>
+              <w:bottom w:w="60" w:type="dxa"/>
+              <w:right w:w="120" w:type="dxa"/>
+            </w:tcMar>
+            <w:hideMark/>
+          </w:tcPr>
+          <w:p>
+            <w:pPr>
+              <w:spacing w:after="0" w:line="240" w:lineRule="auto"/>
+              <w:jc w:val="center"/>
               <w:rPr>
                 <w:rFonts w:eastAsia="Times New Roman" w:cs="Noto Sans"/>
                 <w:b/>
                 <w:bCs/>
                 <w:kern w:val="0"/>
-                <w14:ligatures w14:val="none"/>
-              </w:rPr>
-              <w:t xml:space="preserve"> </w:t>
-            </w:r>
-            <w:proofErr w:type="spellStart"/>
+                <w:lang w:val="pt-PT"/>
+                <w14:ligatures w14:val="none"/>
+              </w:rPr>
+            </w:pPr>
             <w:r>
               <w:rPr>
                 <w:rFonts w:eastAsia="Times New Roman" w:cs="Noto Sans"/>
                 <w:b/>
                 <w:bCs/>
                 <w:kern w:val="0"/>
-                <w14:ligatures w14:val="none"/>
-              </w:rPr>
-              <w:t>específico</w:t>
-            </w:r>
-            <w:proofErr w:type="spellEnd"/>
-          </w:p>
-        </w:tc>
-        <w:tc>
-          <w:tcPr>
-            <w:tcW w:w="0" w:type="auto"/>
-            <w:tcBorders>
-              <w:top w:val="single" w:sz="6" w:space="0" w:color="auto"/>
-              <w:left w:val="single" w:sz="6" w:space="0" w:color="auto"/>
-              <w:bottom w:val="single" w:sz="6" w:space="0" w:color="auto"/>
-              <w:right w:val="single" w:sz="6" w:space="0" w:color="auto"/>
-            </w:tcBorders>
-            <w:tcMar>
-              <w:top w:w="60" w:type="dxa"/>
-              <w:left w:w="120" w:type="dxa"/>
-              <w:bottom w:w="60" w:type="dxa"/>
-              <w:right w:w="120" w:type="dxa"/>
-            </w:tcMar>
-            <w:hideMark/>
-          </w:tcPr>
-          <w:p>
-            <w:pPr>
-              <w:spacing w:after="0" w:line="240" w:lineRule="auto"/>
-              <w:jc w:val="center"/>
-              <w:rPr>
-                <w:rFonts w:eastAsia="Times New Roman" w:cs="Noto Sans"/>
-                <w:b/>
-                <w:bCs/>
-                <w:kern w:val="0"/>
-                <w:lang w:val="pt-PT"/>
-                <w14:ligatures w14:val="none"/>
-              </w:rPr>
-            </w:pPr>
-            <w:r>
-              <w:rPr>
-                <w:rFonts w:eastAsia="Times New Roman" w:cs="Noto Sans"/>
-                <w:b/>
-                <w:bCs/>
-                <w:kern w:val="0"/>
                 <w:lang w:val="pt-PT"/>
                 <w14:ligatures w14:val="none"/>
               </w:rPr>
@@ -2213,34 +2119,14 @@
                 <w14:ligatures w14:val="none"/>
               </w:rPr>
             </w:pPr>
-            <w:proofErr w:type="spellStart"/>
-            <w:r>
-              <w:rPr>
-                <w:rFonts w:eastAsia="Times New Roman" w:cs="Noto Sans"/>
-                <w:kern w:val="0"/>
-                <w14:ligatures w14:val="none"/>
-              </w:rPr>
-              <w:t>Variáveis</w:t>
-            </w:r>
-            <w:proofErr w:type="spellEnd"/>
-            <w:r>
-              <w:rPr>
-                <w:rFonts w:eastAsia="Times New Roman" w:cs="Noto Sans"/>
-                <w:kern w:val="0"/>
-                <w14:ligatures w14:val="none"/>
-              </w:rPr>
-              <w:t xml:space="preserve"> de </w:t>
-            </w:r>
-            <w:proofErr w:type="spellStart"/>
-            <w:r>
-              <w:rPr>
-                <w:rFonts w:eastAsia="Times New Roman" w:cs="Noto Sans"/>
-                <w:kern w:val="0"/>
-                <w14:ligatures w14:val="none"/>
-              </w:rPr>
-              <w:t>segmentação</w:t>
-            </w:r>
-            <w:proofErr w:type="spellEnd"/>
+            <w:r>
+              <w:rPr>
+                <w:rFonts w:eastAsia="Times New Roman" w:cs="Noto Sans"/>
+                <w:kern w:val="0"/>
+                <w14:ligatures w14:val="none"/>
+              </w:rPr>
+              <w:t>Variáveis de segmentação</w:t>
+            </w:r>
           </w:p>
         </w:tc>
       </w:tr>
@@ -2279,27 +2165,7 @@
                 <w:lang w:val="pt-PT"/>
                 <w14:ligatures w14:val="none"/>
               </w:rPr>
-              <w:t xml:space="preserve">Caracterizar os hábitos atuais de compra de frutas e legumes frescos (local, frequência, gasto, canais já usados, acesso </w:t>
-            </w:r>
-            <w:proofErr w:type="gramStart"/>
-            <w:r>
-              <w:rPr>
-                <w:rFonts w:eastAsia="Times New Roman" w:cs="Noto Sans"/>
-                <w:kern w:val="0"/>
-                <w:lang w:val="pt-PT"/>
-                <w14:ligatures w14:val="none"/>
-              </w:rPr>
-              <w:t>a</w:t>
-            </w:r>
-            <w:proofErr w:type="gramEnd"/>
-            <w:r>
-              <w:rPr>
-                <w:rFonts w:eastAsia="Times New Roman" w:cs="Noto Sans"/>
-                <w:kern w:val="0"/>
-                <w:lang w:val="pt-PT"/>
-                <w14:ligatures w14:val="none"/>
-              </w:rPr>
-              <w:t xml:space="preserve"> horta própria)</w:t>
+              <w:t>Caracterizar os hábitos atuais de compra de frutas e legumes frescos (local, frequência, gasto, canais já usados, acesso a horta própria)</w:t>
             </w:r>
           </w:p>
         </w:tc>
@@ -2901,74 +2767,8 @@
           <w14:ligatures w14:val="none"/>
         </w:rPr>
         <w:lastRenderedPageBreak/>
-        <w:t xml:space="preserve">3. </w:t>
+        <w:t>3. Ficha técnica do estudo</w:t>
       </w:r>
-      <w:proofErr w:type="spellStart"/>
-      <w:r>
-        <w:rPr>
-          <w:rFonts w:eastAsia="Times New Roman" w:cs="Noto Sans"/>
-          <w:b/>
-          <w:bCs/>
-          <w:kern w:val="0"/>
-          <w:sz w:val="36"/>
-          <w:szCs w:val="36"/>
-          <w14:ligatures w14:val="none"/>
-        </w:rPr>
-        <w:t>Ficha</w:t>
-      </w:r>
-      <w:proofErr w:type="spellEnd"/>
-      <w:r>
-        <w:rPr>
-          <w:rFonts w:eastAsia="Times New Roman" w:cs="Noto Sans"/>
-          <w:b/>
-          <w:bCs/>
-          <w:kern w:val="0"/>
-          <w:sz w:val="36"/>
-          <w:szCs w:val="36"/>
-          <w14:ligatures w14:val="none"/>
-        </w:rPr>
-        <w:t xml:space="preserve"> </w:t>
-      </w:r>
-      <w:proofErr w:type="spellStart"/>
-      <w:r>
-        <w:rPr>
-          <w:rFonts w:eastAsia="Times New Roman" w:cs="Noto Sans"/>
-          <w:b/>
-          <w:bCs/>
-          <w:kern w:val="0"/>
-          <w:sz w:val="36"/>
-          <w:szCs w:val="36"/>
-          <w14:ligatures w14:val="none"/>
-        </w:rPr>
-        <w:t>técnica</w:t>
-      </w:r>
-      <w:proofErr w:type="spellEnd"/>
-      <w:r>
-        <w:rPr>
-          <w:rFonts w:eastAsia="Times New Roman" w:cs="Noto Sans"/>
-          <w:b/>
-          <w:bCs/>
-          <w:kern w:val="0"/>
-          <w:sz w:val="36"/>
-          <w:szCs w:val="36"/>
-          <w14:ligatures w14:val="none"/>
-        </w:rPr>
-        <w:t xml:space="preserve"> do </w:t>
-      </w:r>
-      <w:proofErr w:type="spellStart"/>
-      <w:r>
-        <w:rPr>
-          <w:rFonts w:eastAsia="Times New Roman" w:cs="Noto Sans"/>
-          <w:b/>
-          <w:bCs/>
-          <w:kern w:val="0"/>
-          <w:sz w:val="36"/>
-          <w:szCs w:val="36"/>
-          <w14:ligatures w14:val="none"/>
-        </w:rPr>
-        <w:t>estudo</w:t>
-      </w:r>
-      <w:proofErr w:type="spellEnd"/>
     </w:p>
     <w:tbl>
       <w:tblPr>
@@ -3057,7 +2857,6 @@
                 <w14:ligatures w14:val="none"/>
               </w:rPr>
             </w:pPr>
-            <w:proofErr w:type="spellStart"/>
             <w:r>
               <w:rPr>
                 <w:rFonts w:eastAsia="Times New Roman" w:cs="Noto Sans"/>
@@ -3068,7 +2867,6 @@
               </w:rPr>
               <w:t>Definição</w:t>
             </w:r>
-            <w:proofErr w:type="spellEnd"/>
           </w:p>
         </w:tc>
       </w:tr>
@@ -3099,7 +2897,6 @@
                 <w14:ligatures w14:val="none"/>
               </w:rPr>
             </w:pPr>
-            <w:proofErr w:type="spellStart"/>
             <w:r>
               <w:rPr>
                 <w:rFonts w:eastAsia="Times New Roman" w:cs="Noto Sans"/>
@@ -3108,7 +2905,6 @@
               </w:rPr>
               <w:t>Método</w:t>
             </w:r>
-            <w:proofErr w:type="spellEnd"/>
           </w:p>
         </w:tc>
         <w:tc>
@@ -3251,7 +3047,6 @@
                 <w14:ligatures w14:val="none"/>
               </w:rPr>
             </w:pPr>
-            <w:proofErr w:type="spellStart"/>
             <w:r>
               <w:rPr>
                 <w:rFonts w:eastAsia="Times New Roman" w:cs="Noto Sans"/>
@@ -3260,7 +3055,6 @@
               </w:rPr>
               <w:t>População-alvo</w:t>
             </w:r>
-            <w:proofErr w:type="spellEnd"/>
           </w:p>
         </w:tc>
         <w:tc>
@@ -3329,7 +3123,6 @@
                 <w14:ligatures w14:val="none"/>
               </w:rPr>
             </w:pPr>
-            <w:proofErr w:type="spellStart"/>
             <w:r>
               <w:rPr>
                 <w:rFonts w:eastAsia="Times New Roman" w:cs="Noto Sans"/>
@@ -3338,7 +3131,6 @@
               </w:rPr>
               <w:t>Pergunta-filtro</w:t>
             </w:r>
-            <w:proofErr w:type="spellEnd"/>
           </w:p>
         </w:tc>
         <w:tc>
@@ -3407,7 +3199,6 @@
                 <w14:ligatures w14:val="none"/>
               </w:rPr>
             </w:pPr>
-            <w:proofErr w:type="spellStart"/>
             <w:r>
               <w:rPr>
                 <w:rFonts w:eastAsia="Times New Roman" w:cs="Noto Sans"/>
@@ -3416,7 +3207,6 @@
               </w:rPr>
               <w:t>Amostragem</w:t>
             </w:r>
-            <w:proofErr w:type="spellEnd"/>
           </w:p>
         </w:tc>
         <w:tc>
@@ -3485,34 +3275,14 @@
                 <w14:ligatures w14:val="none"/>
               </w:rPr>
             </w:pPr>
-            <w:proofErr w:type="spellStart"/>
-            <w:r>
-              <w:rPr>
-                <w:rFonts w:eastAsia="Times New Roman" w:cs="Noto Sans"/>
-                <w:kern w:val="0"/>
-                <w14:ligatures w14:val="none"/>
-              </w:rPr>
-              <w:t>Dimensão</w:t>
-            </w:r>
-            <w:proofErr w:type="spellEnd"/>
-            <w:r>
-              <w:rPr>
-                <w:rFonts w:eastAsia="Times New Roman" w:cs="Noto Sans"/>
-                <w:kern w:val="0"/>
-                <w14:ligatures w14:val="none"/>
-              </w:rPr>
-              <w:t xml:space="preserve"> da </w:t>
-            </w:r>
-            <w:proofErr w:type="spellStart"/>
-            <w:r>
-              <w:rPr>
-                <w:rFonts w:eastAsia="Times New Roman" w:cs="Noto Sans"/>
-                <w:kern w:val="0"/>
-                <w14:ligatures w14:val="none"/>
-              </w:rPr>
-              <w:t>amostra</w:t>
-            </w:r>
-            <w:proofErr w:type="spellEnd"/>
+            <w:r>
+              <w:rPr>
+                <w:rFonts w:eastAsia="Times New Roman" w:cs="Noto Sans"/>
+                <w:kern w:val="0"/>
+                <w14:ligatures w14:val="none"/>
+              </w:rPr>
+              <w:t>Dimensão da amostra</w:t>
+            </w:r>
           </w:p>
         </w:tc>
         <w:tc>
@@ -3623,18 +3393,8 @@
                 <w:kern w:val="0"/>
                 <w14:ligatures w14:val="none"/>
               </w:rPr>
-              <w:t xml:space="preserve">Tipo de </w:t>
-            </w:r>
-            <w:proofErr w:type="spellStart"/>
-            <w:r>
-              <w:rPr>
-                <w:rFonts w:eastAsia="Times New Roman" w:cs="Noto Sans"/>
-                <w:kern w:val="0"/>
-                <w14:ligatures w14:val="none"/>
-              </w:rPr>
-              <w:t>perguntas</w:t>
-            </w:r>
-            <w:proofErr w:type="spellEnd"/>
+              <w:t>Tipo de perguntas</w:t>
+            </w:r>
           </w:p>
         </w:tc>
         <w:tc>
@@ -3703,87 +3463,49 @@
                 <w14:ligatures w14:val="none"/>
               </w:rPr>
             </w:pPr>
-            <w:proofErr w:type="spellStart"/>
-            <w:r>
-              <w:rPr>
-                <w:rFonts w:eastAsia="Times New Roman" w:cs="Noto Sans"/>
-                <w:kern w:val="0"/>
-                <w14:ligatures w14:val="none"/>
-              </w:rPr>
-              <w:t>Período</w:t>
-            </w:r>
-            <w:proofErr w:type="spellEnd"/>
-            <w:r>
-              <w:rPr>
-                <w:rFonts w:eastAsia="Times New Roman" w:cs="Noto Sans"/>
-                <w:kern w:val="0"/>
-                <w14:ligatures w14:val="none"/>
-              </w:rPr>
-              <w:t xml:space="preserve"> de </w:t>
-            </w:r>
-            <w:proofErr w:type="spellStart"/>
-            <w:r>
-              <w:rPr>
-                <w:rFonts w:eastAsia="Times New Roman" w:cs="Noto Sans"/>
-                <w:kern w:val="0"/>
-                <w14:ligatures w14:val="none"/>
-              </w:rPr>
-              <w:t>recolha</w:t>
-            </w:r>
-            <w:proofErr w:type="spellEnd"/>
-          </w:p>
-        </w:tc>
-        <w:tc>
-          <w:tcPr>
-            <w:tcW w:w="0" w:type="auto"/>
-            <w:tcBorders>
-              <w:top w:val="single" w:sz="6" w:space="0" w:color="auto"/>
-              <w:left w:val="single" w:sz="6" w:space="0" w:color="auto"/>
-              <w:bottom w:val="single" w:sz="6" w:space="0" w:color="auto"/>
-              <w:right w:val="single" w:sz="6" w:space="0" w:color="auto"/>
-            </w:tcBorders>
-            <w:tcMar>
-              <w:top w:w="60" w:type="dxa"/>
-              <w:left w:w="120" w:type="dxa"/>
-              <w:bottom w:w="60" w:type="dxa"/>
-              <w:right w:w="120" w:type="dxa"/>
-            </w:tcMar>
-            <w:hideMark/>
-          </w:tcPr>
-          <w:p>
-            <w:pPr>
-              <w:spacing w:after="0" w:line="240" w:lineRule="auto"/>
-              <w:rPr>
-                <w:rFonts w:eastAsia="Times New Roman" w:cs="Noto Sans"/>
-                <w:kern w:val="0"/>
-                <w14:ligatures w14:val="none"/>
-              </w:rPr>
-            </w:pPr>
-            <w:r>
-              <w:rPr>
-                <w:rFonts w:eastAsia="Times New Roman" w:cs="Noto Sans"/>
-                <w:kern w:val="0"/>
-                <w14:ligatures w14:val="none"/>
-              </w:rPr>
-              <w:t xml:space="preserve">De 08/10 </w:t>
-            </w:r>
-            <w:proofErr w:type="gramStart"/>
-            <w:r>
-              <w:rPr>
-                <w:rFonts w:eastAsia="Times New Roman" w:cs="Noto Sans"/>
-                <w:kern w:val="0"/>
-                <w14:ligatures w14:val="none"/>
-              </w:rPr>
-              <w:t>a</w:t>
-            </w:r>
-            <w:proofErr w:type="gramEnd"/>
-            <w:r>
-              <w:rPr>
-                <w:rFonts w:eastAsia="Times New Roman" w:cs="Noto Sans"/>
-                <w:kern w:val="0"/>
-                <w14:ligatures w14:val="none"/>
-              </w:rPr>
-              <w:t xml:space="preserve"> 11/10/2026</w:t>
+            <w:r>
+              <w:rPr>
+                <w:rFonts w:eastAsia="Times New Roman" w:cs="Noto Sans"/>
+                <w:kern w:val="0"/>
+                <w14:ligatures w14:val="none"/>
+              </w:rPr>
+              <w:t>Período de recolha</w:t>
+            </w:r>
+          </w:p>
+        </w:tc>
+        <w:tc>
+          <w:tcPr>
+            <w:tcW w:w="0" w:type="auto"/>
+            <w:tcBorders>
+              <w:top w:val="single" w:sz="6" w:space="0" w:color="auto"/>
+              <w:left w:val="single" w:sz="6" w:space="0" w:color="auto"/>
+              <w:bottom w:val="single" w:sz="6" w:space="0" w:color="auto"/>
+              <w:right w:val="single" w:sz="6" w:space="0" w:color="auto"/>
+            </w:tcBorders>
+            <w:tcMar>
+              <w:top w:w="60" w:type="dxa"/>
+              <w:left w:w="120" w:type="dxa"/>
+              <w:bottom w:w="60" w:type="dxa"/>
+              <w:right w:w="120" w:type="dxa"/>
+            </w:tcMar>
+            <w:hideMark/>
+          </w:tcPr>
+          <w:p>
+            <w:pPr>
+              <w:spacing w:after="0" w:line="240" w:lineRule="auto"/>
+              <w:rPr>
+                <w:rFonts w:eastAsia="Times New Roman" w:cs="Noto Sans"/>
+                <w:kern w:val="0"/>
+                <w14:ligatures w14:val="none"/>
+              </w:rPr>
+            </w:pPr>
+            <w:r>
+              <w:rPr>
+                <w:rFonts w:eastAsia="Times New Roman" w:cs="Noto Sans"/>
+                <w:kern w:val="0"/>
+                <w14:ligatures w14:val="none"/>
+              </w:rPr>
+              <w:t>De 08/10 a 11/10/2026</w:t>
             </w:r>
           </w:p>
         </w:tc>
@@ -3914,48 +3636,8 @@
           <w:szCs w:val="36"/>
           <w14:ligatures w14:val="none"/>
         </w:rPr>
-        <w:t xml:space="preserve">. </w:t>
+        <w:t>. Limitações a declarar</w:t>
       </w:r>
-      <w:proofErr w:type="spellStart"/>
-      <w:r>
-        <w:rPr>
-          <w:rFonts w:eastAsia="Times New Roman" w:cs="Noto Sans"/>
-          <w:b/>
-          <w:bCs/>
-          <w:kern w:val="0"/>
-          <w:sz w:val="36"/>
-          <w:szCs w:val="36"/>
-          <w14:ligatures w14:val="none"/>
-        </w:rPr>
-        <w:t>Limitações</w:t>
-      </w:r>
-      <w:proofErr w:type="spellEnd"/>
-      <w:r>
-        <w:rPr>
-          <w:rFonts w:eastAsia="Times New Roman" w:cs="Noto Sans"/>
-          <w:b/>
-          <w:bCs/>
-          <w:kern w:val="0"/>
-          <w:sz w:val="36"/>
-          <w:szCs w:val="36"/>
-          <w14:ligatures w14:val="none"/>
-        </w:rPr>
-        <w:t xml:space="preserve"> a </w:t>
-      </w:r>
-      <w:proofErr w:type="spellStart"/>
-      <w:r>
-        <w:rPr>
-          <w:rFonts w:eastAsia="Times New Roman" w:cs="Noto Sans"/>
-          <w:b/>
-          <w:bCs/>
-          <w:kern w:val="0"/>
-          <w:sz w:val="36"/>
-          <w:szCs w:val="36"/>
-          <w14:ligatures w14:val="none"/>
-        </w:rPr>
-        <w:t>declarar</w:t>
-      </w:r>
-      <w:proofErr w:type="spellEnd"/>
     </w:p>
     <w:tbl>
       <w:tblPr>
@@ -4004,7 +3686,6 @@
                 <w14:ligatures w14:val="none"/>
               </w:rPr>
             </w:pPr>
-            <w:proofErr w:type="spellStart"/>
             <w:r>
               <w:rPr>
                 <w:rFonts w:eastAsia="Times New Roman" w:cs="Noto Sans"/>
@@ -4015,7 +3696,6 @@
               </w:rPr>
               <w:t>Limitação</w:t>
             </w:r>
-            <w:proofErr w:type="spellEnd"/>
           </w:p>
         </w:tc>
         <w:tc>
@@ -4047,7 +3727,6 @@
                 <w14:ligatures w14:val="none"/>
               </w:rPr>
             </w:pPr>
-            <w:proofErr w:type="spellStart"/>
             <w:r>
               <w:rPr>
                 <w:rFonts w:eastAsia="Times New Roman" w:cs="Noto Sans"/>
@@ -4058,7 +3737,6 @@
               </w:rPr>
               <w:t>Consequência</w:t>
             </w:r>
-            <w:proofErr w:type="spellEnd"/>
           </w:p>
         </w:tc>
         <w:tc>
@@ -4098,20 +3776,8 @@
                 <w:kern w:val="0"/>
                 <w14:ligatures w14:val="none"/>
               </w:rPr>
-              <w:t xml:space="preserve">Como </w:t>
-            </w:r>
-            <w:proofErr w:type="spellStart"/>
-            <w:r>
-              <w:rPr>
-                <w:rFonts w:eastAsia="Times New Roman" w:cs="Noto Sans"/>
-                <w:b/>
-                <w:bCs/>
-                <w:kern w:val="0"/>
-                <w14:ligatures w14:val="none"/>
-              </w:rPr>
-              <w:t>reduzir</w:t>
-            </w:r>
-            <w:proofErr w:type="spellEnd"/>
+              <w:t>Como reduzir</w:t>
+            </w:r>
           </w:p>
         </w:tc>
       </w:tr>
@@ -4142,52 +3808,14 @@
                 <w14:ligatures w14:val="none"/>
               </w:rPr>
             </w:pPr>
-            <w:proofErr w:type="spellStart"/>
-            <w:r>
-              <w:rPr>
-                <w:rFonts w:eastAsia="Times New Roman" w:cs="Noto Sans"/>
-                <w:kern w:val="0"/>
-                <w14:ligatures w14:val="none"/>
-              </w:rPr>
-              <w:t>Amostra</w:t>
-            </w:r>
-            <w:proofErr w:type="spellEnd"/>
-            <w:r>
-              <w:rPr>
-                <w:rFonts w:eastAsia="Times New Roman" w:cs="Noto Sans"/>
-                <w:kern w:val="0"/>
-                <w14:ligatures w14:val="none"/>
-              </w:rPr>
-              <w:t xml:space="preserve"> </w:t>
-            </w:r>
-            <w:proofErr w:type="spellStart"/>
-            <w:r>
-              <w:rPr>
-                <w:rFonts w:eastAsia="Times New Roman" w:cs="Noto Sans"/>
-                <w:kern w:val="0"/>
-                <w14:ligatures w14:val="none"/>
-              </w:rPr>
-              <w:t>por</w:t>
-            </w:r>
-            <w:proofErr w:type="spellEnd"/>
-            <w:r>
-              <w:rPr>
-                <w:rFonts w:eastAsia="Times New Roman" w:cs="Noto Sans"/>
-                <w:kern w:val="0"/>
-                <w14:ligatures w14:val="none"/>
-              </w:rPr>
-              <w:t xml:space="preserve"> </w:t>
-            </w:r>
-            <w:proofErr w:type="spellStart"/>
-            <w:r>
-              <w:rPr>
-                <w:rFonts w:eastAsia="Times New Roman" w:cs="Noto Sans"/>
-                <w:kern w:val="0"/>
-                <w14:ligatures w14:val="none"/>
-              </w:rPr>
-              <w:t>conveniência</w:t>
-            </w:r>
-            <w:proofErr w:type="spellEnd"/>
+            <w:r>
+              <w:rPr>
+                <w:rFonts w:eastAsia="Times New Roman" w:cs="Noto Sans"/>
+                <w:kern w:val="0"/>
+                <w14:ligatures w14:val="none"/>
+              </w:rPr>
+              <w:t>Amostra por conveniência</w:t>
+            </w:r>
           </w:p>
         </w:tc>
         <w:tc>
@@ -4526,34 +4154,14 @@
                 <w14:ligatures w14:val="none"/>
               </w:rPr>
             </w:pPr>
-            <w:proofErr w:type="spellStart"/>
-            <w:r>
-              <w:rPr>
-                <w:rFonts w:eastAsia="Times New Roman" w:cs="Noto Sans"/>
-                <w:kern w:val="0"/>
-                <w14:ligatures w14:val="none"/>
-              </w:rPr>
-              <w:t>Comparações</w:t>
-            </w:r>
-            <w:proofErr w:type="spellEnd"/>
-            <w:r>
-              <w:rPr>
-                <w:rFonts w:eastAsia="Times New Roman" w:cs="Noto Sans"/>
-                <w:kern w:val="0"/>
-                <w14:ligatures w14:val="none"/>
-              </w:rPr>
-              <w:t xml:space="preserve"> entre </w:t>
-            </w:r>
-            <w:proofErr w:type="spellStart"/>
-            <w:r>
-              <w:rPr>
-                <w:rFonts w:eastAsia="Times New Roman" w:cs="Noto Sans"/>
-                <w:kern w:val="0"/>
-                <w14:ligatures w14:val="none"/>
-              </w:rPr>
-              <w:t>segmentos</w:t>
-            </w:r>
-            <w:proofErr w:type="spellEnd"/>
+            <w:r>
+              <w:rPr>
+                <w:rFonts w:eastAsia="Times New Roman" w:cs="Noto Sans"/>
+                <w:kern w:val="0"/>
+                <w14:ligatures w14:val="none"/>
+              </w:rPr>
+              <w:t>Comparações entre segmentos</w:t>
+            </w:r>
           </w:p>
         </w:tc>
         <w:tc>
@@ -4877,7 +4485,6 @@
                 <w14:ligatures w14:val="none"/>
               </w:rPr>
             </w:pPr>
-            <w:proofErr w:type="spellStart"/>
             <w:r>
               <w:rPr>
                 <w:rFonts w:eastAsia="Times New Roman" w:cs="Noto Sans"/>
@@ -4888,7 +4495,6 @@
               </w:rPr>
               <w:t>Regra</w:t>
             </w:r>
-            <w:proofErr w:type="spellEnd"/>
           </w:p>
         </w:tc>
         <w:tc>
@@ -4928,20 +4534,8 @@
                 <w:kern w:val="0"/>
                 <w14:ligatures w14:val="none"/>
               </w:rPr>
-              <w:t xml:space="preserve">Como se </w:t>
-            </w:r>
-            <w:proofErr w:type="spellStart"/>
-            <w:r>
-              <w:rPr>
-                <w:rFonts w:eastAsia="Times New Roman" w:cs="Noto Sans"/>
-                <w:b/>
-                <w:bCs/>
-                <w:kern w:val="0"/>
-                <w14:ligatures w14:val="none"/>
-              </w:rPr>
-              <w:t>aplica</w:t>
-            </w:r>
-            <w:proofErr w:type="spellEnd"/>
+              <w:t>Como se aplica</w:t>
+            </w:r>
           </w:p>
         </w:tc>
       </w:tr>
@@ -4978,36 +4572,8 @@
                 <w:kern w:val="0"/>
                 <w14:ligatures w14:val="none"/>
               </w:rPr>
-              <w:t xml:space="preserve">Sem </w:t>
-            </w:r>
-            <w:proofErr w:type="spellStart"/>
-            <w:r>
-              <w:rPr>
-                <w:rFonts w:eastAsia="Times New Roman" w:cs="Noto Sans"/>
-                <w:kern w:val="0"/>
-                <w14:ligatures w14:val="none"/>
-              </w:rPr>
-              <w:t>perguntas</w:t>
-            </w:r>
-            <w:proofErr w:type="spellEnd"/>
-            <w:r>
-              <w:rPr>
-                <w:rFonts w:eastAsia="Times New Roman" w:cs="Noto Sans"/>
-                <w:kern w:val="0"/>
-                <w14:ligatures w14:val="none"/>
-              </w:rPr>
-              <w:t xml:space="preserve"> </w:t>
-            </w:r>
-            <w:proofErr w:type="spellStart"/>
-            <w:r>
-              <w:rPr>
-                <w:rFonts w:eastAsia="Times New Roman" w:cs="Noto Sans"/>
-                <w:kern w:val="0"/>
-                <w14:ligatures w14:val="none"/>
-              </w:rPr>
-              <w:t>abertas</w:t>
-            </w:r>
-            <w:proofErr w:type="spellEnd"/>
+              <w:t>Sem perguntas abertas</w:t>
+            </w:r>
           </w:p>
         </w:tc>
         <w:tc>
@@ -5051,97 +4617,7 @@
                 <w:kern w:val="0"/>
                 <w14:ligatures w14:val="none"/>
               </w:rPr>
-              <w:t xml:space="preserve">Onde é </w:t>
-            </w:r>
-            <w:proofErr w:type="spellStart"/>
-            <w:r>
-              <w:rPr>
-                <w:rFonts w:eastAsia="Times New Roman" w:cs="Noto Sans"/>
-                <w:kern w:val="0"/>
-                <w14:ligatures w14:val="none"/>
-              </w:rPr>
-              <w:t>preciso</w:t>
-            </w:r>
-            <w:proofErr w:type="spellEnd"/>
-            <w:r>
-              <w:rPr>
-                <w:rFonts w:eastAsia="Times New Roman" w:cs="Noto Sans"/>
-                <w:kern w:val="0"/>
-                <w14:ligatures w14:val="none"/>
-              </w:rPr>
-              <w:t xml:space="preserve">, </w:t>
-            </w:r>
-            <w:proofErr w:type="spellStart"/>
-            <w:r>
-              <w:rPr>
-                <w:rFonts w:eastAsia="Times New Roman" w:cs="Noto Sans"/>
-                <w:kern w:val="0"/>
-                <w14:ligatures w14:val="none"/>
-              </w:rPr>
-              <w:t>existe</w:t>
-            </w:r>
-            <w:proofErr w:type="spellEnd"/>
-            <w:r>
-              <w:rPr>
-                <w:rFonts w:eastAsia="Times New Roman" w:cs="Noto Sans"/>
-                <w:kern w:val="0"/>
-                <w14:ligatures w14:val="none"/>
-              </w:rPr>
-              <w:t xml:space="preserve"> </w:t>
-            </w:r>
-            <w:proofErr w:type="spellStart"/>
-            <w:r>
-              <w:rPr>
-                <w:rFonts w:eastAsia="Times New Roman" w:cs="Noto Sans"/>
-                <w:kern w:val="0"/>
-                <w14:ligatures w14:val="none"/>
-              </w:rPr>
-              <w:t>uma</w:t>
-            </w:r>
-            <w:proofErr w:type="spellEnd"/>
-            <w:r>
-              <w:rPr>
-                <w:rFonts w:eastAsia="Times New Roman" w:cs="Noto Sans"/>
-                <w:kern w:val="0"/>
-                <w14:ligatures w14:val="none"/>
-              </w:rPr>
-              <w:t xml:space="preserve"> </w:t>
-            </w:r>
-            <w:proofErr w:type="spellStart"/>
-            <w:r>
-              <w:rPr>
-                <w:rFonts w:eastAsia="Times New Roman" w:cs="Noto Sans"/>
-                <w:kern w:val="0"/>
-                <w14:ligatures w14:val="none"/>
-              </w:rPr>
-              <w:t>opção</w:t>
-            </w:r>
-            <w:proofErr w:type="spellEnd"/>
-            <w:r>
-              <w:rPr>
-                <w:rFonts w:eastAsia="Times New Roman" w:cs="Noto Sans"/>
-                <w:kern w:val="0"/>
-                <w14:ligatures w14:val="none"/>
-              </w:rPr>
-              <w:t xml:space="preserve"> </w:t>
-            </w:r>
-            <w:proofErr w:type="spellStart"/>
-            <w:r>
-              <w:rPr>
-                <w:rFonts w:eastAsia="Times New Roman" w:cs="Noto Sans"/>
-                <w:kern w:val="0"/>
-                <w14:ligatures w14:val="none"/>
-              </w:rPr>
-              <w:t>fixa</w:t>
-            </w:r>
-            <w:proofErr w:type="spellEnd"/>
-            <w:r>
-              <w:rPr>
-                <w:rFonts w:eastAsia="Times New Roman" w:cs="Noto Sans"/>
-                <w:kern w:val="0"/>
-                <w14:ligatures w14:val="none"/>
-              </w:rPr>
-              <w:t xml:space="preserve"> "Outro"</w:t>
+              <w:t>Onde é preciso, existe uma opção fixa "Outro"</w:t>
             </w:r>
           </w:p>
         </w:tc>
@@ -5179,36 +4655,8 @@
                 <w:kern w:val="0"/>
                 <w14:ligatures w14:val="none"/>
               </w:rPr>
-              <w:t xml:space="preserve">Sem </w:t>
-            </w:r>
-            <w:proofErr w:type="spellStart"/>
-            <w:r>
-              <w:rPr>
-                <w:rFonts w:eastAsia="Times New Roman" w:cs="Noto Sans"/>
-                <w:kern w:val="0"/>
-                <w14:ligatures w14:val="none"/>
-              </w:rPr>
-              <w:t>resposta</w:t>
-            </w:r>
-            <w:proofErr w:type="spellEnd"/>
-            <w:r>
-              <w:rPr>
-                <w:rFonts w:eastAsia="Times New Roman" w:cs="Noto Sans"/>
-                <w:kern w:val="0"/>
-                <w14:ligatures w14:val="none"/>
-              </w:rPr>
-              <w:t xml:space="preserve"> </w:t>
-            </w:r>
-            <w:proofErr w:type="spellStart"/>
-            <w:r>
-              <w:rPr>
-                <w:rFonts w:eastAsia="Times New Roman" w:cs="Noto Sans"/>
-                <w:kern w:val="0"/>
-                <w14:ligatures w14:val="none"/>
-              </w:rPr>
-              <w:t>múltipla</w:t>
-            </w:r>
-            <w:proofErr w:type="spellEnd"/>
+              <w:t>Sem resposta múltipla</w:t>
+            </w:r>
           </w:p>
         </w:tc>
         <w:tc>
@@ -5359,18 +4807,8 @@
                 <w:kern w:val="0"/>
                 <w14:ligatures w14:val="none"/>
               </w:rPr>
-              <w:t xml:space="preserve">Sem </w:t>
-            </w:r>
-            <w:proofErr w:type="spellStart"/>
-            <w:r>
-              <w:rPr>
-                <w:rFonts w:eastAsia="Times New Roman" w:cs="Noto Sans"/>
-                <w:kern w:val="0"/>
-                <w14:ligatures w14:val="none"/>
-              </w:rPr>
-              <w:t>pergunta-filtro</w:t>
-            </w:r>
-            <w:proofErr w:type="spellEnd"/>
+              <w:t>Sem pergunta-filtro</w:t>
+            </w:r>
           </w:p>
         </w:tc>
         <w:tc>
@@ -5439,34 +4877,14 @@
                 <w14:ligatures w14:val="none"/>
               </w:rPr>
             </w:pPr>
-            <w:proofErr w:type="spellStart"/>
-            <w:r>
-              <w:rPr>
-                <w:rFonts w:eastAsia="Times New Roman" w:cs="Noto Sans"/>
-                <w:kern w:val="0"/>
-                <w14:ligatures w14:val="none"/>
-              </w:rPr>
-              <w:t>Mínimo</w:t>
-            </w:r>
-            <w:proofErr w:type="spellEnd"/>
-            <w:r>
-              <w:rPr>
-                <w:rFonts w:eastAsia="Times New Roman" w:cs="Noto Sans"/>
-                <w:kern w:val="0"/>
-                <w14:ligatures w14:val="none"/>
-              </w:rPr>
-              <w:t xml:space="preserve"> de 100 </w:t>
-            </w:r>
-            <w:proofErr w:type="spellStart"/>
-            <w:r>
-              <w:rPr>
-                <w:rFonts w:eastAsia="Times New Roman" w:cs="Noto Sans"/>
-                <w:kern w:val="0"/>
-                <w14:ligatures w14:val="none"/>
-              </w:rPr>
-              <w:t>respostas</w:t>
-            </w:r>
-            <w:proofErr w:type="spellEnd"/>
+            <w:r>
+              <w:rPr>
+                <w:rFonts w:eastAsia="Times New Roman" w:cs="Noto Sans"/>
+                <w:kern w:val="0"/>
+                <w14:ligatures w14:val="none"/>
+              </w:rPr>
+              <w:t>Mínimo de 100 respostas</w:t>
+            </w:r>
           </w:p>
         </w:tc>
         <w:tc>
@@ -5551,48 +4969,8 @@
           <w:szCs w:val="36"/>
           <w14:ligatures w14:val="none"/>
         </w:rPr>
-        <w:t xml:space="preserve">2. </w:t>
+        <w:t>2. Estrutura do inquérito</w:t>
       </w:r>
-      <w:proofErr w:type="spellStart"/>
-      <w:r>
-        <w:rPr>
-          <w:rFonts w:eastAsia="Times New Roman" w:cs="Noto Sans"/>
-          <w:b/>
-          <w:bCs/>
-          <w:kern w:val="0"/>
-          <w:sz w:val="36"/>
-          <w:szCs w:val="36"/>
-          <w14:ligatures w14:val="none"/>
-        </w:rPr>
-        <w:t>Estrutura</w:t>
-      </w:r>
-      <w:proofErr w:type="spellEnd"/>
-      <w:r>
-        <w:rPr>
-          <w:rFonts w:eastAsia="Times New Roman" w:cs="Noto Sans"/>
-          <w:b/>
-          <w:bCs/>
-          <w:kern w:val="0"/>
-          <w:sz w:val="36"/>
-          <w:szCs w:val="36"/>
-          <w14:ligatures w14:val="none"/>
-        </w:rPr>
-        <w:t xml:space="preserve"> do </w:t>
-      </w:r>
-      <w:proofErr w:type="spellStart"/>
-      <w:r>
-        <w:rPr>
-          <w:rFonts w:eastAsia="Times New Roman" w:cs="Noto Sans"/>
-          <w:b/>
-          <w:bCs/>
-          <w:kern w:val="0"/>
-          <w:sz w:val="36"/>
-          <w:szCs w:val="36"/>
-          <w14:ligatures w14:val="none"/>
-        </w:rPr>
-        <w:t>inquérito</w:t>
-      </w:r>
-      <w:proofErr w:type="spellEnd"/>
     </w:p>
     <w:tbl>
       <w:tblPr>
@@ -5642,7 +5020,6 @@
                 <w14:ligatures w14:val="none"/>
               </w:rPr>
             </w:pPr>
-            <w:proofErr w:type="spellStart"/>
             <w:r>
               <w:rPr>
                 <w:rFonts w:eastAsia="Times New Roman" w:cs="Noto Sans"/>
@@ -5651,10 +5028,31 @@
                 <w:kern w:val="0"/>
                 <w14:ligatures w14:val="none"/>
               </w:rPr>
-              <w:t>Secção</w:t>
-            </w:r>
-            <w:proofErr w:type="spellEnd"/>
-            <w:r>
+              <w:t>Secção no Forms</w:t>
+            </w:r>
+          </w:p>
+        </w:tc>
+        <w:tc>
+          <w:tcPr>
+            <w:tcW w:w="0" w:type="auto"/>
+            <w:tcBorders>
+              <w:top w:val="single" w:sz="6" w:space="0" w:color="auto"/>
+              <w:left w:val="single" w:sz="6" w:space="0" w:color="auto"/>
+              <w:bottom w:val="single" w:sz="6" w:space="0" w:color="auto"/>
+              <w:right w:val="single" w:sz="6" w:space="0" w:color="auto"/>
+            </w:tcBorders>
+            <w:tcMar>
+              <w:top w:w="60" w:type="dxa"/>
+              <w:left w:w="120" w:type="dxa"/>
+              <w:bottom w:w="60" w:type="dxa"/>
+              <w:right w:w="120" w:type="dxa"/>
+            </w:tcMar>
+            <w:hideMark/>
+          </w:tcPr>
+          <w:p>
+            <w:pPr>
+              <w:spacing w:after="0" w:line="240" w:lineRule="auto"/>
+              <w:jc w:val="center"/>
               <w:rPr>
                 <w:rFonts w:eastAsia="Times New Roman" w:cs="Noto Sans"/>
                 <w:b/>
@@ -5662,31 +5060,8 @@
                 <w:kern w:val="0"/>
                 <w14:ligatures w14:val="none"/>
               </w:rPr>
-              <w:t xml:space="preserve"> no Forms</w:t>
-            </w:r>
-          </w:p>
-        </w:tc>
-        <w:tc>
-          <w:tcPr>
-            <w:tcW w:w="0" w:type="auto"/>
-            <w:tcBorders>
-              <w:top w:val="single" w:sz="6" w:space="0" w:color="auto"/>
-              <w:left w:val="single" w:sz="6" w:space="0" w:color="auto"/>
-              <w:bottom w:val="single" w:sz="6" w:space="0" w:color="auto"/>
-              <w:right w:val="single" w:sz="6" w:space="0" w:color="auto"/>
-            </w:tcBorders>
-            <w:tcMar>
-              <w:top w:w="60" w:type="dxa"/>
-              <w:left w:w="120" w:type="dxa"/>
-              <w:bottom w:w="60" w:type="dxa"/>
-              <w:right w:w="120" w:type="dxa"/>
-            </w:tcMar>
-            <w:hideMark/>
-          </w:tcPr>
-          <w:p>
-            <w:pPr>
-              <w:spacing w:after="0" w:line="240" w:lineRule="auto"/>
-              <w:jc w:val="center"/>
+            </w:pPr>
+            <w:r>
               <w:rPr>
                 <w:rFonts w:eastAsia="Times New Roman" w:cs="Noto Sans"/>
                 <w:b/>
@@ -5694,9 +5069,31 @@
                 <w:kern w:val="0"/>
                 <w14:ligatures w14:val="none"/>
               </w:rPr>
-            </w:pPr>
-            <w:proofErr w:type="spellStart"/>
-            <w:r>
+              <w:t>Perguntas</w:t>
+            </w:r>
+          </w:p>
+        </w:tc>
+        <w:tc>
+          <w:tcPr>
+            <w:tcW w:w="0" w:type="auto"/>
+            <w:tcBorders>
+              <w:top w:val="single" w:sz="6" w:space="0" w:color="auto"/>
+              <w:left w:val="single" w:sz="6" w:space="0" w:color="auto"/>
+              <w:bottom w:val="single" w:sz="6" w:space="0" w:color="auto"/>
+              <w:right w:val="single" w:sz="6" w:space="0" w:color="auto"/>
+            </w:tcBorders>
+            <w:tcMar>
+              <w:top w:w="60" w:type="dxa"/>
+              <w:left w:w="120" w:type="dxa"/>
+              <w:bottom w:w="60" w:type="dxa"/>
+              <w:right w:w="120" w:type="dxa"/>
+            </w:tcMar>
+            <w:hideMark/>
+          </w:tcPr>
+          <w:p>
+            <w:pPr>
+              <w:spacing w:after="0" w:line="240" w:lineRule="auto"/>
+              <w:jc w:val="center"/>
               <w:rPr>
                 <w:rFonts w:eastAsia="Times New Roman" w:cs="Noto Sans"/>
                 <w:b/>
@@ -5704,32 +5101,8 @@
                 <w:kern w:val="0"/>
                 <w14:ligatures w14:val="none"/>
               </w:rPr>
-              <w:t>Perguntas</w:t>
-            </w:r>
-            <w:proofErr w:type="spellEnd"/>
-          </w:p>
-        </w:tc>
-        <w:tc>
-          <w:tcPr>
-            <w:tcW w:w="0" w:type="auto"/>
-            <w:tcBorders>
-              <w:top w:val="single" w:sz="6" w:space="0" w:color="auto"/>
-              <w:left w:val="single" w:sz="6" w:space="0" w:color="auto"/>
-              <w:bottom w:val="single" w:sz="6" w:space="0" w:color="auto"/>
-              <w:right w:val="single" w:sz="6" w:space="0" w:color="auto"/>
-            </w:tcBorders>
-            <w:tcMar>
-              <w:top w:w="60" w:type="dxa"/>
-              <w:left w:w="120" w:type="dxa"/>
-              <w:bottom w:w="60" w:type="dxa"/>
-              <w:right w:w="120" w:type="dxa"/>
-            </w:tcMar>
-            <w:hideMark/>
-          </w:tcPr>
-          <w:p>
-            <w:pPr>
-              <w:spacing w:after="0" w:line="240" w:lineRule="auto"/>
-              <w:jc w:val="center"/>
+            </w:pPr>
+            <w:r>
               <w:rPr>
                 <w:rFonts w:eastAsia="Times New Roman" w:cs="Noto Sans"/>
                 <w:b/>
@@ -5737,9 +5110,31 @@
                 <w:kern w:val="0"/>
                 <w14:ligatures w14:val="none"/>
               </w:rPr>
-            </w:pPr>
-            <w:proofErr w:type="gramStart"/>
-            <w:r>
+              <w:t>N.º</w:t>
+            </w:r>
+          </w:p>
+        </w:tc>
+        <w:tc>
+          <w:tcPr>
+            <w:tcW w:w="0" w:type="auto"/>
+            <w:tcBorders>
+              <w:top w:val="single" w:sz="6" w:space="0" w:color="auto"/>
+              <w:left w:val="single" w:sz="6" w:space="0" w:color="auto"/>
+              <w:bottom w:val="single" w:sz="6" w:space="0" w:color="auto"/>
+              <w:right w:val="single" w:sz="6" w:space="0" w:color="auto"/>
+            </w:tcBorders>
+            <w:tcMar>
+              <w:top w:w="60" w:type="dxa"/>
+              <w:left w:w="120" w:type="dxa"/>
+              <w:bottom w:w="60" w:type="dxa"/>
+              <w:right w:w="120" w:type="dxa"/>
+            </w:tcMar>
+            <w:hideMark/>
+          </w:tcPr>
+          <w:p>
+            <w:pPr>
+              <w:spacing w:after="0" w:line="240" w:lineRule="auto"/>
+              <w:jc w:val="center"/>
               <w:rPr>
                 <w:rFonts w:eastAsia="Times New Roman" w:cs="Noto Sans"/>
                 <w:b/>
@@ -5747,32 +5142,8 @@
                 <w:kern w:val="0"/>
                 <w14:ligatures w14:val="none"/>
               </w:rPr>
-              <w:t>N.º</w:t>
-            </w:r>
-            <w:proofErr w:type="gramEnd"/>
-          </w:p>
-        </w:tc>
-        <w:tc>
-          <w:tcPr>
-            <w:tcW w:w="0" w:type="auto"/>
-            <w:tcBorders>
-              <w:top w:val="single" w:sz="6" w:space="0" w:color="auto"/>
-              <w:left w:val="single" w:sz="6" w:space="0" w:color="auto"/>
-              <w:bottom w:val="single" w:sz="6" w:space="0" w:color="auto"/>
-              <w:right w:val="single" w:sz="6" w:space="0" w:color="auto"/>
-            </w:tcBorders>
-            <w:tcMar>
-              <w:top w:w="60" w:type="dxa"/>
-              <w:left w:w="120" w:type="dxa"/>
-              <w:bottom w:w="60" w:type="dxa"/>
-              <w:right w:w="120" w:type="dxa"/>
-            </w:tcMar>
-            <w:hideMark/>
-          </w:tcPr>
-          <w:p>
-            <w:pPr>
-              <w:spacing w:after="0" w:line="240" w:lineRule="auto"/>
-              <w:jc w:val="center"/>
+            </w:pPr>
+            <w:r>
               <w:rPr>
                 <w:rFonts w:eastAsia="Times New Roman" w:cs="Noto Sans"/>
                 <w:b/>
@@ -5780,29 +5151,8 @@
                 <w:kern w:val="0"/>
                 <w14:ligatures w14:val="none"/>
               </w:rPr>
-            </w:pPr>
-            <w:r>
-              <w:rPr>
-                <w:rFonts w:eastAsia="Times New Roman" w:cs="Noto Sans"/>
-                <w:b/>
-                <w:bCs/>
-                <w:kern w:val="0"/>
-                <w14:ligatures w14:val="none"/>
-              </w:rPr>
-              <w:t xml:space="preserve">Tipo </w:t>
-            </w:r>
-            <w:proofErr w:type="spellStart"/>
-            <w:r>
-              <w:rPr>
-                <w:rFonts w:eastAsia="Times New Roman" w:cs="Noto Sans"/>
-                <w:b/>
-                <w:bCs/>
-                <w:kern w:val="0"/>
-                <w14:ligatures w14:val="none"/>
-              </w:rPr>
-              <w:t>dominante</w:t>
-            </w:r>
-            <w:proofErr w:type="spellEnd"/>
+              <w:t>Tipo dominante</w:t>
+            </w:r>
           </w:p>
         </w:tc>
       </w:tr>
@@ -5839,74 +5189,44 @@
                 <w:kern w:val="0"/>
                 <w14:ligatures w14:val="none"/>
               </w:rPr>
-              <w:t>0. A</w:t>
-            </w:r>
-            <w:proofErr w:type="spellStart"/>
-            <w:r>
-              <w:rPr>
-                <w:rFonts w:eastAsia="Times New Roman" w:cs="Noto Sans"/>
-                <w:kern w:val="0"/>
-                <w14:ligatures w14:val="none"/>
-              </w:rPr>
-              <w:t>presentação</w:t>
-            </w:r>
-            <w:proofErr w:type="spellEnd"/>
-          </w:p>
-        </w:tc>
-        <w:tc>
-          <w:tcPr>
-            <w:tcW w:w="0" w:type="auto"/>
-            <w:tcBorders>
-              <w:top w:val="single" w:sz="6" w:space="0" w:color="auto"/>
-              <w:left w:val="single" w:sz="6" w:space="0" w:color="auto"/>
-              <w:bottom w:val="single" w:sz="6" w:space="0" w:color="auto"/>
-              <w:right w:val="single" w:sz="6" w:space="0" w:color="auto"/>
-            </w:tcBorders>
-            <w:tcMar>
-              <w:top w:w="60" w:type="dxa"/>
-              <w:left w:w="120" w:type="dxa"/>
-              <w:bottom w:w="60" w:type="dxa"/>
-              <w:right w:w="120" w:type="dxa"/>
-            </w:tcMar>
-            <w:hideMark/>
-          </w:tcPr>
-          <w:p>
-            <w:pPr>
-              <w:spacing w:after="0" w:line="240" w:lineRule="auto"/>
-              <w:rPr>
-                <w:rFonts w:eastAsia="Times New Roman" w:cs="Noto Sans"/>
-                <w:kern w:val="0"/>
-                <w14:ligatures w14:val="none"/>
-              </w:rPr>
-            </w:pPr>
-            <w:proofErr w:type="spellStart"/>
-            <w:r>
-              <w:rPr>
-                <w:rFonts w:eastAsia="Times New Roman" w:cs="Noto Sans"/>
-                <w:kern w:val="0"/>
-                <w14:ligatures w14:val="none"/>
-              </w:rPr>
-              <w:t>Texto</w:t>
-            </w:r>
-            <w:proofErr w:type="spellEnd"/>
-            <w:r>
-              <w:rPr>
-                <w:rFonts w:eastAsia="Times New Roman" w:cs="Noto Sans"/>
-                <w:kern w:val="0"/>
-                <w14:ligatures w14:val="none"/>
-              </w:rPr>
-              <w:t xml:space="preserve"> de </w:t>
-            </w:r>
-            <w:proofErr w:type="spellStart"/>
-            <w:r>
-              <w:rPr>
-                <w:rFonts w:eastAsia="Times New Roman" w:cs="Noto Sans"/>
-                <w:kern w:val="0"/>
-                <w14:ligatures w14:val="none"/>
-              </w:rPr>
-              <w:t>introdução</w:t>
-            </w:r>
-            <w:proofErr w:type="spellEnd"/>
+              <w:t>0. Apresentação</w:t>
+            </w:r>
+          </w:p>
+        </w:tc>
+        <w:tc>
+          <w:tcPr>
+            <w:tcW w:w="0" w:type="auto"/>
+            <w:tcBorders>
+              <w:top w:val="single" w:sz="6" w:space="0" w:color="auto"/>
+              <w:left w:val="single" w:sz="6" w:space="0" w:color="auto"/>
+              <w:bottom w:val="single" w:sz="6" w:space="0" w:color="auto"/>
+              <w:right w:val="single" w:sz="6" w:space="0" w:color="auto"/>
+            </w:tcBorders>
+            <w:tcMar>
+              <w:top w:w="60" w:type="dxa"/>
+              <w:left w:w="120" w:type="dxa"/>
+              <w:bottom w:w="60" w:type="dxa"/>
+              <w:right w:w="120" w:type="dxa"/>
+            </w:tcMar>
+            <w:hideMark/>
+          </w:tcPr>
+          <w:p>
+            <w:pPr>
+              <w:spacing w:after="0" w:line="240" w:lineRule="auto"/>
+              <w:rPr>
+                <w:rFonts w:eastAsia="Times New Roman" w:cs="Noto Sans"/>
+                <w:kern w:val="0"/>
+                <w14:ligatures w14:val="none"/>
+              </w:rPr>
+            </w:pPr>
+            <w:r>
+              <w:rPr>
+                <w:rFonts w:eastAsia="Times New Roman" w:cs="Noto Sans"/>
+                <w:kern w:val="0"/>
+                <w14:ligatures w14:val="none"/>
+              </w:rPr>
+              <w:t>Texto de introdução</w:t>
+            </w:r>
           </w:p>
         </w:tc>
         <w:tc>
@@ -6015,36 +5335,8 @@
                 <w:kern w:val="0"/>
                 <w14:ligatures w14:val="none"/>
               </w:rPr>
-              <w:t>1. H</w:t>
-            </w:r>
-            <w:proofErr w:type="spellStart"/>
-            <w:r>
-              <w:rPr>
-                <w:rFonts w:eastAsia="Times New Roman" w:cs="Noto Sans"/>
-                <w:kern w:val="0"/>
-                <w14:ligatures w14:val="none"/>
-              </w:rPr>
-              <w:t>ábitos</w:t>
-            </w:r>
-            <w:proofErr w:type="spellEnd"/>
-            <w:r>
-              <w:rPr>
-                <w:rFonts w:eastAsia="Times New Roman" w:cs="Noto Sans"/>
-                <w:kern w:val="0"/>
-                <w14:ligatures w14:val="none"/>
-              </w:rPr>
-              <w:t xml:space="preserve"> de </w:t>
-            </w:r>
-            <w:proofErr w:type="spellStart"/>
-            <w:r>
-              <w:rPr>
-                <w:rFonts w:eastAsia="Times New Roman" w:cs="Noto Sans"/>
-                <w:kern w:val="0"/>
-                <w14:ligatures w14:val="none"/>
-              </w:rPr>
-              <w:t>compra</w:t>
-            </w:r>
-            <w:proofErr w:type="spellEnd"/>
+              <w:t>1. Hábitos de compra</w:t>
+            </w:r>
           </w:p>
         </w:tc>
         <w:tc>
@@ -6191,36 +5483,8 @@
                 <w:kern w:val="0"/>
                 <w14:ligatures w14:val="none"/>
               </w:rPr>
-              <w:t>2. C</w:t>
-            </w:r>
-            <w:proofErr w:type="spellStart"/>
-            <w:r>
-              <w:rPr>
-                <w:rFonts w:eastAsia="Times New Roman" w:cs="Noto Sans"/>
-                <w:kern w:val="0"/>
-                <w14:ligatures w14:val="none"/>
-              </w:rPr>
-              <w:t>ritérios</w:t>
-            </w:r>
-            <w:proofErr w:type="spellEnd"/>
-            <w:r>
-              <w:rPr>
-                <w:rFonts w:eastAsia="Times New Roman" w:cs="Noto Sans"/>
-                <w:kern w:val="0"/>
-                <w14:ligatures w14:val="none"/>
-              </w:rPr>
-              <w:t xml:space="preserve"> de </w:t>
-            </w:r>
-            <w:proofErr w:type="spellStart"/>
-            <w:r>
-              <w:rPr>
-                <w:rFonts w:eastAsia="Times New Roman" w:cs="Noto Sans"/>
-                <w:kern w:val="0"/>
-                <w14:ligatures w14:val="none"/>
-              </w:rPr>
-              <w:t>compra</w:t>
-            </w:r>
-            <w:proofErr w:type="spellEnd"/>
+              <w:t>2. Critérios de compra</w:t>
+            </w:r>
           </w:p>
         </w:tc>
         <w:tc>
@@ -6365,36 +5629,8 @@
                 <w:kern w:val="0"/>
                 <w14:ligatures w14:val="none"/>
               </w:rPr>
-              <w:t>3. R</w:t>
-            </w:r>
-            <w:proofErr w:type="spellStart"/>
-            <w:r>
-              <w:rPr>
-                <w:rFonts w:eastAsia="Times New Roman" w:cs="Noto Sans"/>
-                <w:kern w:val="0"/>
-                <w14:ligatures w14:val="none"/>
-              </w:rPr>
-              <w:t>ecolha</w:t>
-            </w:r>
-            <w:proofErr w:type="spellEnd"/>
-            <w:r>
-              <w:rPr>
-                <w:rFonts w:eastAsia="Times New Roman" w:cs="Noto Sans"/>
-                <w:kern w:val="0"/>
-                <w14:ligatures w14:val="none"/>
-              </w:rPr>
-              <w:t xml:space="preserve"> e </w:t>
-            </w:r>
-            <w:proofErr w:type="spellStart"/>
-            <w:r>
-              <w:rPr>
-                <w:rFonts w:eastAsia="Times New Roman" w:cs="Noto Sans"/>
-                <w:kern w:val="0"/>
-                <w14:ligatures w14:val="none"/>
-              </w:rPr>
-              <w:t>deslocação</w:t>
-            </w:r>
-            <w:proofErr w:type="spellEnd"/>
+              <w:t>3. Recolha e deslocação</w:t>
+            </w:r>
           </w:p>
         </w:tc>
         <w:tc>
@@ -6495,34 +5731,14 @@
                 <w14:ligatures w14:val="none"/>
               </w:rPr>
             </w:pPr>
-            <w:proofErr w:type="spellStart"/>
-            <w:r>
-              <w:rPr>
-                <w:rFonts w:eastAsia="Times New Roman" w:cs="Noto Sans"/>
-                <w:kern w:val="0"/>
-                <w14:ligatures w14:val="none"/>
-              </w:rPr>
-              <w:t>Escolha</w:t>
-            </w:r>
-            <w:proofErr w:type="spellEnd"/>
-            <w:r>
-              <w:rPr>
-                <w:rFonts w:eastAsia="Times New Roman" w:cs="Noto Sans"/>
-                <w:kern w:val="0"/>
-                <w14:ligatures w14:val="none"/>
-              </w:rPr>
-              <w:t xml:space="preserve"> </w:t>
-            </w:r>
-            <w:proofErr w:type="spellStart"/>
-            <w:r>
-              <w:rPr>
-                <w:rFonts w:eastAsia="Times New Roman" w:cs="Noto Sans"/>
-                <w:kern w:val="0"/>
-                <w14:ligatures w14:val="none"/>
-              </w:rPr>
-              <w:t>única</w:t>
-            </w:r>
-            <w:proofErr w:type="spellEnd"/>
+            <w:r>
+              <w:rPr>
+                <w:rFonts w:eastAsia="Times New Roman" w:cs="Noto Sans"/>
+                <w:kern w:val="0"/>
+                <w14:ligatures w14:val="none"/>
+              </w:rPr>
+              <w:t>Escolha única</w:t>
+            </w:r>
           </w:p>
         </w:tc>
       </w:tr>
@@ -6559,25 +5775,7 @@
                 <w:kern w:val="0"/>
                 <w14:ligatures w14:val="none"/>
               </w:rPr>
-              <w:t>4. P</w:t>
-            </w:r>
-            <w:proofErr w:type="spellStart"/>
-            <w:r>
-              <w:rPr>
-                <w:rFonts w:eastAsia="Times New Roman" w:cs="Noto Sans"/>
-                <w:kern w:val="0"/>
-                <w14:ligatures w14:val="none"/>
-              </w:rPr>
-              <w:t>agamento</w:t>
-            </w:r>
-            <w:proofErr w:type="spellEnd"/>
-            <w:r>
-              <w:rPr>
-                <w:rFonts w:eastAsia="Times New Roman" w:cs="Noto Sans"/>
-                <w:kern w:val="0"/>
-                <w14:ligatures w14:val="none"/>
-              </w:rPr>
-              <w:t xml:space="preserve"> e taxa</w:t>
+              <w:t>4. Pagamento e taxa</w:t>
             </w:r>
           </w:p>
         </w:tc>
@@ -6725,36 +5923,8 @@
                 <w:kern w:val="0"/>
                 <w14:ligatures w14:val="none"/>
               </w:rPr>
-              <w:t>5. P</w:t>
-            </w:r>
-            <w:proofErr w:type="spellStart"/>
-            <w:r>
-              <w:rPr>
-                <w:rFonts w:eastAsia="Times New Roman" w:cs="Noto Sans"/>
-                <w:kern w:val="0"/>
-                <w14:ligatures w14:val="none"/>
-              </w:rPr>
-              <w:t>rodutos</w:t>
-            </w:r>
-            <w:proofErr w:type="spellEnd"/>
-            <w:r>
-              <w:rPr>
-                <w:rFonts w:eastAsia="Times New Roman" w:cs="Noto Sans"/>
-                <w:kern w:val="0"/>
-                <w14:ligatures w14:val="none"/>
-              </w:rPr>
-              <w:t xml:space="preserve"> da </w:t>
-            </w:r>
-            <w:proofErr w:type="spellStart"/>
-            <w:r>
-              <w:rPr>
-                <w:rFonts w:eastAsia="Times New Roman" w:cs="Noto Sans"/>
-                <w:kern w:val="0"/>
-                <w14:ligatures w14:val="none"/>
-              </w:rPr>
-              <w:t>época</w:t>
-            </w:r>
-            <w:proofErr w:type="spellEnd"/>
+              <w:t>5. Produtos da época</w:t>
+            </w:r>
           </w:p>
         </w:tc>
         <w:tc>
@@ -6861,36 +6031,8 @@
                 <w:kern w:val="0"/>
                 <w14:ligatures w14:val="none"/>
               </w:rPr>
-              <w:t xml:space="preserve">Escala 1 a 5, </w:t>
-            </w:r>
-            <w:proofErr w:type="spellStart"/>
-            <w:r>
-              <w:rPr>
-                <w:rFonts w:eastAsia="Times New Roman" w:cs="Noto Sans"/>
-                <w:kern w:val="0"/>
-                <w14:ligatures w14:val="none"/>
-              </w:rPr>
-              <w:t>escolha</w:t>
-            </w:r>
-            <w:proofErr w:type="spellEnd"/>
-            <w:r>
-              <w:rPr>
-                <w:rFonts w:eastAsia="Times New Roman" w:cs="Noto Sans"/>
-                <w:kern w:val="0"/>
-                <w14:ligatures w14:val="none"/>
-              </w:rPr>
-              <w:t xml:space="preserve"> </w:t>
-            </w:r>
-            <w:proofErr w:type="spellStart"/>
-            <w:r>
-              <w:rPr>
-                <w:rFonts w:eastAsia="Times New Roman" w:cs="Noto Sans"/>
-                <w:kern w:val="0"/>
-                <w14:ligatures w14:val="none"/>
-              </w:rPr>
-              <w:t>única</w:t>
-            </w:r>
-            <w:proofErr w:type="spellEnd"/>
+              <w:t>Escala 1 a 5, escolha única</w:t>
+            </w:r>
           </w:p>
         </w:tc>
       </w:tr>
@@ -6927,25 +6069,7 @@
                 <w:kern w:val="0"/>
                 <w14:ligatures w14:val="none"/>
               </w:rPr>
-              <w:t xml:space="preserve">6. Interesse </w:t>
-            </w:r>
-            <w:proofErr w:type="spellStart"/>
-            <w:r>
-              <w:rPr>
-                <w:rFonts w:eastAsia="Times New Roman" w:cs="Noto Sans"/>
-                <w:kern w:val="0"/>
-                <w14:ligatures w14:val="none"/>
-              </w:rPr>
-              <w:t>na</w:t>
-            </w:r>
-            <w:proofErr w:type="spellEnd"/>
-            <w:r>
-              <w:rPr>
-                <w:rFonts w:eastAsia="Times New Roman" w:cs="Noto Sans"/>
-                <w:kern w:val="0"/>
-                <w14:ligatures w14:val="none"/>
-              </w:rPr>
-              <w:t xml:space="preserve"> app</w:t>
+              <w:t>6. Interesse na app</w:t>
             </w:r>
           </w:p>
         </w:tc>
@@ -7053,36 +6177,8 @@
                 <w:kern w:val="0"/>
                 <w14:ligatures w14:val="none"/>
               </w:rPr>
-              <w:t xml:space="preserve">Escala 1 a 5, </w:t>
-            </w:r>
-            <w:proofErr w:type="spellStart"/>
-            <w:r>
-              <w:rPr>
-                <w:rFonts w:eastAsia="Times New Roman" w:cs="Noto Sans"/>
-                <w:kern w:val="0"/>
-                <w14:ligatures w14:val="none"/>
-              </w:rPr>
-              <w:t>escolha</w:t>
-            </w:r>
-            <w:proofErr w:type="spellEnd"/>
-            <w:r>
-              <w:rPr>
-                <w:rFonts w:eastAsia="Times New Roman" w:cs="Noto Sans"/>
-                <w:kern w:val="0"/>
-                <w14:ligatures w14:val="none"/>
-              </w:rPr>
-              <w:t xml:space="preserve"> </w:t>
-            </w:r>
-            <w:proofErr w:type="spellStart"/>
-            <w:r>
-              <w:rPr>
-                <w:rFonts w:eastAsia="Times New Roman" w:cs="Noto Sans"/>
-                <w:kern w:val="0"/>
-                <w14:ligatures w14:val="none"/>
-              </w:rPr>
-              <w:t>única</w:t>
-            </w:r>
-            <w:proofErr w:type="spellEnd"/>
+              <w:t>Escala 1 a 5, escolha única</w:t>
+            </w:r>
           </w:p>
         </w:tc>
       </w:tr>
@@ -7119,18 +6215,8 @@
                 <w:kern w:val="0"/>
                 <w14:ligatures w14:val="none"/>
               </w:rPr>
-              <w:t>7. P</w:t>
-            </w:r>
-            <w:proofErr w:type="spellStart"/>
-            <w:r>
-              <w:rPr>
-                <w:rFonts w:eastAsia="Times New Roman" w:cs="Noto Sans"/>
-                <w:kern w:val="0"/>
-                <w14:ligatures w14:val="none"/>
-              </w:rPr>
-              <w:t>erfil</w:t>
-            </w:r>
-            <w:proofErr w:type="spellEnd"/>
+              <w:t>7. Perfil</w:t>
+            </w:r>
           </w:p>
         </w:tc>
         <w:tc>
@@ -7231,34 +6317,14 @@
                 <w14:ligatures w14:val="none"/>
               </w:rPr>
             </w:pPr>
-            <w:proofErr w:type="spellStart"/>
-            <w:r>
-              <w:rPr>
-                <w:rFonts w:eastAsia="Times New Roman" w:cs="Noto Sans"/>
-                <w:kern w:val="0"/>
-                <w14:ligatures w14:val="none"/>
-              </w:rPr>
-              <w:t>Escolha</w:t>
-            </w:r>
-            <w:proofErr w:type="spellEnd"/>
-            <w:r>
-              <w:rPr>
-                <w:rFonts w:eastAsia="Times New Roman" w:cs="Noto Sans"/>
-                <w:kern w:val="0"/>
-                <w14:ligatures w14:val="none"/>
-              </w:rPr>
-              <w:t xml:space="preserve"> </w:t>
-            </w:r>
-            <w:proofErr w:type="spellStart"/>
-            <w:r>
-              <w:rPr>
-                <w:rFonts w:eastAsia="Times New Roman" w:cs="Noto Sans"/>
-                <w:kern w:val="0"/>
-                <w14:ligatures w14:val="none"/>
-              </w:rPr>
-              <w:t>única</w:t>
-            </w:r>
-            <w:proofErr w:type="spellEnd"/>
+            <w:r>
+              <w:rPr>
+                <w:rFonts w:eastAsia="Times New Roman" w:cs="Noto Sans"/>
+                <w:kern w:val="0"/>
+                <w14:ligatures w14:val="none"/>
+              </w:rPr>
+              <w:t>Escolha única</w:t>
+            </w:r>
           </w:p>
         </w:tc>
       </w:tr>
@@ -7487,7 +6553,6 @@
                 <w14:ligatures w14:val="none"/>
               </w:rPr>
             </w:pPr>
-            <w:proofErr w:type="gramStart"/>
             <w:r>
               <w:rPr>
                 <w:rFonts w:eastAsia="Times New Roman" w:cs="Noto Sans"/>
@@ -7498,7 +6563,6 @@
               </w:rPr>
               <w:t>N.º</w:t>
             </w:r>
-            <w:proofErr w:type="gramEnd"/>
           </w:p>
         </w:tc>
         <w:tc>
@@ -7530,7 +6594,6 @@
                 <w14:ligatures w14:val="none"/>
               </w:rPr>
             </w:pPr>
-            <w:proofErr w:type="spellStart"/>
             <w:r>
               <w:rPr>
                 <w:rFonts w:eastAsia="Times New Roman" w:cs="Noto Sans"/>
@@ -7541,7 +6604,6 @@
               </w:rPr>
               <w:t>Pergunta</w:t>
             </w:r>
-            <w:proofErr w:type="spellEnd"/>
           </w:p>
         </w:tc>
         <w:tc>
@@ -7614,7 +6676,6 @@
                 <w14:ligatures w14:val="none"/>
               </w:rPr>
             </w:pPr>
-            <w:proofErr w:type="spellStart"/>
             <w:r>
               <w:rPr>
                 <w:rFonts w:eastAsia="Times New Roman" w:cs="Noto Sans"/>
@@ -7625,7 +6686,6 @@
               </w:rPr>
               <w:t>Opções</w:t>
             </w:r>
-            <w:proofErr w:type="spellEnd"/>
           </w:p>
         </w:tc>
       </w:tr>
@@ -7751,34 +6811,14 @@
                 <w14:ligatures w14:val="none"/>
               </w:rPr>
             </w:pPr>
-            <w:proofErr w:type="spellStart"/>
-            <w:r>
-              <w:rPr>
-                <w:rFonts w:eastAsia="Times New Roman" w:cs="Noto Sans"/>
-                <w:kern w:val="0"/>
-                <w14:ligatures w14:val="none"/>
-              </w:rPr>
-              <w:t>Escolha</w:t>
-            </w:r>
-            <w:proofErr w:type="spellEnd"/>
-            <w:r>
-              <w:rPr>
-                <w:rFonts w:eastAsia="Times New Roman" w:cs="Noto Sans"/>
-                <w:kern w:val="0"/>
-                <w14:ligatures w14:val="none"/>
-              </w:rPr>
-              <w:t xml:space="preserve"> </w:t>
-            </w:r>
-            <w:proofErr w:type="spellStart"/>
-            <w:r>
-              <w:rPr>
-                <w:rFonts w:eastAsia="Times New Roman" w:cs="Noto Sans"/>
-                <w:kern w:val="0"/>
-                <w14:ligatures w14:val="none"/>
-              </w:rPr>
-              <w:t>única</w:t>
-            </w:r>
-            <w:proofErr w:type="spellEnd"/>
+            <w:r>
+              <w:rPr>
+                <w:rFonts w:eastAsia="Times New Roman" w:cs="Noto Sans"/>
+                <w:kern w:val="0"/>
+                <w14:ligatures w14:val="none"/>
+              </w:rPr>
+              <w:t>Escolha única</w:t>
+            </w:r>
           </w:p>
         </w:tc>
         <w:tc>
@@ -7921,34 +6961,14 @@
                 <w14:ligatures w14:val="none"/>
               </w:rPr>
             </w:pPr>
-            <w:proofErr w:type="spellStart"/>
-            <w:r>
-              <w:rPr>
-                <w:rFonts w:eastAsia="Times New Roman" w:cs="Noto Sans"/>
-                <w:kern w:val="0"/>
-                <w14:ligatures w14:val="none"/>
-              </w:rPr>
-              <w:t>Escolha</w:t>
-            </w:r>
-            <w:proofErr w:type="spellEnd"/>
-            <w:r>
-              <w:rPr>
-                <w:rFonts w:eastAsia="Times New Roman" w:cs="Noto Sans"/>
-                <w:kern w:val="0"/>
-                <w14:ligatures w14:val="none"/>
-              </w:rPr>
-              <w:t xml:space="preserve"> </w:t>
-            </w:r>
-            <w:proofErr w:type="spellStart"/>
-            <w:r>
-              <w:rPr>
-                <w:rFonts w:eastAsia="Times New Roman" w:cs="Noto Sans"/>
-                <w:kern w:val="0"/>
-                <w14:ligatures w14:val="none"/>
-              </w:rPr>
-              <w:t>única</w:t>
-            </w:r>
-            <w:proofErr w:type="spellEnd"/>
+            <w:r>
+              <w:rPr>
+                <w:rFonts w:eastAsia="Times New Roman" w:cs="Noto Sans"/>
+                <w:kern w:val="0"/>
+                <w14:ligatures w14:val="none"/>
+              </w:rPr>
+              <w:t>Escolha única</w:t>
+            </w:r>
           </w:p>
         </w:tc>
         <w:tc>
@@ -8112,34 +7132,14 @@
                 <w14:ligatures w14:val="none"/>
               </w:rPr>
             </w:pPr>
-            <w:proofErr w:type="spellStart"/>
-            <w:r>
-              <w:rPr>
-                <w:rFonts w:eastAsia="Times New Roman" w:cs="Noto Sans"/>
-                <w:kern w:val="0"/>
-                <w14:ligatures w14:val="none"/>
-              </w:rPr>
-              <w:t>Escolha</w:t>
-            </w:r>
-            <w:proofErr w:type="spellEnd"/>
-            <w:r>
-              <w:rPr>
-                <w:rFonts w:eastAsia="Times New Roman" w:cs="Noto Sans"/>
-                <w:kern w:val="0"/>
-                <w14:ligatures w14:val="none"/>
-              </w:rPr>
-              <w:t xml:space="preserve"> </w:t>
-            </w:r>
-            <w:proofErr w:type="spellStart"/>
-            <w:r>
-              <w:rPr>
-                <w:rFonts w:eastAsia="Times New Roman" w:cs="Noto Sans"/>
-                <w:kern w:val="0"/>
-                <w14:ligatures w14:val="none"/>
-              </w:rPr>
-              <w:t>única</w:t>
-            </w:r>
-            <w:proofErr w:type="spellEnd"/>
+            <w:r>
+              <w:rPr>
+                <w:rFonts w:eastAsia="Times New Roman" w:cs="Noto Sans"/>
+                <w:kern w:val="0"/>
+                <w14:ligatures w14:val="none"/>
+              </w:rPr>
+              <w:t>Escolha única</w:t>
+            </w:r>
           </w:p>
         </w:tc>
         <w:tc>
@@ -8303,80 +7303,50 @@
                 <w14:ligatures w14:val="none"/>
               </w:rPr>
             </w:pPr>
-            <w:proofErr w:type="spellStart"/>
-            <w:r>
-              <w:rPr>
-                <w:rFonts w:eastAsia="Times New Roman" w:cs="Noto Sans"/>
-                <w:kern w:val="0"/>
-                <w14:ligatures w14:val="none"/>
-              </w:rPr>
-              <w:t>Escolha</w:t>
-            </w:r>
-            <w:proofErr w:type="spellEnd"/>
-            <w:r>
-              <w:rPr>
-                <w:rFonts w:eastAsia="Times New Roman" w:cs="Noto Sans"/>
-                <w:kern w:val="0"/>
-                <w14:ligatures w14:val="none"/>
-              </w:rPr>
-              <w:t xml:space="preserve"> </w:t>
-            </w:r>
-            <w:proofErr w:type="spellStart"/>
-            <w:r>
-              <w:rPr>
-                <w:rFonts w:eastAsia="Times New Roman" w:cs="Noto Sans"/>
-                <w:kern w:val="0"/>
-                <w14:ligatures w14:val="none"/>
-              </w:rPr>
-              <w:t>única</w:t>
-            </w:r>
-            <w:proofErr w:type="spellEnd"/>
-          </w:p>
-        </w:tc>
-        <w:tc>
-          <w:tcPr>
-            <w:tcW w:w="0" w:type="auto"/>
-            <w:tcBorders>
-              <w:top w:val="single" w:sz="6" w:space="0" w:color="auto"/>
-              <w:left w:val="single" w:sz="6" w:space="0" w:color="auto"/>
-              <w:bottom w:val="single" w:sz="6" w:space="0" w:color="auto"/>
-              <w:right w:val="single" w:sz="6" w:space="0" w:color="auto"/>
-            </w:tcBorders>
-            <w:tcMar>
-              <w:top w:w="60" w:type="dxa"/>
-              <w:left w:w="120" w:type="dxa"/>
-              <w:bottom w:w="60" w:type="dxa"/>
-              <w:right w:w="120" w:type="dxa"/>
-            </w:tcMar>
-            <w:hideMark/>
-          </w:tcPr>
-          <w:p>
-            <w:pPr>
-              <w:spacing w:after="0" w:line="240" w:lineRule="auto"/>
-              <w:rPr>
-                <w:rFonts w:eastAsia="Times New Roman" w:cs="Noto Sans"/>
-                <w:kern w:val="0"/>
-                <w14:ligatures w14:val="none"/>
-              </w:rPr>
-            </w:pPr>
-            <w:r>
-              <w:rPr>
-                <w:rFonts w:eastAsia="Times New Roman" w:cs="Noto Sans"/>
-                <w:kern w:val="0"/>
-                <w14:ligatures w14:val="none"/>
-              </w:rPr>
-              <w:t xml:space="preserve">Sim · </w:t>
-            </w:r>
-            <w:proofErr w:type="spellStart"/>
-            <w:r>
-              <w:rPr>
-                <w:rFonts w:eastAsia="Times New Roman" w:cs="Noto Sans"/>
-                <w:kern w:val="0"/>
-                <w14:ligatures w14:val="none"/>
-              </w:rPr>
-              <w:t>Não</w:t>
-            </w:r>
-            <w:proofErr w:type="spellEnd"/>
+            <w:r>
+              <w:rPr>
+                <w:rFonts w:eastAsia="Times New Roman" w:cs="Noto Sans"/>
+                <w:kern w:val="0"/>
+                <w14:ligatures w14:val="none"/>
+              </w:rPr>
+              <w:t>Escolha única</w:t>
+            </w:r>
+          </w:p>
+        </w:tc>
+        <w:tc>
+          <w:tcPr>
+            <w:tcW w:w="0" w:type="auto"/>
+            <w:tcBorders>
+              <w:top w:val="single" w:sz="6" w:space="0" w:color="auto"/>
+              <w:left w:val="single" w:sz="6" w:space="0" w:color="auto"/>
+              <w:bottom w:val="single" w:sz="6" w:space="0" w:color="auto"/>
+              <w:right w:val="single" w:sz="6" w:space="0" w:color="auto"/>
+            </w:tcBorders>
+            <w:tcMar>
+              <w:top w:w="60" w:type="dxa"/>
+              <w:left w:w="120" w:type="dxa"/>
+              <w:bottom w:w="60" w:type="dxa"/>
+              <w:right w:w="120" w:type="dxa"/>
+            </w:tcMar>
+            <w:hideMark/>
+          </w:tcPr>
+          <w:p>
+            <w:pPr>
+              <w:spacing w:after="0" w:line="240" w:lineRule="auto"/>
+              <w:rPr>
+                <w:rFonts w:eastAsia="Times New Roman" w:cs="Noto Sans"/>
+                <w:kern w:val="0"/>
+                <w14:ligatures w14:val="none"/>
+              </w:rPr>
+            </w:pPr>
+            <w:r>
+              <w:rPr>
+                <w:rFonts w:eastAsia="Times New Roman" w:cs="Noto Sans"/>
+                <w:kern w:val="0"/>
+                <w14:ligatures w14:val="none"/>
+              </w:rPr>
+              <w:t>Sim · Não</w:t>
+            </w:r>
           </w:p>
         </w:tc>
       </w:tr>
@@ -8481,80 +7451,50 @@
                 <w14:ligatures w14:val="none"/>
               </w:rPr>
             </w:pPr>
-            <w:proofErr w:type="spellStart"/>
-            <w:r>
-              <w:rPr>
-                <w:rFonts w:eastAsia="Times New Roman" w:cs="Noto Sans"/>
-                <w:kern w:val="0"/>
-                <w14:ligatures w14:val="none"/>
-              </w:rPr>
-              <w:t>Escolha</w:t>
-            </w:r>
-            <w:proofErr w:type="spellEnd"/>
-            <w:r>
-              <w:rPr>
-                <w:rFonts w:eastAsia="Times New Roman" w:cs="Noto Sans"/>
-                <w:kern w:val="0"/>
-                <w14:ligatures w14:val="none"/>
-              </w:rPr>
-              <w:t xml:space="preserve"> </w:t>
-            </w:r>
-            <w:proofErr w:type="spellStart"/>
-            <w:r>
-              <w:rPr>
-                <w:rFonts w:eastAsia="Times New Roman" w:cs="Noto Sans"/>
-                <w:kern w:val="0"/>
-                <w14:ligatures w14:val="none"/>
-              </w:rPr>
-              <w:t>única</w:t>
-            </w:r>
-            <w:proofErr w:type="spellEnd"/>
-          </w:p>
-        </w:tc>
-        <w:tc>
-          <w:tcPr>
-            <w:tcW w:w="0" w:type="auto"/>
-            <w:tcBorders>
-              <w:top w:val="single" w:sz="6" w:space="0" w:color="auto"/>
-              <w:left w:val="single" w:sz="6" w:space="0" w:color="auto"/>
-              <w:bottom w:val="single" w:sz="6" w:space="0" w:color="auto"/>
-              <w:right w:val="single" w:sz="6" w:space="0" w:color="auto"/>
-            </w:tcBorders>
-            <w:tcMar>
-              <w:top w:w="60" w:type="dxa"/>
-              <w:left w:w="120" w:type="dxa"/>
-              <w:bottom w:w="60" w:type="dxa"/>
-              <w:right w:w="120" w:type="dxa"/>
-            </w:tcMar>
-            <w:hideMark/>
-          </w:tcPr>
-          <w:p>
-            <w:pPr>
-              <w:spacing w:after="0" w:line="240" w:lineRule="auto"/>
-              <w:rPr>
-                <w:rFonts w:eastAsia="Times New Roman" w:cs="Noto Sans"/>
-                <w:kern w:val="0"/>
-                <w14:ligatures w14:val="none"/>
-              </w:rPr>
-            </w:pPr>
-            <w:r>
-              <w:rPr>
-                <w:rFonts w:eastAsia="Times New Roman" w:cs="Noto Sans"/>
-                <w:kern w:val="0"/>
-                <w14:ligatures w14:val="none"/>
-              </w:rPr>
-              <w:t xml:space="preserve">Sim · </w:t>
-            </w:r>
-            <w:proofErr w:type="spellStart"/>
-            <w:r>
-              <w:rPr>
-                <w:rFonts w:eastAsia="Times New Roman" w:cs="Noto Sans"/>
-                <w:kern w:val="0"/>
-                <w14:ligatures w14:val="none"/>
-              </w:rPr>
-              <w:t>Não</w:t>
-            </w:r>
-            <w:proofErr w:type="spellEnd"/>
+            <w:r>
+              <w:rPr>
+                <w:rFonts w:eastAsia="Times New Roman" w:cs="Noto Sans"/>
+                <w:kern w:val="0"/>
+                <w14:ligatures w14:val="none"/>
+              </w:rPr>
+              <w:t>Escolha única</w:t>
+            </w:r>
+          </w:p>
+        </w:tc>
+        <w:tc>
+          <w:tcPr>
+            <w:tcW w:w="0" w:type="auto"/>
+            <w:tcBorders>
+              <w:top w:val="single" w:sz="6" w:space="0" w:color="auto"/>
+              <w:left w:val="single" w:sz="6" w:space="0" w:color="auto"/>
+              <w:bottom w:val="single" w:sz="6" w:space="0" w:color="auto"/>
+              <w:right w:val="single" w:sz="6" w:space="0" w:color="auto"/>
+            </w:tcBorders>
+            <w:tcMar>
+              <w:top w:w="60" w:type="dxa"/>
+              <w:left w:w="120" w:type="dxa"/>
+              <w:bottom w:w="60" w:type="dxa"/>
+              <w:right w:w="120" w:type="dxa"/>
+            </w:tcMar>
+            <w:hideMark/>
+          </w:tcPr>
+          <w:p>
+            <w:pPr>
+              <w:spacing w:after="0" w:line="240" w:lineRule="auto"/>
+              <w:rPr>
+                <w:rFonts w:eastAsia="Times New Roman" w:cs="Noto Sans"/>
+                <w:kern w:val="0"/>
+                <w14:ligatures w14:val="none"/>
+              </w:rPr>
+            </w:pPr>
+            <w:r>
+              <w:rPr>
+                <w:rFonts w:eastAsia="Times New Roman" w:cs="Noto Sans"/>
+                <w:kern w:val="0"/>
+                <w14:ligatures w14:val="none"/>
+              </w:rPr>
+              <w:t>Sim · Não</w:t>
+            </w:r>
           </w:p>
         </w:tc>
       </w:tr>
@@ -8665,18 +7605,8 @@
                 <w:kern w:val="0"/>
                 <w14:ligatures w14:val="none"/>
               </w:rPr>
-              <w:t>Grelha Sim/</w:t>
-            </w:r>
-            <w:proofErr w:type="spellStart"/>
-            <w:r>
-              <w:rPr>
-                <w:rFonts w:eastAsia="Times New Roman" w:cs="Noto Sans"/>
-                <w:kern w:val="0"/>
-                <w14:ligatures w14:val="none"/>
-              </w:rPr>
-              <w:t>Não</w:t>
-            </w:r>
-            <w:proofErr w:type="spellEnd"/>
+              <w:t>Grelha Sim/Não</w:t>
+            </w:r>
           </w:p>
         </w:tc>
         <w:tc>
@@ -8761,6 +7691,7 @@
                 <w:kern w:val="0"/>
                 <w14:ligatures w14:val="none"/>
               </w:rPr>
+              <w:lastRenderedPageBreak/>
               <w:t>P7</w:t>
             </w:r>
           </w:p>
@@ -8806,61 +7737,7 @@
                 <w:kern w:val="0"/>
                 <w14:ligatures w14:val="none"/>
               </w:rPr>
-              <w:t xml:space="preserve">(1 = Nada </w:t>
-            </w:r>
-            <w:proofErr w:type="spellStart"/>
-            <w:r>
-              <w:rPr>
-                <w:rFonts w:eastAsia="Times New Roman" w:cs="Noto Sans"/>
-                <w:kern w:val="0"/>
-                <w14:ligatures w14:val="none"/>
-              </w:rPr>
-              <w:t>satisfeito</w:t>
-            </w:r>
-            <w:proofErr w:type="spellEnd"/>
-            <w:r>
-              <w:rPr>
-                <w:rFonts w:eastAsia="Times New Roman" w:cs="Noto Sans"/>
-                <w:kern w:val="0"/>
-                <w14:ligatures w14:val="none"/>
-              </w:rPr>
-              <w:t xml:space="preserve">, 5 = </w:t>
-            </w:r>
-            <w:proofErr w:type="spellStart"/>
-            <w:r>
-              <w:rPr>
-                <w:rFonts w:eastAsia="Times New Roman" w:cs="Noto Sans"/>
-                <w:kern w:val="0"/>
-                <w14:ligatures w14:val="none"/>
-              </w:rPr>
-              <w:t>Muito</w:t>
-            </w:r>
-            <w:proofErr w:type="spellEnd"/>
-            <w:r>
-              <w:rPr>
-                <w:rFonts w:eastAsia="Times New Roman" w:cs="Noto Sans"/>
-                <w:kern w:val="0"/>
-                <w14:ligatures w14:val="none"/>
-              </w:rPr>
-              <w:t xml:space="preserve"> </w:t>
-            </w:r>
-            <w:proofErr w:type="spellStart"/>
-            <w:r>
-              <w:rPr>
-                <w:rFonts w:eastAsia="Times New Roman" w:cs="Noto Sans"/>
-                <w:kern w:val="0"/>
-                <w14:ligatures w14:val="none"/>
-              </w:rPr>
-              <w:t>satisfeito</w:t>
-            </w:r>
-            <w:proofErr w:type="spellEnd"/>
-            <w:r>
-              <w:rPr>
-                <w:rFonts w:eastAsia="Times New Roman" w:cs="Noto Sans"/>
-                <w:kern w:val="0"/>
-                <w14:ligatures w14:val="none"/>
-              </w:rPr>
-              <w:t>)</w:t>
+              <w:t>(1 = Nada satisfeito, 5 = Muito satisfeito)</w:t>
             </w:r>
           </w:p>
         </w:tc>
@@ -9035,7 +7912,6 @@
                 <w14:ligatures w14:val="none"/>
               </w:rPr>
             </w:pPr>
-            <w:proofErr w:type="gramStart"/>
             <w:r>
               <w:rPr>
                 <w:rFonts w:eastAsia="Times New Roman" w:cs="Noto Sans"/>
@@ -9046,7 +7922,6 @@
               </w:rPr>
               <w:t>N.º</w:t>
             </w:r>
-            <w:proofErr w:type="gramEnd"/>
           </w:p>
         </w:tc>
         <w:tc>
@@ -9078,7 +7953,6 @@
                 <w14:ligatures w14:val="none"/>
               </w:rPr>
             </w:pPr>
-            <w:proofErr w:type="spellStart"/>
             <w:r>
               <w:rPr>
                 <w:rFonts w:eastAsia="Times New Roman" w:cs="Noto Sans"/>
@@ -9089,7 +7963,6 @@
               </w:rPr>
               <w:t>Pergunta</w:t>
             </w:r>
-            <w:proofErr w:type="spellEnd"/>
           </w:p>
         </w:tc>
         <w:tc>
@@ -9162,7 +8035,6 @@
                 <w14:ligatures w14:val="none"/>
               </w:rPr>
             </w:pPr>
-            <w:proofErr w:type="spellStart"/>
             <w:r>
               <w:rPr>
                 <w:rFonts w:eastAsia="Times New Roman" w:cs="Noto Sans"/>
@@ -9173,7 +8045,6 @@
               </w:rPr>
               <w:t>Opções</w:t>
             </w:r>
-            <w:proofErr w:type="spellEnd"/>
           </w:p>
         </w:tc>
       </w:tr>
@@ -9255,61 +8126,7 @@
                 <w:kern w:val="0"/>
                 <w14:ligatures w14:val="none"/>
               </w:rPr>
-              <w:t xml:space="preserve">(1 = Nada </w:t>
-            </w:r>
-            <w:proofErr w:type="spellStart"/>
-            <w:r>
-              <w:rPr>
-                <w:rFonts w:eastAsia="Times New Roman" w:cs="Noto Sans"/>
-                <w:kern w:val="0"/>
-                <w14:ligatures w14:val="none"/>
-              </w:rPr>
-              <w:t>importante</w:t>
-            </w:r>
-            <w:proofErr w:type="spellEnd"/>
-            <w:r>
-              <w:rPr>
-                <w:rFonts w:eastAsia="Times New Roman" w:cs="Noto Sans"/>
-                <w:kern w:val="0"/>
-                <w14:ligatures w14:val="none"/>
-              </w:rPr>
-              <w:t xml:space="preserve">, 5 = </w:t>
-            </w:r>
-            <w:proofErr w:type="spellStart"/>
-            <w:r>
-              <w:rPr>
-                <w:rFonts w:eastAsia="Times New Roman" w:cs="Noto Sans"/>
-                <w:kern w:val="0"/>
-                <w14:ligatures w14:val="none"/>
-              </w:rPr>
-              <w:t>Muito</w:t>
-            </w:r>
-            <w:proofErr w:type="spellEnd"/>
-            <w:r>
-              <w:rPr>
-                <w:rFonts w:eastAsia="Times New Roman" w:cs="Noto Sans"/>
-                <w:kern w:val="0"/>
-                <w14:ligatures w14:val="none"/>
-              </w:rPr>
-              <w:t xml:space="preserve"> </w:t>
-            </w:r>
-            <w:proofErr w:type="spellStart"/>
-            <w:r>
-              <w:rPr>
-                <w:rFonts w:eastAsia="Times New Roman" w:cs="Noto Sans"/>
-                <w:kern w:val="0"/>
-                <w14:ligatures w14:val="none"/>
-              </w:rPr>
-              <w:t>importante</w:t>
-            </w:r>
-            <w:proofErr w:type="spellEnd"/>
-            <w:r>
-              <w:rPr>
-                <w:rFonts w:eastAsia="Times New Roman" w:cs="Noto Sans"/>
-                <w:kern w:val="0"/>
-                <w14:ligatures w14:val="none"/>
-              </w:rPr>
-              <w:t>)</w:t>
+              <w:t>(1 = Nada importante, 5 = Muito importante)</w:t>
             </w:r>
           </w:p>
         </w:tc>
@@ -9470,119 +8287,15 @@
           <w:lang w:val="pt-PT"/>
           <w14:ligatures w14:val="none"/>
         </w:rPr>
-        <w:t xml:space="preserve">Chegou </w:t>
+        <w:t xml:space="preserve">Chegou a altura de lhe apresentarmos a GrowNear: a app que estamos a desenvolver para ligar pequenos produtores com excedentes da horta, do pomar ou do galinheiro a quem quer comprar produtos locais. O comprador vê num mapa o que está disponível perto de si, reserva na app e vai buscar a encomenda a casa do produtor ou a um ponto de recolha (por exemplo, um café ou uma mercearia). </w:t>
       </w:r>
-      <w:proofErr w:type="gramStart"/>
-      <w:r>
-        <w:rPr>
-          <w:rFonts w:eastAsia="Times New Roman" w:cs="Noto Sans"/>
-          <w:kern w:val="0"/>
-          <w:lang w:val="pt-PT"/>
-          <w14:ligatures w14:val="none"/>
-        </w:rPr>
-        <w:t>a</w:t>
-      </w:r>
-      <w:proofErr w:type="gramEnd"/>
-      <w:r>
-        <w:rPr>
-          <w:rFonts w:eastAsia="Times New Roman" w:cs="Noto Sans"/>
-          <w:kern w:val="0"/>
-          <w:lang w:val="pt-PT"/>
-          <w14:ligatures w14:val="none"/>
-        </w:rPr>
-        <w:t xml:space="preserve"> altura de lhe apresentarmos a </w:t>
-      </w:r>
-      <w:proofErr w:type="spellStart"/>
-      <w:r>
-        <w:rPr>
-          <w:rFonts w:eastAsia="Times New Roman" w:cs="Noto Sans"/>
-          <w:kern w:val="0"/>
-          <w:lang w:val="pt-PT"/>
-          <w14:ligatures w14:val="none"/>
-        </w:rPr>
-        <w:t>GrowNear</w:t>
-      </w:r>
-      <w:proofErr w:type="spellEnd"/>
-      <w:r>
-        <w:rPr>
-          <w:rFonts w:eastAsia="Times New Roman" w:cs="Noto Sans"/>
-          <w:kern w:val="0"/>
-          <w:lang w:val="pt-PT"/>
-          <w14:ligatures w14:val="none"/>
-        </w:rPr>
-        <w:t xml:space="preserve">: a app que estamos a desenvolver para ligar pequenos produtores com excedentes da horta, do pomar ou do galinheiro a quem quer comprar produtos locais. O comprador vê num mapa o que está disponível perto de si, reserva na app e vai buscar a encomenda a casa do produtor ou a um ponto de recolha (por exemplo, um café ou uma mercearia). </w:t>
-      </w:r>
-      <w:proofErr w:type="spellStart"/>
       <w:r>
         <w:rPr>
           <w:rFonts w:eastAsia="Times New Roman" w:cs="Noto Sans"/>
           <w:kern w:val="0"/>
           <w14:ligatures w14:val="none"/>
         </w:rPr>
-        <w:t>Não</w:t>
-      </w:r>
-      <w:proofErr w:type="spellEnd"/>
-      <w:r>
-        <w:rPr>
-          <w:rFonts w:eastAsia="Times New Roman" w:cs="Noto Sans"/>
-          <w:kern w:val="0"/>
-          <w14:ligatures w14:val="none"/>
-        </w:rPr>
-        <w:t xml:space="preserve"> </w:t>
-      </w:r>
-      <w:proofErr w:type="spellStart"/>
-      <w:r>
-        <w:rPr>
-          <w:rFonts w:eastAsia="Times New Roman" w:cs="Noto Sans"/>
-          <w:kern w:val="0"/>
-          <w14:ligatures w14:val="none"/>
-        </w:rPr>
-        <w:t>há</w:t>
-      </w:r>
-      <w:proofErr w:type="spellEnd"/>
-      <w:r>
-        <w:rPr>
-          <w:rFonts w:eastAsia="Times New Roman" w:cs="Noto Sans"/>
-          <w:kern w:val="0"/>
-          <w14:ligatures w14:val="none"/>
-        </w:rPr>
-        <w:t xml:space="preserve"> </w:t>
-      </w:r>
-      <w:proofErr w:type="spellStart"/>
-      <w:r>
-        <w:rPr>
-          <w:rFonts w:eastAsia="Times New Roman" w:cs="Noto Sans"/>
-          <w:kern w:val="0"/>
-          <w14:ligatures w14:val="none"/>
-        </w:rPr>
-        <w:t>entrega</w:t>
-      </w:r>
-      <w:proofErr w:type="spellEnd"/>
-      <w:r>
-        <w:rPr>
-          <w:rFonts w:eastAsia="Times New Roman" w:cs="Noto Sans"/>
-          <w:kern w:val="0"/>
-          <w14:ligatures w14:val="none"/>
-        </w:rPr>
-        <w:t xml:space="preserve"> </w:t>
-      </w:r>
-      <w:proofErr w:type="spellStart"/>
-      <w:r>
-        <w:rPr>
-          <w:rFonts w:eastAsia="Times New Roman" w:cs="Noto Sans"/>
-          <w:kern w:val="0"/>
-          <w14:ligatures w14:val="none"/>
-        </w:rPr>
-        <w:t>ao</w:t>
-      </w:r>
-      <w:proofErr w:type="spellEnd"/>
-      <w:r>
-        <w:rPr>
-          <w:rFonts w:eastAsia="Times New Roman" w:cs="Noto Sans"/>
-          <w:kern w:val="0"/>
-          <w14:ligatures w14:val="none"/>
-        </w:rPr>
-        <w:t xml:space="preserve"> domicílio.</w:t>
+        <w:t>Não há entrega ao domicílio.</w:t>
       </w:r>
     </w:p>
     <w:p>
@@ -9644,7 +8357,6 @@
                 <w14:ligatures w14:val="none"/>
               </w:rPr>
             </w:pPr>
-            <w:proofErr w:type="gramStart"/>
             <w:r>
               <w:rPr>
                 <w:rFonts w:eastAsia="Times New Roman" w:cs="Noto Sans"/>
@@ -9655,7 +8367,6 @@
               </w:rPr>
               <w:t>N.º</w:t>
             </w:r>
-            <w:proofErr w:type="gramEnd"/>
           </w:p>
         </w:tc>
         <w:tc>
@@ -9687,7 +8398,6 @@
                 <w14:ligatures w14:val="none"/>
               </w:rPr>
             </w:pPr>
-            <w:proofErr w:type="spellStart"/>
             <w:r>
               <w:rPr>
                 <w:rFonts w:eastAsia="Times New Roman" w:cs="Noto Sans"/>
@@ -9698,7 +8408,6 @@
               </w:rPr>
               <w:t>Pergunta</w:t>
             </w:r>
-            <w:proofErr w:type="spellEnd"/>
           </w:p>
         </w:tc>
         <w:tc>
@@ -9771,7 +8480,6 @@
                 <w14:ligatures w14:val="none"/>
               </w:rPr>
             </w:pPr>
-            <w:proofErr w:type="spellStart"/>
             <w:r>
               <w:rPr>
                 <w:rFonts w:eastAsia="Times New Roman" w:cs="Noto Sans"/>
@@ -9782,7 +8490,6 @@
               </w:rPr>
               <w:t>Opções</w:t>
             </w:r>
-            <w:proofErr w:type="spellEnd"/>
           </w:p>
         </w:tc>
       </w:tr>
@@ -9908,34 +8615,14 @@
                 <w14:ligatures w14:val="none"/>
               </w:rPr>
             </w:pPr>
-            <w:proofErr w:type="spellStart"/>
-            <w:r>
-              <w:rPr>
-                <w:rFonts w:eastAsia="Times New Roman" w:cs="Noto Sans"/>
-                <w:kern w:val="0"/>
-                <w14:ligatures w14:val="none"/>
-              </w:rPr>
-              <w:t>Escolha</w:t>
-            </w:r>
-            <w:proofErr w:type="spellEnd"/>
-            <w:r>
-              <w:rPr>
-                <w:rFonts w:eastAsia="Times New Roman" w:cs="Noto Sans"/>
-                <w:kern w:val="0"/>
-                <w14:ligatures w14:val="none"/>
-              </w:rPr>
-              <w:t xml:space="preserve"> </w:t>
-            </w:r>
-            <w:proofErr w:type="spellStart"/>
-            <w:r>
-              <w:rPr>
-                <w:rFonts w:eastAsia="Times New Roman" w:cs="Noto Sans"/>
-                <w:kern w:val="0"/>
-                <w14:ligatures w14:val="none"/>
-              </w:rPr>
-              <w:t>única</w:t>
-            </w:r>
-            <w:proofErr w:type="spellEnd"/>
+            <w:r>
+              <w:rPr>
+                <w:rFonts w:eastAsia="Times New Roman" w:cs="Noto Sans"/>
+                <w:kern w:val="0"/>
+                <w14:ligatures w14:val="none"/>
+              </w:rPr>
+              <w:t>Escolha única</w:t>
+            </w:r>
           </w:p>
         </w:tc>
         <w:tc>
@@ -10078,34 +8765,14 @@
                 <w14:ligatures w14:val="none"/>
               </w:rPr>
             </w:pPr>
-            <w:proofErr w:type="spellStart"/>
-            <w:r>
-              <w:rPr>
-                <w:rFonts w:eastAsia="Times New Roman" w:cs="Noto Sans"/>
-                <w:kern w:val="0"/>
-                <w14:ligatures w14:val="none"/>
-              </w:rPr>
-              <w:t>Escolha</w:t>
-            </w:r>
-            <w:proofErr w:type="spellEnd"/>
-            <w:r>
-              <w:rPr>
-                <w:rFonts w:eastAsia="Times New Roman" w:cs="Noto Sans"/>
-                <w:kern w:val="0"/>
-                <w14:ligatures w14:val="none"/>
-              </w:rPr>
-              <w:t xml:space="preserve"> </w:t>
-            </w:r>
-            <w:proofErr w:type="spellStart"/>
-            <w:r>
-              <w:rPr>
-                <w:rFonts w:eastAsia="Times New Roman" w:cs="Noto Sans"/>
-                <w:kern w:val="0"/>
-                <w14:ligatures w14:val="none"/>
-              </w:rPr>
-              <w:t>única</w:t>
-            </w:r>
-            <w:proofErr w:type="spellEnd"/>
+            <w:r>
+              <w:rPr>
+                <w:rFonts w:eastAsia="Times New Roman" w:cs="Noto Sans"/>
+                <w:kern w:val="0"/>
+                <w14:ligatures w14:val="none"/>
+              </w:rPr>
+              <w:t>Escolha única</w:t>
+            </w:r>
           </w:p>
         </w:tc>
         <w:tc>
@@ -10190,6 +8857,7 @@
                 <w:kern w:val="0"/>
                 <w14:ligatures w14:val="none"/>
               </w:rPr>
+              <w:lastRenderedPageBreak/>
               <w:t>P11</w:t>
             </w:r>
           </w:p>
@@ -10258,34 +8926,14 @@
                 <w14:ligatures w14:val="none"/>
               </w:rPr>
             </w:pPr>
-            <w:proofErr w:type="spellStart"/>
-            <w:r>
-              <w:rPr>
-                <w:rFonts w:eastAsia="Times New Roman" w:cs="Noto Sans"/>
-                <w:kern w:val="0"/>
-                <w14:ligatures w14:val="none"/>
-              </w:rPr>
-              <w:t>Escolha</w:t>
-            </w:r>
-            <w:proofErr w:type="spellEnd"/>
-            <w:r>
-              <w:rPr>
-                <w:rFonts w:eastAsia="Times New Roman" w:cs="Noto Sans"/>
-                <w:kern w:val="0"/>
-                <w14:ligatures w14:val="none"/>
-              </w:rPr>
-              <w:t xml:space="preserve"> </w:t>
-            </w:r>
-            <w:proofErr w:type="spellStart"/>
-            <w:r>
-              <w:rPr>
-                <w:rFonts w:eastAsia="Times New Roman" w:cs="Noto Sans"/>
-                <w:kern w:val="0"/>
-                <w14:ligatures w14:val="none"/>
-              </w:rPr>
-              <w:t>única</w:t>
-            </w:r>
-            <w:proofErr w:type="spellEnd"/>
+            <w:r>
+              <w:rPr>
+                <w:rFonts w:eastAsia="Times New Roman" w:cs="Noto Sans"/>
+                <w:kern w:val="0"/>
+                <w14:ligatures w14:val="none"/>
+              </w:rPr>
+              <w:t>Escolha única</w:t>
+            </w:r>
           </w:p>
         </w:tc>
         <w:tc>
@@ -10419,7 +9067,6 @@
                 <w14:ligatures w14:val="none"/>
               </w:rPr>
             </w:pPr>
-            <w:proofErr w:type="gramStart"/>
             <w:r>
               <w:rPr>
                 <w:rFonts w:eastAsia="Times New Roman" w:cs="Noto Sans"/>
@@ -10430,7 +9077,6 @@
               </w:rPr>
               <w:t>N.º</w:t>
             </w:r>
-            <w:proofErr w:type="gramEnd"/>
           </w:p>
         </w:tc>
         <w:tc>
@@ -10462,7 +9108,6 @@
                 <w14:ligatures w14:val="none"/>
               </w:rPr>
             </w:pPr>
-            <w:proofErr w:type="spellStart"/>
             <w:r>
               <w:rPr>
                 <w:rFonts w:eastAsia="Times New Roman" w:cs="Noto Sans"/>
@@ -10473,7 +9118,6 @@
               </w:rPr>
               <w:t>Pergunta</w:t>
             </w:r>
-            <w:proofErr w:type="spellEnd"/>
           </w:p>
         </w:tc>
         <w:tc>
@@ -10546,7 +9190,6 @@
                 <w14:ligatures w14:val="none"/>
               </w:rPr>
             </w:pPr>
-            <w:proofErr w:type="spellStart"/>
             <w:r>
               <w:rPr>
                 <w:rFonts w:eastAsia="Times New Roman" w:cs="Noto Sans"/>
@@ -10557,7 +9200,6 @@
               </w:rPr>
               <w:t>Opções</w:t>
             </w:r>
-            <w:proofErr w:type="spellEnd"/>
           </w:p>
         </w:tc>
       </w:tr>
@@ -10683,34 +9325,14 @@
                 <w14:ligatures w14:val="none"/>
               </w:rPr>
             </w:pPr>
-            <w:proofErr w:type="spellStart"/>
-            <w:r>
-              <w:rPr>
-                <w:rFonts w:eastAsia="Times New Roman" w:cs="Noto Sans"/>
-                <w:kern w:val="0"/>
-                <w14:ligatures w14:val="none"/>
-              </w:rPr>
-              <w:t>Escolha</w:t>
-            </w:r>
-            <w:proofErr w:type="spellEnd"/>
-            <w:r>
-              <w:rPr>
-                <w:rFonts w:eastAsia="Times New Roman" w:cs="Noto Sans"/>
-                <w:kern w:val="0"/>
-                <w14:ligatures w14:val="none"/>
-              </w:rPr>
-              <w:t xml:space="preserve"> </w:t>
-            </w:r>
-            <w:proofErr w:type="spellStart"/>
-            <w:r>
-              <w:rPr>
-                <w:rFonts w:eastAsia="Times New Roman" w:cs="Noto Sans"/>
-                <w:kern w:val="0"/>
-                <w14:ligatures w14:val="none"/>
-              </w:rPr>
-              <w:t>única</w:t>
-            </w:r>
-            <w:proofErr w:type="spellEnd"/>
+            <w:r>
+              <w:rPr>
+                <w:rFonts w:eastAsia="Times New Roman" w:cs="Noto Sans"/>
+                <w:kern w:val="0"/>
+                <w14:ligatures w14:val="none"/>
+              </w:rPr>
+              <w:t>Escolha única</w:t>
+            </w:r>
           </w:p>
         </w:tc>
         <w:tc>
@@ -10821,100 +9443,44 @@
                 <w:kern w:val="0"/>
                 <w14:ligatures w14:val="none"/>
               </w:rPr>
-              <w:t xml:space="preserve">Como </w:t>
-            </w:r>
-            <w:proofErr w:type="spellStart"/>
-            <w:r>
-              <w:rPr>
-                <w:rFonts w:eastAsia="Times New Roman" w:cs="Noto Sans"/>
-                <w:kern w:val="0"/>
-                <w14:ligatures w14:val="none"/>
-              </w:rPr>
-              <w:t>preferia</w:t>
-            </w:r>
-            <w:proofErr w:type="spellEnd"/>
-            <w:r>
-              <w:rPr>
-                <w:rFonts w:eastAsia="Times New Roman" w:cs="Noto Sans"/>
-                <w:kern w:val="0"/>
-                <w14:ligatures w14:val="none"/>
-              </w:rPr>
-              <w:t xml:space="preserve"> </w:t>
-            </w:r>
-            <w:proofErr w:type="spellStart"/>
-            <w:r>
-              <w:rPr>
-                <w:rFonts w:eastAsia="Times New Roman" w:cs="Noto Sans"/>
-                <w:kern w:val="0"/>
-                <w14:ligatures w14:val="none"/>
-              </w:rPr>
-              <w:t>pagar</w:t>
-            </w:r>
-            <w:proofErr w:type="spellEnd"/>
-            <w:r>
-              <w:rPr>
-                <w:rFonts w:eastAsia="Times New Roman" w:cs="Noto Sans"/>
-                <w:kern w:val="0"/>
-                <w14:ligatures w14:val="none"/>
-              </w:rPr>
-              <w:t>?</w:t>
-            </w:r>
-          </w:p>
-        </w:tc>
-        <w:tc>
-          <w:tcPr>
-            <w:tcW w:w="0" w:type="auto"/>
-            <w:tcBorders>
-              <w:top w:val="single" w:sz="6" w:space="0" w:color="auto"/>
-              <w:left w:val="single" w:sz="6" w:space="0" w:color="auto"/>
-              <w:bottom w:val="single" w:sz="6" w:space="0" w:color="auto"/>
-              <w:right w:val="single" w:sz="6" w:space="0" w:color="auto"/>
-            </w:tcBorders>
-            <w:tcMar>
-              <w:top w:w="60" w:type="dxa"/>
-              <w:left w:w="120" w:type="dxa"/>
-              <w:bottom w:w="60" w:type="dxa"/>
-              <w:right w:w="120" w:type="dxa"/>
-            </w:tcMar>
-            <w:hideMark/>
-          </w:tcPr>
-          <w:p>
-            <w:pPr>
-              <w:spacing w:after="0" w:line="240" w:lineRule="auto"/>
-              <w:rPr>
-                <w:rFonts w:eastAsia="Times New Roman" w:cs="Noto Sans"/>
-                <w:kern w:val="0"/>
-                <w14:ligatures w14:val="none"/>
-              </w:rPr>
-            </w:pPr>
-            <w:proofErr w:type="spellStart"/>
-            <w:r>
-              <w:rPr>
-                <w:rFonts w:eastAsia="Times New Roman" w:cs="Noto Sans"/>
-                <w:kern w:val="0"/>
-                <w14:ligatures w14:val="none"/>
-              </w:rPr>
-              <w:t>Escolha</w:t>
-            </w:r>
-            <w:proofErr w:type="spellEnd"/>
-            <w:r>
-              <w:rPr>
-                <w:rFonts w:eastAsia="Times New Roman" w:cs="Noto Sans"/>
-                <w:kern w:val="0"/>
-                <w14:ligatures w14:val="none"/>
-              </w:rPr>
-              <w:t xml:space="preserve"> </w:t>
-            </w:r>
-            <w:proofErr w:type="spellStart"/>
-            <w:r>
-              <w:rPr>
-                <w:rFonts w:eastAsia="Times New Roman" w:cs="Noto Sans"/>
-                <w:kern w:val="0"/>
-                <w14:ligatures w14:val="none"/>
-              </w:rPr>
-              <w:t>única</w:t>
-            </w:r>
-            <w:proofErr w:type="spellEnd"/>
+              <w:t>Como preferia pagar?</w:t>
+            </w:r>
+          </w:p>
+        </w:tc>
+        <w:tc>
+          <w:tcPr>
+            <w:tcW w:w="0" w:type="auto"/>
+            <w:tcBorders>
+              <w:top w:val="single" w:sz="6" w:space="0" w:color="auto"/>
+              <w:left w:val="single" w:sz="6" w:space="0" w:color="auto"/>
+              <w:bottom w:val="single" w:sz="6" w:space="0" w:color="auto"/>
+              <w:right w:val="single" w:sz="6" w:space="0" w:color="auto"/>
+            </w:tcBorders>
+            <w:tcMar>
+              <w:top w:w="60" w:type="dxa"/>
+              <w:left w:w="120" w:type="dxa"/>
+              <w:bottom w:w="60" w:type="dxa"/>
+              <w:right w:w="120" w:type="dxa"/>
+            </w:tcMar>
+            <w:hideMark/>
+          </w:tcPr>
+          <w:p>
+            <w:pPr>
+              <w:spacing w:after="0" w:line="240" w:lineRule="auto"/>
+              <w:rPr>
+                <w:rFonts w:eastAsia="Times New Roman" w:cs="Noto Sans"/>
+                <w:kern w:val="0"/>
+                <w14:ligatures w14:val="none"/>
+              </w:rPr>
+            </w:pPr>
+            <w:r>
+              <w:rPr>
+                <w:rFonts w:eastAsia="Times New Roman" w:cs="Noto Sans"/>
+                <w:kern w:val="0"/>
+                <w14:ligatures w14:val="none"/>
+              </w:rPr>
+              <w:t>Escolha única</w:t>
+            </w:r>
           </w:p>
         </w:tc>
         <w:tc>
@@ -11057,80 +9623,50 @@
                 <w14:ligatures w14:val="none"/>
               </w:rPr>
             </w:pPr>
-            <w:proofErr w:type="spellStart"/>
-            <w:r>
-              <w:rPr>
-                <w:rFonts w:eastAsia="Times New Roman" w:cs="Noto Sans"/>
-                <w:kern w:val="0"/>
-                <w14:ligatures w14:val="none"/>
-              </w:rPr>
-              <w:t>Escolha</w:t>
-            </w:r>
-            <w:proofErr w:type="spellEnd"/>
-            <w:r>
-              <w:rPr>
-                <w:rFonts w:eastAsia="Times New Roman" w:cs="Noto Sans"/>
-                <w:kern w:val="0"/>
-                <w14:ligatures w14:val="none"/>
-              </w:rPr>
-              <w:t xml:space="preserve"> </w:t>
-            </w:r>
-            <w:proofErr w:type="spellStart"/>
-            <w:r>
-              <w:rPr>
-                <w:rFonts w:eastAsia="Times New Roman" w:cs="Noto Sans"/>
-                <w:kern w:val="0"/>
-                <w14:ligatures w14:val="none"/>
-              </w:rPr>
-              <w:t>única</w:t>
-            </w:r>
-            <w:proofErr w:type="spellEnd"/>
-          </w:p>
-        </w:tc>
-        <w:tc>
-          <w:tcPr>
-            <w:tcW w:w="0" w:type="auto"/>
-            <w:tcBorders>
-              <w:top w:val="single" w:sz="6" w:space="0" w:color="auto"/>
-              <w:left w:val="single" w:sz="6" w:space="0" w:color="auto"/>
-              <w:bottom w:val="single" w:sz="6" w:space="0" w:color="auto"/>
-              <w:right w:val="single" w:sz="6" w:space="0" w:color="auto"/>
-            </w:tcBorders>
-            <w:tcMar>
-              <w:top w:w="60" w:type="dxa"/>
-              <w:left w:w="120" w:type="dxa"/>
-              <w:bottom w:w="60" w:type="dxa"/>
-              <w:right w:w="120" w:type="dxa"/>
-            </w:tcMar>
-            <w:hideMark/>
-          </w:tcPr>
-          <w:p>
-            <w:pPr>
-              <w:spacing w:after="0" w:line="240" w:lineRule="auto"/>
-              <w:rPr>
-                <w:rFonts w:eastAsia="Times New Roman" w:cs="Noto Sans"/>
-                <w:kern w:val="0"/>
-                <w14:ligatures w14:val="none"/>
-              </w:rPr>
-            </w:pPr>
-            <w:r>
-              <w:rPr>
-                <w:rFonts w:eastAsia="Times New Roman" w:cs="Noto Sans"/>
-                <w:kern w:val="0"/>
-                <w14:ligatures w14:val="none"/>
-              </w:rPr>
-              <w:t xml:space="preserve">Sim · </w:t>
-            </w:r>
-            <w:proofErr w:type="spellStart"/>
-            <w:r>
-              <w:rPr>
-                <w:rFonts w:eastAsia="Times New Roman" w:cs="Noto Sans"/>
-                <w:kern w:val="0"/>
-                <w14:ligatures w14:val="none"/>
-              </w:rPr>
-              <w:t>Não</w:t>
-            </w:r>
-            <w:proofErr w:type="spellEnd"/>
+            <w:r>
+              <w:rPr>
+                <w:rFonts w:eastAsia="Times New Roman" w:cs="Noto Sans"/>
+                <w:kern w:val="0"/>
+                <w14:ligatures w14:val="none"/>
+              </w:rPr>
+              <w:t>Escolha única</w:t>
+            </w:r>
+          </w:p>
+        </w:tc>
+        <w:tc>
+          <w:tcPr>
+            <w:tcW w:w="0" w:type="auto"/>
+            <w:tcBorders>
+              <w:top w:val="single" w:sz="6" w:space="0" w:color="auto"/>
+              <w:left w:val="single" w:sz="6" w:space="0" w:color="auto"/>
+              <w:bottom w:val="single" w:sz="6" w:space="0" w:color="auto"/>
+              <w:right w:val="single" w:sz="6" w:space="0" w:color="auto"/>
+            </w:tcBorders>
+            <w:tcMar>
+              <w:top w:w="60" w:type="dxa"/>
+              <w:left w:w="120" w:type="dxa"/>
+              <w:bottom w:w="60" w:type="dxa"/>
+              <w:right w:w="120" w:type="dxa"/>
+            </w:tcMar>
+            <w:hideMark/>
+          </w:tcPr>
+          <w:p>
+            <w:pPr>
+              <w:spacing w:after="0" w:line="240" w:lineRule="auto"/>
+              <w:rPr>
+                <w:rFonts w:eastAsia="Times New Roman" w:cs="Noto Sans"/>
+                <w:kern w:val="0"/>
+                <w14:ligatures w14:val="none"/>
+              </w:rPr>
+            </w:pPr>
+            <w:r>
+              <w:rPr>
+                <w:rFonts w:eastAsia="Times New Roman" w:cs="Noto Sans"/>
+                <w:kern w:val="0"/>
+                <w14:ligatures w14:val="none"/>
+              </w:rPr>
+              <w:t>Sim · Não</w:t>
+            </w:r>
           </w:p>
         </w:tc>
       </w:tr>
@@ -11212,79 +9748,7 @@
                 <w:kern w:val="0"/>
                 <w14:ligatures w14:val="none"/>
               </w:rPr>
-              <w:t xml:space="preserve">(1 = </w:t>
-            </w:r>
-            <w:proofErr w:type="spellStart"/>
-            <w:r>
-              <w:rPr>
-                <w:rFonts w:eastAsia="Times New Roman" w:cs="Noto Sans"/>
-                <w:kern w:val="0"/>
-                <w14:ligatures w14:val="none"/>
-              </w:rPr>
-              <w:t>Discordo</w:t>
-            </w:r>
-            <w:proofErr w:type="spellEnd"/>
-            <w:r>
-              <w:rPr>
-                <w:rFonts w:eastAsia="Times New Roman" w:cs="Noto Sans"/>
-                <w:kern w:val="0"/>
-                <w14:ligatures w14:val="none"/>
-              </w:rPr>
-              <w:t xml:space="preserve"> </w:t>
-            </w:r>
-            <w:proofErr w:type="spellStart"/>
-            <w:r>
-              <w:rPr>
-                <w:rFonts w:eastAsia="Times New Roman" w:cs="Noto Sans"/>
-                <w:kern w:val="0"/>
-                <w14:ligatures w14:val="none"/>
-              </w:rPr>
-              <w:t>totalmente</w:t>
-            </w:r>
-            <w:proofErr w:type="spellEnd"/>
-            <w:r>
-              <w:rPr>
-                <w:rFonts w:eastAsia="Times New Roman" w:cs="Noto Sans"/>
-                <w:kern w:val="0"/>
-                <w14:ligatures w14:val="none"/>
-              </w:rPr>
-              <w:t xml:space="preserve">, 5 = </w:t>
-            </w:r>
-            <w:proofErr w:type="spellStart"/>
-            <w:r>
-              <w:rPr>
-                <w:rFonts w:eastAsia="Times New Roman" w:cs="Noto Sans"/>
-                <w:kern w:val="0"/>
-                <w14:ligatures w14:val="none"/>
-              </w:rPr>
-              <w:t>Concordo</w:t>
-            </w:r>
-            <w:proofErr w:type="spellEnd"/>
-            <w:r>
-              <w:rPr>
-                <w:rFonts w:eastAsia="Times New Roman" w:cs="Noto Sans"/>
-                <w:kern w:val="0"/>
-                <w14:ligatures w14:val="none"/>
-              </w:rPr>
-              <w:t xml:space="preserve"> </w:t>
-            </w:r>
-            <w:proofErr w:type="spellStart"/>
-            <w:r>
-              <w:rPr>
-                <w:rFonts w:eastAsia="Times New Roman" w:cs="Noto Sans"/>
-                <w:kern w:val="0"/>
-                <w14:ligatures w14:val="none"/>
-              </w:rPr>
-              <w:t>totalmente</w:t>
-            </w:r>
-            <w:proofErr w:type="spellEnd"/>
-            <w:r>
-              <w:rPr>
-                <w:rFonts w:eastAsia="Times New Roman" w:cs="Noto Sans"/>
-                <w:kern w:val="0"/>
-                <w14:ligatures w14:val="none"/>
-              </w:rPr>
-              <w:t>)</w:t>
+              <w:t>(1 = Discordo totalmente, 5 = Concordo totalmente)</w:t>
             </w:r>
           </w:p>
         </w:tc>
@@ -11464,34 +9928,14 @@
                 <w14:ligatures w14:val="none"/>
               </w:rPr>
             </w:pPr>
-            <w:proofErr w:type="spellStart"/>
-            <w:r>
-              <w:rPr>
-                <w:rFonts w:eastAsia="Times New Roman" w:cs="Noto Sans"/>
-                <w:kern w:val="0"/>
-                <w14:ligatures w14:val="none"/>
-              </w:rPr>
-              <w:t>Escolha</w:t>
-            </w:r>
-            <w:proofErr w:type="spellEnd"/>
-            <w:r>
-              <w:rPr>
-                <w:rFonts w:eastAsia="Times New Roman" w:cs="Noto Sans"/>
-                <w:kern w:val="0"/>
-                <w14:ligatures w14:val="none"/>
-              </w:rPr>
-              <w:t xml:space="preserve"> </w:t>
-            </w:r>
-            <w:proofErr w:type="spellStart"/>
-            <w:r>
-              <w:rPr>
-                <w:rFonts w:eastAsia="Times New Roman" w:cs="Noto Sans"/>
-                <w:kern w:val="0"/>
-                <w14:ligatures w14:val="none"/>
-              </w:rPr>
-              <w:t>única</w:t>
-            </w:r>
-            <w:proofErr w:type="spellEnd"/>
+            <w:r>
+              <w:rPr>
+                <w:rFonts w:eastAsia="Times New Roman" w:cs="Noto Sans"/>
+                <w:kern w:val="0"/>
+                <w14:ligatures w14:val="none"/>
+              </w:rPr>
+              <w:t>Escolha única</w:t>
+            </w:r>
           </w:p>
         </w:tc>
         <w:tc>
@@ -11701,7 +10145,6 @@
                 <w14:ligatures w14:val="none"/>
               </w:rPr>
             </w:pPr>
-            <w:proofErr w:type="gramStart"/>
             <w:r>
               <w:rPr>
                 <w:rFonts w:eastAsia="Times New Roman" w:cs="Noto Sans"/>
@@ -11712,7 +10155,6 @@
               </w:rPr>
               <w:t>N.º</w:t>
             </w:r>
-            <w:proofErr w:type="gramEnd"/>
           </w:p>
         </w:tc>
         <w:tc>
@@ -11744,7 +10186,6 @@
                 <w14:ligatures w14:val="none"/>
               </w:rPr>
             </w:pPr>
-            <w:proofErr w:type="spellStart"/>
             <w:r>
               <w:rPr>
                 <w:rFonts w:eastAsia="Times New Roman" w:cs="Noto Sans"/>
@@ -11755,7 +10196,6 @@
               </w:rPr>
               <w:t>Pergunta</w:t>
             </w:r>
-            <w:proofErr w:type="spellEnd"/>
           </w:p>
         </w:tc>
         <w:tc>
@@ -11828,7 +10268,6 @@
                 <w14:ligatures w14:val="none"/>
               </w:rPr>
             </w:pPr>
-            <w:proofErr w:type="spellStart"/>
             <w:r>
               <w:rPr>
                 <w:rFonts w:eastAsia="Times New Roman" w:cs="Noto Sans"/>
@@ -11839,7 +10278,6 @@
               </w:rPr>
               <w:t>Opções</w:t>
             </w:r>
-            <w:proofErr w:type="spellEnd"/>
           </w:p>
         </w:tc>
       </w:tr>
@@ -11921,79 +10359,7 @@
                 <w:kern w:val="0"/>
                 <w14:ligatures w14:val="none"/>
               </w:rPr>
-              <w:t xml:space="preserve">(1 = </w:t>
-            </w:r>
-            <w:proofErr w:type="spellStart"/>
-            <w:r>
-              <w:rPr>
-                <w:rFonts w:eastAsia="Times New Roman" w:cs="Noto Sans"/>
-                <w:kern w:val="0"/>
-                <w14:ligatures w14:val="none"/>
-              </w:rPr>
-              <w:t>Discordo</w:t>
-            </w:r>
-            <w:proofErr w:type="spellEnd"/>
-            <w:r>
-              <w:rPr>
-                <w:rFonts w:eastAsia="Times New Roman" w:cs="Noto Sans"/>
-                <w:kern w:val="0"/>
-                <w14:ligatures w14:val="none"/>
-              </w:rPr>
-              <w:t xml:space="preserve"> </w:t>
-            </w:r>
-            <w:proofErr w:type="spellStart"/>
-            <w:r>
-              <w:rPr>
-                <w:rFonts w:eastAsia="Times New Roman" w:cs="Noto Sans"/>
-                <w:kern w:val="0"/>
-                <w14:ligatures w14:val="none"/>
-              </w:rPr>
-              <w:t>totalmente</w:t>
-            </w:r>
-            <w:proofErr w:type="spellEnd"/>
-            <w:r>
-              <w:rPr>
-                <w:rFonts w:eastAsia="Times New Roman" w:cs="Noto Sans"/>
-                <w:kern w:val="0"/>
-                <w14:ligatures w14:val="none"/>
-              </w:rPr>
-              <w:t xml:space="preserve">, 5 = </w:t>
-            </w:r>
-            <w:proofErr w:type="spellStart"/>
-            <w:r>
-              <w:rPr>
-                <w:rFonts w:eastAsia="Times New Roman" w:cs="Noto Sans"/>
-                <w:kern w:val="0"/>
-                <w14:ligatures w14:val="none"/>
-              </w:rPr>
-              <w:t>Concordo</w:t>
-            </w:r>
-            <w:proofErr w:type="spellEnd"/>
-            <w:r>
-              <w:rPr>
-                <w:rFonts w:eastAsia="Times New Roman" w:cs="Noto Sans"/>
-                <w:kern w:val="0"/>
-                <w14:ligatures w14:val="none"/>
-              </w:rPr>
-              <w:t xml:space="preserve"> </w:t>
-            </w:r>
-            <w:proofErr w:type="spellStart"/>
-            <w:r>
-              <w:rPr>
-                <w:rFonts w:eastAsia="Times New Roman" w:cs="Noto Sans"/>
-                <w:kern w:val="0"/>
-                <w14:ligatures w14:val="none"/>
-              </w:rPr>
-              <w:t>totalmente</w:t>
-            </w:r>
-            <w:proofErr w:type="spellEnd"/>
-            <w:r>
-              <w:rPr>
-                <w:rFonts w:eastAsia="Times New Roman" w:cs="Noto Sans"/>
-                <w:kern w:val="0"/>
-                <w14:ligatures w14:val="none"/>
-              </w:rPr>
-              <w:t>)</w:t>
+              <w:t>(1 = Discordo totalmente, 5 = Concordo totalmente)</w:t>
             </w:r>
           </w:p>
         </w:tc>
@@ -12194,34 +10560,14 @@
                 <w14:ligatures w14:val="none"/>
               </w:rPr>
             </w:pPr>
-            <w:proofErr w:type="spellStart"/>
-            <w:r>
-              <w:rPr>
-                <w:rFonts w:eastAsia="Times New Roman" w:cs="Noto Sans"/>
-                <w:kern w:val="0"/>
-                <w14:ligatures w14:val="none"/>
-              </w:rPr>
-              <w:t>Escolha</w:t>
-            </w:r>
-            <w:proofErr w:type="spellEnd"/>
-            <w:r>
-              <w:rPr>
-                <w:rFonts w:eastAsia="Times New Roman" w:cs="Noto Sans"/>
-                <w:kern w:val="0"/>
-                <w14:ligatures w14:val="none"/>
-              </w:rPr>
-              <w:t xml:space="preserve"> </w:t>
-            </w:r>
-            <w:proofErr w:type="spellStart"/>
-            <w:r>
-              <w:rPr>
-                <w:rFonts w:eastAsia="Times New Roman" w:cs="Noto Sans"/>
-                <w:kern w:val="0"/>
-                <w14:ligatures w14:val="none"/>
-              </w:rPr>
-              <w:t>única</w:t>
-            </w:r>
-            <w:proofErr w:type="spellEnd"/>
+            <w:r>
+              <w:rPr>
+                <w:rFonts w:eastAsia="Times New Roman" w:cs="Noto Sans"/>
+                <w:kern w:val="0"/>
+                <w14:ligatures w14:val="none"/>
+              </w:rPr>
+              <w:t>Escolha única</w:t>
+            </w:r>
           </w:p>
         </w:tc>
         <w:tc>
@@ -12359,7 +10705,6 @@
                 <w14:ligatures w14:val="none"/>
               </w:rPr>
             </w:pPr>
-            <w:proofErr w:type="gramStart"/>
             <w:r>
               <w:rPr>
                 <w:rFonts w:eastAsia="Times New Roman" w:cs="Noto Sans"/>
@@ -12370,7 +10715,6 @@
               </w:rPr>
               <w:t>N.º</w:t>
             </w:r>
-            <w:proofErr w:type="gramEnd"/>
           </w:p>
         </w:tc>
         <w:tc>
@@ -12402,7 +10746,6 @@
                 <w14:ligatures w14:val="none"/>
               </w:rPr>
             </w:pPr>
-            <w:proofErr w:type="spellStart"/>
             <w:r>
               <w:rPr>
                 <w:rFonts w:eastAsia="Times New Roman" w:cs="Noto Sans"/>
@@ -12413,7 +10756,6 @@
               </w:rPr>
               <w:t>Pergunta</w:t>
             </w:r>
-            <w:proofErr w:type="spellEnd"/>
           </w:p>
         </w:tc>
         <w:tc>
@@ -12486,7 +10828,6 @@
                 <w14:ligatures w14:val="none"/>
               </w:rPr>
             </w:pPr>
-            <w:proofErr w:type="spellStart"/>
             <w:r>
               <w:rPr>
                 <w:rFonts w:eastAsia="Times New Roman" w:cs="Noto Sans"/>
@@ -12497,7 +10838,6 @@
               </w:rPr>
               <w:t>Opções</w:t>
             </w:r>
-            <w:proofErr w:type="spellEnd"/>
           </w:p>
         </w:tc>
       </w:tr>
@@ -12579,61 +10919,7 @@
                 <w:kern w:val="0"/>
                 <w14:ligatures w14:val="none"/>
               </w:rPr>
-              <w:t xml:space="preserve">(1 = Nada </w:t>
-            </w:r>
-            <w:proofErr w:type="spellStart"/>
-            <w:r>
-              <w:rPr>
-                <w:rFonts w:eastAsia="Times New Roman" w:cs="Noto Sans"/>
-                <w:kern w:val="0"/>
-                <w14:ligatures w14:val="none"/>
-              </w:rPr>
-              <w:t>interessado</w:t>
-            </w:r>
-            <w:proofErr w:type="spellEnd"/>
-            <w:r>
-              <w:rPr>
-                <w:rFonts w:eastAsia="Times New Roman" w:cs="Noto Sans"/>
-                <w:kern w:val="0"/>
-                <w14:ligatures w14:val="none"/>
-              </w:rPr>
-              <w:t xml:space="preserve">, 5 = </w:t>
-            </w:r>
-            <w:proofErr w:type="spellStart"/>
-            <w:r>
-              <w:rPr>
-                <w:rFonts w:eastAsia="Times New Roman" w:cs="Noto Sans"/>
-                <w:kern w:val="0"/>
-                <w14:ligatures w14:val="none"/>
-              </w:rPr>
-              <w:t>Muito</w:t>
-            </w:r>
-            <w:proofErr w:type="spellEnd"/>
-            <w:r>
-              <w:rPr>
-                <w:rFonts w:eastAsia="Times New Roman" w:cs="Noto Sans"/>
-                <w:kern w:val="0"/>
-                <w14:ligatures w14:val="none"/>
-              </w:rPr>
-              <w:t xml:space="preserve"> </w:t>
-            </w:r>
-            <w:proofErr w:type="spellStart"/>
-            <w:r>
-              <w:rPr>
-                <w:rFonts w:eastAsia="Times New Roman" w:cs="Noto Sans"/>
-                <w:kern w:val="0"/>
-                <w14:ligatures w14:val="none"/>
-              </w:rPr>
-              <w:t>interessado</w:t>
-            </w:r>
-            <w:proofErr w:type="spellEnd"/>
-            <w:r>
-              <w:rPr>
-                <w:rFonts w:eastAsia="Times New Roman" w:cs="Noto Sans"/>
-                <w:kern w:val="0"/>
-                <w14:ligatures w14:val="none"/>
-              </w:rPr>
-              <w:t>)</w:t>
+              <w:t>(1 = Nada interessado, 5 = Muito interessado)</w:t>
             </w:r>
           </w:p>
         </w:tc>
@@ -12788,61 +11074,7 @@
                 <w:kern w:val="0"/>
                 <w14:ligatures w14:val="none"/>
               </w:rPr>
-              <w:t xml:space="preserve">(1 = Nada </w:t>
-            </w:r>
-            <w:proofErr w:type="spellStart"/>
-            <w:r>
-              <w:rPr>
-                <w:rFonts w:eastAsia="Times New Roman" w:cs="Noto Sans"/>
-                <w:kern w:val="0"/>
-                <w14:ligatures w14:val="none"/>
-              </w:rPr>
-              <w:t>provável</w:t>
-            </w:r>
-            <w:proofErr w:type="spellEnd"/>
-            <w:r>
-              <w:rPr>
-                <w:rFonts w:eastAsia="Times New Roman" w:cs="Noto Sans"/>
-                <w:kern w:val="0"/>
-                <w14:ligatures w14:val="none"/>
-              </w:rPr>
-              <w:t xml:space="preserve">, 5 = </w:t>
-            </w:r>
-            <w:proofErr w:type="spellStart"/>
-            <w:r>
-              <w:rPr>
-                <w:rFonts w:eastAsia="Times New Roman" w:cs="Noto Sans"/>
-                <w:kern w:val="0"/>
-                <w14:ligatures w14:val="none"/>
-              </w:rPr>
-              <w:t>Muito</w:t>
-            </w:r>
-            <w:proofErr w:type="spellEnd"/>
-            <w:r>
-              <w:rPr>
-                <w:rFonts w:eastAsia="Times New Roman" w:cs="Noto Sans"/>
-                <w:kern w:val="0"/>
-                <w14:ligatures w14:val="none"/>
-              </w:rPr>
-              <w:t xml:space="preserve"> </w:t>
-            </w:r>
-            <w:proofErr w:type="spellStart"/>
-            <w:r>
-              <w:rPr>
-                <w:rFonts w:eastAsia="Times New Roman" w:cs="Noto Sans"/>
-                <w:kern w:val="0"/>
-                <w14:ligatures w14:val="none"/>
-              </w:rPr>
-              <w:t>provável</w:t>
-            </w:r>
-            <w:proofErr w:type="spellEnd"/>
-            <w:r>
-              <w:rPr>
-                <w:rFonts w:eastAsia="Times New Roman" w:cs="Noto Sans"/>
-                <w:kern w:val="0"/>
-                <w14:ligatures w14:val="none"/>
-              </w:rPr>
-              <w:t>)</w:t>
+              <w:t>(1 = Nada provável, 5 = Muito provável)</w:t>
             </w:r>
           </w:p>
         </w:tc>
@@ -13020,34 +11252,14 @@
                 <w14:ligatures w14:val="none"/>
               </w:rPr>
             </w:pPr>
-            <w:proofErr w:type="spellStart"/>
-            <w:r>
-              <w:rPr>
-                <w:rFonts w:eastAsia="Times New Roman" w:cs="Noto Sans"/>
-                <w:kern w:val="0"/>
-                <w14:ligatures w14:val="none"/>
-              </w:rPr>
-              <w:t>Escolha</w:t>
-            </w:r>
-            <w:proofErr w:type="spellEnd"/>
-            <w:r>
-              <w:rPr>
-                <w:rFonts w:eastAsia="Times New Roman" w:cs="Noto Sans"/>
-                <w:kern w:val="0"/>
-                <w14:ligatures w14:val="none"/>
-              </w:rPr>
-              <w:t xml:space="preserve"> </w:t>
-            </w:r>
-            <w:proofErr w:type="spellStart"/>
-            <w:r>
-              <w:rPr>
-                <w:rFonts w:eastAsia="Times New Roman" w:cs="Noto Sans"/>
-                <w:kern w:val="0"/>
-                <w14:ligatures w14:val="none"/>
-              </w:rPr>
-              <w:t>única</w:t>
-            </w:r>
-            <w:proofErr w:type="spellEnd"/>
+            <w:r>
+              <w:rPr>
+                <w:rFonts w:eastAsia="Times New Roman" w:cs="Noto Sans"/>
+                <w:kern w:val="0"/>
+                <w14:ligatures w14:val="none"/>
+              </w:rPr>
+              <w:t>Escolha única</w:t>
+            </w:r>
           </w:p>
         </w:tc>
         <w:tc>
@@ -13211,34 +11423,14 @@
                 <w14:ligatures w14:val="none"/>
               </w:rPr>
             </w:pPr>
-            <w:proofErr w:type="spellStart"/>
-            <w:r>
-              <w:rPr>
-                <w:rFonts w:eastAsia="Times New Roman" w:cs="Noto Sans"/>
-                <w:kern w:val="0"/>
-                <w14:ligatures w14:val="none"/>
-              </w:rPr>
-              <w:t>Escolha</w:t>
-            </w:r>
-            <w:proofErr w:type="spellEnd"/>
-            <w:r>
-              <w:rPr>
-                <w:rFonts w:eastAsia="Times New Roman" w:cs="Noto Sans"/>
-                <w:kern w:val="0"/>
-                <w14:ligatures w14:val="none"/>
-              </w:rPr>
-              <w:t xml:space="preserve"> </w:t>
-            </w:r>
-            <w:proofErr w:type="spellStart"/>
-            <w:r>
-              <w:rPr>
-                <w:rFonts w:eastAsia="Times New Roman" w:cs="Noto Sans"/>
-                <w:kern w:val="0"/>
-                <w14:ligatures w14:val="none"/>
-              </w:rPr>
-              <w:t>única</w:t>
-            </w:r>
-            <w:proofErr w:type="spellEnd"/>
+            <w:r>
+              <w:rPr>
+                <w:rFonts w:eastAsia="Times New Roman" w:cs="Noto Sans"/>
+                <w:kern w:val="0"/>
+                <w14:ligatures w14:val="none"/>
+              </w:rPr>
+              <w:t>Escolha única</w:t>
+            </w:r>
           </w:p>
         </w:tc>
         <w:tc>
@@ -13323,7 +11515,6 @@
           <w14:ligatures w14:val="none"/>
         </w:rPr>
       </w:pPr>
-      <w:proofErr w:type="spellStart"/>
       <w:r>
         <w:rPr>
           <w:rFonts w:eastAsia="Times New Roman" w:cs="Noto Sans"/>
@@ -13334,46 +11525,7 @@
           <w:szCs w:val="27"/>
           <w14:ligatures w14:val="none"/>
         </w:rPr>
-        <w:t>Secção</w:t>
-      </w:r>
-      <w:proofErr w:type="spellEnd"/>
-      <w:r>
-        <w:rPr>
-          <w:rFonts w:eastAsia="Times New Roman" w:cs="Noto Sans"/>
-          <w:b/>
-          <w:bCs/>
-          <w:kern w:val="0"/>
-          <w:sz w:val="27"/>
-          <w:szCs w:val="27"/>
-          <w14:ligatures w14:val="none"/>
-        </w:rPr>
-        <w:t xml:space="preserve"> 7 — </w:t>
-      </w:r>
-      <w:proofErr w:type="spellStart"/>
-      <w:r>
-        <w:rPr>
-          <w:rFonts w:eastAsia="Times New Roman" w:cs="Noto Sans"/>
-          <w:b/>
-          <w:bCs/>
-          <w:kern w:val="0"/>
-          <w:sz w:val="27"/>
-          <w:szCs w:val="27"/>
-          <w14:ligatures w14:val="none"/>
-        </w:rPr>
-        <w:t>Perfil</w:t>
-      </w:r>
-      <w:proofErr w:type="spellEnd"/>
-      <w:r>
-        <w:rPr>
-          <w:rFonts w:eastAsia="Times New Roman" w:cs="Noto Sans"/>
-          <w:b/>
-          <w:bCs/>
-          <w:kern w:val="0"/>
-          <w:sz w:val="27"/>
-          <w:szCs w:val="27"/>
-          <w14:ligatures w14:val="none"/>
-        </w:rPr>
-        <w:t xml:space="preserve"> (OE1)</w:t>
+        <w:t>Secção 7 — Perfil (OE1)</w:t>
       </w:r>
     </w:p>
     <w:tbl>
@@ -13424,7 +11576,6 @@
                 <w14:ligatures w14:val="none"/>
               </w:rPr>
             </w:pPr>
-            <w:proofErr w:type="gramStart"/>
             <w:r>
               <w:rPr>
                 <w:rFonts w:eastAsia="Times New Roman" w:cs="Noto Sans"/>
@@ -13435,7 +11586,6 @@
               </w:rPr>
               <w:t>N.º</w:t>
             </w:r>
-            <w:proofErr w:type="gramEnd"/>
           </w:p>
         </w:tc>
         <w:tc>
@@ -13467,7 +11617,6 @@
                 <w14:ligatures w14:val="none"/>
               </w:rPr>
             </w:pPr>
-            <w:proofErr w:type="spellStart"/>
             <w:r>
               <w:rPr>
                 <w:rFonts w:eastAsia="Times New Roman" w:cs="Noto Sans"/>
@@ -13478,7 +11627,6 @@
               </w:rPr>
               <w:t>Pergunta</w:t>
             </w:r>
-            <w:proofErr w:type="spellEnd"/>
           </w:p>
         </w:tc>
         <w:tc>
@@ -13551,7 +11699,6 @@
                 <w14:ligatures w14:val="none"/>
               </w:rPr>
             </w:pPr>
-            <w:proofErr w:type="spellStart"/>
             <w:r>
               <w:rPr>
                 <w:rFonts w:eastAsia="Times New Roman" w:cs="Noto Sans"/>
@@ -13562,7 +11709,6 @@
               </w:rPr>
               <w:t>Opções</w:t>
             </w:r>
-            <w:proofErr w:type="spellEnd"/>
           </w:p>
         </w:tc>
       </w:tr>
@@ -13635,100 +11781,44 @@
                 <w:kern w:val="0"/>
                 <w14:ligatures w14:val="none"/>
               </w:rPr>
-              <w:t xml:space="preserve">Qual a </w:t>
-            </w:r>
-            <w:proofErr w:type="spellStart"/>
-            <w:r>
-              <w:rPr>
-                <w:rFonts w:eastAsia="Times New Roman" w:cs="Noto Sans"/>
-                <w:kern w:val="0"/>
-                <w14:ligatures w14:val="none"/>
-              </w:rPr>
-              <w:t>sua</w:t>
-            </w:r>
-            <w:proofErr w:type="spellEnd"/>
-            <w:r>
-              <w:rPr>
-                <w:rFonts w:eastAsia="Times New Roman" w:cs="Noto Sans"/>
-                <w:kern w:val="0"/>
-                <w14:ligatures w14:val="none"/>
-              </w:rPr>
-              <w:t xml:space="preserve"> </w:t>
-            </w:r>
-            <w:proofErr w:type="spellStart"/>
-            <w:r>
-              <w:rPr>
-                <w:rFonts w:eastAsia="Times New Roman" w:cs="Noto Sans"/>
-                <w:kern w:val="0"/>
-                <w14:ligatures w14:val="none"/>
-              </w:rPr>
-              <w:t>idade</w:t>
-            </w:r>
-            <w:proofErr w:type="spellEnd"/>
-            <w:r>
-              <w:rPr>
-                <w:rFonts w:eastAsia="Times New Roman" w:cs="Noto Sans"/>
-                <w:kern w:val="0"/>
-                <w14:ligatures w14:val="none"/>
-              </w:rPr>
-              <w:t>?</w:t>
-            </w:r>
-          </w:p>
-        </w:tc>
-        <w:tc>
-          <w:tcPr>
-            <w:tcW w:w="0" w:type="auto"/>
-            <w:tcBorders>
-              <w:top w:val="single" w:sz="6" w:space="0" w:color="auto"/>
-              <w:left w:val="single" w:sz="6" w:space="0" w:color="auto"/>
-              <w:bottom w:val="single" w:sz="6" w:space="0" w:color="auto"/>
-              <w:right w:val="single" w:sz="6" w:space="0" w:color="auto"/>
-            </w:tcBorders>
-            <w:tcMar>
-              <w:top w:w="60" w:type="dxa"/>
-              <w:left w:w="120" w:type="dxa"/>
-              <w:bottom w:w="60" w:type="dxa"/>
-              <w:right w:w="120" w:type="dxa"/>
-            </w:tcMar>
-            <w:hideMark/>
-          </w:tcPr>
-          <w:p>
-            <w:pPr>
-              <w:spacing w:after="0" w:line="240" w:lineRule="auto"/>
-              <w:rPr>
-                <w:rFonts w:eastAsia="Times New Roman" w:cs="Noto Sans"/>
-                <w:kern w:val="0"/>
-                <w14:ligatures w14:val="none"/>
-              </w:rPr>
-            </w:pPr>
-            <w:proofErr w:type="spellStart"/>
-            <w:r>
-              <w:rPr>
-                <w:rFonts w:eastAsia="Times New Roman" w:cs="Noto Sans"/>
-                <w:kern w:val="0"/>
-                <w14:ligatures w14:val="none"/>
-              </w:rPr>
-              <w:t>Escolha</w:t>
-            </w:r>
-            <w:proofErr w:type="spellEnd"/>
-            <w:r>
-              <w:rPr>
-                <w:rFonts w:eastAsia="Times New Roman" w:cs="Noto Sans"/>
-                <w:kern w:val="0"/>
-                <w14:ligatures w14:val="none"/>
-              </w:rPr>
-              <w:t xml:space="preserve"> </w:t>
-            </w:r>
-            <w:proofErr w:type="spellStart"/>
-            <w:r>
-              <w:rPr>
-                <w:rFonts w:eastAsia="Times New Roman" w:cs="Noto Sans"/>
-                <w:kern w:val="0"/>
-                <w14:ligatures w14:val="none"/>
-              </w:rPr>
-              <w:t>única</w:t>
-            </w:r>
-            <w:proofErr w:type="spellEnd"/>
+              <w:t>Qual a sua idade?</w:t>
+            </w:r>
+          </w:p>
+        </w:tc>
+        <w:tc>
+          <w:tcPr>
+            <w:tcW w:w="0" w:type="auto"/>
+            <w:tcBorders>
+              <w:top w:val="single" w:sz="6" w:space="0" w:color="auto"/>
+              <w:left w:val="single" w:sz="6" w:space="0" w:color="auto"/>
+              <w:bottom w:val="single" w:sz="6" w:space="0" w:color="auto"/>
+              <w:right w:val="single" w:sz="6" w:space="0" w:color="auto"/>
+            </w:tcBorders>
+            <w:tcMar>
+              <w:top w:w="60" w:type="dxa"/>
+              <w:left w:w="120" w:type="dxa"/>
+              <w:bottom w:w="60" w:type="dxa"/>
+              <w:right w:w="120" w:type="dxa"/>
+            </w:tcMar>
+            <w:hideMark/>
+          </w:tcPr>
+          <w:p>
+            <w:pPr>
+              <w:spacing w:after="0" w:line="240" w:lineRule="auto"/>
+              <w:rPr>
+                <w:rFonts w:eastAsia="Times New Roman" w:cs="Noto Sans"/>
+                <w:kern w:val="0"/>
+                <w14:ligatures w14:val="none"/>
+              </w:rPr>
+            </w:pPr>
+            <w:r>
+              <w:rPr>
+                <w:rFonts w:eastAsia="Times New Roman" w:cs="Noto Sans"/>
+                <w:kern w:val="0"/>
+                <w14:ligatures w14:val="none"/>
+              </w:rPr>
+              <w:t>Escolha única</w:t>
+            </w:r>
           </w:p>
         </w:tc>
         <w:tc>
@@ -13839,100 +11929,44 @@
                 <w:kern w:val="0"/>
                 <w14:ligatures w14:val="none"/>
               </w:rPr>
-              <w:t xml:space="preserve">Qual o </w:t>
-            </w:r>
-            <w:proofErr w:type="spellStart"/>
-            <w:r>
-              <w:rPr>
-                <w:rFonts w:eastAsia="Times New Roman" w:cs="Noto Sans"/>
-                <w:kern w:val="0"/>
-                <w14:ligatures w14:val="none"/>
-              </w:rPr>
-              <w:t>seu</w:t>
-            </w:r>
-            <w:proofErr w:type="spellEnd"/>
-            <w:r>
-              <w:rPr>
-                <w:rFonts w:eastAsia="Times New Roman" w:cs="Noto Sans"/>
-                <w:kern w:val="0"/>
-                <w14:ligatures w14:val="none"/>
-              </w:rPr>
-              <w:t xml:space="preserve"> </w:t>
-            </w:r>
-            <w:proofErr w:type="spellStart"/>
-            <w:r>
-              <w:rPr>
-                <w:rFonts w:eastAsia="Times New Roman" w:cs="Noto Sans"/>
-                <w:kern w:val="0"/>
-                <w14:ligatures w14:val="none"/>
-              </w:rPr>
-              <w:t>género</w:t>
-            </w:r>
-            <w:proofErr w:type="spellEnd"/>
-            <w:r>
-              <w:rPr>
-                <w:rFonts w:eastAsia="Times New Roman" w:cs="Noto Sans"/>
-                <w:kern w:val="0"/>
-                <w14:ligatures w14:val="none"/>
-              </w:rPr>
-              <w:t>?</w:t>
-            </w:r>
-          </w:p>
-        </w:tc>
-        <w:tc>
-          <w:tcPr>
-            <w:tcW w:w="0" w:type="auto"/>
-            <w:tcBorders>
-              <w:top w:val="single" w:sz="6" w:space="0" w:color="auto"/>
-              <w:left w:val="single" w:sz="6" w:space="0" w:color="auto"/>
-              <w:bottom w:val="single" w:sz="6" w:space="0" w:color="auto"/>
-              <w:right w:val="single" w:sz="6" w:space="0" w:color="auto"/>
-            </w:tcBorders>
-            <w:tcMar>
-              <w:top w:w="60" w:type="dxa"/>
-              <w:left w:w="120" w:type="dxa"/>
-              <w:bottom w:w="60" w:type="dxa"/>
-              <w:right w:w="120" w:type="dxa"/>
-            </w:tcMar>
-            <w:hideMark/>
-          </w:tcPr>
-          <w:p>
-            <w:pPr>
-              <w:spacing w:after="0" w:line="240" w:lineRule="auto"/>
-              <w:rPr>
-                <w:rFonts w:eastAsia="Times New Roman" w:cs="Noto Sans"/>
-                <w:kern w:val="0"/>
-                <w14:ligatures w14:val="none"/>
-              </w:rPr>
-            </w:pPr>
-            <w:proofErr w:type="spellStart"/>
-            <w:r>
-              <w:rPr>
-                <w:rFonts w:eastAsia="Times New Roman" w:cs="Noto Sans"/>
-                <w:kern w:val="0"/>
-                <w14:ligatures w14:val="none"/>
-              </w:rPr>
-              <w:t>Escolha</w:t>
-            </w:r>
-            <w:proofErr w:type="spellEnd"/>
-            <w:r>
-              <w:rPr>
-                <w:rFonts w:eastAsia="Times New Roman" w:cs="Noto Sans"/>
-                <w:kern w:val="0"/>
-                <w14:ligatures w14:val="none"/>
-              </w:rPr>
-              <w:t xml:space="preserve"> </w:t>
-            </w:r>
-            <w:proofErr w:type="spellStart"/>
-            <w:r>
-              <w:rPr>
-                <w:rFonts w:eastAsia="Times New Roman" w:cs="Noto Sans"/>
-                <w:kern w:val="0"/>
-                <w14:ligatures w14:val="none"/>
-              </w:rPr>
-              <w:t>única</w:t>
-            </w:r>
-            <w:proofErr w:type="spellEnd"/>
+              <w:t>Qual o seu género?</w:t>
+            </w:r>
+          </w:p>
+        </w:tc>
+        <w:tc>
+          <w:tcPr>
+            <w:tcW w:w="0" w:type="auto"/>
+            <w:tcBorders>
+              <w:top w:val="single" w:sz="6" w:space="0" w:color="auto"/>
+              <w:left w:val="single" w:sz="6" w:space="0" w:color="auto"/>
+              <w:bottom w:val="single" w:sz="6" w:space="0" w:color="auto"/>
+              <w:right w:val="single" w:sz="6" w:space="0" w:color="auto"/>
+            </w:tcBorders>
+            <w:tcMar>
+              <w:top w:w="60" w:type="dxa"/>
+              <w:left w:w="120" w:type="dxa"/>
+              <w:bottom w:w="60" w:type="dxa"/>
+              <w:right w:w="120" w:type="dxa"/>
+            </w:tcMar>
+            <w:hideMark/>
+          </w:tcPr>
+          <w:p>
+            <w:pPr>
+              <w:spacing w:after="0" w:line="240" w:lineRule="auto"/>
+              <w:rPr>
+                <w:rFonts w:eastAsia="Times New Roman" w:cs="Noto Sans"/>
+                <w:kern w:val="0"/>
+                <w14:ligatures w14:val="none"/>
+              </w:rPr>
+            </w:pPr>
+            <w:r>
+              <w:rPr>
+                <w:rFonts w:eastAsia="Times New Roman" w:cs="Noto Sans"/>
+                <w:kern w:val="0"/>
+                <w14:ligatures w14:val="none"/>
+              </w:rPr>
+              <w:t>Escolha única</w:t>
+            </w:r>
           </w:p>
         </w:tc>
         <w:tc>
@@ -14043,43 +12077,7 @@
                 <w:kern w:val="0"/>
                 <w14:ligatures w14:val="none"/>
               </w:rPr>
-              <w:t xml:space="preserve">Em </w:t>
-            </w:r>
-            <w:proofErr w:type="spellStart"/>
-            <w:r>
-              <w:rPr>
-                <w:rFonts w:eastAsia="Times New Roman" w:cs="Noto Sans"/>
-                <w:kern w:val="0"/>
-                <w14:ligatures w14:val="none"/>
-              </w:rPr>
-              <w:t>que</w:t>
-            </w:r>
-            <w:proofErr w:type="spellEnd"/>
-            <w:r>
-              <w:rPr>
-                <w:rFonts w:eastAsia="Times New Roman" w:cs="Noto Sans"/>
-                <w:kern w:val="0"/>
-                <w14:ligatures w14:val="none"/>
-              </w:rPr>
-              <w:t xml:space="preserve"> </w:t>
-            </w:r>
-            <w:proofErr w:type="spellStart"/>
-            <w:r>
-              <w:rPr>
-                <w:rFonts w:eastAsia="Times New Roman" w:cs="Noto Sans"/>
-                <w:kern w:val="0"/>
-                <w14:ligatures w14:val="none"/>
-              </w:rPr>
-              <w:t>região</w:t>
-            </w:r>
-            <w:proofErr w:type="spellEnd"/>
-            <w:r>
-              <w:rPr>
-                <w:rFonts w:eastAsia="Times New Roman" w:cs="Noto Sans"/>
-                <w:kern w:val="0"/>
-                <w14:ligatures w14:val="none"/>
-              </w:rPr>
-              <w:t xml:space="preserve"> reside?</w:t>
+              <w:t>Em que região reside?</w:t>
             </w:r>
           </w:p>
         </w:tc>
@@ -14259,34 +12257,14 @@
                 <w14:ligatures w14:val="none"/>
               </w:rPr>
             </w:pPr>
-            <w:proofErr w:type="spellStart"/>
-            <w:r>
-              <w:rPr>
-                <w:rFonts w:eastAsia="Times New Roman" w:cs="Noto Sans"/>
-                <w:kern w:val="0"/>
-                <w14:ligatures w14:val="none"/>
-              </w:rPr>
-              <w:t>Escolha</w:t>
-            </w:r>
-            <w:proofErr w:type="spellEnd"/>
-            <w:r>
-              <w:rPr>
-                <w:rFonts w:eastAsia="Times New Roman" w:cs="Noto Sans"/>
-                <w:kern w:val="0"/>
-                <w14:ligatures w14:val="none"/>
-              </w:rPr>
-              <w:t xml:space="preserve"> </w:t>
-            </w:r>
-            <w:proofErr w:type="spellStart"/>
-            <w:r>
-              <w:rPr>
-                <w:rFonts w:eastAsia="Times New Roman" w:cs="Noto Sans"/>
-                <w:kern w:val="0"/>
-                <w14:ligatures w14:val="none"/>
-              </w:rPr>
-              <w:t>única</w:t>
-            </w:r>
-            <w:proofErr w:type="spellEnd"/>
+            <w:r>
+              <w:rPr>
+                <w:rFonts w:eastAsia="Times New Roman" w:cs="Noto Sans"/>
+                <w:kern w:val="0"/>
+                <w14:ligatures w14:val="none"/>
+              </w:rPr>
+              <w:t>Escolha única</w:t>
+            </w:r>
           </w:p>
         </w:tc>
         <w:tc>
@@ -14429,98 +12407,50 @@
                 <w14:ligatures w14:val="none"/>
               </w:rPr>
             </w:pPr>
-            <w:proofErr w:type="spellStart"/>
-            <w:r>
-              <w:rPr>
-                <w:rFonts w:eastAsia="Times New Roman" w:cs="Noto Sans"/>
-                <w:kern w:val="0"/>
-                <w14:ligatures w14:val="none"/>
-              </w:rPr>
-              <w:t>Escolha</w:t>
-            </w:r>
-            <w:proofErr w:type="spellEnd"/>
-            <w:r>
-              <w:rPr>
-                <w:rFonts w:eastAsia="Times New Roman" w:cs="Noto Sans"/>
-                <w:kern w:val="0"/>
-                <w14:ligatures w14:val="none"/>
-              </w:rPr>
-              <w:t xml:space="preserve"> </w:t>
-            </w:r>
-            <w:proofErr w:type="spellStart"/>
-            <w:r>
-              <w:rPr>
-                <w:rFonts w:eastAsia="Times New Roman" w:cs="Noto Sans"/>
-                <w:kern w:val="0"/>
-                <w14:ligatures w14:val="none"/>
-              </w:rPr>
-              <w:t>única</w:t>
-            </w:r>
-            <w:proofErr w:type="spellEnd"/>
-          </w:p>
-        </w:tc>
-        <w:tc>
-          <w:tcPr>
-            <w:tcW w:w="0" w:type="auto"/>
-            <w:tcBorders>
-              <w:top w:val="single" w:sz="6" w:space="0" w:color="auto"/>
-              <w:left w:val="single" w:sz="6" w:space="0" w:color="auto"/>
-              <w:bottom w:val="single" w:sz="6" w:space="0" w:color="auto"/>
-              <w:right w:val="single" w:sz="6" w:space="0" w:color="auto"/>
-            </w:tcBorders>
-            <w:tcMar>
-              <w:top w:w="60" w:type="dxa"/>
-              <w:left w:w="120" w:type="dxa"/>
-              <w:bottom w:w="60" w:type="dxa"/>
-              <w:right w:w="120" w:type="dxa"/>
-            </w:tcMar>
-            <w:hideMark/>
-          </w:tcPr>
-          <w:p>
-            <w:pPr>
-              <w:spacing w:after="0" w:line="240" w:lineRule="auto"/>
-              <w:rPr>
-                <w:rFonts w:eastAsia="Times New Roman" w:cs="Noto Sans"/>
-                <w:kern w:val="0"/>
-                <w14:ligatures w14:val="none"/>
-              </w:rPr>
-            </w:pPr>
-            <w:r>
-              <w:rPr>
-                <w:rFonts w:eastAsia="Times New Roman" w:cs="Noto Sans"/>
-                <w:kern w:val="0"/>
-                <w14:ligatures w14:val="none"/>
-              </w:rPr>
-              <w:t xml:space="preserve">1 · 2 · 3 · 4 · 5 </w:t>
-            </w:r>
-            <w:proofErr w:type="spellStart"/>
-            <w:r>
-              <w:rPr>
-                <w:rFonts w:eastAsia="Times New Roman" w:cs="Noto Sans"/>
-                <w:kern w:val="0"/>
-                <w14:ligatures w14:val="none"/>
-              </w:rPr>
-              <w:t>ou</w:t>
-            </w:r>
-            <w:proofErr w:type="spellEnd"/>
-            <w:r>
-              <w:rPr>
-                <w:rFonts w:eastAsia="Times New Roman" w:cs="Noto Sans"/>
-                <w:kern w:val="0"/>
-                <w14:ligatures w14:val="none"/>
-              </w:rPr>
-              <w:t xml:space="preserve"> </w:t>
-            </w:r>
-            <w:proofErr w:type="spellStart"/>
-            <w:r>
-              <w:rPr>
-                <w:rFonts w:eastAsia="Times New Roman" w:cs="Noto Sans"/>
-                <w:kern w:val="0"/>
-                <w14:ligatures w14:val="none"/>
-              </w:rPr>
-              <w:t>mais</w:t>
-            </w:r>
-            <w:proofErr w:type="spellEnd"/>
+            <w:r>
+              <w:rPr>
+                <w:rFonts w:eastAsia="Times New Roman" w:cs="Noto Sans"/>
+                <w:kern w:val="0"/>
+                <w14:ligatures w14:val="none"/>
+              </w:rPr>
+              <w:t>Escolha única</w:t>
+            </w:r>
+          </w:p>
+        </w:tc>
+        <w:tc>
+          <w:tcPr>
+            <w:tcW w:w="0" w:type="auto"/>
+            <w:tcBorders>
+              <w:top w:val="single" w:sz="6" w:space="0" w:color="auto"/>
+              <w:left w:val="single" w:sz="6" w:space="0" w:color="auto"/>
+              <w:bottom w:val="single" w:sz="6" w:space="0" w:color="auto"/>
+              <w:right w:val="single" w:sz="6" w:space="0" w:color="auto"/>
+            </w:tcBorders>
+            <w:tcMar>
+              <w:top w:w="60" w:type="dxa"/>
+              <w:left w:w="120" w:type="dxa"/>
+              <w:bottom w:w="60" w:type="dxa"/>
+              <w:right w:w="120" w:type="dxa"/>
+            </w:tcMar>
+            <w:hideMark/>
+          </w:tcPr>
+          <w:p>
+            <w:pPr>
+              <w:spacing w:after="0" w:line="240" w:lineRule="auto"/>
+              <w:rPr>
+                <w:rFonts w:eastAsia="Times New Roman" w:cs="Noto Sans"/>
+                <w:kern w:val="0"/>
+                <w14:ligatures w14:val="none"/>
+              </w:rPr>
+            </w:pPr>
+            <w:r>
+              <w:rPr>
+                <w:rFonts w:eastAsia="Times New Roman" w:cs="Noto Sans"/>
+                <w:kern w:val="0"/>
+                <w14:ligatures w14:val="none"/>
+              </w:rPr>
+              <w:t>1 · 2 · 3 · 4 · 5 ou mais</w:t>
+            </w:r>
           </w:p>
         </w:tc>
       </w:tr>
@@ -14625,34 +12555,14 @@
                 <w14:ligatures w14:val="none"/>
               </w:rPr>
             </w:pPr>
-            <w:proofErr w:type="spellStart"/>
-            <w:r>
-              <w:rPr>
-                <w:rFonts w:eastAsia="Times New Roman" w:cs="Noto Sans"/>
-                <w:kern w:val="0"/>
-                <w14:ligatures w14:val="none"/>
-              </w:rPr>
-              <w:t>Escolha</w:t>
-            </w:r>
-            <w:proofErr w:type="spellEnd"/>
-            <w:r>
-              <w:rPr>
-                <w:rFonts w:eastAsia="Times New Roman" w:cs="Noto Sans"/>
-                <w:kern w:val="0"/>
-                <w14:ligatures w14:val="none"/>
-              </w:rPr>
-              <w:t xml:space="preserve"> </w:t>
-            </w:r>
-            <w:proofErr w:type="spellStart"/>
-            <w:r>
-              <w:rPr>
-                <w:rFonts w:eastAsia="Times New Roman" w:cs="Noto Sans"/>
-                <w:kern w:val="0"/>
-                <w14:ligatures w14:val="none"/>
-              </w:rPr>
-              <w:t>única</w:t>
-            </w:r>
-            <w:proofErr w:type="spellEnd"/>
+            <w:r>
+              <w:rPr>
+                <w:rFonts w:eastAsia="Times New Roman" w:cs="Noto Sans"/>
+                <w:kern w:val="0"/>
+                <w14:ligatures w14:val="none"/>
+              </w:rPr>
+              <w:t>Escolha única</w:t>
+            </w:r>
           </w:p>
         </w:tc>
         <w:tc>
@@ -14795,34 +12705,14 @@
                 <w14:ligatures w14:val="none"/>
               </w:rPr>
             </w:pPr>
-            <w:proofErr w:type="spellStart"/>
-            <w:r>
-              <w:rPr>
-                <w:rFonts w:eastAsia="Times New Roman" w:cs="Noto Sans"/>
-                <w:kern w:val="0"/>
-                <w14:ligatures w14:val="none"/>
-              </w:rPr>
-              <w:t>Escolha</w:t>
-            </w:r>
-            <w:proofErr w:type="spellEnd"/>
-            <w:r>
-              <w:rPr>
-                <w:rFonts w:eastAsia="Times New Roman" w:cs="Noto Sans"/>
-                <w:kern w:val="0"/>
-                <w14:ligatures w14:val="none"/>
-              </w:rPr>
-              <w:t xml:space="preserve"> </w:t>
-            </w:r>
-            <w:proofErr w:type="spellStart"/>
-            <w:r>
-              <w:rPr>
-                <w:rFonts w:eastAsia="Times New Roman" w:cs="Noto Sans"/>
-                <w:kern w:val="0"/>
-                <w14:ligatures w14:val="none"/>
-              </w:rPr>
-              <w:t>única</w:t>
-            </w:r>
-            <w:proofErr w:type="spellEnd"/>
+            <w:r>
+              <w:rPr>
+                <w:rFonts w:eastAsia="Times New Roman" w:cs="Noto Sans"/>
+                <w:kern w:val="0"/>
+                <w14:ligatures w14:val="none"/>
+              </w:rPr>
+              <w:t>Escolha única</w:t>
+            </w:r>
           </w:p>
         </w:tc>
         <w:tc>
@@ -14915,48 +12805,8 @@
           <w14:ligatures w14:val="none"/>
         </w:rPr>
         <w:lastRenderedPageBreak/>
-        <w:t xml:space="preserve">4. </w:t>
+        <w:t>4. Cobertura dos objetivos</w:t>
       </w:r>
-      <w:proofErr w:type="spellStart"/>
-      <w:r>
-        <w:rPr>
-          <w:rFonts w:eastAsia="Times New Roman" w:cs="Noto Sans"/>
-          <w:b/>
-          <w:bCs/>
-          <w:kern w:val="0"/>
-          <w:sz w:val="36"/>
-          <w:szCs w:val="36"/>
-          <w14:ligatures w14:val="none"/>
-        </w:rPr>
-        <w:t>Cobertura</w:t>
-      </w:r>
-      <w:proofErr w:type="spellEnd"/>
-      <w:r>
-        <w:rPr>
-          <w:rFonts w:eastAsia="Times New Roman" w:cs="Noto Sans"/>
-          <w:b/>
-          <w:bCs/>
-          <w:kern w:val="0"/>
-          <w:sz w:val="36"/>
-          <w:szCs w:val="36"/>
-          <w14:ligatures w14:val="none"/>
-        </w:rPr>
-        <w:t xml:space="preserve"> dos </w:t>
-      </w:r>
-      <w:proofErr w:type="spellStart"/>
-      <w:r>
-        <w:rPr>
-          <w:rFonts w:eastAsia="Times New Roman" w:cs="Noto Sans"/>
-          <w:b/>
-          <w:bCs/>
-          <w:kern w:val="0"/>
-          <w:sz w:val="36"/>
-          <w:szCs w:val="36"/>
-          <w14:ligatures w14:val="none"/>
-        </w:rPr>
-        <w:t>objetivos</w:t>
-      </w:r>
-      <w:proofErr w:type="spellEnd"/>
     </w:p>
     <w:tbl>
       <w:tblPr>
@@ -15005,7 +12855,6 @@
                 <w14:ligatures w14:val="none"/>
               </w:rPr>
             </w:pPr>
-            <w:proofErr w:type="spellStart"/>
             <w:r>
               <w:rPr>
                 <w:rFonts w:eastAsia="Times New Roman" w:cs="Noto Sans"/>
@@ -15016,7 +12865,6 @@
               </w:rPr>
               <w:t>Objetivo</w:t>
             </w:r>
-            <w:proofErr w:type="spellEnd"/>
           </w:p>
         </w:tc>
         <w:tc>
@@ -15048,7 +12896,6 @@
                 <w14:ligatures w14:val="none"/>
               </w:rPr>
             </w:pPr>
-            <w:proofErr w:type="spellStart"/>
             <w:r>
               <w:rPr>
                 <w:rFonts w:eastAsia="Times New Roman" w:cs="Noto Sans"/>
@@ -15059,7 +12906,6 @@
               </w:rPr>
               <w:t>Perguntas</w:t>
             </w:r>
-            <w:proofErr w:type="spellEnd"/>
           </w:p>
         </w:tc>
         <w:tc>
@@ -15091,7 +12937,6 @@
                 <w14:ligatures w14:val="none"/>
               </w:rPr>
             </w:pPr>
-            <w:proofErr w:type="spellStart"/>
             <w:r>
               <w:rPr>
                 <w:rFonts w:eastAsia="Times New Roman" w:cs="Noto Sans"/>
@@ -15100,18 +12945,7 @@
                 <w:kern w:val="0"/>
                 <w14:ligatures w14:val="none"/>
               </w:rPr>
-              <w:t>Indicador</w:t>
-            </w:r>
-            <w:proofErr w:type="spellEnd"/>
-            <w:r>
-              <w:rPr>
-                <w:rFonts w:eastAsia="Times New Roman" w:cs="Noto Sans"/>
-                <w:b/>
-                <w:bCs/>
-                <w:kern w:val="0"/>
-                <w14:ligatures w14:val="none"/>
-              </w:rPr>
-              <w:t xml:space="preserve"> principal</w:t>
+              <w:t>Indicador principal</w:t>
             </w:r>
           </w:p>
         </w:tc>
@@ -15149,18 +12983,8 @@
                 <w:kern w:val="0"/>
                 <w14:ligatures w14:val="none"/>
               </w:rPr>
-              <w:t xml:space="preserve">OE1 </w:t>
-            </w:r>
-            <w:proofErr w:type="spellStart"/>
-            <w:r>
-              <w:rPr>
-                <w:rFonts w:eastAsia="Times New Roman" w:cs="Noto Sans"/>
-                <w:kern w:val="0"/>
-                <w14:ligatures w14:val="none"/>
-              </w:rPr>
-              <w:t>Perfil</w:t>
-            </w:r>
-            <w:proofErr w:type="spellEnd"/>
+              <w:t>OE1 Perfil</w:t>
+            </w:r>
           </w:p>
         </w:tc>
         <w:tc>
@@ -15271,18 +13095,8 @@
                 <w:kern w:val="0"/>
                 <w14:ligatures w14:val="none"/>
               </w:rPr>
-              <w:t xml:space="preserve">OE2 </w:t>
-            </w:r>
-            <w:proofErr w:type="spellStart"/>
-            <w:r>
-              <w:rPr>
-                <w:rFonts w:eastAsia="Times New Roman" w:cs="Noto Sans"/>
-                <w:kern w:val="0"/>
-                <w14:ligatures w14:val="none"/>
-              </w:rPr>
-              <w:t>Hábitos</w:t>
-            </w:r>
-            <w:proofErr w:type="spellEnd"/>
+              <w:t>OE2 Hábitos</w:t>
+            </w:r>
           </w:p>
         </w:tc>
         <w:tc>
@@ -15505,18 +13319,8 @@
                 <w:kern w:val="0"/>
                 <w14:ligatures w14:val="none"/>
               </w:rPr>
-              <w:t xml:space="preserve">OE4 </w:t>
-            </w:r>
-            <w:proofErr w:type="spellStart"/>
-            <w:r>
-              <w:rPr>
-                <w:rFonts w:eastAsia="Times New Roman" w:cs="Noto Sans"/>
-                <w:kern w:val="0"/>
-                <w14:ligatures w14:val="none"/>
-              </w:rPr>
-              <w:t>Deslocação</w:t>
-            </w:r>
-            <w:proofErr w:type="spellEnd"/>
+              <w:t>OE4 Deslocação</w:t>
+            </w:r>
           </w:p>
         </w:tc>
         <w:tc>
@@ -15627,18 +13431,8 @@
                 <w:kern w:val="0"/>
                 <w14:ligatures w14:val="none"/>
               </w:rPr>
-              <w:t xml:space="preserve">OE5 </w:t>
-            </w:r>
-            <w:proofErr w:type="spellStart"/>
-            <w:r>
-              <w:rPr>
-                <w:rFonts w:eastAsia="Times New Roman" w:cs="Noto Sans"/>
-                <w:kern w:val="0"/>
-                <w14:ligatures w14:val="none"/>
-              </w:rPr>
-              <w:t>Critérios</w:t>
-            </w:r>
-            <w:proofErr w:type="spellEnd"/>
+              <w:t>OE5 Critérios</w:t>
+            </w:r>
           </w:p>
         </w:tc>
         <w:tc>
@@ -15749,18 +13543,8 @@
                 <w:kern w:val="0"/>
                 <w14:ligatures w14:val="none"/>
               </w:rPr>
-              <w:t xml:space="preserve">OE6 </w:t>
-            </w:r>
-            <w:proofErr w:type="spellStart"/>
-            <w:r>
-              <w:rPr>
-                <w:rFonts w:eastAsia="Times New Roman" w:cs="Noto Sans"/>
-                <w:kern w:val="0"/>
-                <w14:ligatures w14:val="none"/>
-              </w:rPr>
-              <w:t>Pagamento</w:t>
-            </w:r>
-            <w:proofErr w:type="spellEnd"/>
+              <w:t>OE6 Pagamento</w:t>
+            </w:r>
           </w:p>
         </w:tc>
         <w:tc>
@@ -15871,18 +13655,8 @@
                 <w:kern w:val="0"/>
                 <w14:ligatures w14:val="none"/>
               </w:rPr>
-              <w:t xml:space="preserve">OE7 </w:t>
-            </w:r>
-            <w:proofErr w:type="spellStart"/>
-            <w:r>
-              <w:rPr>
-                <w:rFonts w:eastAsia="Times New Roman" w:cs="Noto Sans"/>
-                <w:kern w:val="0"/>
-                <w14:ligatures w14:val="none"/>
-              </w:rPr>
-              <w:t>Segmentos</w:t>
-            </w:r>
-            <w:proofErr w:type="spellEnd"/>
+              <w:t>OE7 Segmentos</w:t>
+            </w:r>
           </w:p>
         </w:tc>
         <w:tc>
@@ -15955,54 +13729,8 @@
                 <w:kern w:val="0"/>
                 <w14:ligatures w14:val="none"/>
               </w:rPr>
-              <w:t xml:space="preserve">Interesse </w:t>
-            </w:r>
-            <w:proofErr w:type="spellStart"/>
-            <w:r>
-              <w:rPr>
-                <w:rFonts w:eastAsia="Times New Roman" w:cs="Noto Sans"/>
-                <w:kern w:val="0"/>
-                <w14:ligatures w14:val="none"/>
-              </w:rPr>
-              <w:t>médio</w:t>
-            </w:r>
-            <w:proofErr w:type="spellEnd"/>
-            <w:r>
-              <w:rPr>
-                <w:rFonts w:eastAsia="Times New Roman" w:cs="Noto Sans"/>
-                <w:kern w:val="0"/>
-                <w14:ligatures w14:val="none"/>
-              </w:rPr>
-              <w:t xml:space="preserve"> </w:t>
-            </w:r>
-            <w:proofErr w:type="spellStart"/>
-            <w:r>
-              <w:rPr>
-                <w:rFonts w:eastAsia="Times New Roman" w:cs="Noto Sans"/>
-                <w:kern w:val="0"/>
-                <w14:ligatures w14:val="none"/>
-              </w:rPr>
-              <w:t>por</w:t>
-            </w:r>
-            <w:proofErr w:type="spellEnd"/>
-            <w:r>
-              <w:rPr>
-                <w:rFonts w:eastAsia="Times New Roman" w:cs="Noto Sans"/>
-                <w:kern w:val="0"/>
-                <w14:ligatures w14:val="none"/>
-              </w:rPr>
-              <w:t xml:space="preserve"> </w:t>
-            </w:r>
-            <w:proofErr w:type="spellStart"/>
-            <w:r>
-              <w:rPr>
-                <w:rFonts w:eastAsia="Times New Roman" w:cs="Noto Sans"/>
-                <w:kern w:val="0"/>
-                <w14:ligatures w14:val="none"/>
-              </w:rPr>
-              <w:t>segmento</w:t>
-            </w:r>
-            <w:proofErr w:type="spellEnd"/>
+              <w:t>Interesse médio por segmento</w:t>
+            </w:r>
           </w:p>
         </w:tc>
       </w:tr>
@@ -16039,18 +13767,8 @@
                 <w:kern w:val="0"/>
                 <w14:ligatures w14:val="none"/>
               </w:rPr>
-              <w:t xml:space="preserve">OE8 </w:t>
-            </w:r>
-            <w:proofErr w:type="spellStart"/>
-            <w:r>
-              <w:rPr>
-                <w:rFonts w:eastAsia="Times New Roman" w:cs="Noto Sans"/>
-                <w:kern w:val="0"/>
-                <w14:ligatures w14:val="none"/>
-              </w:rPr>
-              <w:t>Sazonalidade</w:t>
-            </w:r>
-            <w:proofErr w:type="spellEnd"/>
+              <w:t>OE8 Sazonalidade</w:t>
+            </w:r>
           </w:p>
         </w:tc>
         <w:tc>
@@ -16305,7 +14023,6 @@
                 <w14:ligatures w14:val="none"/>
               </w:rPr>
             </w:pPr>
-            <w:proofErr w:type="spellStart"/>
             <w:r>
               <w:rPr>
                 <w:rFonts w:eastAsia="Times New Roman" w:cs="Noto Sans"/>
@@ -16316,7 +14033,6 @@
               </w:rPr>
               <w:t>Ações</w:t>
             </w:r>
-            <w:proofErr w:type="spellEnd"/>
           </w:p>
         </w:tc>
       </w:tr>
@@ -16353,18 +14069,8 @@
                 <w:kern w:val="0"/>
                 <w14:ligatures w14:val="none"/>
               </w:rPr>
-              <w:t xml:space="preserve">Sem </w:t>
-            </w:r>
-            <w:proofErr w:type="spellStart"/>
-            <w:r>
-              <w:rPr>
-                <w:rFonts w:eastAsia="Times New Roman" w:cs="Noto Sans"/>
-                <w:kern w:val="0"/>
-                <w14:ligatures w14:val="none"/>
-              </w:rPr>
-              <w:t>pergunta-filtro</w:t>
-            </w:r>
-            <w:proofErr w:type="spellEnd"/>
+              <w:t>Sem pergunta-filtro</w:t>
+            </w:r>
           </w:p>
         </w:tc>
         <w:tc>
@@ -16440,41 +14146,13 @@
               </w:rPr>
               <w:t xml:space="preserve">As opções "Menos de 18" (P23), "Resido fora de Portugal" (P25), "Nunca" (P2) e "Não costumo fazer as compras" (P29) permitem identificá-los. O Excel bruto entrega-se com todos; no R2 decide-se se entram na análise. </w:t>
             </w:r>
-            <w:proofErr w:type="spellStart"/>
-            <w:r>
-              <w:rPr>
-                <w:rFonts w:eastAsia="Times New Roman" w:cs="Noto Sans"/>
-                <w:kern w:val="0"/>
-                <w14:ligatures w14:val="none"/>
-              </w:rPr>
-              <w:t>Convém</w:t>
-            </w:r>
-            <w:proofErr w:type="spellEnd"/>
-            <w:r>
-              <w:rPr>
-                <w:rFonts w:eastAsia="Times New Roman" w:cs="Noto Sans"/>
-                <w:kern w:val="0"/>
-                <w14:ligatures w14:val="none"/>
-              </w:rPr>
-              <w:t xml:space="preserve"> </w:t>
-            </w:r>
-            <w:proofErr w:type="spellStart"/>
-            <w:r>
-              <w:rPr>
-                <w:rFonts w:eastAsia="Times New Roman" w:cs="Noto Sans"/>
-                <w:kern w:val="0"/>
-                <w14:ligatures w14:val="none"/>
-              </w:rPr>
-              <w:t>recolher</w:t>
-            </w:r>
-            <w:proofErr w:type="spellEnd"/>
-            <w:r>
-              <w:rPr>
-                <w:rFonts w:eastAsia="Times New Roman" w:cs="Noto Sans"/>
-                <w:kern w:val="0"/>
-                <w14:ligatures w14:val="none"/>
-              </w:rPr>
-              <w:t xml:space="preserve"> 110 a 120 respostas para garantir 100 válidas</w:t>
+            <w:r>
+              <w:rPr>
+                <w:rFonts w:eastAsia="Times New Roman" w:cs="Noto Sans"/>
+                <w:kern w:val="0"/>
+                <w14:ligatures w14:val="none"/>
+              </w:rPr>
+              <w:t>Convém recolher 110 a 120 respostas para garantir 100 válidas</w:t>
             </w:r>
           </w:p>
         </w:tc>
@@ -16628,36 +14306,8 @@
                 <w:kern w:val="0"/>
                 <w14:ligatures w14:val="none"/>
               </w:rPr>
-              <w:t xml:space="preserve">P15, </w:t>
-            </w:r>
-            <w:proofErr w:type="spellStart"/>
-            <w:r>
-              <w:rPr>
-                <w:rFonts w:eastAsia="Times New Roman" w:cs="Noto Sans"/>
-                <w:kern w:val="0"/>
-                <w14:ligatures w14:val="none"/>
-              </w:rPr>
-              <w:t>terceira</w:t>
-            </w:r>
-            <w:proofErr w:type="spellEnd"/>
-            <w:r>
-              <w:rPr>
-                <w:rFonts w:eastAsia="Times New Roman" w:cs="Noto Sans"/>
-                <w:kern w:val="0"/>
-                <w14:ligatures w14:val="none"/>
-              </w:rPr>
-              <w:t xml:space="preserve"> </w:t>
-            </w:r>
-            <w:proofErr w:type="spellStart"/>
-            <w:r>
-              <w:rPr>
-                <w:rFonts w:eastAsia="Times New Roman" w:cs="Noto Sans"/>
-                <w:kern w:val="0"/>
-                <w14:ligatures w14:val="none"/>
-              </w:rPr>
-              <w:t>afirmação</w:t>
-            </w:r>
-            <w:proofErr w:type="spellEnd"/>
+              <w:t>P15, terceira afirmação</w:t>
+            </w:r>
           </w:p>
         </w:tc>
         <w:tc>
@@ -16764,7 +14414,6 @@
                 <w14:ligatures w14:val="none"/>
               </w:rPr>
             </w:pPr>
-            <w:proofErr w:type="spellStart"/>
             <w:r>
               <w:rPr>
                 <w:rFonts w:eastAsia="Times New Roman" w:cs="Noto Sans"/>
@@ -16772,27 +14421,8 @@
                 <w14:ligatures w14:val="none"/>
               </w:rPr>
               <w:lastRenderedPageBreak/>
-              <w:t>Intenção</w:t>
-            </w:r>
-            <w:proofErr w:type="spellEnd"/>
-            <w:r>
-              <w:rPr>
-                <w:rFonts w:eastAsia="Times New Roman" w:cs="Noto Sans"/>
-                <w:kern w:val="0"/>
-                <w14:ligatures w14:val="none"/>
-              </w:rPr>
-              <w:t xml:space="preserve"> </w:t>
-            </w:r>
-            <w:proofErr w:type="spellStart"/>
-            <w:r>
-              <w:rPr>
-                <w:rFonts w:eastAsia="Times New Roman" w:cs="Noto Sans"/>
-                <w:kern w:val="0"/>
-                <w14:ligatures w14:val="none"/>
-              </w:rPr>
-              <w:t>declarada</w:t>
-            </w:r>
-            <w:proofErr w:type="spellEnd"/>
+              <w:t>Intenção declarada</w:t>
+            </w:r>
           </w:p>
         </w:tc>
         <w:tc>
@@ -16899,90 +14529,50 @@
                 <w14:ligatures w14:val="none"/>
               </w:rPr>
             </w:pPr>
-            <w:proofErr w:type="spellStart"/>
-            <w:r>
-              <w:rPr>
-                <w:rFonts w:eastAsia="Times New Roman" w:cs="Noto Sans"/>
-                <w:kern w:val="0"/>
-                <w14:ligatures w14:val="none"/>
-              </w:rPr>
-              <w:t>Duração</w:t>
-            </w:r>
-            <w:proofErr w:type="spellEnd"/>
-            <w:r>
-              <w:rPr>
-                <w:rFonts w:eastAsia="Times New Roman" w:cs="Noto Sans"/>
-                <w:kern w:val="0"/>
-                <w14:ligatures w14:val="none"/>
-              </w:rPr>
-              <w:t xml:space="preserve"> de 29 </w:t>
-            </w:r>
-            <w:proofErr w:type="spellStart"/>
-            <w:r>
-              <w:rPr>
-                <w:rFonts w:eastAsia="Times New Roman" w:cs="Noto Sans"/>
-                <w:kern w:val="0"/>
-                <w14:ligatures w14:val="none"/>
-              </w:rPr>
-              <w:t>perguntas</w:t>
-            </w:r>
-            <w:proofErr w:type="spellEnd"/>
-          </w:p>
-        </w:tc>
-        <w:tc>
-          <w:tcPr>
-            <w:tcW w:w="0" w:type="auto"/>
-            <w:tcBorders>
-              <w:top w:val="single" w:sz="6" w:space="0" w:color="auto"/>
-              <w:left w:val="single" w:sz="6" w:space="0" w:color="auto"/>
-              <w:bottom w:val="single" w:sz="6" w:space="0" w:color="auto"/>
-              <w:right w:val="single" w:sz="6" w:space="0" w:color="auto"/>
-            </w:tcBorders>
-            <w:tcMar>
-              <w:top w:w="60" w:type="dxa"/>
-              <w:left w:w="120" w:type="dxa"/>
-              <w:bottom w:w="60" w:type="dxa"/>
-              <w:right w:w="120" w:type="dxa"/>
-            </w:tcMar>
-            <w:hideMark/>
-          </w:tcPr>
-          <w:p>
-            <w:pPr>
-              <w:spacing w:after="0" w:line="240" w:lineRule="auto"/>
-              <w:rPr>
-                <w:rFonts w:eastAsia="Times New Roman" w:cs="Noto Sans"/>
-                <w:kern w:val="0"/>
-                <w14:ligatures w14:val="none"/>
-              </w:rPr>
-            </w:pPr>
-            <w:proofErr w:type="spellStart"/>
-            <w:r>
-              <w:rPr>
-                <w:rFonts w:eastAsia="Times New Roman" w:cs="Noto Sans"/>
-                <w:kern w:val="0"/>
-                <w14:ligatures w14:val="none"/>
-              </w:rPr>
-              <w:t>Abandono</w:t>
-            </w:r>
-            <w:proofErr w:type="spellEnd"/>
-            <w:r>
-              <w:rPr>
-                <w:rFonts w:eastAsia="Times New Roman" w:cs="Noto Sans"/>
-                <w:kern w:val="0"/>
-                <w14:ligatures w14:val="none"/>
-              </w:rPr>
-              <w:t xml:space="preserve"> a </w:t>
-            </w:r>
-            <w:proofErr w:type="spellStart"/>
-            <w:r>
-              <w:rPr>
-                <w:rFonts w:eastAsia="Times New Roman" w:cs="Noto Sans"/>
-                <w:kern w:val="0"/>
-                <w14:ligatures w14:val="none"/>
-              </w:rPr>
-              <w:t>meio</w:t>
-            </w:r>
-            <w:proofErr w:type="spellEnd"/>
+            <w:r>
+              <w:rPr>
+                <w:rFonts w:eastAsia="Times New Roman" w:cs="Noto Sans"/>
+                <w:kern w:val="0"/>
+                <w14:ligatures w14:val="none"/>
+              </w:rPr>
+              <w:t>Duração de 29 perguntas</w:t>
+            </w:r>
+          </w:p>
+        </w:tc>
+        <w:tc>
+          <w:tcPr>
+            <w:tcW w:w="0" w:type="auto"/>
+            <w:tcBorders>
+              <w:top w:val="single" w:sz="6" w:space="0" w:color="auto"/>
+              <w:left w:val="single" w:sz="6" w:space="0" w:color="auto"/>
+              <w:bottom w:val="single" w:sz="6" w:space="0" w:color="auto"/>
+              <w:right w:val="single" w:sz="6" w:space="0" w:color="auto"/>
+            </w:tcBorders>
+            <w:tcMar>
+              <w:top w:w="60" w:type="dxa"/>
+              <w:left w:w="120" w:type="dxa"/>
+              <w:bottom w:w="60" w:type="dxa"/>
+              <w:right w:w="120" w:type="dxa"/>
+            </w:tcMar>
+            <w:hideMark/>
+          </w:tcPr>
+          <w:p>
+            <w:pPr>
+              <w:spacing w:after="0" w:line="240" w:lineRule="auto"/>
+              <w:rPr>
+                <w:rFonts w:eastAsia="Times New Roman" w:cs="Noto Sans"/>
+                <w:kern w:val="0"/>
+                <w14:ligatures w14:val="none"/>
+              </w:rPr>
+            </w:pPr>
+            <w:r>
+              <w:rPr>
+                <w:rFonts w:eastAsia="Times New Roman" w:cs="Noto Sans"/>
+                <w:kern w:val="0"/>
+                <w14:ligatures w14:val="none"/>
+              </w:rPr>
+              <w:t>Abandono a meio</w:t>
+            </w:r>
           </w:p>
         </w:tc>
         <w:tc>
@@ -17051,34 +14641,14 @@
                 <w14:ligatures w14:val="none"/>
               </w:rPr>
             </w:pPr>
-            <w:proofErr w:type="spellStart"/>
-            <w:r>
-              <w:rPr>
-                <w:rFonts w:eastAsia="Times New Roman" w:cs="Noto Sans"/>
-                <w:kern w:val="0"/>
-                <w14:ligatures w14:val="none"/>
-              </w:rPr>
-              <w:t>Segmentos</w:t>
-            </w:r>
-            <w:proofErr w:type="spellEnd"/>
-            <w:r>
-              <w:rPr>
-                <w:rFonts w:eastAsia="Times New Roman" w:cs="Noto Sans"/>
-                <w:kern w:val="0"/>
-                <w14:ligatures w14:val="none"/>
-              </w:rPr>
-              <w:t xml:space="preserve"> </w:t>
-            </w:r>
-            <w:proofErr w:type="spellStart"/>
-            <w:r>
-              <w:rPr>
-                <w:rFonts w:eastAsia="Times New Roman" w:cs="Noto Sans"/>
-                <w:kern w:val="0"/>
-                <w14:ligatures w14:val="none"/>
-              </w:rPr>
-              <w:t>pequenos</w:t>
-            </w:r>
-            <w:proofErr w:type="spellEnd"/>
+            <w:r>
+              <w:rPr>
+                <w:rFonts w:eastAsia="Times New Roman" w:cs="Noto Sans"/>
+                <w:kern w:val="0"/>
+                <w14:ligatures w14:val="none"/>
+              </w:rPr>
+              <w:t>Segmentos pequenos</w:t>
+            </w:r>
           </w:p>
         </w:tc>
         <w:tc>
@@ -17191,18 +14761,8 @@
                 <w:kern w:val="0"/>
                 <w14:ligatures w14:val="none"/>
               </w:rPr>
-              <w:t xml:space="preserve">Sem </w:t>
-            </w:r>
-            <w:proofErr w:type="spellStart"/>
-            <w:r>
-              <w:rPr>
-                <w:rFonts w:eastAsia="Times New Roman" w:cs="Noto Sans"/>
-                <w:kern w:val="0"/>
-                <w14:ligatures w14:val="none"/>
-              </w:rPr>
-              <w:t>rendimento</w:t>
-            </w:r>
-            <w:proofErr w:type="spellEnd"/>
+              <w:t>Sem rendimento</w:t>
+            </w:r>
           </w:p>
         </w:tc>
         <w:tc>
@@ -17315,25 +14875,7 @@
                 <w:kern w:val="0"/>
                 <w14:ligatures w14:val="none"/>
               </w:rPr>
-              <w:t>"</w:t>
-            </w:r>
-            <w:proofErr w:type="spellStart"/>
-            <w:r>
-              <w:rPr>
-                <w:rFonts w:eastAsia="Times New Roman" w:cs="Noto Sans"/>
-                <w:kern w:val="0"/>
-                <w14:ligatures w14:val="none"/>
-              </w:rPr>
-              <w:t>Biológico</w:t>
-            </w:r>
-            <w:proofErr w:type="spellEnd"/>
-            <w:r>
-              <w:rPr>
-                <w:rFonts w:eastAsia="Times New Roman" w:cs="Noto Sans"/>
-                <w:kern w:val="0"/>
-                <w14:ligatures w14:val="none"/>
-              </w:rPr>
-              <w:t>"</w:t>
+              <w:t>"Biológico"</w:t>
             </w:r>
           </w:p>
         </w:tc>
@@ -17457,33 +14999,7 @@
           <w:szCs w:val="36"/>
           <w14:ligatures w14:val="none"/>
         </w:rPr>
-        <w:t xml:space="preserve">6. </w:t>
-      </w:r>
-      <w:proofErr w:type="spellStart"/>
-      <w:r>
-        <w:rPr>
-          <w:rFonts w:eastAsia="Times New Roman" w:cs="Noto Sans"/>
-          <w:b/>
-          <w:bCs/>
-          <w:kern w:val="0"/>
-          <w:sz w:val="36"/>
-          <w:szCs w:val="36"/>
-          <w14:ligatures w14:val="none"/>
-        </w:rPr>
-        <w:t>Configuração</w:t>
-      </w:r>
-      <w:proofErr w:type="spellEnd"/>
-      <w:r>
-        <w:rPr>
-          <w:rFonts w:eastAsia="Times New Roman" w:cs="Noto Sans"/>
-          <w:b/>
-          <w:bCs/>
-          <w:kern w:val="0"/>
-          <w:sz w:val="36"/>
-          <w:szCs w:val="36"/>
-          <w14:ligatures w14:val="none"/>
-        </w:rPr>
-        <w:t xml:space="preserve"> no Google Forms</w:t>
+        <w:t>6. Configuração no Google Forms</w:t>
       </w:r>
     </w:p>
     <w:tbl>
@@ -17573,7 +15089,6 @@
                 <w14:ligatures w14:val="none"/>
               </w:rPr>
             </w:pPr>
-            <w:proofErr w:type="spellStart"/>
             <w:r>
               <w:rPr>
                 <w:rFonts w:eastAsia="Times New Roman" w:cs="Noto Sans"/>
@@ -17584,7 +15099,6 @@
               </w:rPr>
               <w:t>Configuração</w:t>
             </w:r>
-            <w:proofErr w:type="spellEnd"/>
           </w:p>
         </w:tc>
       </w:tr>
@@ -17615,7 +15129,6 @@
                 <w14:ligatures w14:val="none"/>
               </w:rPr>
             </w:pPr>
-            <w:proofErr w:type="spellStart"/>
             <w:r>
               <w:rPr>
                 <w:rFonts w:eastAsia="Times New Roman" w:cs="Noto Sans"/>
@@ -17624,7 +15137,6 @@
               </w:rPr>
               <w:t>Secções</w:t>
             </w:r>
-            <w:proofErr w:type="spellEnd"/>
           </w:p>
         </w:tc>
         <w:tc>
@@ -17693,7 +15205,6 @@
                 <w14:ligatures w14:val="none"/>
               </w:rPr>
             </w:pPr>
-            <w:proofErr w:type="spellStart"/>
             <w:r>
               <w:rPr>
                 <w:rFonts w:eastAsia="Times New Roman" w:cs="Noto Sans"/>
@@ -17702,7 +15213,6 @@
               </w:rPr>
               <w:t>Obrigatoriedade</w:t>
             </w:r>
-            <w:proofErr w:type="spellEnd"/>
           </w:p>
         </w:tc>
         <w:tc>
@@ -17853,18 +15363,8 @@
                 <w:kern w:val="0"/>
                 <w14:ligatures w14:val="none"/>
               </w:rPr>
-              <w:t>Grelha Sim/</w:t>
-            </w:r>
-            <w:proofErr w:type="spellStart"/>
-            <w:r>
-              <w:rPr>
-                <w:rFonts w:eastAsia="Times New Roman" w:cs="Noto Sans"/>
-                <w:kern w:val="0"/>
-                <w14:ligatures w14:val="none"/>
-              </w:rPr>
-              <w:t>Não</w:t>
-            </w:r>
-            <w:proofErr w:type="spellEnd"/>
+              <w:t>Grelha Sim/Não</w:t>
+            </w:r>
           </w:p>
         </w:tc>
         <w:tc>
@@ -17933,23 +15433,13 @@
                 <w14:ligatures w14:val="none"/>
               </w:rPr>
             </w:pPr>
-            <w:proofErr w:type="spellStart"/>
-            <w:r>
-              <w:rPr>
-                <w:rFonts w:eastAsia="Times New Roman" w:cs="Noto Sans"/>
-                <w:kern w:val="0"/>
-                <w14:ligatures w14:val="none"/>
-              </w:rPr>
-              <w:t>Opção</w:t>
-            </w:r>
-            <w:proofErr w:type="spellEnd"/>
-            <w:r>
-              <w:rPr>
-                <w:rFonts w:eastAsia="Times New Roman" w:cs="Noto Sans"/>
-                <w:kern w:val="0"/>
-                <w14:ligatures w14:val="none"/>
-              </w:rPr>
-              <w:t xml:space="preserve"> "Outro"</w:t>
+            <w:r>
+              <w:rPr>
+                <w:rFonts w:eastAsia="Times New Roman" w:cs="Noto Sans"/>
+                <w:kern w:val="0"/>
+                <w14:ligatures w14:val="none"/>
+              </w:rPr>
+              <w:t>Opção "Outro"</w:t>
             </w:r>
           </w:p>
         </w:tc>
@@ -18019,34 +15509,14 @@
                 <w14:ligatures w14:val="none"/>
               </w:rPr>
             </w:pPr>
-            <w:proofErr w:type="spellStart"/>
-            <w:r>
-              <w:rPr>
-                <w:rFonts w:eastAsia="Times New Roman" w:cs="Noto Sans"/>
-                <w:kern w:val="0"/>
-                <w14:ligatures w14:val="none"/>
-              </w:rPr>
-              <w:t>Ordem</w:t>
-            </w:r>
-            <w:proofErr w:type="spellEnd"/>
-            <w:r>
-              <w:rPr>
-                <w:rFonts w:eastAsia="Times New Roman" w:cs="Noto Sans"/>
-                <w:kern w:val="0"/>
-                <w14:ligatures w14:val="none"/>
-              </w:rPr>
-              <w:t xml:space="preserve"> das </w:t>
-            </w:r>
-            <w:proofErr w:type="spellStart"/>
-            <w:r>
-              <w:rPr>
-                <w:rFonts w:eastAsia="Times New Roman" w:cs="Noto Sans"/>
-                <w:kern w:val="0"/>
-                <w14:ligatures w14:val="none"/>
-              </w:rPr>
-              <w:t>linhas</w:t>
-            </w:r>
-            <w:proofErr w:type="spellEnd"/>
+            <w:r>
+              <w:rPr>
+                <w:rFonts w:eastAsia="Times New Roman" w:cs="Noto Sans"/>
+                <w:kern w:val="0"/>
+                <w14:ligatures w14:val="none"/>
+              </w:rPr>
+              <w:t>Ordem das linhas</w:t>
+            </w:r>
           </w:p>
         </w:tc>
         <w:tc>
@@ -18197,54 +15667,8 @@
                 <w:kern w:val="0"/>
                 <w14:ligatures w14:val="none"/>
               </w:rPr>
-              <w:t xml:space="preserve">Uma </w:t>
-            </w:r>
-            <w:proofErr w:type="spellStart"/>
-            <w:r>
-              <w:rPr>
-                <w:rFonts w:eastAsia="Times New Roman" w:cs="Noto Sans"/>
-                <w:kern w:val="0"/>
-                <w14:ligatures w14:val="none"/>
-              </w:rPr>
-              <w:t>resposta</w:t>
-            </w:r>
-            <w:proofErr w:type="spellEnd"/>
-            <w:r>
-              <w:rPr>
-                <w:rFonts w:eastAsia="Times New Roman" w:cs="Noto Sans"/>
-                <w:kern w:val="0"/>
-                <w14:ligatures w14:val="none"/>
-              </w:rPr>
-              <w:t xml:space="preserve"> </w:t>
-            </w:r>
-            <w:proofErr w:type="spellStart"/>
-            <w:r>
-              <w:rPr>
-                <w:rFonts w:eastAsia="Times New Roman" w:cs="Noto Sans"/>
-                <w:kern w:val="0"/>
-                <w14:ligatures w14:val="none"/>
-              </w:rPr>
-              <w:t>por</w:t>
-            </w:r>
-            <w:proofErr w:type="spellEnd"/>
-            <w:r>
-              <w:rPr>
-                <w:rFonts w:eastAsia="Times New Roman" w:cs="Noto Sans"/>
-                <w:kern w:val="0"/>
-                <w14:ligatures w14:val="none"/>
-              </w:rPr>
-              <w:t xml:space="preserve"> </w:t>
-            </w:r>
-            <w:proofErr w:type="spellStart"/>
-            <w:r>
-              <w:rPr>
-                <w:rFonts w:eastAsia="Times New Roman" w:cs="Noto Sans"/>
-                <w:kern w:val="0"/>
-                <w14:ligatures w14:val="none"/>
-              </w:rPr>
-              <w:t>pessoa</w:t>
-            </w:r>
-            <w:proofErr w:type="spellEnd"/>
+              <w:t>Uma resposta por pessoa</w:t>
+            </w:r>
           </w:p>
         </w:tc>
         <w:tc>
@@ -18313,7 +15737,6 @@
                 <w14:ligatures w14:val="none"/>
               </w:rPr>
             </w:pPr>
-            <w:proofErr w:type="spellStart"/>
             <w:r>
               <w:rPr>
                 <w:rFonts w:eastAsia="Times New Roman" w:cs="Noto Sans"/>
@@ -18323,7 +15746,6 @@
               <w:lastRenderedPageBreak/>
               <w:t>Exportação</w:t>
             </w:r>
-            <w:proofErr w:type="spellEnd"/>
           </w:p>
         </w:tc>
         <w:tc>
@@ -18400,7 +15822,7 @@
 </file>
 
 <file path=word/endnotes.xml><?xml version="1.0" encoding="utf-8"?>
-<w:endnotes xmlns:wpc="http://schemas.microsoft.com/office/word/2010/wordprocessingCanvas" xmlns:cx="http://schemas.microsoft.com/office/drawing/2014/chartex" xmlns:cx1="http://schemas.microsoft.com/office/drawing/2015/9/8/chartex" xmlns:cx2="http://schemas.microsoft.com/office/drawing/2015/10/21/chartex" xmlns:cx3="http://schemas.microsoft.com/office/drawing/2016/5/9/chartex" xmlns:cx4="http://schemas.microsoft.com/office/drawing/2016/5/10/chartex" xmlns:cx5="http://schemas.microsoft.com/office/drawing/2016/5/11/chartex" xmlns:cx6="http://schemas.microsoft.com/office/drawing/2016/5/12/chartex" xmlns:cx7="http://schemas.microsoft.com/office/drawing/2016/5/13/chartex" xmlns:cx8="http://schemas.microsoft.com/office/drawing/2016/5/14/chartex" xmlns:mc="http://schemas.openxmlformats.org/markup-compatibility/2006" xmlns:m="http://schemas.openxmlformats.org/officeDocument/2006/math" xmlns:aink="http://schemas.microsoft.com/office/drawing/2016/ink" xmlns:am3d="http://schemas.microsoft.com/office/drawing/2017/model3d" xmlns:oel="http://schemas.microsoft.com/office/2019/extlst" xmlns:r="http://schemas.openxmlformats.org/officeDocument/2006/relationships" xmlns:wp14="http://schemas.microsoft.com/office/word/2010/wordprocessingDrawing" xmlns:wp="http://schemas.openxmlformats.org/drawingml/2006/wordprocessingDrawing" xmlns:wpg="http://schemas.microsoft.com/office/word/2010/wordprocessingGroup" xmlns:wpi="http://schemas.microsoft.com/office/word/2010/wordprocessingInk" xmlns:wps="http://schemas.microsoft.com/office/word/2010/wordprocessingShape" xmlns:o="urn:schemas-microsoft-com:office:office" xmlns:v="urn:schemas-microsoft-com:vml" xmlns:w10="urn:schemas-microsoft-com:office:word" xmlns:w="http://schemas.openxmlformats.org/wordprocessingml/2006/main" xmlns:w14="http://schemas.microsoft.com/office/word/2010/wordml" xmlns:w15="http://schemas.microsoft.com/office/word/2012/wordml" xmlns:w16cex="http://schemas.microsoft.com/office/word/2018/wordml/cex" xmlns:w16cid="http://schemas.microsoft.com/office/word/2016/wordml/cid" xmlns:w16="http://schemas.microsoft.com/office/word/2018/wordml" xmlns:w16sdtdh="http://schemas.microsoft.com/office/word/2020/wordml/sdtdatahash" xmlns:w16sdtfl="http://schemas.microsoft.com/office/word/2024/wordml/sdtformatlock" xmlns:w16se="http://schemas.microsoft.com/office/word/2015/wordml/symex" xmlns:w16du="http://schemas.microsoft.com/office/word/2023/wordml/word16du" xmlns:wne="http://schemas.microsoft.com/office/word/2006/wordml" mc:Ignorable="w14 w15 w16se w16cid w16 w16cex w16sdtdh w16sdtfl w16du wp14">
+<w:endnotes xmlns:wpc="http://schemas.microsoft.com/office/word/2010/wordprocessingCanvas" xmlns:cx="http://schemas.microsoft.com/office/drawing/2014/chartex" xmlns:cx1="http://schemas.microsoft.com/office/drawing/2015/9/8/chartex" xmlns:cx2="http://schemas.microsoft.com/office/drawing/2015/10/21/chartex" xmlns:cx3="http://schemas.microsoft.com/office/drawing/2016/5/9/chartex" xmlns:cx4="http://schemas.microsoft.com/office/drawing/2016/5/10/chartex" xmlns:cx5="http://schemas.microsoft.com/office/drawing/2016/5/11/chartex" xmlns:cx6="http://schemas.microsoft.com/office/drawing/2016/5/12/chartex" xmlns:cx7="http://schemas.microsoft.com/office/drawing/2016/5/13/chartex" xmlns:cx8="http://schemas.microsoft.com/office/drawing/2016/5/14/chartex" xmlns:mc="http://schemas.openxmlformats.org/markup-compatibility/2006" xmlns:aink="http://schemas.microsoft.com/office/drawing/2016/ink" xmlns:am3d="http://schemas.microsoft.com/office/drawing/2017/model3d" xmlns:o="urn:schemas-microsoft-com:office:office" xmlns:oel="http://schemas.microsoft.com/office/2019/extlst" xmlns:r="http://schemas.openxmlformats.org/officeDocument/2006/relationships" xmlns:m="http://schemas.openxmlformats.org/officeDocument/2006/math" xmlns:v="urn:schemas-microsoft-com:vml" xmlns:wp14="http://schemas.microsoft.com/office/word/2010/wordprocessingDrawing" xmlns:wp="http://schemas.openxmlformats.org/drawingml/2006/wordprocessingDrawing" xmlns:w10="urn:schemas-microsoft-com:office:word" xmlns:w="http://schemas.openxmlformats.org/wordprocessingml/2006/main" xmlns:w14="http://schemas.microsoft.com/office/word/2010/wordml" xmlns:w15="http://schemas.microsoft.com/office/word/2012/wordml" xmlns:w16cex="http://schemas.microsoft.com/office/word/2018/wordml/cex" xmlns:w16cid="http://schemas.microsoft.com/office/word/2016/wordml/cid" xmlns:w16="http://schemas.microsoft.com/office/word/2018/wordml" xmlns:w16du="http://schemas.microsoft.com/office/word/2023/wordml/word16du" xmlns:w16sdtdh="http://schemas.microsoft.com/office/word/2020/wordml/sdtdatahash" xmlns:w16sdtfl="http://schemas.microsoft.com/office/word/2024/wordml/sdtformatlock" xmlns:w16se="http://schemas.microsoft.com/office/word/2015/wordml/symex" xmlns:wpg="http://schemas.microsoft.com/office/word/2010/wordprocessingGroup" xmlns:wpi="http://schemas.microsoft.com/office/word/2010/wordprocessingInk" xmlns:wne="http://schemas.microsoft.com/office/word/2006/wordml" xmlns:wps="http://schemas.microsoft.com/office/word/2010/wordprocessingShape" mc:Ignorable="w14 w15 w16se w16cid w16 w16cex w16sdtdh w16sdtfl w16du wp14">
   <w:endnote w:type="separator" w:id="-1">
     <w:p>
       <w:pPr>
@@ -18425,37 +15847,37 @@
 </file>
 
 <file path=word/footer1.xml><?xml version="1.0" encoding="utf-8"?>
-<w:ftr xmlns:wpc="http://schemas.microsoft.com/office/word/2010/wordprocessingCanvas" xmlns:cx="http://schemas.microsoft.com/office/drawing/2014/chartex" xmlns:cx1="http://schemas.microsoft.com/office/drawing/2015/9/8/chartex" xmlns:cx2="http://schemas.microsoft.com/office/drawing/2015/10/21/chartex" xmlns:cx3="http://schemas.microsoft.com/office/drawing/2016/5/9/chartex" xmlns:cx4="http://schemas.microsoft.com/office/drawing/2016/5/10/chartex" xmlns:cx5="http://schemas.microsoft.com/office/drawing/2016/5/11/chartex" xmlns:cx6="http://schemas.microsoft.com/office/drawing/2016/5/12/chartex" xmlns:cx7="http://schemas.microsoft.com/office/drawing/2016/5/13/chartex" xmlns:cx8="http://schemas.microsoft.com/office/drawing/2016/5/14/chartex" xmlns:mc="http://schemas.openxmlformats.org/markup-compatibility/2006" xmlns:m="http://schemas.openxmlformats.org/officeDocument/2006/math" xmlns:aink="http://schemas.microsoft.com/office/drawing/2016/ink" xmlns:am3d="http://schemas.microsoft.com/office/drawing/2017/model3d" xmlns:oel="http://schemas.microsoft.com/office/2019/extlst" xmlns:r="http://schemas.openxmlformats.org/officeDocument/2006/relationships" xmlns:wp14="http://schemas.microsoft.com/office/word/2010/wordprocessingDrawing" xmlns:wp="http://schemas.openxmlformats.org/drawingml/2006/wordprocessingDrawing" xmlns:wpg="http://schemas.microsoft.com/office/word/2010/wordprocessingGroup" xmlns:wpi="http://schemas.microsoft.com/office/word/2010/wordprocessingInk" xmlns:wps="http://schemas.microsoft.com/office/word/2010/wordprocessingShape" xmlns:o="urn:schemas-microsoft-com:office:office" xmlns:v="urn:schemas-microsoft-com:vml" xmlns:w10="urn:schemas-microsoft-com:office:word" xmlns:w="http://schemas.openxmlformats.org/wordprocessingml/2006/main" xmlns:w14="http://schemas.microsoft.com/office/word/2010/wordml" xmlns:w15="http://schemas.microsoft.com/office/word/2012/wordml" xmlns:w16cex="http://schemas.microsoft.com/office/word/2018/wordml/cex" xmlns:w16cid="http://schemas.microsoft.com/office/word/2016/wordml/cid" xmlns:w16="http://schemas.microsoft.com/office/word/2018/wordml" xmlns:w16sdtdh="http://schemas.microsoft.com/office/word/2020/wordml/sdtdatahash" xmlns:w16sdtfl="http://schemas.microsoft.com/office/word/2024/wordml/sdtformatlock" xmlns:w16se="http://schemas.microsoft.com/office/word/2015/wordml/symex" xmlns:w16du="http://schemas.microsoft.com/office/word/2023/wordml/word16du" xmlns:wne="http://schemas.microsoft.com/office/word/2006/wordml" mc:Ignorable="w14 w15 w16se w16cid w16 w16cex w16sdtdh w16sdtfl w16du wp14">
+<w:ftr xmlns:wpc="http://schemas.microsoft.com/office/word/2010/wordprocessingCanvas" xmlns:cx="http://schemas.microsoft.com/office/drawing/2014/chartex" xmlns:cx1="http://schemas.microsoft.com/office/drawing/2015/9/8/chartex" xmlns:cx2="http://schemas.microsoft.com/office/drawing/2015/10/21/chartex" xmlns:cx3="http://schemas.microsoft.com/office/drawing/2016/5/9/chartex" xmlns:cx4="http://schemas.microsoft.com/office/drawing/2016/5/10/chartex" xmlns:cx5="http://schemas.microsoft.com/office/drawing/2016/5/11/chartex" xmlns:cx6="http://schemas.microsoft.com/office/drawing/2016/5/12/chartex" xmlns:cx7="http://schemas.microsoft.com/office/drawing/2016/5/13/chartex" xmlns:cx8="http://schemas.microsoft.com/office/drawing/2016/5/14/chartex" xmlns:mc="http://schemas.openxmlformats.org/markup-compatibility/2006" xmlns:aink="http://schemas.microsoft.com/office/drawing/2016/ink" xmlns:am3d="http://schemas.microsoft.com/office/drawing/2017/model3d" xmlns:o="urn:schemas-microsoft-com:office:office" xmlns:oel="http://schemas.microsoft.com/office/2019/extlst" xmlns:r="http://schemas.openxmlformats.org/officeDocument/2006/relationships" xmlns:m="http://schemas.openxmlformats.org/officeDocument/2006/math" xmlns:v="urn:schemas-microsoft-com:vml" xmlns:wp14="http://schemas.microsoft.com/office/word/2010/wordprocessingDrawing" xmlns:wp="http://schemas.openxmlformats.org/drawingml/2006/wordprocessingDrawing" xmlns:w10="urn:schemas-microsoft-com:office:word" xmlns:w="http://schemas.openxmlformats.org/wordprocessingml/2006/main" xmlns:w14="http://schemas.microsoft.com/office/word/2010/wordml" xmlns:w15="http://schemas.microsoft.com/office/word/2012/wordml" xmlns:w16cex="http://schemas.microsoft.com/office/word/2018/wordml/cex" xmlns:w16cid="http://schemas.microsoft.com/office/word/2016/wordml/cid" xmlns:w16="http://schemas.microsoft.com/office/word/2018/wordml" xmlns:w16du="http://schemas.microsoft.com/office/word/2023/wordml/word16du" xmlns:w16sdtdh="http://schemas.microsoft.com/office/word/2020/wordml/sdtdatahash" xmlns:w16sdtfl="http://schemas.microsoft.com/office/word/2024/wordml/sdtformatlock" xmlns:w16se="http://schemas.microsoft.com/office/word/2015/wordml/symex" xmlns:wpg="http://schemas.microsoft.com/office/word/2010/wordprocessingGroup" xmlns:wpi="http://schemas.microsoft.com/office/word/2010/wordprocessingInk" xmlns:wne="http://schemas.microsoft.com/office/word/2006/wordml" xmlns:wps="http://schemas.microsoft.com/office/word/2010/wordprocessingShape" mc:Ignorable="w14 w15 w16se w16cid w16 w16cex w16sdtdh w16sdtfl w16du wp14">
   <w:p>
     <w:pPr>
-      <w:pStyle w:val="Footer"/>
+      <w:pStyle w:val="Rodap"/>
     </w:pPr>
   </w:p>
 </w:ftr>
 </file>
 
 <file path=word/footer2.xml><?xml version="1.0" encoding="utf-8"?>
-<w:ftr xmlns:wpc="http://schemas.microsoft.com/office/word/2010/wordprocessingCanvas" xmlns:cx="http://schemas.microsoft.com/office/drawing/2014/chartex" xmlns:cx1="http://schemas.microsoft.com/office/drawing/2015/9/8/chartex" xmlns:cx2="http://schemas.microsoft.com/office/drawing/2015/10/21/chartex" xmlns:cx3="http://schemas.microsoft.com/office/drawing/2016/5/9/chartex" xmlns:cx4="http://schemas.microsoft.com/office/drawing/2016/5/10/chartex" xmlns:cx5="http://schemas.microsoft.com/office/drawing/2016/5/11/chartex" xmlns:cx6="http://schemas.microsoft.com/office/drawing/2016/5/12/chartex" xmlns:cx7="http://schemas.microsoft.com/office/drawing/2016/5/13/chartex" xmlns:cx8="http://schemas.microsoft.com/office/drawing/2016/5/14/chartex" xmlns:mc="http://schemas.openxmlformats.org/markup-compatibility/2006" xmlns:m="http://schemas.openxmlformats.org/officeDocument/2006/math" xmlns:aink="http://schemas.microsoft.com/office/drawing/2016/ink" xmlns:am3d="http://schemas.microsoft.com/office/drawing/2017/model3d" xmlns:oel="http://schemas.microsoft.com/office/2019/extlst" xmlns:r="http://schemas.openxmlformats.org/officeDocument/2006/relationships" xmlns:wp14="http://schemas.microsoft.com/office/word/2010/wordprocessingDrawing" xmlns:wp="http://schemas.openxmlformats.org/drawingml/2006/wordprocessingDrawing" xmlns:wpg="http://schemas.microsoft.com/office/word/2010/wordprocessingGroup" xmlns:wpi="http://schemas.microsoft.com/office/word/2010/wordprocessingInk" xmlns:wps="http://schemas.microsoft.com/office/word/2010/wordprocessingShape" xmlns:o="urn:schemas-microsoft-com:office:office" xmlns:v="urn:schemas-microsoft-com:vml" xmlns:w10="urn:schemas-microsoft-com:office:word" xmlns:w="http://schemas.openxmlformats.org/wordprocessingml/2006/main" xmlns:w14="http://schemas.microsoft.com/office/word/2010/wordml" xmlns:w15="http://schemas.microsoft.com/office/word/2012/wordml" xmlns:w16cex="http://schemas.microsoft.com/office/word/2018/wordml/cex" xmlns:w16cid="http://schemas.microsoft.com/office/word/2016/wordml/cid" xmlns:w16="http://schemas.microsoft.com/office/word/2018/wordml" xmlns:w16sdtdh="http://schemas.microsoft.com/office/word/2020/wordml/sdtdatahash" xmlns:w16sdtfl="http://schemas.microsoft.com/office/word/2024/wordml/sdtformatlock" xmlns:w16se="http://schemas.microsoft.com/office/word/2015/wordml/symex" xmlns:w16du="http://schemas.microsoft.com/office/word/2023/wordml/word16du" xmlns:wne="http://schemas.microsoft.com/office/word/2006/wordml" mc:Ignorable="w14 w15 w16se w16cid w16 w16cex w16sdtdh w16sdtfl w16du wp14">
+<w:ftr xmlns:wpc="http://schemas.microsoft.com/office/word/2010/wordprocessingCanvas" xmlns:cx="http://schemas.microsoft.com/office/drawing/2014/chartex" xmlns:cx1="http://schemas.microsoft.com/office/drawing/2015/9/8/chartex" xmlns:cx2="http://schemas.microsoft.com/office/drawing/2015/10/21/chartex" xmlns:cx3="http://schemas.microsoft.com/office/drawing/2016/5/9/chartex" xmlns:cx4="http://schemas.microsoft.com/office/drawing/2016/5/10/chartex" xmlns:cx5="http://schemas.microsoft.com/office/drawing/2016/5/11/chartex" xmlns:cx6="http://schemas.microsoft.com/office/drawing/2016/5/12/chartex" xmlns:cx7="http://schemas.microsoft.com/office/drawing/2016/5/13/chartex" xmlns:cx8="http://schemas.microsoft.com/office/drawing/2016/5/14/chartex" xmlns:mc="http://schemas.openxmlformats.org/markup-compatibility/2006" xmlns:aink="http://schemas.microsoft.com/office/drawing/2016/ink" xmlns:am3d="http://schemas.microsoft.com/office/drawing/2017/model3d" xmlns:o="urn:schemas-microsoft-com:office:office" xmlns:oel="http://schemas.microsoft.com/office/2019/extlst" xmlns:r="http://schemas.openxmlformats.org/officeDocument/2006/relationships" xmlns:m="http://schemas.openxmlformats.org/officeDocument/2006/math" xmlns:v="urn:schemas-microsoft-com:vml" xmlns:wp14="http://schemas.microsoft.com/office/word/2010/wordprocessingDrawing" xmlns:wp="http://schemas.openxmlformats.org/drawingml/2006/wordprocessingDrawing" xmlns:w10="urn:schemas-microsoft-com:office:word" xmlns:w="http://schemas.openxmlformats.org/wordprocessingml/2006/main" xmlns:w14="http://schemas.microsoft.com/office/word/2010/wordml" xmlns:w15="http://schemas.microsoft.com/office/word/2012/wordml" xmlns:w16cex="http://schemas.microsoft.com/office/word/2018/wordml/cex" xmlns:w16cid="http://schemas.microsoft.com/office/word/2016/wordml/cid" xmlns:w16="http://schemas.microsoft.com/office/word/2018/wordml" xmlns:w16du="http://schemas.microsoft.com/office/word/2023/wordml/word16du" xmlns:w16sdtdh="http://schemas.microsoft.com/office/word/2020/wordml/sdtdatahash" xmlns:w16sdtfl="http://schemas.microsoft.com/office/word/2024/wordml/sdtformatlock" xmlns:w16se="http://schemas.microsoft.com/office/word/2015/wordml/symex" xmlns:wpg="http://schemas.microsoft.com/office/word/2010/wordprocessingGroup" xmlns:wpi="http://schemas.microsoft.com/office/word/2010/wordprocessingInk" xmlns:wne="http://schemas.microsoft.com/office/word/2006/wordml" xmlns:wps="http://schemas.microsoft.com/office/word/2010/wordprocessingShape" mc:Ignorable="w14 w15 w16se w16cid w16 w16cex w16sdtdh w16sdtfl w16du wp14">
   <w:p>
     <w:pPr>
-      <w:pStyle w:val="Footer"/>
+      <w:pStyle w:val="Rodap"/>
     </w:pPr>
   </w:p>
 </w:ftr>
 </file>
 
 <file path=word/footer3.xml><?xml version="1.0" encoding="utf-8"?>
-<w:ftr xmlns:wpc="http://schemas.microsoft.com/office/word/2010/wordprocessingCanvas" xmlns:cx="http://schemas.microsoft.com/office/drawing/2014/chartex" xmlns:cx1="http://schemas.microsoft.com/office/drawing/2015/9/8/chartex" xmlns:cx2="http://schemas.microsoft.com/office/drawing/2015/10/21/chartex" xmlns:cx3="http://schemas.microsoft.com/office/drawing/2016/5/9/chartex" xmlns:cx4="http://schemas.microsoft.com/office/drawing/2016/5/10/chartex" xmlns:cx5="http://schemas.microsoft.com/office/drawing/2016/5/11/chartex" xmlns:cx6="http://schemas.microsoft.com/office/drawing/2016/5/12/chartex" xmlns:cx7="http://schemas.microsoft.com/office/drawing/2016/5/13/chartex" xmlns:cx8="http://schemas.microsoft.com/office/drawing/2016/5/14/chartex" xmlns:mc="http://schemas.openxmlformats.org/markup-compatibility/2006" xmlns:m="http://schemas.openxmlformats.org/officeDocument/2006/math" xmlns:aink="http://schemas.microsoft.com/office/drawing/2016/ink" xmlns:am3d="http://schemas.microsoft.com/office/drawing/2017/model3d" xmlns:oel="http://schemas.microsoft.com/office/2019/extlst" xmlns:r="http://schemas.openxmlformats.org/officeDocument/2006/relationships" xmlns:wp14="http://schemas.microsoft.com/office/word/2010/wordprocessingDrawing" xmlns:wp="http://schemas.openxmlformats.org/drawingml/2006/wordprocessingDrawing" xmlns:wpg="http://schemas.microsoft.com/office/word/2010/wordprocessingGroup" xmlns:wpi="http://schemas.microsoft.com/office/word/2010/wordprocessingInk" xmlns:wps="http://schemas.microsoft.com/office/word/2010/wordprocessingShape" xmlns:o="urn:schemas-microsoft-com:office:office" xmlns:v="urn:schemas-microsoft-com:vml" xmlns:w10="urn:schemas-microsoft-com:office:word" xmlns:w="http://schemas.openxmlformats.org/wordprocessingml/2006/main" xmlns:w14="http://schemas.microsoft.com/office/word/2010/wordml" xmlns:w15="http://schemas.microsoft.com/office/word/2012/wordml" xmlns:w16cex="http://schemas.microsoft.com/office/word/2018/wordml/cex" xmlns:w16cid="http://schemas.microsoft.com/office/word/2016/wordml/cid" xmlns:w16="http://schemas.microsoft.com/office/word/2018/wordml" xmlns:w16sdtdh="http://schemas.microsoft.com/office/word/2020/wordml/sdtdatahash" xmlns:w16sdtfl="http://schemas.microsoft.com/office/word/2024/wordml/sdtformatlock" xmlns:w16se="http://schemas.microsoft.com/office/word/2015/wordml/symex" xmlns:w16du="http://schemas.microsoft.com/office/word/2023/wordml/word16du" xmlns:wne="http://schemas.microsoft.com/office/word/2006/wordml" mc:Ignorable="w14 w15 w16se w16cid w16 w16cex w16sdtdh w16sdtfl w16du wp14">
+<w:ftr xmlns:wpc="http://schemas.microsoft.com/office/word/2010/wordprocessingCanvas" xmlns:cx="http://schemas.microsoft.com/office/drawing/2014/chartex" xmlns:cx1="http://schemas.microsoft.com/office/drawing/2015/9/8/chartex" xmlns:cx2="http://schemas.microsoft.com/office/drawing/2015/10/21/chartex" xmlns:cx3="http://schemas.microsoft.com/office/drawing/2016/5/9/chartex" xmlns:cx4="http://schemas.microsoft.com/office/drawing/2016/5/10/chartex" xmlns:cx5="http://schemas.microsoft.com/office/drawing/2016/5/11/chartex" xmlns:cx6="http://schemas.microsoft.com/office/drawing/2016/5/12/chartex" xmlns:cx7="http://schemas.microsoft.com/office/drawing/2016/5/13/chartex" xmlns:cx8="http://schemas.microsoft.com/office/drawing/2016/5/14/chartex" xmlns:mc="http://schemas.openxmlformats.org/markup-compatibility/2006" xmlns:aink="http://schemas.microsoft.com/office/drawing/2016/ink" xmlns:am3d="http://schemas.microsoft.com/office/drawing/2017/model3d" xmlns:o="urn:schemas-microsoft-com:office:office" xmlns:oel="http://schemas.microsoft.com/office/2019/extlst" xmlns:r="http://schemas.openxmlformats.org/officeDocument/2006/relationships" xmlns:m="http://schemas.openxmlformats.org/officeDocument/2006/math" xmlns:v="urn:schemas-microsoft-com:vml" xmlns:wp14="http://schemas.microsoft.com/office/word/2010/wordprocessingDrawing" xmlns:wp="http://schemas.openxmlformats.org/drawingml/2006/wordprocessingDrawing" xmlns:w10="urn:schemas-microsoft-com:office:word" xmlns:w="http://schemas.openxmlformats.org/wordprocessingml/2006/main" xmlns:w14="http://schemas.microsoft.com/office/word/2010/wordml" xmlns:w15="http://schemas.microsoft.com/office/word/2012/wordml" xmlns:w16cex="http://schemas.microsoft.com/office/word/2018/wordml/cex" xmlns:w16cid="http://schemas.microsoft.com/office/word/2016/wordml/cid" xmlns:w16="http://schemas.microsoft.com/office/word/2018/wordml" xmlns:w16du="http://schemas.microsoft.com/office/word/2023/wordml/word16du" xmlns:w16sdtdh="http://schemas.microsoft.com/office/word/2020/wordml/sdtdatahash" xmlns:w16sdtfl="http://schemas.microsoft.com/office/word/2024/wordml/sdtformatlock" xmlns:w16se="http://schemas.microsoft.com/office/word/2015/wordml/symex" xmlns:wpg="http://schemas.microsoft.com/office/word/2010/wordprocessingGroup" xmlns:wpi="http://schemas.microsoft.com/office/word/2010/wordprocessingInk" xmlns:wne="http://schemas.microsoft.com/office/word/2006/wordml" xmlns:wps="http://schemas.microsoft.com/office/word/2010/wordprocessingShape" mc:Ignorable="w14 w15 w16se w16cid w16 w16cex w16sdtdh w16sdtfl w16du wp14">
   <w:p>
     <w:pPr>
-      <w:pStyle w:val="Footer"/>
+      <w:pStyle w:val="Rodap"/>
     </w:pPr>
   </w:p>
 </w:ftr>
 </file>
 
 <file path=word/footnotes.xml><?xml version="1.0" encoding="utf-8"?>
-<w:footnotes xmlns:wpc="http://schemas.microsoft.com/office/word/2010/wordprocessingCanvas" xmlns:cx="http://schemas.microsoft.com/office/drawing/2014/chartex" xmlns:cx1="http://schemas.microsoft.com/office/drawing/2015/9/8/chartex" xmlns:cx2="http://schemas.microsoft.com/office/drawing/2015/10/21/chartex" xmlns:cx3="http://schemas.microsoft.com/office/drawing/2016/5/9/chartex" xmlns:cx4="http://schemas.microsoft.com/office/drawing/2016/5/10/chartex" xmlns:cx5="http://schemas.microsoft.com/office/drawing/2016/5/11/chartex" xmlns:cx6="http://schemas.microsoft.com/office/drawing/2016/5/12/chartex" xmlns:cx7="http://schemas.microsoft.com/office/drawing/2016/5/13/chartex" xmlns:cx8="http://schemas.microsoft.com/office/drawing/2016/5/14/chartex" xmlns:mc="http://schemas.openxmlformats.org/markup-compatibility/2006" xmlns:m="http://schemas.openxmlformats.org/officeDocument/2006/math" xmlns:aink="http://schemas.microsoft.com/office/drawing/2016/ink" xmlns:am3d="http://schemas.microsoft.com/office/drawing/2017/model3d" xmlns:oel="http://schemas.microsoft.com/office/2019/extlst" xmlns:r="http://schemas.openxmlformats.org/officeDocument/2006/relationships" xmlns:wp14="http://schemas.microsoft.com/office/word/2010/wordprocessingDrawing" xmlns:wp="http://schemas.openxmlformats.org/drawingml/2006/wordprocessingDrawing" xmlns:wpg="http://schemas.microsoft.com/office/word/2010/wordprocessingGroup" xmlns:wpi="http://schemas.microsoft.com/office/word/2010/wordprocessingInk" xmlns:wps="http://schemas.microsoft.com/office/word/2010/wordprocessingShape" xmlns:o="urn:schemas-microsoft-com:office:office" xmlns:v="urn:schemas-microsoft-com:vml" xmlns:w10="urn:schemas-microsoft-com:office:word" xmlns:w="http://schemas.openxmlformats.org/wordprocessingml/2006/main" xmlns:w14="http://schemas.microsoft.com/office/word/2010/wordml" xmlns:w15="http://schemas.microsoft.com/office/word/2012/wordml" xmlns:w16cex="http://schemas.microsoft.com/office/word/2018/wordml/cex" xmlns:w16cid="http://schemas.microsoft.com/office/word/2016/wordml/cid" xmlns:w16="http://schemas.microsoft.com/office/word/2018/wordml" xmlns:w16sdtdh="http://schemas.microsoft.com/office/word/2020/wordml/sdtdatahash" xmlns:w16sdtfl="http://schemas.microsoft.com/office/word/2024/wordml/sdtformatlock" xmlns:w16se="http://schemas.microsoft.com/office/word/2015/wordml/symex" xmlns:w16du="http://schemas.microsoft.com/office/word/2023/wordml/word16du" xmlns:wne="http://schemas.microsoft.com/office/word/2006/wordml" mc:Ignorable="w14 w15 w16se w16cid w16 w16cex w16sdtdh w16sdtfl w16du wp14">
+<w:footnotes xmlns:wpc="http://schemas.microsoft.com/office/word/2010/wordprocessingCanvas" xmlns:cx="http://schemas.microsoft.com/office/drawing/2014/chartex" xmlns:cx1="http://schemas.microsoft.com/office/drawing/2015/9/8/chartex" xmlns:cx2="http://schemas.microsoft.com/office/drawing/2015/10/21/chartex" xmlns:cx3="http://schemas.microsoft.com/office/drawing/2016/5/9/chartex" xmlns:cx4="http://schemas.microsoft.com/office/drawing/2016/5/10/chartex" xmlns:cx5="http://schemas.microsoft.com/office/drawing/2016/5/11/chartex" xmlns:cx6="http://schemas.microsoft.com/office/drawing/2016/5/12/chartex" xmlns:cx7="http://schemas.microsoft.com/office/drawing/2016/5/13/chartex" xmlns:cx8="http://schemas.microsoft.com/office/drawing/2016/5/14/chartex" xmlns:mc="http://schemas.openxmlformats.org/markup-compatibility/2006" xmlns:aink="http://schemas.microsoft.com/office/drawing/2016/ink" xmlns:am3d="http://schemas.microsoft.com/office/drawing/2017/model3d" xmlns:o="urn:schemas-microsoft-com:office:office" xmlns:oel="http://schemas.microsoft.com/office/2019/extlst" xmlns:r="http://schemas.openxmlformats.org/officeDocument/2006/relationships" xmlns:m="http://schemas.openxmlformats.org/officeDocument/2006/math" xmlns:v="urn:schemas-microsoft-com:vml" xmlns:wp14="http://schemas.microsoft.com/office/word/2010/wordprocessingDrawing" xmlns:wp="http://schemas.openxmlformats.org/drawingml/2006/wordprocessingDrawing" xmlns:w10="urn:schemas-microsoft-com:office:word" xmlns:w="http://schemas.openxmlformats.org/wordprocessingml/2006/main" xmlns:w14="http://schemas.microsoft.com/office/word/2010/wordml" xmlns:w15="http://schemas.microsoft.com/office/word/2012/wordml" xmlns:w16cex="http://schemas.microsoft.com/office/word/2018/wordml/cex" xmlns:w16cid="http://schemas.microsoft.com/office/word/2016/wordml/cid" xmlns:w16="http://schemas.microsoft.com/office/word/2018/wordml" xmlns:w16du="http://schemas.microsoft.com/office/word/2023/wordml/word16du" xmlns:w16sdtdh="http://schemas.microsoft.com/office/word/2020/wordml/sdtdatahash" xmlns:w16sdtfl="http://schemas.microsoft.com/office/word/2024/wordml/sdtformatlock" xmlns:w16se="http://schemas.microsoft.com/office/word/2015/wordml/symex" xmlns:wpg="http://schemas.microsoft.com/office/word/2010/wordprocessingGroup" xmlns:wpi="http://schemas.microsoft.com/office/word/2010/wordprocessingInk" xmlns:wne="http://schemas.microsoft.com/office/word/2006/wordml" xmlns:wps="http://schemas.microsoft.com/office/word/2010/wordprocessingShape" mc:Ignorable="w14 w15 w16se w16cid w16 w16cex w16sdtdh w16sdtfl w16du wp14">
   <w:footnote w:type="separator" w:id="-1">
     <w:p>
       <w:pPr>
@@ -18480,7 +15902,7 @@
 </file>
 
 <file path=word/numbering.xml><?xml version="1.0" encoding="utf-8"?>
-<w:numbering xmlns:wpc="http://schemas.microsoft.com/office/word/2010/wordprocessingCanvas" xmlns:cx="http://schemas.microsoft.com/office/drawing/2014/chartex" xmlns:cx1="http://schemas.microsoft.com/office/drawing/2015/9/8/chartex" xmlns:cx2="http://schemas.microsoft.com/office/drawing/2015/10/21/chartex" xmlns:cx3="http://schemas.microsoft.com/office/drawing/2016/5/9/chartex" xmlns:cx4="http://schemas.microsoft.com/office/drawing/2016/5/10/chartex" xmlns:cx5="http://schemas.microsoft.com/office/drawing/2016/5/11/chartex" xmlns:cx6="http://schemas.microsoft.com/office/drawing/2016/5/12/chartex" xmlns:cx7="http://schemas.microsoft.com/office/drawing/2016/5/13/chartex" xmlns:cx8="http://schemas.microsoft.com/office/drawing/2016/5/14/chartex" xmlns:mc="http://schemas.openxmlformats.org/markup-compatibility/2006" xmlns:m="http://schemas.openxmlformats.org/officeDocument/2006/math" xmlns:aink="http://schemas.microsoft.com/office/drawing/2016/ink" xmlns:am3d="http://schemas.microsoft.com/office/drawing/2017/model3d" xmlns:oel="http://schemas.microsoft.com/office/2019/extlst" xmlns:r="http://schemas.openxmlformats.org/officeDocument/2006/relationships" xmlns:wp14="http://schemas.microsoft.com/office/word/2010/wordprocessingDrawing" xmlns:wp="http://schemas.openxmlformats.org/drawingml/2006/wordprocessingDrawing" xmlns:wpg="http://schemas.microsoft.com/office/word/2010/wordprocessingGroup" xmlns:wpi="http://schemas.microsoft.com/office/word/2010/wordprocessingInk" xmlns:wps="http://schemas.microsoft.com/office/word/2010/wordprocessingShape" xmlns:o="urn:schemas-microsoft-com:office:office" xmlns:v="urn:schemas-microsoft-com:vml" xmlns:w10="urn:schemas-microsoft-com:office:word" xmlns:w="http://schemas.openxmlformats.org/wordprocessingml/2006/main" xmlns:w14="http://schemas.microsoft.com/office/word/2010/wordml" xmlns:w15="http://schemas.microsoft.com/office/word/2012/wordml" xmlns:w16cex="http://schemas.microsoft.com/office/word/2018/wordml/cex" xmlns:w16cid="http://schemas.microsoft.com/office/word/2016/wordml/cid" xmlns:w16="http://schemas.microsoft.com/office/word/2018/wordml" xmlns:w16sdtdh="http://schemas.microsoft.com/office/word/2020/wordml/sdtdatahash" xmlns:w16sdtfl="http://schemas.microsoft.com/office/word/2024/wordml/sdtformatlock" xmlns:w16se="http://schemas.microsoft.com/office/word/2015/wordml/symex" xmlns:w16du="http://schemas.microsoft.com/office/word/2023/wordml/word16du" xmlns:wne="http://schemas.microsoft.com/office/word/2006/wordml" mc:Ignorable="w14 w15 w16se w16cid w16 w16cex w16sdtdh w16sdtfl w16du wp14">
+<w:numbering xmlns:wpc="http://schemas.microsoft.com/office/word/2010/wordprocessingCanvas" xmlns:cx="http://schemas.microsoft.com/office/drawing/2014/chartex" xmlns:cx1="http://schemas.microsoft.com/office/drawing/2015/9/8/chartex" xmlns:cx2="http://schemas.microsoft.com/office/drawing/2015/10/21/chartex" xmlns:cx3="http://schemas.microsoft.com/office/drawing/2016/5/9/chartex" xmlns:cx4="http://schemas.microsoft.com/office/drawing/2016/5/10/chartex" xmlns:cx5="http://schemas.microsoft.com/office/drawing/2016/5/11/chartex" xmlns:cx6="http://schemas.microsoft.com/office/drawing/2016/5/12/chartex" xmlns:cx7="http://schemas.microsoft.com/office/drawing/2016/5/13/chartex" xmlns:cx8="http://schemas.microsoft.com/office/drawing/2016/5/14/chartex" xmlns:mc="http://schemas.openxmlformats.org/markup-compatibility/2006" xmlns:aink="http://schemas.microsoft.com/office/drawing/2016/ink" xmlns:am3d="http://schemas.microsoft.com/office/drawing/2017/model3d" xmlns:o="urn:schemas-microsoft-com:office:office" xmlns:oel="http://schemas.microsoft.com/office/2019/extlst" xmlns:r="http://schemas.openxmlformats.org/officeDocument/2006/relationships" xmlns:m="http://schemas.openxmlformats.org/officeDocument/2006/math" xmlns:v="urn:schemas-microsoft-com:vml" xmlns:wp14="http://schemas.microsoft.com/office/word/2010/wordprocessingDrawing" xmlns:wp="http://schemas.openxmlformats.org/drawingml/2006/wordprocessingDrawing" xmlns:w10="urn:schemas-microsoft-com:office:word" xmlns:w="http://schemas.openxmlformats.org/wordprocessingml/2006/main" xmlns:w14="http://schemas.microsoft.com/office/word/2010/wordml" xmlns:w15="http://schemas.microsoft.com/office/word/2012/wordml" xmlns:w16cex="http://schemas.microsoft.com/office/word/2018/wordml/cex" xmlns:w16cid="http://schemas.microsoft.com/office/word/2016/wordml/cid" xmlns:w16="http://schemas.microsoft.com/office/word/2018/wordml" xmlns:w16du="http://schemas.microsoft.com/office/word/2023/wordml/word16du" xmlns:w16sdtdh="http://schemas.microsoft.com/office/word/2020/wordml/sdtdatahash" xmlns:w16sdtfl="http://schemas.microsoft.com/office/word/2024/wordml/sdtformatlock" xmlns:w16se="http://schemas.microsoft.com/office/word/2015/wordml/symex" xmlns:wpg="http://schemas.microsoft.com/office/word/2010/wordprocessingGroup" xmlns:wpi="http://schemas.microsoft.com/office/word/2010/wordprocessingInk" xmlns:wne="http://schemas.microsoft.com/office/word/2006/wordml" xmlns:wps="http://schemas.microsoft.com/office/word/2010/wordprocessingShape" mc:Ignorable="w14 w15 w16se w16cid w16 w16cex w16sdtdh w16sdtfl w16du wp14">
   <w:abstractNum w:abstractNumId="0" w15:restartNumberingAfterBreak="0">
     <w:nsid w:val="0C6D747B"/>
     <w:multiLevelType w:val="hybridMultilevel"/>
@@ -19332,7 +16754,7 @@
 </file>
 
 <file path=word/styles.xml><?xml version="1.0" encoding="utf-8"?>
-<w:styles xmlns:mc="http://schemas.openxmlformats.org/markup-compatibility/2006" xmlns:r="http://schemas.openxmlformats.org/officeDocument/2006/relationships" xmlns:w="http://schemas.openxmlformats.org/wordprocessingml/2006/main" xmlns:w14="http://schemas.microsoft.com/office/word/2010/wordml" xmlns:w15="http://schemas.microsoft.com/office/word/2012/wordml" xmlns:w16cex="http://schemas.microsoft.com/office/word/2018/wordml/cex" xmlns:w16cid="http://schemas.microsoft.com/office/word/2016/wordml/cid" xmlns:w16="http://schemas.microsoft.com/office/word/2018/wordml" xmlns:w16sdtdh="http://schemas.microsoft.com/office/word/2020/wordml/sdtdatahash" xmlns:w16sdtfl="http://schemas.microsoft.com/office/word/2024/wordml/sdtformatlock" xmlns:w16se="http://schemas.microsoft.com/office/word/2015/wordml/symex" xmlns:w16du="http://schemas.microsoft.com/office/word/2023/wordml/word16du" mc:Ignorable="w14 w15 w16se w16cid w16 w16cex w16sdtdh w16sdtfl w16du">
+<w:styles xmlns:mc="http://schemas.openxmlformats.org/markup-compatibility/2006" xmlns:r="http://schemas.openxmlformats.org/officeDocument/2006/relationships" xmlns:w="http://schemas.openxmlformats.org/wordprocessingml/2006/main" xmlns:w14="http://schemas.microsoft.com/office/word/2010/wordml" xmlns:w15="http://schemas.microsoft.com/office/word/2012/wordml" xmlns:w16cex="http://schemas.microsoft.com/office/word/2018/wordml/cex" xmlns:w16cid="http://schemas.microsoft.com/office/word/2016/wordml/cid" xmlns:w16="http://schemas.microsoft.com/office/word/2018/wordml" xmlns:w16du="http://schemas.microsoft.com/office/word/2023/wordml/word16du" xmlns:w16sdtdh="http://schemas.microsoft.com/office/word/2020/wordml/sdtdatahash" xmlns:w16sdtfl="http://schemas.microsoft.com/office/word/2024/wordml/sdtformatlock" xmlns:w16se="http://schemas.microsoft.com/office/word/2015/wordml/symex" mc:Ignorable="w14 w15 w16se w16cid w16 w16cex w16sdtdh w16sdtfl w16du">
   <w:docDefaults>
     <w:rPrDefault>
       <w:rPr>
@@ -19732,11 +17154,11 @@
     <w:name w:val="Normal"/>
     <w:qFormat/>
   </w:style>
-  <w:style w:type="paragraph" w:styleId="Heading1">
+  <w:style w:type="paragraph" w:styleId="Ttulo1">
     <w:name w:val="heading 1"/>
     <w:basedOn w:val="Normal"/>
     <w:next w:val="Normal"/>
-    <w:link w:val="Heading1Char"/>
+    <w:link w:val="Ttulo1Carter"/>
     <w:uiPriority w:val="9"/>
     <w:qFormat/>
     <w:rsid w:val="00133D65"/>
@@ -19753,11 +17175,11 @@
       <w:szCs w:val="40"/>
     </w:rPr>
   </w:style>
-  <w:style w:type="paragraph" w:styleId="Heading2">
+  <w:style w:type="paragraph" w:styleId="Ttulo2">
     <w:name w:val="heading 2"/>
     <w:basedOn w:val="Normal"/>
     <w:next w:val="Normal"/>
-    <w:link w:val="Heading2Char"/>
+    <w:link w:val="Ttulo2Carter"/>
     <w:uiPriority w:val="9"/>
     <w:unhideWhenUsed/>
     <w:qFormat/>
@@ -19775,11 +17197,11 @@
       <w:szCs w:val="32"/>
     </w:rPr>
   </w:style>
-  <w:style w:type="paragraph" w:styleId="Heading3">
+  <w:style w:type="paragraph" w:styleId="Ttulo3">
     <w:name w:val="heading 3"/>
     <w:basedOn w:val="Normal"/>
     <w:next w:val="Normal"/>
-    <w:link w:val="Heading3Char"/>
+    <w:link w:val="Ttulo3Carter"/>
     <w:uiPriority w:val="9"/>
     <w:unhideWhenUsed/>
     <w:qFormat/>
@@ -19797,11 +17219,11 @@
       <w:szCs w:val="28"/>
     </w:rPr>
   </w:style>
-  <w:style w:type="paragraph" w:styleId="Heading4">
+  <w:style w:type="paragraph" w:styleId="Ttulo4">
     <w:name w:val="heading 4"/>
     <w:basedOn w:val="Normal"/>
     <w:next w:val="Normal"/>
-    <w:link w:val="Heading4Char"/>
+    <w:link w:val="Ttulo4Carter"/>
     <w:uiPriority w:val="9"/>
     <w:semiHidden/>
     <w:unhideWhenUsed/>
@@ -19820,11 +17242,11 @@
       <w:color w:val="0F4761" w:themeColor="accent1" w:themeShade="BF"/>
     </w:rPr>
   </w:style>
-  <w:style w:type="paragraph" w:styleId="Heading5">
+  <w:style w:type="paragraph" w:styleId="Ttulo5">
     <w:name w:val="heading 5"/>
     <w:basedOn w:val="Normal"/>
     <w:next w:val="Normal"/>
-    <w:link w:val="Heading5Char"/>
+    <w:link w:val="Ttulo5Carter"/>
     <w:uiPriority w:val="9"/>
     <w:semiHidden/>
     <w:unhideWhenUsed/>
@@ -19841,11 +17263,11 @@
       <w:color w:val="0F4761" w:themeColor="accent1" w:themeShade="BF"/>
     </w:rPr>
   </w:style>
-  <w:style w:type="paragraph" w:styleId="Heading6">
+  <w:style w:type="paragraph" w:styleId="Ttulo6">
     <w:name w:val="heading 6"/>
     <w:basedOn w:val="Normal"/>
     <w:next w:val="Normal"/>
-    <w:link w:val="Heading6Char"/>
+    <w:link w:val="Ttulo6Carter"/>
     <w:uiPriority w:val="9"/>
     <w:semiHidden/>
     <w:unhideWhenUsed/>
@@ -19864,11 +17286,11 @@
       <w:color w:val="595959" w:themeColor="text1" w:themeTint="A6"/>
     </w:rPr>
   </w:style>
-  <w:style w:type="paragraph" w:styleId="Heading7">
+  <w:style w:type="paragraph" w:styleId="Ttulo7">
     <w:name w:val="heading 7"/>
     <w:basedOn w:val="Normal"/>
     <w:next w:val="Normal"/>
-    <w:link w:val="Heading7Char"/>
+    <w:link w:val="Ttulo7Carter"/>
     <w:uiPriority w:val="9"/>
     <w:semiHidden/>
     <w:unhideWhenUsed/>
@@ -19885,11 +17307,11 @@
       <w:color w:val="595959" w:themeColor="text1" w:themeTint="A6"/>
     </w:rPr>
   </w:style>
-  <w:style w:type="paragraph" w:styleId="Heading8">
+  <w:style w:type="paragraph" w:styleId="Ttulo8">
     <w:name w:val="heading 8"/>
     <w:basedOn w:val="Normal"/>
     <w:next w:val="Normal"/>
-    <w:link w:val="Heading8Char"/>
+    <w:link w:val="Ttulo8Carter"/>
     <w:uiPriority w:val="9"/>
     <w:semiHidden/>
     <w:unhideWhenUsed/>
@@ -19908,11 +17330,11 @@
       <w:color w:val="272727" w:themeColor="text1" w:themeTint="D8"/>
     </w:rPr>
   </w:style>
-  <w:style w:type="paragraph" w:styleId="Heading9">
+  <w:style w:type="paragraph" w:styleId="Ttulo9">
     <w:name w:val="heading 9"/>
     <w:basedOn w:val="Normal"/>
     <w:next w:val="Normal"/>
-    <w:link w:val="Heading9Char"/>
+    <w:link w:val="Ttulo9Carter"/>
     <w:uiPriority w:val="9"/>
     <w:semiHidden/>
     <w:unhideWhenUsed/>
@@ -19929,13 +17351,13 @@
       <w:color w:val="272727" w:themeColor="text1" w:themeTint="D8"/>
     </w:rPr>
   </w:style>
-  <w:style w:type="character" w:default="1" w:styleId="DefaultParagraphFont">
+  <w:style w:type="character" w:default="1" w:styleId="Tipodeletrapredefinidodopargrafo">
     <w:name w:val="Default Paragraph Font"/>
     <w:uiPriority w:val="1"/>
     <w:semiHidden/>
     <w:unhideWhenUsed/>
   </w:style>
-  <w:style w:type="table" w:default="1" w:styleId="TableNormal">
+  <w:style w:type="table" w:default="1" w:styleId="Tabelanormal">
     <w:name w:val="Normal Table"/>
     <w:uiPriority w:val="99"/>
     <w:semiHidden/>
@@ -19950,16 +17372,16 @@
       </w:tblCellMar>
     </w:tblPr>
   </w:style>
-  <w:style w:type="numbering" w:default="1" w:styleId="NoList">
+  <w:style w:type="numbering" w:default="1" w:styleId="Semlista">
     <w:name w:val="No List"/>
     <w:uiPriority w:val="99"/>
     <w:semiHidden/>
     <w:unhideWhenUsed/>
   </w:style>
-  <w:style w:type="character" w:customStyle="1" w:styleId="Heading1Char">
-    <w:name w:val="Heading 1 Char"/>
-    <w:basedOn w:val="DefaultParagraphFont"/>
-    <w:link w:val="Heading1"/>
+  <w:style w:type="character" w:customStyle="1" w:styleId="Ttulo1Carter">
+    <w:name w:val="Título 1 Caráter"/>
+    <w:basedOn w:val="Tipodeletrapredefinidodopargrafo"/>
+    <w:link w:val="Ttulo1"/>
     <w:uiPriority w:val="9"/>
     <w:rsid w:val="00133D65"/>
     <w:rPr>
@@ -19969,10 +17391,10 @@
       <w:szCs w:val="40"/>
     </w:rPr>
   </w:style>
-  <w:style w:type="character" w:customStyle="1" w:styleId="Heading2Char">
-    <w:name w:val="Heading 2 Char"/>
-    <w:basedOn w:val="DefaultParagraphFont"/>
-    <w:link w:val="Heading2"/>
+  <w:style w:type="character" w:customStyle="1" w:styleId="Ttulo2Carter">
+    <w:name w:val="Título 2 Caráter"/>
+    <w:basedOn w:val="Tipodeletrapredefinidodopargrafo"/>
+    <w:link w:val="Ttulo2"/>
     <w:uiPriority w:val="9"/>
     <w:rsid w:val="00133D65"/>
     <w:rPr>
@@ -19982,10 +17404,10 @@
       <w:szCs w:val="32"/>
     </w:rPr>
   </w:style>
-  <w:style w:type="character" w:customStyle="1" w:styleId="Heading3Char">
-    <w:name w:val="Heading 3 Char"/>
-    <w:basedOn w:val="DefaultParagraphFont"/>
-    <w:link w:val="Heading3"/>
+  <w:style w:type="character" w:customStyle="1" w:styleId="Ttulo3Carter">
+    <w:name w:val="Título 3 Caráter"/>
+    <w:basedOn w:val="Tipodeletrapredefinidodopargrafo"/>
+    <w:link w:val="Ttulo3"/>
     <w:uiPriority w:val="9"/>
     <w:rsid w:val="00133D65"/>
     <w:rPr>
@@ -19995,10 +17417,10 @@
       <w:szCs w:val="28"/>
     </w:rPr>
   </w:style>
-  <w:style w:type="character" w:customStyle="1" w:styleId="Heading4Char">
-    <w:name w:val="Heading 4 Char"/>
-    <w:basedOn w:val="DefaultParagraphFont"/>
-    <w:link w:val="Heading4"/>
+  <w:style w:type="character" w:customStyle="1" w:styleId="Ttulo4Carter">
+    <w:name w:val="Título 4 Caráter"/>
+    <w:basedOn w:val="Tipodeletrapredefinidodopargrafo"/>
+    <w:link w:val="Ttulo4"/>
     <w:uiPriority w:val="9"/>
     <w:semiHidden/>
     <w:rsid w:val="00133D65"/>
@@ -20009,10 +17431,10 @@
       <w:color w:val="0F4761" w:themeColor="accent1" w:themeShade="BF"/>
     </w:rPr>
   </w:style>
-  <w:style w:type="character" w:customStyle="1" w:styleId="Heading5Char">
-    <w:name w:val="Heading 5 Char"/>
-    <w:basedOn w:val="DefaultParagraphFont"/>
-    <w:link w:val="Heading5"/>
+  <w:style w:type="character" w:customStyle="1" w:styleId="Ttulo5Carter">
+    <w:name w:val="Título 5 Caráter"/>
+    <w:basedOn w:val="Tipodeletrapredefinidodopargrafo"/>
+    <w:link w:val="Ttulo5"/>
     <w:uiPriority w:val="9"/>
     <w:semiHidden/>
     <w:rsid w:val="00133D65"/>
@@ -20021,10 +17443,10 @@
       <w:color w:val="0F4761" w:themeColor="accent1" w:themeShade="BF"/>
     </w:rPr>
   </w:style>
-  <w:style w:type="character" w:customStyle="1" w:styleId="Heading6Char">
-    <w:name w:val="Heading 6 Char"/>
-    <w:basedOn w:val="DefaultParagraphFont"/>
-    <w:link w:val="Heading6"/>
+  <w:style w:type="character" w:customStyle="1" w:styleId="Ttulo6Carter">
+    <w:name w:val="Título 6 Caráter"/>
+    <w:basedOn w:val="Tipodeletrapredefinidodopargrafo"/>
+    <w:link w:val="Ttulo6"/>
     <w:uiPriority w:val="9"/>
     <w:semiHidden/>
     <w:rsid w:val="00133D65"/>
@@ -20035,10 +17457,10 @@
       <w:color w:val="595959" w:themeColor="text1" w:themeTint="A6"/>
     </w:rPr>
   </w:style>
-  <w:style w:type="character" w:customStyle="1" w:styleId="Heading7Char">
-    <w:name w:val="Heading 7 Char"/>
-    <w:basedOn w:val="DefaultParagraphFont"/>
-    <w:link w:val="Heading7"/>
+  <w:style w:type="character" w:customStyle="1" w:styleId="Ttulo7Carter">
+    <w:name w:val="Título 7 Caráter"/>
+    <w:basedOn w:val="Tipodeletrapredefinidodopargrafo"/>
+    <w:link w:val="Ttulo7"/>
     <w:uiPriority w:val="9"/>
     <w:semiHidden/>
     <w:rsid w:val="00133D65"/>
@@ -20047,10 +17469,10 @@
       <w:color w:val="595959" w:themeColor="text1" w:themeTint="A6"/>
     </w:rPr>
   </w:style>
-  <w:style w:type="character" w:customStyle="1" w:styleId="Heading8Char">
-    <w:name w:val="Heading 8 Char"/>
-    <w:basedOn w:val="DefaultParagraphFont"/>
-    <w:link w:val="Heading8"/>
+  <w:style w:type="character" w:customStyle="1" w:styleId="Ttulo8Carter">
+    <w:name w:val="Título 8 Caráter"/>
+    <w:basedOn w:val="Tipodeletrapredefinidodopargrafo"/>
+    <w:link w:val="Ttulo8"/>
     <w:uiPriority w:val="9"/>
     <w:semiHidden/>
     <w:rsid w:val="00133D65"/>
@@ -20061,10 +17483,10 @@
       <w:color w:val="272727" w:themeColor="text1" w:themeTint="D8"/>
     </w:rPr>
   </w:style>
-  <w:style w:type="character" w:customStyle="1" w:styleId="Heading9Char">
-    <w:name w:val="Heading 9 Char"/>
-    <w:basedOn w:val="DefaultParagraphFont"/>
-    <w:link w:val="Heading9"/>
+  <w:style w:type="character" w:customStyle="1" w:styleId="Ttulo9Carter">
+    <w:name w:val="Título 9 Caráter"/>
+    <w:basedOn w:val="Tipodeletrapredefinidodopargrafo"/>
+    <w:link w:val="Ttulo9"/>
     <w:uiPriority w:val="9"/>
     <w:semiHidden/>
     <w:rsid w:val="00133D65"/>
@@ -20073,11 +17495,11 @@
       <w:color w:val="272727" w:themeColor="text1" w:themeTint="D8"/>
     </w:rPr>
   </w:style>
-  <w:style w:type="paragraph" w:styleId="Title">
+  <w:style w:type="paragraph" w:styleId="Ttulo">
     <w:name w:val="Title"/>
     <w:basedOn w:val="Normal"/>
     <w:next w:val="Normal"/>
-    <w:link w:val="TitleChar"/>
+    <w:link w:val="TtuloCarter"/>
     <w:uiPriority w:val="10"/>
     <w:qFormat/>
     <w:rsid w:val="00133D65"/>
@@ -20093,10 +17515,10 @@
       <w:szCs w:val="56"/>
     </w:rPr>
   </w:style>
-  <w:style w:type="character" w:customStyle="1" w:styleId="TitleChar">
-    <w:name w:val="Title Char"/>
-    <w:basedOn w:val="DefaultParagraphFont"/>
-    <w:link w:val="Title"/>
+  <w:style w:type="character" w:customStyle="1" w:styleId="TtuloCarter">
+    <w:name w:val="Título Caráter"/>
+    <w:basedOn w:val="Tipodeletrapredefinidodopargrafo"/>
+    <w:link w:val="Ttulo"/>
     <w:uiPriority w:val="10"/>
     <w:rsid w:val="00133D65"/>
     <w:rPr>
@@ -20107,11 +17529,11 @@
       <w:szCs w:val="56"/>
     </w:rPr>
   </w:style>
-  <w:style w:type="paragraph" w:styleId="Subtitle">
+  <w:style w:type="paragraph" w:styleId="Subttulo">
     <w:name w:val="Subtitle"/>
     <w:basedOn w:val="Normal"/>
     <w:next w:val="Normal"/>
-    <w:link w:val="SubtitleChar"/>
+    <w:link w:val="SubttuloCarter"/>
     <w:uiPriority w:val="11"/>
     <w:qFormat/>
     <w:rsid w:val="00133D65"/>
@@ -20128,10 +17550,10 @@
       <w:szCs w:val="28"/>
     </w:rPr>
   </w:style>
-  <w:style w:type="character" w:customStyle="1" w:styleId="SubtitleChar">
-    <w:name w:val="Subtitle Char"/>
-    <w:basedOn w:val="DefaultParagraphFont"/>
-    <w:link w:val="Subtitle"/>
+  <w:style w:type="character" w:customStyle="1" w:styleId="SubttuloCarter">
+    <w:name w:val="Subtítulo Caráter"/>
+    <w:basedOn w:val="Tipodeletrapredefinidodopargrafo"/>
+    <w:link w:val="Subttulo"/>
     <w:uiPriority w:val="11"/>
     <w:rsid w:val="00133D65"/>
     <w:rPr>
@@ -20142,11 +17564,11 @@
       <w:szCs w:val="28"/>
     </w:rPr>
   </w:style>
-  <w:style w:type="paragraph" w:styleId="Quote">
+  <w:style w:type="paragraph" w:styleId="Citao">
     <w:name w:val="Quote"/>
     <w:basedOn w:val="Normal"/>
     <w:next w:val="Normal"/>
-    <w:link w:val="QuoteChar"/>
+    <w:link w:val="CitaoCarter"/>
     <w:uiPriority w:val="29"/>
     <w:qFormat/>
     <w:rsid w:val="00133D65"/>
@@ -20160,10 +17582,10 @@
       <w:color w:val="404040" w:themeColor="text1" w:themeTint="BF"/>
     </w:rPr>
   </w:style>
-  <w:style w:type="character" w:customStyle="1" w:styleId="QuoteChar">
-    <w:name w:val="Quote Char"/>
-    <w:basedOn w:val="DefaultParagraphFont"/>
-    <w:link w:val="Quote"/>
+  <w:style w:type="character" w:customStyle="1" w:styleId="CitaoCarter">
+    <w:name w:val="Citação Caráter"/>
+    <w:basedOn w:val="Tipodeletrapredefinidodopargrafo"/>
+    <w:link w:val="Citao"/>
     <w:uiPriority w:val="29"/>
     <w:rsid w:val="00133D65"/>
     <w:rPr>
@@ -20172,7 +17594,7 @@
       <w:color w:val="404040" w:themeColor="text1" w:themeTint="BF"/>
     </w:rPr>
   </w:style>
-  <w:style w:type="paragraph" w:styleId="ListParagraph">
+  <w:style w:type="paragraph" w:styleId="PargrafodaLista">
     <w:name w:val="List Paragraph"/>
     <w:basedOn w:val="Normal"/>
     <w:uiPriority w:val="34"/>
@@ -20183,9 +17605,9 @@
       <w:contextualSpacing/>
     </w:pPr>
   </w:style>
-  <w:style w:type="character" w:styleId="IntenseEmphasis">
+  <w:style w:type="character" w:styleId="nfaseIntensa">
     <w:name w:val="Intense Emphasis"/>
-    <w:basedOn w:val="DefaultParagraphFont"/>
+    <w:basedOn w:val="Tipodeletrapredefinidodopargrafo"/>
     <w:uiPriority w:val="21"/>
     <w:qFormat/>
     <w:rsid w:val="00133D65"/>
@@ -20195,11 +17617,11 @@
       <w:color w:val="0F4761" w:themeColor="accent1" w:themeShade="BF"/>
     </w:rPr>
   </w:style>
-  <w:style w:type="paragraph" w:styleId="IntenseQuote">
+  <w:style w:type="paragraph" w:styleId="CitaoIntensa">
     <w:name w:val="Intense Quote"/>
     <w:basedOn w:val="Normal"/>
     <w:next w:val="Normal"/>
-    <w:link w:val="IntenseQuoteChar"/>
+    <w:link w:val="CitaoIntensaCarter"/>
     <w:uiPriority w:val="30"/>
     <w:qFormat/>
     <w:rsid w:val="00133D65"/>
@@ -20218,10 +17640,10 @@
       <w:color w:val="0F4761" w:themeColor="accent1" w:themeShade="BF"/>
     </w:rPr>
   </w:style>
-  <w:style w:type="character" w:customStyle="1" w:styleId="IntenseQuoteChar">
-    <w:name w:val="Intense Quote Char"/>
-    <w:basedOn w:val="DefaultParagraphFont"/>
-    <w:link w:val="IntenseQuote"/>
+  <w:style w:type="character" w:customStyle="1" w:styleId="CitaoIntensaCarter">
+    <w:name w:val="Citação Intensa Caráter"/>
+    <w:basedOn w:val="Tipodeletrapredefinidodopargrafo"/>
+    <w:link w:val="CitaoIntensa"/>
     <w:uiPriority w:val="30"/>
     <w:rsid w:val="00133D65"/>
     <w:rPr>
@@ -20230,9 +17652,9 @@
       <w:color w:val="0F4761" w:themeColor="accent1" w:themeShade="BF"/>
     </w:rPr>
   </w:style>
-  <w:style w:type="character" w:styleId="IntenseReference">
+  <w:style w:type="character" w:styleId="RefernciaIntensa">
     <w:name w:val="Intense Reference"/>
-    <w:basedOn w:val="DefaultParagraphFont"/>
+    <w:basedOn w:val="Tipodeletrapredefinidodopargrafo"/>
     <w:uiPriority w:val="32"/>
     <w:qFormat/>
     <w:rsid w:val="00133D65"/>
@@ -20244,10 +17666,10 @@
       <w:spacing w:val="5"/>
     </w:rPr>
   </w:style>
-  <w:style w:type="paragraph" w:styleId="Footer">
+  <w:style w:type="paragraph" w:styleId="Rodap">
     <w:name w:val="footer"/>
     <w:basedOn w:val="Normal"/>
-    <w:link w:val="FooterChar"/>
+    <w:link w:val="RodapCarter"/>
     <w:uiPriority w:val="99"/>
     <w:unhideWhenUsed/>
     <w:rsid w:val="002E425B"/>
@@ -20259,10 +17681,10 @@
       <w:spacing w:after="0" w:line="240" w:lineRule="auto"/>
     </w:pPr>
   </w:style>
-  <w:style w:type="character" w:customStyle="1" w:styleId="FooterChar">
-    <w:name w:val="Footer Char"/>
-    <w:basedOn w:val="DefaultParagraphFont"/>
-    <w:link w:val="Footer"/>
+  <w:style w:type="character" w:customStyle="1" w:styleId="RodapCarter">
+    <w:name w:val="Rodapé Caráter"/>
+    <w:basedOn w:val="Tipodeletrapredefinidodopargrafo"/>
+    <w:link w:val="Rodap"/>
     <w:uiPriority w:val="99"/>
     <w:rsid w:val="002E425B"/>
   </w:style>
@@ -20282,9 +17704,9 @@
       <w14:ligatures w14:val="none"/>
     </w:rPr>
   </w:style>
-  <w:style w:type="character" w:styleId="Strong">
+  <w:style w:type="character" w:styleId="Forte">
     <w:name w:val="Strong"/>
-    <w:basedOn w:val="DefaultParagraphFont"/>
+    <w:basedOn w:val="Tipodeletrapredefinidodopargrafo"/>
     <w:uiPriority w:val="22"/>
     <w:qFormat/>
     <w:rsid w:val="00102183"/>
@@ -20293,9 +17715,9 @@
       <w:bCs/>
     </w:rPr>
   </w:style>
-  <w:style w:type="character" w:styleId="Emphasis">
+  <w:style w:type="character" w:styleId="nfase">
     <w:name w:val="Emphasis"/>
-    <w:basedOn w:val="DefaultParagraphFont"/>
+    <w:basedOn w:val="Tipodeletrapredefinidodopargrafo"/>
     <w:uiPriority w:val="20"/>
     <w:qFormat/>
     <w:rsid w:val="00102183"/>
@@ -20304,9 +17726,9 @@
       <w:iCs/>
     </w:rPr>
   </w:style>
-  <w:style w:type="character" w:styleId="HTMLCode">
+  <w:style w:type="character" w:styleId="CdigoHTML">
     <w:name w:val="HTML Code"/>
-    <w:basedOn w:val="DefaultParagraphFont"/>
+    <w:basedOn w:val="Tipodeletrapredefinidodopargrafo"/>
     <w:uiPriority w:val="99"/>
     <w:semiHidden/>
     <w:unhideWhenUsed/>
